--- a/microfrontend/upstander_international/artifacts/p3c_Messaging_Playbook_UpstanderInternational.docx
+++ b/microfrontend/upstander_international/artifacts/p3c_Messaging_Playbook_UpstanderInternational.docx
@@ -4,7 +4,83 @@
   <w:body>
     <w:p>
       <w:pPr>
-        <w:spacing w:before="0" w:after="80"/>
+        <w:spacing w:before="0" w:after="40"/>
+      </w:pPr>
+      <w:r>
+        <w:rPr>
+          <w:rFonts w:ascii="Arial" w:hAnsi="Arial"/>
+          <w:b/>
+          <w:i w:val="0"/>
+          <w:color w:val="1A5C8A"/>
+          <w:sz w:val="44"/>
+        </w:rPr>
+        <w:t>UPstander International — Messaging &amp; Objection-Handling Playbook</w:t>
+      </w:r>
+    </w:p>
+    <w:p>
+      <w:pPr>
+        <w:spacing w:after="0"/>
+      </w:pPr>
+      <w:r>
+        <w:rPr>
+          <w:rFonts w:ascii="Arial" w:hAnsi="Arial"/>
+          <w:b w:val="0"/>
+          <w:i w:val="0"/>
+          <w:color w:val="555555"/>
+          <w:sz w:val="24"/>
+        </w:rPr>
+        <w:t>Dev8X Stage 2 (Messaging) — Video Reply to Paid Consultation</w:t>
+      </w:r>
+    </w:p>
+    <w:p>
+      <w:pPr>
+        <w:spacing w:after="0"/>
+      </w:pPr>
+      <w:r>
+        <w:rPr>
+          <w:rFonts w:ascii="Arial" w:hAnsi="Arial"/>
+          <w:b w:val="0"/>
+          <w:i w:val="0"/>
+          <w:color w:val="555555"/>
+          <w:sz w:val="24"/>
+        </w:rPr>
+        <w:t>Abdul | June 2026</w:t>
+      </w:r>
+    </w:p>
+    <w:p>
+      <w:pPr>
+        <w:spacing w:after="200"/>
+      </w:pPr>
+      <w:r>
+        <w:rPr>
+          <w:rFonts w:ascii="Arial" w:hAnsi="Arial"/>
+          <w:b w:val="0"/>
+          <w:i w:val="0"/>
+          <w:color w:val="555555"/>
+          <w:sz w:val="24"/>
+        </w:rPr>
+        <w:t>Framework: Dev8X Decision-Led Proof Framework v2</w:t>
+      </w:r>
+    </w:p>
+    <w:p>
+      <w:pPr>
+        <w:spacing w:before="80" w:after="80"/>
+      </w:pPr>
+      <w:r>
+        <w:rPr>
+          <w:rFonts w:ascii="Arial" w:hAnsi="Arial"/>
+          <w:b/>
+          <w:i w:val="0"/>
+          <w:color w:val="2A7AAA"/>
+          <w:sz w:val="26"/>
+        </w:rPr>
+        <w:t>Pre-Flight Check</w:t>
+      </w:r>
+    </w:p>
+    <w:p>
+      <w:pPr>
+        <w:spacing w:after="80"/>
+        <w:shd w:val="clear" w:color="auto" w:fill="FFF3CC"/>
       </w:pPr>
       <w:r>
         <w:rPr>
@@ -12,15 +88,312 @@
           <w:b/>
           <w:i w:val="0"/>
           <w:color w:val="1A3A5C"/>
-          <w:sz w:val="48"/>
-          <w:rFonts w:ascii="Arial" w:hAnsi="Arial" w:cs="Arial"/>
+          <w:sz w:val="22"/>
         </w:rPr>
-        <w:t>UPstander International — Messaging &amp; Objection-Handling Playbook</w:t>
+        <w:t xml:space="preserve">📌  </w:t>
+      </w:r>
+      <w:r>
+        <w:rPr>
+          <w:rFonts w:ascii="Arial" w:hAnsi="Arial"/>
+          <w:b w:val="0"/>
+          <w:i w:val="0"/>
+          <w:sz w:val="22"/>
+        </w:rPr>
+        <w:t>[x]  p3b_First_Video_Script_UpstanderInternational_updated.docx is attached and finalized (QA GATE: PASSED — 355 spoken words, ~2:58 runtime).</w:t>
       </w:r>
     </w:p>
     <w:p>
       <w:pPr>
-        <w:spacing w:before="0" w:after="40"/>
+        <w:spacing w:after="80"/>
+        <w:shd w:val="clear" w:color="auto" w:fill="FFF3CC"/>
+      </w:pPr>
+      <w:r>
+        <w:rPr>
+          <w:rFonts w:ascii="Arial" w:hAnsi="Arial"/>
+          <w:b/>
+          <w:i w:val="0"/>
+          <w:color w:val="1A3A5C"/>
+          <w:sz w:val="22"/>
+        </w:rPr>
+        <w:t xml:space="preserve">📌  </w:t>
+      </w:r>
+      <w:r>
+        <w:rPr>
+          <w:rFonts w:ascii="Arial" w:hAnsi="Arial"/>
+          <w:b w:val="0"/>
+          <w:i w:val="0"/>
+          <w:sz w:val="22"/>
+        </w:rPr>
+        <w:t>[x]  The stakes phrasing, the four problems, and the proof-of-competence line below are copied verbatim from that finalized script — none are re-derived from the Decision Card.</w:t>
+      </w:r>
+    </w:p>
+    <w:p>
+      <w:pPr>
+        <w:spacing w:after="80"/>
+        <w:shd w:val="clear" w:color="auto" w:fill="FFF3CC"/>
+      </w:pPr>
+      <w:r>
+        <w:rPr>
+          <w:rFonts w:ascii="Arial" w:hAnsi="Arial"/>
+          <w:b/>
+          <w:i w:val="0"/>
+          <w:color w:val="1A3A5C"/>
+          <w:sz w:val="22"/>
+        </w:rPr>
+        <w:t xml:space="preserve">📌  </w:t>
+      </w:r>
+      <w:r>
+        <w:rPr>
+          <w:rFonts w:ascii="Arial" w:hAnsi="Arial"/>
+          <w:b w:val="0"/>
+          <w:i w:val="0"/>
+          <w:sz w:val="22"/>
+        </w:rPr>
+        <w:t>[x]  [CONSULTATION_FEE] is correctly left as a placeholder below — no fee has been set for this engagement yet. See the Fee Anchoring note in Message 2 before filling it in.</w:t>
+      </w:r>
+    </w:p>
+    <w:p>
+      <w:pPr>
+        <w:spacing w:before="240" w:after="80"/>
+      </w:pPr>
+      <w:r>
+        <w:rPr>
+          <w:rFonts w:ascii="Arial" w:hAnsi="Arial"/>
+          <w:b/>
+          <w:i w:val="0"/>
+          <w:color w:val="2A7AAA"/>
+          <w:sz w:val="26"/>
+        </w:rPr>
+        <w:t>What This Playbook Quotes From the Finalized Video (Alignment Rule)</w:t>
+      </w:r>
+    </w:p>
+    <w:p>
+      <w:pPr>
+        <w:spacing w:after="120"/>
+      </w:pPr>
+      <w:r>
+        <w:rPr>
+          <w:rFonts w:ascii="Arial" w:hAnsi="Arial"/>
+          <w:b w:val="0"/>
+          <w:i w:val="0"/>
+          <w:color w:val="555555"/>
+          <w:sz w:val="21"/>
+        </w:rPr>
+        <w:t>Extracted verbatim from p3b_First_Video_Script_UpstanderInternational_updated.docx. Every reference below to "the video" or the stakes figure must match this — never a fresh version pulled from the Decision Card.</w:t>
+      </w:r>
+    </w:p>
+    <w:p>
+      <w:pPr>
+        <w:spacing w:after="40"/>
+        <w:shd w:val="clear" w:color="auto" w:fill="f4f4f4"/>
+      </w:pPr>
+      <w:r>
+        <w:rPr>
+          <w:rFonts w:ascii="Courier New" w:hAnsi="Courier New"/>
+          <w:b/>
+          <w:i w:val="0"/>
+          <w:color w:val="1A3A5C"/>
+          <w:sz w:val="20"/>
+        </w:rPr>
+        <w:t xml:space="preserve">BEAT 2 PROBLEMS (in order):  </w:t>
+      </w:r>
+      <w:r>
+        <w:rPr>
+          <w:rFonts w:ascii="Courier New" w:hAnsi="Courier New"/>
+          <w:b w:val="0"/>
+          <w:i w:val="0"/>
+          <w:color w:val="333333"/>
+          <w:sz w:val="20"/>
+        </w:rPr>
+        <w:t>(1) 17 broken/empty pages incl. R.E.A.Ch! &amp; L.E.A.D. course pages — (2) 16 students enrolled since last June — (3) email subscribe page loads blank — (4) YouTube channel: 25,000 subscribers, near-daily uploads, no working link to either course.</w:t>
+      </w:r>
+    </w:p>
+    <w:p>
+      <w:pPr>
+        <w:spacing w:after="40"/>
+        <w:shd w:val="clear" w:color="auto" w:fill="f4f4f4"/>
+      </w:pPr>
+      <w:r>
+        <w:rPr>
+          <w:rFonts w:ascii="Courier New" w:hAnsi="Courier New"/>
+          <w:b/>
+          <w:i w:val="0"/>
+          <w:color w:val="1A3A5C"/>
+          <w:sz w:val="20"/>
+        </w:rPr>
+        <w:t xml:space="preserve">BEAT 4 STAKES (verbatim):  </w:t>
+      </w:r>
+      <w:r>
+        <w:rPr>
+          <w:rFonts w:ascii="Courier New" w:hAnsi="Courier New"/>
+          <w:b w:val="0"/>
+          <w:i w:val="0"/>
+          <w:color w:val="333333"/>
+          <w:sz w:val="20"/>
+        </w:rPr>
+        <w:t>"Sixteen enrolled, against a channel that reaches thousands of people every single day. Even accounting for the gap between viewers and buyers, that's real revenue behind a broken door on a $199 course — and what it adds up to is exactly what we'd map out together."</w:t>
+      </w:r>
+    </w:p>
+    <w:p>
+      <w:pPr>
+        <w:spacing w:after="40"/>
+        <w:shd w:val="clear" w:color="auto" w:fill="f4f4f4"/>
+      </w:pPr>
+      <w:r>
+        <w:rPr>
+          <w:rFonts w:ascii="Courier New" w:hAnsi="Courier New"/>
+          <w:b/>
+          <w:i w:val="0"/>
+          <w:color w:val="1A3A5C"/>
+          <w:sz w:val="20"/>
+        </w:rPr>
+        <w:t xml:space="preserve">BEAT 5 PROOF LINE (verbatim):  </w:t>
+      </w:r>
+      <w:r>
+        <w:rPr>
+          <w:rFonts w:ascii="Courier New" w:hAnsi="Courier New"/>
+          <w:b w:val="0"/>
+          <w:i w:val="0"/>
+          <w:color w:val="333333"/>
+          <w:sz w:val="20"/>
+        </w:rPr>
+        <w:t>"This is exactly the kind of broken-purchase-path problem we build systems to fix — checkout, capture, a site you can run yourself."</w:t>
+      </w:r>
+    </w:p>
+    <w:p>
+      <w:pPr>
+        <w:spacing w:after="40"/>
+        <w:shd w:val="clear" w:color="auto" w:fill="f4f4f4"/>
+      </w:pPr>
+      <w:r>
+        <w:rPr>
+          <w:rFonts w:ascii="Courier New" w:hAnsi="Courier New"/>
+          <w:b/>
+          <w:i w:val="0"/>
+          <w:color w:val="1A3A5C"/>
+          <w:sz w:val="20"/>
+        </w:rPr>
+        <w:t xml:space="preserve">BEAT 5 REPLY ASK (verbatim):  </w:t>
+      </w:r>
+      <w:r>
+        <w:rPr>
+          <w:rFonts w:ascii="Courier New" w:hAnsi="Courier New"/>
+          <w:b w:val="0"/>
+          <w:i w:val="0"/>
+          <w:color w:val="333333"/>
+          <w:sz w:val="20"/>
+        </w:rPr>
+        <w:t>"You know the inside of this business — I only ever see the outside. Tell me which of this is dead-on and which I got wrong — whatever you push back on tells me what actually matters most here."</w:t>
+      </w:r>
+    </w:p>
+    <w:p>
+      <w:pPr>
+        <w:spacing w:after="80"/>
+      </w:pPr>
+    </w:p>
+    <w:p>
+      <w:pPr>
+        <w:spacing w:after="80"/>
+        <w:shd w:val="clear" w:color="auto" w:fill="FFF3CC"/>
+      </w:pPr>
+      <w:r>
+        <w:rPr>
+          <w:rFonts w:ascii="Arial" w:hAnsi="Arial"/>
+          <w:b/>
+          <w:i w:val="0"/>
+          <w:color w:val="1A3A5C"/>
+          <w:sz w:val="22"/>
+        </w:rPr>
+        <w:t xml:space="preserve">📌  </w:t>
+      </w:r>
+      <w:r>
+        <w:rPr>
+          <w:rFonts w:ascii="Arial" w:hAnsi="Arial"/>
+          <w:b w:val="0"/>
+          <w:i w:val="0"/>
+          <w:sz w:val="22"/>
+        </w:rPr>
+        <w:t>Confidence Signal: High (4.60). Per Confidence Signal Adjustments (end of this document), the fee in Message 2 is stated confidently — but see the Fee Anchoring note there: his own $50 job-posting budget is a live signal to weigh against that confidence.</w:t>
+      </w:r>
+    </w:p>
+    <w:p>
+      <w:pPr>
+        <w:spacing w:after="80"/>
+        <w:shd w:val="clear" w:color="auto" w:fill="FFF3CC"/>
+      </w:pPr>
+      <w:r>
+        <w:rPr>
+          <w:rFonts w:ascii="Arial" w:hAnsi="Arial"/>
+          <w:b/>
+          <w:i w:val="0"/>
+          <w:color w:val="1A3A5C"/>
+          <w:sz w:val="22"/>
+        </w:rPr>
+        <w:t xml:space="preserve">📌  </w:t>
+      </w:r>
+      <w:r>
+        <w:rPr>
+          <w:rFonts w:ascii="Arial" w:hAnsi="Arial"/>
+          <w:b w:val="0"/>
+          <w:i w:val="0"/>
+          <w:sz w:val="22"/>
+        </w:rPr>
+        <w:t>Known competitive context (Decision Card §5): 2 Upwork freelancers are already active on this exact site rebuild at a $50 fixed fee. Branches H and Q below are personalized for this — position Dev8X as complementary or successive, never as a replacement.</w:t>
+      </w:r>
+    </w:p>
+    <w:p>
+      <w:pPr>
+        <w:spacing w:after="80"/>
+        <w:shd w:val="clear" w:color="auto" w:fill="FFF3CC"/>
+      </w:pPr>
+      <w:r>
+        <w:rPr>
+          <w:rFonts w:ascii="Arial" w:hAnsi="Arial"/>
+          <w:b/>
+          <w:i w:val="0"/>
+          <w:color w:val="1A3A5C"/>
+          <w:sz w:val="22"/>
+        </w:rPr>
+        <w:t xml:space="preserve">📌  </w:t>
+      </w:r>
+      <w:r>
+        <w:rPr>
+          <w:rFonts w:ascii="Arial" w:hAnsi="Arial"/>
+          <w:b w:val="0"/>
+          <w:i w:val="0"/>
+          <w:sz w:val="22"/>
+        </w:rPr>
+        <w:t>Problems named in the video (Beat 2): checkout 404s, email capture, YouTube-to-course link. Problems NOT used in the video, available for Branch O: self-management/CMS (Problem 3), invisible course content (Problem 4), no corporate/L.E.A.D. inquiry path (Problem 5), book/Amazon cross-sell (Problem 6), no speaker inquiry path (Problem 7), dual disconnected domains (Problem 8).</w:t>
+      </w:r>
+    </w:p>
+    <w:p>
+      <w:r>
+        <w:br w:type="page"/>
+      </w:r>
+    </w:p>
+    <w:p>
+      <w:pPr>
+        <w:spacing w:after="0"/>
+      </w:pPr>
+    </w:p>
+    <w:p>
+      <w:pPr>
+        <w:spacing w:before="200" w:after="40"/>
+      </w:pPr>
+      <w:r>
+        <w:rPr>
+          <w:rFonts w:ascii="Arial" w:hAnsi="Arial"/>
+          <w:b/>
+          <w:i w:val="0"/>
+          <w:color w:val="1A5C8A"/>
+          <w:sz w:val="32"/>
+        </w:rPr>
+        <w:t>PART B — Messaging &amp; the Complete Objection-Handling System</w:t>
+      </w:r>
+    </w:p>
+    <w:p>
+      <w:pPr>
+        <w:spacing w:after="240"/>
       </w:pPr>
       <w:r>
         <w:rPr>
@@ -29,14 +402,188 @@
           <w:i w:val="0"/>
           <w:color w:val="555555"/>
           <w:sz w:val="22"/>
-          <w:rFonts w:ascii="Arial" w:hAnsi="Arial" w:cs="Arial"/>
         </w:rPr>
-        <w:t>Dev8X Stage 2 (Messaging) — Video Reply to Paid Consultation</w:t>
+        <w:t>Every branch below is ready to copy and send, personalized to UPstander International.</w:t>
       </w:r>
     </w:p>
     <w:p>
       <w:pPr>
-        <w:spacing w:before="0" w:after="40"/>
+        <w:spacing w:before="80" w:after="80"/>
+      </w:pPr>
+      <w:r>
+        <w:rPr>
+          <w:rFonts w:ascii="Arial" w:hAnsi="Arial"/>
+          <w:b/>
+          <w:i w:val="0"/>
+          <w:color w:val="2A7AAA"/>
+          <w:sz w:val="26"/>
+        </w:rPr>
+        <w:t>B.1 — The Linear Path (Happy Path)</w:t>
+      </w:r>
+    </w:p>
+    <w:p>
+      <w:pPr>
+        <w:spacing w:after="40"/>
+      </w:pPr>
+      <w:r>
+        <w:rPr>
+          <w:rFonts w:ascii="Courier New" w:hAnsi="Courier New"/>
+          <w:b w:val="0"/>
+          <w:i w:val="0"/>
+          <w:sz w:val="22"/>
+        </w:rPr>
+        <w:t>Video reply arrives</w:t>
+      </w:r>
+    </w:p>
+    <w:p>
+      <w:pPr>
+        <w:spacing w:after="40"/>
+      </w:pPr>
+      <w:r>
+        <w:rPr>
+          <w:rFonts w:ascii="Courier New" w:hAnsi="Courier New"/>
+          <w:b w:val="0"/>
+          <w:i w:val="0"/>
+          <w:sz w:val="22"/>
+        </w:rPr>
+        <w:t xml:space="preserve">   |</w:t>
+      </w:r>
+    </w:p>
+    <w:p>
+      <w:pPr>
+        <w:spacing w:after="40"/>
+      </w:pPr>
+      <w:r>
+        <w:rPr>
+          <w:rFonts w:ascii="Courier New" w:hAnsi="Courier New"/>
+          <w:b w:val="0"/>
+          <w:i w:val="0"/>
+          <w:sz w:val="22"/>
+        </w:rPr>
+        <w:t xml:space="preserve">   v</w:t>
+      </w:r>
+    </w:p>
+    <w:p>
+      <w:pPr>
+        <w:spacing w:after="40"/>
+      </w:pPr>
+      <w:r>
+        <w:rPr>
+          <w:rFonts w:ascii="Courier New" w:hAnsi="Courier New"/>
+          <w:b w:val="0"/>
+          <w:i w:val="0"/>
+          <w:sz w:val="22"/>
+        </w:rPr>
+        <w:t>Message 1: Qualitative question, no pitch</w:t>
+      </w:r>
+    </w:p>
+    <w:p>
+      <w:pPr>
+        <w:spacing w:after="40"/>
+      </w:pPr>
+      <w:r>
+        <w:rPr>
+          <w:rFonts w:ascii="Courier New" w:hAnsi="Courier New"/>
+          <w:b w:val="0"/>
+          <w:i w:val="0"/>
+          <w:sz w:val="22"/>
+        </w:rPr>
+        <w:t xml:space="preserve">   |  (prospect answers)</w:t>
+      </w:r>
+    </w:p>
+    <w:p>
+      <w:pPr>
+        <w:spacing w:after="40"/>
+      </w:pPr>
+      <w:r>
+        <w:rPr>
+          <w:rFonts w:ascii="Courier New" w:hAnsi="Courier New"/>
+          <w:b w:val="0"/>
+          <w:i w:val="0"/>
+          <w:sz w:val="22"/>
+        </w:rPr>
+        <w:t xml:space="preserve">   v</w:t>
+      </w:r>
+    </w:p>
+    <w:p>
+      <w:pPr>
+        <w:spacing w:after="40"/>
+      </w:pPr>
+      <w:r>
+        <w:rPr>
+          <w:rFonts w:ascii="Courier New" w:hAnsi="Courier New"/>
+          <w:b w:val="0"/>
+          <w:i w:val="0"/>
+          <w:sz w:val="22"/>
+        </w:rPr>
+        <w:t>Message 2: Paid consultation offer (guarantee + stakes + legitimacy + fee)</w:t>
+      </w:r>
+    </w:p>
+    <w:p>
+      <w:pPr>
+        <w:spacing w:after="40"/>
+      </w:pPr>
+      <w:r>
+        <w:rPr>
+          <w:rFonts w:ascii="Courier New" w:hAnsi="Courier New"/>
+          <w:b w:val="0"/>
+          <w:i w:val="0"/>
+          <w:sz w:val="22"/>
+        </w:rPr>
+        <w:t xml:space="preserve">   |  (prospect agrees)</w:t>
+      </w:r>
+    </w:p>
+    <w:p>
+      <w:pPr>
+        <w:spacing w:after="40"/>
+      </w:pPr>
+      <w:r>
+        <w:rPr>
+          <w:rFonts w:ascii="Courier New" w:hAnsi="Courier New"/>
+          <w:b w:val="0"/>
+          <w:i w:val="0"/>
+          <w:sz w:val="22"/>
+        </w:rPr>
+        <w:t xml:space="preserve">   v</w:t>
+      </w:r>
+    </w:p>
+    <w:p>
+      <w:pPr>
+        <w:spacing w:after="40"/>
+      </w:pPr>
+      <w:r>
+        <w:rPr>
+          <w:rFonts w:ascii="Courier New" w:hAnsi="Courier New"/>
+          <w:b w:val="0"/>
+          <w:i w:val="0"/>
+          <w:sz w:val="22"/>
+        </w:rPr>
+        <w:t>Schedule + payment + pre-call expectations  -&gt;  p3d_Consultation_Playbook.md</w:t>
+      </w:r>
+    </w:p>
+    <w:p>
+      <w:pPr>
+        <w:spacing w:after="120"/>
+      </w:pPr>
+    </w:p>
+    <w:p>
+      <w:pPr>
+        <w:spacing w:before="240" w:after="80"/>
+      </w:pPr>
+      <w:r>
+        <w:rPr>
+          <w:rFonts w:ascii="Arial" w:hAnsi="Arial"/>
+          <w:b/>
+          <w:i w:val="0"/>
+          <w:color w:val="2A7AAA"/>
+          <w:sz w:val="26"/>
+        </w:rPr>
+        <w:t>MESSAGE 1 — Sent immediately when he replies</w:t>
+      </w:r>
+    </w:p>
+    <w:p>
+      <w:pPr>
+        <w:spacing w:after="120"/>
       </w:pPr>
       <w:r>
         <w:rPr>
@@ -45,31 +592,29 @@
           <w:i w:val="0"/>
           <w:color w:val="555555"/>
           <w:sz w:val="22"/>
-          <w:rFonts w:ascii="Arial" w:hAnsi="Arial" w:cs="Arial"/>
         </w:rPr>
-        <w:t>Abdul | June 2026</w:t>
+        <w:t>Purpose: reward the reply, deepen rapport, qualify. No pitch. No request for internal numbers — that is the paid session's deliverable.</w:t>
       </w:r>
     </w:p>
     <w:p>
       <w:pPr>
-        <w:spacing w:before="40" w:after="280"/>
+        <w:spacing w:line="336" w:lineRule="auto" w:after="120"/>
+        <w:shd w:val="clear" w:color="auto" w:fill="EBF3FB"/>
       </w:pPr>
       <w:r>
         <w:rPr>
           <w:rFonts w:ascii="Arial" w:hAnsi="Arial"/>
           <w:b w:val="0"/>
-          <w:i/>
-          <w:color w:val="555555"/>
-          <w:sz w:val="19"/>
-          <w:rFonts w:ascii="Arial" w:hAnsi="Arial" w:cs="Arial"/>
+          <w:i w:val="0"/>
+          <w:sz w:val="23"/>
         </w:rPr>
-        <w:t>Framework: Dev8X Decision-Led Proof Framework v2</w:t>
+        <w:t>Appreciate the reply, Dr. Dibinga — [specific reference to what he said]. Quick question: of the checkout, the email capture, and the YouTube channel with no course link, which one is actually costing you the most day-to-day?</w:t>
       </w:r>
     </w:p>
     <w:p>
       <w:pPr>
-        <w:keepNext/>
-        <w:spacing w:before="440" w:after="120"/>
+        <w:spacing w:after="80"/>
+        <w:shd w:val="clear" w:color="auto" w:fill="FFF3CC"/>
       </w:pPr>
       <w:r>
         <w:rPr>
@@ -77,80 +622,90 @@
           <w:b/>
           <w:i w:val="0"/>
           <w:color w:val="1A3A5C"/>
-          <w:sz w:val="36"/>
-          <w:rFonts w:ascii="Arial" w:hAnsi="Arial" w:cs="Arial"/>
+          <w:sz w:val="22"/>
         </w:rPr>
-        <w:t>Pre-Flight Check</w:t>
+        <w:t xml:space="preserve">📌  </w:t>
       </w:r>
-    </w:p>
-    <w:p>
-      <w:pPr>
-        <w:spacing w:before="0" w:after="120"/>
-      </w:pPr>
       <w:r>
         <w:rPr>
           <w:rFonts w:ascii="Arial" w:hAnsi="Arial"/>
           <w:b w:val="0"/>
           <w:i w:val="0"/>
-          <w:color w:val="000000"/>
-          <w:sz w:val="21"/>
-          <w:rFonts w:ascii="Arial" w:hAnsi="Arial" w:cs="Arial"/>
+          <w:sz w:val="22"/>
         </w:rPr>
-        <w:t>[x]  p3b_First_Video_Script_UpstanderInternational_updated.docx is attached and finalized (QA GATE: PASSED; human-approval flag present in source). During this review the script was corrected — see revision note below — and re-approved against its own QA gate.</w:t>
+        <w:t>Keep [specific reference to what he said] as a live bracket — his actual reply cannot be pre-written. The three named items are fixed and quote Beat 2 in order; do not ask for numbers behind any of them.</w:t>
       </w:r>
     </w:p>
     <w:p>
       <w:pPr>
-        <w:spacing w:before="0" w:after="120"/>
+        <w:spacing w:before="240" w:after="80"/>
+      </w:pPr>
+      <w:r>
+        <w:rPr>
+          <w:rFonts w:ascii="Arial" w:hAnsi="Arial"/>
+          <w:b/>
+          <w:i w:val="0"/>
+          <w:color w:val="2A7AAA"/>
+          <w:sz w:val="26"/>
+        </w:rPr>
+        <w:t>MESSAGE 2 — The consultation offer (after he answers Message 1)</w:t>
+      </w:r>
+    </w:p>
+    <w:p>
+      <w:pPr>
+        <w:spacing w:after="120"/>
       </w:pPr>
       <w:r>
         <w:rPr>
           <w:rFonts w:ascii="Arial" w:hAnsi="Arial"/>
           <w:b w:val="0"/>
           <w:i w:val="0"/>
-          <w:color w:val="000000"/>
-          <w:sz w:val="21"/>
-          <w:rFonts w:ascii="Arial" w:hAnsi="Arial" w:cs="Arial"/>
+          <w:color w:val="555555"/>
+          <w:sz w:val="22"/>
         </w:rPr>
-        <w:t>[x]  The stakes phrasing, problems, and proof-of-competence line below are copied verbatim from that corrected, finalized script — not re-derived from the Decision Card.</w:t>
+        <w:t>Must contain, in order: Reframe -&gt; Stakes Tie-Back -&gt; Guarantee -&gt; Proof of Competence -&gt; Legitimacy -&gt; Price -&gt; Ask.</w:t>
       </w:r>
     </w:p>
     <w:p>
       <w:pPr>
-        <w:spacing w:before="0" w:after="120"/>
+        <w:spacing w:line="336" w:lineRule="auto" w:after="120"/>
+        <w:shd w:val="clear" w:color="auto" w:fill="EBF3FB"/>
       </w:pPr>
       <w:r>
         <w:rPr>
           <w:rFonts w:ascii="Arial" w:hAnsi="Arial"/>
           <w:b w:val="0"/>
           <w:i w:val="0"/>
-          <w:color w:val="000000"/>
-          <w:sz w:val="21"/>
-          <w:rFonts w:ascii="Arial" w:hAnsi="Arial" w:cs="Arial"/>
+          <w:sz w:val="23"/>
         </w:rPr>
-        <w:t>[x]  Message 1, Message 2, Message 3, and the Correction Response were already fully drafted in p3b Part B — this playbook reuses that PRIMARY language directly rather than re-deriving independent versions (see note below).</w:t>
+        <w:t>What I'd normally do next is a working session — about 45 minutes — where I walk through everything I've found alongside the numbers only you can provide: your actual email list size, how many of your daily video viewers ever reach a course page, and your real conversion rate. You walk away with a documented operational diagnosis you keep, regardless of what you decide after.</w:t>
+        <w:br/>
+        <w:br/>
+        <w:t>This is the first step — if the diagnosis lands, the natural next step is a working demo, then the build itself. All you're deciding today is whether the diagnosis is worth the session fee.</w:t>
+        <w:br/>
+        <w:br/>
+        <w:t>Based on what I can see: sixteen enrolled against a channel that reaches thousands of people every single day — even accounting for the gap between viewers and buyers — is real revenue sitting behind a broken door on a $199 course. The session is where we pin that exact figure down together.</w:t>
+        <w:br/>
+        <w:br/>
+        <w:t>If you don't walk away with something worth more than the fee, you don't pay. You decide, not me — and the documented diagnosis is yours to keep either way.</w:t>
+        <w:br/>
+        <w:br/>
+        <w:t>This is exactly the kind of broken-purchase-path problem we build systems to fix — checkout, capture, a site you can run yourself.</w:t>
+        <w:br/>
+        <w:br/>
+        <w:t>Dev8X is a registered studio — payment runs through a proper invoice, not a personal transfer.</w:t>
+        <w:br/>
+        <w:br/>
+        <w:t>The session is [CONSULTATION_FEE]. Against what that gap is costing you every day the channel runs, it's a small investment to know exactly where you stand.</w:t>
+        <w:br/>
+        <w:br/>
+        <w:t>If that sounds right, reply and I'll send over a couple of time options.</w:t>
       </w:r>
     </w:p>
     <w:p>
       <w:pPr>
-        <w:spacing w:before="0" w:after="120"/>
-      </w:pPr>
-      <w:r>
-        <w:rPr>
-          <w:rFonts w:ascii="Arial" w:hAnsi="Arial"/>
-          <w:b w:val="0"/>
-          <w:i w:val="0"/>
-          <w:color w:val="000000"/>
-          <w:sz w:val="21"/>
-          <w:rFonts w:ascii="Arial" w:hAnsi="Arial" w:cs="Arial"/>
-        </w:rPr>
-        <w:t>[ ]  [CONSULTATION_FEE] is left as a placeholder — no fee has been set for this engagement yet.</w:t>
-      </w:r>
-    </w:p>
-    <w:p>
-      <w:pPr>
-        <w:keepNext/>
-        <w:spacing w:before="440" w:after="120"/>
+        <w:spacing w:after="80"/>
+        <w:shd w:val="clear" w:color="auto" w:fill="FFF3CC"/>
       </w:pPr>
       <w:r>
         <w:rPr>
@@ -158,80 +713,69 @@
           <w:b/>
           <w:i w:val="0"/>
           <w:color w:val="1A3A5C"/>
-          <w:sz w:val="36"/>
-          <w:rFonts w:ascii="Arial" w:hAnsi="Arial" w:cs="Arial"/>
+          <w:sz w:val="22"/>
         </w:rPr>
-        <w:t>Revision Note — Corrections Made to p3b During This Review</w:t>
+        <w:t xml:space="preserve">📌  </w:t>
       </w:r>
-    </w:p>
-    <w:p>
-      <w:pPr>
-        <w:spacing w:before="0" w:after="120"/>
-      </w:pPr>
       <w:r>
         <w:rPr>
           <w:rFonts w:ascii="Arial" w:hAnsi="Arial"/>
           <w:b w:val="0"/>
           <w:i w:val="0"/>
-          <w:color w:val="000000"/>
-          <w:sz w:val="21"/>
-          <w:rFonts w:ascii="Arial" w:hAnsi="Arial" w:cs="Arial"/>
+          <w:sz w:val="22"/>
         </w:rPr>
-        <w:t>Two defects were found and fixed directly in p3b_First_Video_Script_UpstanderInternational_updated.docx before this playbook was built on top of it:</w:t>
+        <w:t>Fee Anchoring for [CONSULTATION_FEE]: Confidence Signal is High, which normally argues for stating the fee plainly. But his own job posting is a live $50 fixed-fee listing — a strong live signal of immediate budget sensitivity, even though his total Upwork spend is $19,900 across 24 hires. Err toward the lower-but-credible end and lean on the guarantee, per the Fee Anchoring rule for a cold first paid step. Do not price it near $50 — that trivializes the offer; do not price it as a large leap either.</w:t>
       </w:r>
     </w:p>
     <w:p>
       <w:pPr>
-        <w:spacing w:before="0" w:after="120"/>
+        <w:spacing w:before="240" w:after="80"/>
+      </w:pPr>
+      <w:r>
+        <w:rPr>
+          <w:rFonts w:ascii="Arial" w:hAnsi="Arial"/>
+          <w:b/>
+          <w:i w:val="0"/>
+          <w:color w:val="2A7AAA"/>
+          <w:sz w:val="26"/>
+        </w:rPr>
+        <w:t>MESSAGE 3 — Soft follow-up if no reply after Message 2</w:t>
+      </w:r>
+    </w:p>
+    <w:p>
+      <w:pPr>
+        <w:spacing w:after="120"/>
       </w:pPr>
       <w:r>
         <w:rPr>
           <w:rFonts w:ascii="Arial" w:hAnsi="Arial"/>
           <w:b w:val="0"/>
           <w:i w:val="0"/>
-          <w:color w:val="000000"/>
-          <w:sz w:val="21"/>
-          <w:rFonts w:ascii="Arial" w:hAnsi="Arial" w:cs="Arial"/>
+          <w:color w:val="555555"/>
+          <w:sz w:val="22"/>
         </w:rPr>
-        <w:t>1. Caption/speech mismatch — the mandatory caption block (Part 0.2) is required to “match every 🎙 SPEAK line below, in order” so that “a muted viewer must receive every beat.” The captions were silently missing several fully-scripted sentences (including Beat 1's framing lines and a Beat 4 callback line) and paraphrased others rather than matching verbatim. Captions have been rebuilt to be a complete, verbatim, in-order match of the spoken script.</w:t>
+        <w:t>Timing: 3–4 days after Message 2.</w:t>
       </w:r>
     </w:p>
     <w:p>
       <w:pPr>
-        <w:spacing w:before="0" w:after="120"/>
+        <w:spacing w:line="336" w:lineRule="auto" w:after="120"/>
+        <w:shd w:val="clear" w:color="auto" w:fill="EBF3FB"/>
       </w:pPr>
       <w:r>
         <w:rPr>
           <w:rFonts w:ascii="Arial" w:hAnsi="Arial"/>
           <w:b w:val="0"/>
           <w:i w:val="0"/>
-          <w:color w:val="000000"/>
-          <w:sz w:val="21"/>
-          <w:rFonts w:ascii="Arial" w:hAnsi="Arial" w:cs="Arial"/>
+          <w:sz w:val="23"/>
         </w:rPr>
-        <w:t>2. Duration overrun — the script measured 454 spoken words (~3.6–3.8 min at the stated 120wpm pace), against the doc's own claim of “~290 words = ~2.5 min” and a spoken line in Beat 1 literally telling the prospect “in the next two and a half minutes, I'll walk through exactly what I found.” The script has been trimmed to ~340 words (~2.5–2.8 min) — cutting Beat 1's two framing sentences, Beat 2's “none of this is a guess” line, and Beat 4's “compounds with every cycle” callback, and tightening two other lines — while leaving Beat 3 (“the most important beat”) and Beat 5's proof-of-competence sentence untouched. The extracted quotes below reflect this corrected, final script.</w:t>
+        <w:t>No pressure at all — just wanted to circle back. The gap between sixteen enrolled and a channel reaching thousands of people daily isn't going anywhere, and the guarantee still stands — if the session isn't worth it, you don't pay. Either way, happy to leave it here if the timing's off.</w:t>
       </w:r>
     </w:p>
     <w:p>
       <w:pPr>
-        <w:spacing w:before="0" w:after="120"/>
-      </w:pPr>
-      <w:r>
-        <w:rPr>
-          <w:rFonts w:ascii="Arial" w:hAnsi="Arial"/>
-          <w:b w:val="0"/>
-          <w:i w:val="0"/>
-          <w:color w:val="000000"/>
-          <w:sz w:val="21"/>
-          <w:rFonts w:ascii="Arial" w:hAnsi="Arial" w:cs="Arial"/>
-        </w:rPr>
-        <w:t>3. Minor internal-note drift — p3b's own production annotation for Message 2 still read “Stakes tie-back: $11,900 figure makes the fee look small,” even though the actual drafted message text stays directional and never states that figure. Corrected in p3b to describe what the message actually does.</w:t>
-      </w:r>
-    </w:p>
-    <w:p>
-      <w:pPr>
-        <w:keepNext/>
-        <w:spacing w:before="440" w:after="120"/>
+        <w:spacing w:after="80"/>
+        <w:shd w:val="clear" w:color="auto" w:fill="FFF3CC"/>
       </w:pPr>
       <w:r>
         <w:rPr>
@@ -239,15 +783,114 @@
           <w:b/>
           <w:i w:val="0"/>
           <w:color w:val="1A3A5C"/>
-          <w:sz w:val="36"/>
-          <w:rFonts w:ascii="Arial" w:hAnsi="Arial" w:cs="Arial"/>
+          <w:sz w:val="22"/>
         </w:rPr>
-        <w:t>Alignment Rule — What the Finalized Video Actually Said</w:t>
+        <w:t xml:space="preserve">📌  </w:t>
+      </w:r>
+      <w:r>
+        <w:rPr>
+          <w:rFonts w:ascii="Arial" w:hAnsi="Arial"/>
+          <w:b w:val="0"/>
+          <w:i w:val="0"/>
+          <w:sz w:val="22"/>
+        </w:rPr>
+        <w:t>Maximum ONE Message 3. If no reply, stop. Re-engage in 90 days with a fresh industry insight — not about UPstander International specifically.</w:t>
       </w:r>
     </w:p>
     <w:p>
-      <w:pPr>
-        <w:spacing w:before="0" w:after="120"/>
+      <w:r>
+        <w:br w:type="page"/>
+      </w:r>
+    </w:p>
+    <w:p>
+      <w:pPr>
+        <w:spacing w:before="80" w:after="80"/>
+      </w:pPr>
+      <w:r>
+        <w:rPr>
+          <w:rFonts w:ascii="Arial" w:hAnsi="Arial"/>
+          <w:b/>
+          <w:i w:val="0"/>
+          <w:color w:val="2A7AAA"/>
+          <w:sz w:val="26"/>
+        </w:rPr>
+        <w:t>B.2 — The War-Game Matrix (every scenario, exact response)</w:t>
+      </w:r>
+    </w:p>
+    <w:p>
+      <w:pPr>
+        <w:spacing w:after="120"/>
+      </w:pPr>
+      <w:r>
+        <w:rPr>
+          <w:rFonts w:ascii="Arial" w:hAnsi="Arial"/>
+          <w:b w:val="0"/>
+          <w:i w:val="0"/>
+          <w:color w:val="555555"/>
+          <w:sz w:val="22"/>
+        </w:rPr>
+        <w:t>Every branch quotes exactly what the finalized video said, where relevant, and is personalized to UPstander International's known context.</w:t>
+      </w:r>
+    </w:p>
+    <w:p>
+      <w:pPr>
+        <w:spacing w:before="280" w:after="60"/>
+      </w:pPr>
+      <w:r>
+        <w:rPr>
+          <w:rFonts w:ascii="Arial" w:hAnsi="Arial"/>
+          <w:b/>
+          <w:i w:val="0"/>
+          <w:color w:val="2A7AAA"/>
+          <w:sz w:val="25"/>
+        </w:rPr>
+        <w:t xml:space="preserve">BRANCH A — </w:t>
+      </w:r>
+      <w:r>
+        <w:rPr>
+          <w:rFonts w:ascii="Arial" w:hAnsi="Arial"/>
+          <w:b/>
+          <w:i w:val="0"/>
+          <w:color w:val="1A5C8A"/>
+          <w:sz w:val="25"/>
+        </w:rPr>
+        <w:t>Correction — "You got it wrong"</w:t>
+      </w:r>
+    </w:p>
+    <w:p>
+      <w:pPr>
+        <w:spacing w:after="120"/>
+      </w:pPr>
+      <w:r>
+        <w:rPr>
+          <w:rFonts w:ascii="Arial" w:hAnsi="Arial"/>
+          <w:b w:val="0"/>
+          <w:i w:val="0"/>
+          <w:color w:val="555555"/>
+          <w:sz w:val="22"/>
+        </w:rPr>
+        <w:t>Beat 5 explicitly invites correction. Thank him genuinely; do not defend. Absorb and recompute if the correction invalidates a problem or the stakes framing.</w:t>
+      </w:r>
+    </w:p>
+    <w:p>
+      <w:pPr>
+        <w:spacing w:line="336" w:lineRule="auto" w:after="120"/>
+        <w:shd w:val="clear" w:color="auto" w:fill="EBF3FB"/>
+      </w:pPr>
+      <w:r>
+        <w:rPr>
+          <w:rFonts w:ascii="Arial" w:hAnsi="Arial"/>
+          <w:b w:val="0"/>
+          <w:i w:val="0"/>
+          <w:sz w:val="23"/>
+        </w:rPr>
+        <w:t>That's exactly why doing this properly matters — from outside I'll always have blind spots on the numbers underneath the checkout, the email capture, or the channel. The session is where my guesses get replaced with your real numbers.</w:t>
+      </w:r>
+    </w:p>
+    <w:p>
+      <w:pPr>
+        <w:spacing w:after="80"/>
+        <w:shd w:val="clear" w:color="auto" w:fill="FFF3CC"/>
       </w:pPr>
       <w:r>
         <w:rPr>
@@ -255,169 +898,134 @@
           <w:b/>
           <w:i w:val="0"/>
           <w:color w:val="1A3A5C"/>
-          <w:sz w:val="21"/>
-          <w:rFonts w:ascii="Arial" w:hAnsi="Arial" w:cs="Arial"/>
+          <w:sz w:val="22"/>
         </w:rPr>
-        <w:t>Extracted verbatim from the corrected p3b (PRIMARY source):</w:t>
+        <w:t xml:space="preserve">📌  </w:t>
       </w:r>
-    </w:p>
-    <w:p>
-      <w:pPr>
-        <w:spacing w:before="0" w:after="160"/>
-      </w:pPr>
       <w:r>
         <w:rPr>
           <w:rFonts w:ascii="Arial" w:hAnsi="Arial"/>
           <w:b w:val="0"/>
           <w:i w:val="0"/>
-          <w:color w:val="000000"/>
-          <w:sz w:val="21"/>
-          <w:rFonts w:ascii="Arial" w:hAnsi="Arial" w:cs="Arial"/>
+          <w:sz w:val="22"/>
         </w:rPr>
-        <w:t>Four problems named in Beat 2, in order: (1) 17+ broken pages on upstanderonline.com, including the R.E.A.Ch! course page ($199 course) that doesn't load and three broken versions of the L.E.A.D. corporate course page; (2) instructor profile shows 16 students enrolled total since June 2025 — despite an active speaking calendar and CNN/MSNBC appearances; (3) MailPoet email capture returns an empty page, with no opt-in form anywhere; (4) the site can't be updated without hiring someone (Beat 3).</w:t>
+        <w:t>If the correction guts the entire diagnosis ("we don't even do that"): do NOT push the offer. Acknowledge, ask one genuine question, leave the door open.</w:t>
       </w:r>
     </w:p>
     <w:p>
       <w:pPr>
-        <w:spacing w:before="0" w:after="160"/>
+        <w:spacing w:before="280" w:after="60"/>
+      </w:pPr>
+      <w:r>
+        <w:rPr>
+          <w:rFonts w:ascii="Arial" w:hAnsi="Arial"/>
+          <w:b/>
+          <w:i w:val="0"/>
+          <w:color w:val="2A7AAA"/>
+          <w:sz w:val="25"/>
+        </w:rPr>
+        <w:t xml:space="preserve">BRANCH B — </w:t>
+      </w:r>
+      <w:r>
+        <w:rPr>
+          <w:rFonts w:ascii="Arial" w:hAnsi="Arial"/>
+          <w:b/>
+          <w:i w:val="0"/>
+          <w:color w:val="1A5C8A"/>
+          <w:sz w:val="25"/>
+        </w:rPr>
+        <w:t>Silent Watcher — watched, no reply (the modal outcome)</w:t>
+      </w:r>
+    </w:p>
+    <w:p>
+      <w:pPr>
+        <w:spacing w:after="120"/>
       </w:pPr>
       <w:r>
         <w:rPr>
           <w:rFonts w:ascii="Arial" w:hAnsi="Arial"/>
           <w:b w:val="0"/>
           <w:i w:val="0"/>
-          <w:color w:val="000000"/>
-          <w:sz w:val="21"/>
-          <w:rFonts w:ascii="Arial" w:hAnsi="Arial" w:cs="Arial"/>
+          <w:color w:val="555555"/>
+          <w:sz w:val="22"/>
         </w:rPr>
-        <w:t>Beat 3 (“the most important beat”) confesses three specific unknowns and already signals a private, unspoken estimate: “Those three numbers are where the real cost lives. I have a rough estimate — but the exact figure is precisely what a proper working session would pin down, using your actual numbers instead of mine.”</w:t>
+        <w:t>ONE touch only, 4–6 days after the video. Lead with the specific tease in the first ~7 words — not the reply-bar mechanics (same preview-window rule as the wrapper).</w:t>
       </w:r>
     </w:p>
     <w:p>
       <w:pPr>
-        <w:spacing w:before="0" w:after="160"/>
+        <w:spacing w:line="336" w:lineRule="auto" w:after="120"/>
+        <w:shd w:val="clear" w:color="auto" w:fill="EBF3FB"/>
       </w:pPr>
       <w:r>
         <w:rPr>
           <w:rFonts w:ascii="Arial" w:hAnsi="Arial"/>
           <w:b w:val="0"/>
           <w:i w:val="0"/>
-          <w:color w:val="000000"/>
-          <w:sz w:val="21"/>
-          <w:rFonts w:ascii="Arial" w:hAnsi="Arial" w:cs="Arial"/>
+          <w:sz w:val="23"/>
         </w:rPr>
-        <w:t>Proof-of-competence sentence (Beat 5 opening): “We've rebuilt this exact kind of infrastructure for creator-educators before — a broken checkout path and a missing email funnel are two of the most straightforward things we fix.”</w:t>
+        <w:t>Is the checkout the real bottleneck here? No need to reply to the video itself — just curious if I'm off, or if it's something else entirely.</w:t>
       </w:r>
     </w:p>
     <w:p>
       <w:pPr>
-        <w:spacing w:before="0" w:after="160"/>
+        <w:spacing w:before="280" w:after="60"/>
+      </w:pPr>
+      <w:r>
+        <w:rPr>
+          <w:rFonts w:ascii="Arial" w:hAnsi="Arial"/>
+          <w:b/>
+          <w:i w:val="0"/>
+          <w:color w:val="2A7AAA"/>
+          <w:sz w:val="25"/>
+        </w:rPr>
+        <w:t xml:space="preserve">BRANCH C — </w:t>
+      </w:r>
+      <w:r>
+        <w:rPr>
+          <w:rFonts w:ascii="Arial" w:hAnsi="Arial"/>
+          <w:b/>
+          <w:i w:val="0"/>
+          <w:color w:val="1A5C8A"/>
+          <w:sz w:val="25"/>
+        </w:rPr>
+        <w:t>Didn't Watch — video not opened</w:t>
+      </w:r>
+    </w:p>
+    <w:p>
+      <w:pPr>
+        <w:spacing w:after="120"/>
       </w:pPr>
       <w:r>
         <w:rPr>
           <w:rFonts w:ascii="Arial" w:hAnsi="Arial"/>
           <w:b w:val="0"/>
           <w:i w:val="0"/>
-          <w:color w:val="000000"/>
-          <w:sz w:val="21"/>
-          <w:rFonts w:ascii="Arial" w:hAnsi="Arial" w:cs="Arial"/>
+          <w:color w:val="555555"/>
+          <w:sz w:val="22"/>
         </w:rPr>
-        <w:t>Reply ask that closes the video: “I'd rather be corrected than flattering — whichever of these you push back on tells me what actually matters most in your operation. Reply and let me know.”</w:t>
+        <w:t>5–7 days later, after the second wrapper (p3b Part 0.1) has already gone out.</w:t>
       </w:r>
     </w:p>
     <w:p>
       <w:pPr>
-        <w:spacing w:before="0" w:after="160"/>
+        <w:spacing w:line="336" w:lineRule="auto" w:after="120"/>
+        <w:shd w:val="clear" w:color="auto" w:fill="EBF3FB"/>
       </w:pPr>
       <w:r>
         <w:rPr>
           <w:rFonts w:ascii="Arial" w:hAnsi="Arial"/>
           <w:b w:val="0"/>
           <w:i w:val="0"/>
-          <w:color w:val="000000"/>
-          <w:sz w:val="21"/>
-          <w:rFonts w:ascii="Arial" w:hAnsi="Arial" w:cs="Arial"/>
+          <w:sz w:val="23"/>
         </w:rPr>
-        <w:t>Message 1, Message 2, Message 3, the Correction Response, and the Silent-Watcher message are all already fully drafted, verbatim, in p3b Part B — reused directly below, not re-written. The one addition: Message 2's framework requires a standalone Proof-of-Competence line, which p3b's draft did not include separately — the exact Beat 5 sentence above has been inserted into Message 2 in the required position. No new claim is introduced; it is language the prospect will already have heard in the video.</w:t>
+        <w:t>Not sure if the video came through — it's a 3-minute look at why sixteen people have enrolled in a course you've been promoting to thousands. Thought it was worth flagging. Either way, no pressure.</w:t>
       </w:r>
     </w:p>
     <w:p>
       <w:pPr>
-        <w:keepNext/>
-        <w:spacing w:before="280" w:after="80"/>
-      </w:pPr>
-      <w:r>
-        <w:rPr>
-          <w:rFonts w:ascii="Arial" w:hAnsi="Arial"/>
-          <w:b/>
-          <w:i w:val="0"/>
-          <w:color w:val="000000"/>
-          <w:sz w:val="26"/>
-          <w:rFonts w:ascii="Arial" w:hAnsi="Arial" w:cs="Arial"/>
-        </w:rPr>
-        <w:t>Important finding — Beat 4 has no specific stakes number</w:t>
-      </w:r>
-    </w:p>
-    <w:p>
-      <w:pPr>
-        <w:spacing w:before="0" w:after="120"/>
-      </w:pPr>
-      <w:r>
-        <w:rPr>
-          <w:rFonts w:ascii="Arial" w:hAnsi="Arial"/>
-          <w:b w:val="0"/>
-          <w:i w:val="0"/>
-          <w:color w:val="000000"/>
-          <w:sz w:val="21"/>
-          <w:rFonts w:ascii="Arial" w:hAnsi="Arial" w:cs="Arial"/>
-        </w:rPr>
-        <w:t>Beat 4 of the finalized video deliberately does NOT state a dollar figure. Its exact wording: “Even at the most conservative end — if only a small fraction of the 6,000 people you speak to each year bought the $199 course online — the broken purchase path is holding back a meaningful revenue stream. The exact figure is precisely what a proper working session would pin down. But the direction is clear.” This was an intentional QA decision in the source script (its own ‘decoupling rule’ note: “no invented conversion rate that contradicts the unknowns confessed in Beat 3”).</w:t>
-      </w:r>
-    </w:p>
-    <w:p>
-      <w:pPr>
-        <w:spacing w:before="0" w:after="120"/>
-      </w:pPr>
-      <w:r>
-        <w:rPr>
-          <w:rFonts w:ascii="Arial" w:hAnsi="Arial"/>
-          <w:b w:val="0"/>
-          <w:i w:val="0"/>
-          <w:color w:val="000000"/>
-          <w:sz w:val="21"/>
-          <w:rFonts w:ascii="Arial" w:hAnsi="Arial" w:cs="Arial"/>
-        </w:rPr>
-        <w:t>Per the Alignment Rule, the video's wording wins over any other source. The ~$11,900/yr estimate that appears in the Decision Card (§8) and in the p3a Decision Safety Brief's hero stat was never spoken to this prospect — so it is NOT used below as if he already heard it. This is doubly confirmed by p3b's own already-drafted Message 2, which also stays directional (“even at the conservative end, the broken purchase path is holding back a meaningful stream of course revenue”) rather than stating $11,900. Every stakes reference in this playbook ties back to that same directional framing (6,000 annual speaking reach, $199 course price, “a meaningful revenue stream,” “the exact figure is what a session pins down”) — never a number the prospect hasn't actually heard.</w:t>
-      </w:r>
-    </w:p>
-    <w:p>
-      <w:pPr>
-        <w:spacing w:before="0" w:after="120"/>
-      </w:pPr>
-      <w:r>
-        <w:rPr>
-          <w:rFonts w:ascii="Arial" w:hAnsi="Arial"/>
-          <w:b w:val="0"/>
-          <w:i w:val="0"/>
-          <w:color w:val="000000"/>
-          <w:sz w:val="21"/>
-          <w:rFonts w:ascii="Arial" w:hAnsi="Arial" w:cs="Arial"/>
-        </w:rPr>
-        <w:t>Confidence Signal (Decision Card): High → Message 2's fee is stated confidently below, with no softening.</w:t>
-      </w:r>
-    </w:p>
-    <w:p>
-      <w:pPr>
-        <w:spacing w:before="80" w:after="200"/>
-        <w:pBdr>
-          <w:bottom w:val="single" w:sz="6" w:space="1" w:color="CCCCCC"/>
-        </w:pBdr>
-      </w:pPr>
-    </w:p>
-    <w:p>
-      <w:pPr>
-        <w:keepNext/>
-        <w:spacing w:before="440" w:after="120"/>
+        <w:spacing w:after="80"/>
+        <w:shd w:val="clear" w:color="auto" w:fill="FFF3CC"/>
       </w:pPr>
       <w:r>
         <w:rPr>
@@ -425,15 +1033,178 @@
           <w:b/>
           <w:i w:val="0"/>
           <w:color w:val="1A3A5C"/>
-          <w:sz w:val="36"/>
-          <w:rFonts w:ascii="Arial" w:hAnsi="Arial" w:cs="Arial"/>
+          <w:sz w:val="22"/>
         </w:rPr>
-        <w:t>Part B.1 — The Linear Path (Happy Path)</w:t>
+        <w:t xml:space="preserve">📌  </w:t>
+      </w:r>
+      <w:r>
+        <w:rPr>
+          <w:rFonts w:ascii="Arial" w:hAnsi="Arial"/>
+          <w:b w:val="0"/>
+          <w:i w:val="0"/>
+          <w:sz w:val="22"/>
+        </w:rPr>
+        <w:t>If still no watch after the second wrapper: stop. Re-engage in 90 days with a fresh industry insight, not the original video.</w:t>
       </w:r>
     </w:p>
     <w:p>
       <w:pPr>
-        <w:spacing w:before="0" w:after="120"/>
+        <w:spacing w:before="280" w:after="60"/>
+      </w:pPr>
+      <w:r>
+        <w:rPr>
+          <w:rFonts w:ascii="Arial" w:hAnsi="Arial"/>
+          <w:b/>
+          <w:i w:val="0"/>
+          <w:color w:val="2A7AAA"/>
+          <w:sz w:val="25"/>
+        </w:rPr>
+        <w:t xml:space="preserve">BRANCH D — </w:t>
+      </w:r>
+      <w:r>
+        <w:rPr>
+          <w:rFonts w:ascii="Arial" w:hAnsi="Arial"/>
+          <w:b/>
+          <w:i w:val="0"/>
+          <w:color w:val="1A5C8A"/>
+          <w:sz w:val="25"/>
+        </w:rPr>
+        <w:t>"Not Interested"</w:t>
+      </w:r>
+    </w:p>
+    <w:p>
+      <w:pPr>
+        <w:spacing w:line="336" w:lineRule="auto" w:after="120"/>
+        <w:shd w:val="clear" w:color="auto" w:fill="EBF3FB"/>
+      </w:pPr>
+      <w:r>
+        <w:rPr>
+          <w:rFonts w:ascii="Arial" w:hAnsi="Arial"/>
+          <w:b w:val="0"/>
+          <w:i w:val="0"/>
+          <w:sz w:val="23"/>
+        </w:rPr>
+        <w:t>Completely fair. If anything changes down the line, the research I did is still valid — happy to pick it up anytime. Wishing you well with UPstander International.</w:t>
+      </w:r>
+    </w:p>
+    <w:p>
+      <w:pPr>
+        <w:spacing w:after="80"/>
+        <w:shd w:val="clear" w:color="auto" w:fill="FFF3CC"/>
+      </w:pPr>
+      <w:r>
+        <w:rPr>
+          <w:rFonts w:ascii="Arial" w:hAnsi="Arial"/>
+          <w:b/>
+          <w:i w:val="0"/>
+          <w:color w:val="1A3A5C"/>
+          <w:sz w:val="22"/>
+        </w:rPr>
+        <w:t xml:space="preserve">📌  </w:t>
+      </w:r>
+      <w:r>
+        <w:rPr>
+          <w:rFonts w:ascii="Arial" w:hAnsi="Arial"/>
+          <w:b w:val="0"/>
+          <w:i w:val="0"/>
+          <w:sz w:val="22"/>
+        </w:rPr>
+        <w:t>Graceful, immediate exit. No persuasion, no "are you sure?" Re-engage in 90 days ONLY with a general industry insight, not about them.</w:t>
+      </w:r>
+    </w:p>
+    <w:p>
+      <w:pPr>
+        <w:spacing w:before="280" w:after="60"/>
+      </w:pPr>
+      <w:r>
+        <w:rPr>
+          <w:rFonts w:ascii="Arial" w:hAnsi="Arial"/>
+          <w:b/>
+          <w:i w:val="0"/>
+          <w:color w:val="2A7AAA"/>
+          <w:sz w:val="25"/>
+        </w:rPr>
+        <w:t xml:space="preserve">BRANCH E — </w:t>
+      </w:r>
+      <w:r>
+        <w:rPr>
+          <w:rFonts w:ascii="Arial" w:hAnsi="Arial"/>
+          <w:b/>
+          <w:i w:val="0"/>
+          <w:color w:val="1A5C8A"/>
+          <w:sz w:val="25"/>
+        </w:rPr>
+        <w:t>"Too Busy Right Now"</w:t>
+      </w:r>
+    </w:p>
+    <w:p>
+      <w:pPr>
+        <w:spacing w:line="336" w:lineRule="auto" w:after="120"/>
+        <w:shd w:val="clear" w:color="auto" w:fill="EBF3FB"/>
+      </w:pPr>
+      <w:r>
+        <w:rPr>
+          <w:rFonts w:ascii="Arial" w:hAnsi="Arial"/>
+          <w:b w:val="0"/>
+          <w:i w:val="0"/>
+          <w:sz w:val="23"/>
+        </w:rPr>
+        <w:t>Totally understand — timing matters more than anything. When would be a better time to revisit? Happy to circle back whenever makes sense for you.</w:t>
+      </w:r>
+    </w:p>
+    <w:p>
+      <w:pPr>
+        <w:spacing w:after="80"/>
+        <w:shd w:val="clear" w:color="auto" w:fill="FFF3CC"/>
+      </w:pPr>
+      <w:r>
+        <w:rPr>
+          <w:rFonts w:ascii="Arial" w:hAnsi="Arial"/>
+          <w:b/>
+          <w:i w:val="0"/>
+          <w:color w:val="1A3A5C"/>
+          <w:sz w:val="22"/>
+        </w:rPr>
+        <w:t xml:space="preserve">📌  </w:t>
+      </w:r>
+      <w:r>
+        <w:rPr>
+          <w:rFonts w:ascii="Arial" w:hAnsi="Arial"/>
+          <w:b w:val="0"/>
+          <w:i w:val="0"/>
+          <w:sz w:val="22"/>
+        </w:rPr>
+        <w:t>If he gives a time: schedule it, follow up exactly then. If not: 60-day check-in with one industry observation.</w:t>
+      </w:r>
+    </w:p>
+    <w:p>
+      <w:pPr>
+        <w:spacing w:before="280" w:after="60"/>
+      </w:pPr>
+      <w:r>
+        <w:rPr>
+          <w:rFonts w:ascii="Arial" w:hAnsi="Arial"/>
+          <w:b/>
+          <w:i w:val="0"/>
+          <w:color w:val="2A7AAA"/>
+          <w:sz w:val="25"/>
+        </w:rPr>
+        <w:t xml:space="preserve">BRANCH F — </w:t>
+      </w:r>
+      <w:r>
+        <w:rPr>
+          <w:rFonts w:ascii="Arial" w:hAnsi="Arial"/>
+          <w:b/>
+          <w:i w:val="0"/>
+          <w:color w:val="1A5C8A"/>
+          <w:sz w:val="25"/>
+        </w:rPr>
+        <w:t>"What's This Going to Cost Me?"</w:t>
+      </w:r>
+    </w:p>
+    <w:p>
+      <w:pPr>
+        <w:spacing w:after="120"/>
       </w:pPr>
       <w:r>
         <w:rPr>
@@ -441,355 +1212,30 @@
           <w:b w:val="0"/>
           <w:i w:val="0"/>
           <w:color w:val="555555"/>
-          <w:sz w:val="21"/>
-          <w:rFonts w:ascii="Arial" w:hAnsi="Arial" w:cs="Arial"/>
+          <w:sz w:val="22"/>
         </w:rPr>
-        <w:t>Video reply arrives  →  Message 1 (qualitative question, no pitch)  →  Message 2 (paid consultation offer)  →  Schedule + payment + pre-call expectations  →  hand off to p3d_Consultation_Playbook.md</w:t>
+        <w:t>A buying signal disguised as an objection.</w:t>
       </w:r>
     </w:p>
     <w:p>
       <w:pPr>
-        <w:keepNext/>
-        <w:spacing w:before="280" w:after="80"/>
-      </w:pPr>
-      <w:r>
-        <w:rPr>
-          <w:rFonts w:ascii="Arial" w:hAnsi="Arial"/>
-          <w:b/>
-          <w:i w:val="0"/>
-          <w:color w:val="000000"/>
-          <w:sz w:val="26"/>
-          <w:rFonts w:ascii="Arial" w:hAnsi="Arial" w:cs="Arial"/>
-        </w:rPr>
-        <w:t>MESSAGE 1 — Sent immediately when he replies</w:t>
-      </w:r>
-    </w:p>
-    <w:p>
-      <w:pPr>
-        <w:spacing w:before="0" w:after="120"/>
-      </w:pPr>
-      <w:r>
-        <w:rPr>
-          <w:rFonts w:ascii="Arial" w:hAnsi="Arial"/>
-          <w:b w:val="0"/>
-          <w:i/>
-          <w:color w:val="555555"/>
-          <w:sz w:val="20"/>
-          <w:rFonts w:ascii="Arial" w:hAnsi="Arial" w:cs="Arial"/>
-        </w:rPr>
-        <w:t>Already fully drafted, verbatim, in p3b Part B — reused directly, not re-written. Purpose: reward the reply, deepen rapport, qualify. No internal numbers requested — capturing those is exactly what the paid session sells.</w:t>
-      </w:r>
-    </w:p>
-    <w:p>
-      <w:pPr>
-        <w:spacing w:before="0" w:after="40"/>
-        <w:ind w:left="216" w:right="216"/>
+        <w:spacing w:line="336" w:lineRule="auto" w:after="120"/>
+        <w:shd w:val="clear" w:color="auto" w:fill="EBF3FB"/>
       </w:pPr>
       <w:r>
         <w:rPr>
           <w:rFonts w:ascii="Arial" w:hAnsi="Arial"/>
           <w:b w:val="0"/>
           <w:i w:val="0"/>
-          <w:color w:val="000000"/>
           <w:sz w:val="23"/>
-          <w:rFonts w:ascii="Arial" w:hAnsi="Arial" w:cs="Arial"/>
-          <w:shd w:val="clear" w:fill="EBF3FB"/>
         </w:rPr>
-        <w:t>Thank you for watching — and even more for replying. That means a lot.</w:t>
+        <w:t>The video and the research I've done are free — no cost to reply. If we end up doing a working session together, there's a fee, but it comes with a guarantee: if you don't walk away with something worth more than the fee, you don't pay. Happy to explain more if you're curious.</w:t>
       </w:r>
     </w:p>
     <w:p>
       <w:pPr>
-        <w:spacing w:before="0" w:after="200"/>
-        <w:ind w:left="216" w:right="216"/>
-      </w:pPr>
-      <w:r>
-        <w:rPr>
-          <w:rFonts w:ascii="Arial" w:hAnsi="Arial"/>
-          <w:b w:val="0"/>
-          <w:i w:val="0"/>
-          <w:color w:val="000000"/>
-          <w:sz w:val="23"/>
-          <w:rFonts w:ascii="Arial" w:hAnsi="Arial" w:cs="Arial"/>
-          <w:shd w:val="clear" w:fill="EBF3FB"/>
-        </w:rPr>
-        <w:t>Of the things I flagged, which one actually stings the most day-to-day for you? Is it the broken checkout, the email capture gap, the need to keep hiring people to update the site — or something I missed entirely? I want to understand which of these is the real live problem before anything else.</w:t>
-      </w:r>
-    </w:p>
-    <w:p>
-      <w:pPr>
-        <w:keepNext/>
-        <w:spacing w:before="280" w:after="80"/>
-      </w:pPr>
-      <w:r>
-        <w:rPr>
-          <w:rFonts w:ascii="Arial" w:hAnsi="Arial"/>
-          <w:b/>
-          <w:i w:val="0"/>
-          <w:color w:val="000000"/>
-          <w:sz w:val="26"/>
-          <w:rFonts w:ascii="Arial" w:hAnsi="Arial" w:cs="Arial"/>
-        </w:rPr>
-        <w:t>MESSAGE 2 — The Consultation Offer (after he answers Message 1)</w:t>
-      </w:r>
-    </w:p>
-    <w:p>
-      <w:pPr>
-        <w:spacing w:before="0" w:after="120"/>
-      </w:pPr>
-      <w:r>
-        <w:rPr>
-          <w:rFonts w:ascii="Arial" w:hAnsi="Arial"/>
-          <w:b w:val="0"/>
-          <w:i/>
-          <w:color w:val="555555"/>
-          <w:sz w:val="20"/>
-          <w:rFonts w:ascii="Arial" w:hAnsi="Arial" w:cs="Arial"/>
-        </w:rPr>
-        <w:t>Base text already fully drafted, verbatim, in p3b Part B. One addition: the Proof-of-Competence line (Beat 5's exact sentence, already spoken in the video) has been inserted in the required position — everything else is reused as-is. Confidence Signal = High → stated confidently, no softening. Stakes tie-back stays directional, matching Beat 4 — no invented figure.</w:t>
-      </w:r>
-    </w:p>
-    <w:p>
-      <w:pPr>
-        <w:spacing w:before="0" w:after="40"/>
-        <w:ind w:left="216" w:right="216"/>
-      </w:pPr>
-      <w:r>
-        <w:rPr>
-          <w:rFonts w:ascii="Arial" w:hAnsi="Arial"/>
-          <w:b w:val="0"/>
-          <w:i w:val="0"/>
-          <w:color w:val="000000"/>
-          <w:sz w:val="23"/>
-          <w:rFonts w:ascii="Arial" w:hAnsi="Arial" w:cs="Arial"/>
-          <w:shd w:val="clear" w:fill="EBF3FB"/>
-        </w:rPr>
-        <w:t>Based on what you've said — and what I can see from outside — there's a clear picture of what's costing you, but the precise number needs your internal figures to be defensible.</w:t>
-      </w:r>
-    </w:p>
-    <w:p>
-      <w:pPr>
-        <w:spacing w:before="0" w:after="40"/>
-        <w:ind w:left="216" w:right="216"/>
-      </w:pPr>
-      <w:r>
-        <w:rPr>
-          <w:rFonts w:ascii="Arial" w:hAnsi="Arial"/>
-          <w:b w:val="0"/>
-          <w:i w:val="0"/>
-          <w:color w:val="000000"/>
-          <w:sz w:val="23"/>
-          <w:rFonts w:ascii="Arial" w:hAnsi="Arial" w:cs="Arial"/>
-          <w:shd w:val="clear" w:fill="EBF3FB"/>
-        </w:rPr>
-        <w:t>What I'd like to propose is a working session: 45–60 minutes where we go through it together, I ask the questions I can't answer from a site audit alone, and you walk away with a documented operational diagnosis — a clear-language write-up of what the bottleneck is costing you, in your own numbers, with a directional view of what the fix looks like.</w:t>
-      </w:r>
-    </w:p>
-    <w:p>
-      <w:pPr>
-        <w:spacing w:before="0" w:after="40"/>
-        <w:ind w:left="216" w:right="216"/>
-      </w:pPr>
-      <w:r>
-        <w:rPr>
-          <w:rFonts w:ascii="Arial" w:hAnsi="Arial"/>
-          <w:b w:val="0"/>
-          <w:i w:val="0"/>
-          <w:color w:val="000000"/>
-          <w:sz w:val="23"/>
-          <w:rFonts w:ascii="Arial" w:hAnsi="Arial" w:cs="Arial"/>
-          <w:shd w:val="clear" w:fill="EBF3FB"/>
-        </w:rPr>
-        <w:t>That document is yours to keep regardless of what happens next.</w:t>
-      </w:r>
-    </w:p>
-    <w:p>
-      <w:pPr>
-        <w:spacing w:before="0" w:after="40"/>
-        <w:ind w:left="216" w:right="216"/>
-      </w:pPr>
-      <w:r>
-        <w:rPr>
-          <w:rFonts w:ascii="Arial" w:hAnsi="Arial"/>
-          <w:b w:val="0"/>
-          <w:i w:val="0"/>
-          <w:color w:val="000000"/>
-          <w:sz w:val="23"/>
-          <w:rFonts w:ascii="Arial" w:hAnsi="Arial" w:cs="Arial"/>
-          <w:shd w:val="clear" w:fill="EBF3FB"/>
-        </w:rPr>
-        <w:t>The reason I think this matters now: even at the conservative end, the broken purchase path is holding back a meaningful stream of course revenue every month your speaking calendar keeps running. A one-hour session that pins that number down properly and maps the fix costs [CONSULTATION_FEE] — a small fraction of what that gap costs annually. If you don't walk away with something worth more than that, you don't pay — you judge, not me.</w:t>
-      </w:r>
-    </w:p>
-    <w:p>
-      <w:pPr>
-        <w:spacing w:before="0" w:after="40"/>
-        <w:ind w:left="216" w:right="216"/>
-      </w:pPr>
-      <w:r>
-        <w:rPr>
-          <w:rFonts w:ascii="Arial" w:hAnsi="Arial"/>
-          <w:b w:val="0"/>
-          <w:i w:val="0"/>
-          <w:color w:val="000000"/>
-          <w:sz w:val="23"/>
-          <w:rFonts w:ascii="Arial" w:hAnsi="Arial" w:cs="Arial"/>
-          <w:shd w:val="clear" w:fill="EBF3FB"/>
-        </w:rPr>
-        <w:t>We've rebuilt this exact kind of infrastructure for creator-educators before — a broken checkout path and a missing email funnel are two of the most straightforward things we fix.</w:t>
-      </w:r>
-    </w:p>
-    <w:p>
-      <w:pPr>
-        <w:spacing w:before="0" w:after="40"/>
-        <w:ind w:left="216" w:right="216"/>
-      </w:pPr>
-      <w:r>
-        <w:rPr>
-          <w:rFonts w:ascii="Arial" w:hAnsi="Arial"/>
-          <w:b w:val="0"/>
-          <w:i w:val="0"/>
-          <w:color w:val="000000"/>
-          <w:sz w:val="23"/>
-          <w:rFonts w:ascii="Arial" w:hAnsi="Arial" w:cs="Arial"/>
-          <w:shd w:val="clear" w:fill="EBF3FB"/>
-        </w:rPr>
-        <w:t>Dev8X is a registered studio. Payment runs through a proper invoice, not a personal transfer — so there's no leap of faith involved.</w:t>
-      </w:r>
-    </w:p>
-    <w:p>
-      <w:pPr>
-        <w:spacing w:before="0" w:after="200"/>
-        <w:ind w:left="216" w:right="216"/>
-      </w:pPr>
-      <w:r>
-        <w:rPr>
-          <w:rFonts w:ascii="Arial" w:hAnsi="Arial"/>
-          <w:b w:val="0"/>
-          <w:i w:val="0"/>
-          <w:color w:val="000000"/>
-          <w:sz w:val="23"/>
-          <w:rFonts w:ascii="Arial" w:hAnsi="Arial" w:cs="Arial"/>
-          <w:shd w:val="clear" w:fill="EBF3FB"/>
-        </w:rPr>
-        <w:t>If that sounds right, reply to confirm and I'll send over available times.</w:t>
-      </w:r>
-    </w:p>
-    <w:p>
-      <w:pPr>
-        <w:keepNext/>
-        <w:spacing w:before="280" w:after="80"/>
-      </w:pPr>
-      <w:r>
-        <w:rPr>
-          <w:rFonts w:ascii="Arial" w:hAnsi="Arial"/>
-          <w:b/>
-          <w:i w:val="0"/>
-          <w:color w:val="000000"/>
-          <w:sz w:val="26"/>
-          <w:rFonts w:ascii="Arial" w:hAnsi="Arial" w:cs="Arial"/>
-        </w:rPr>
-        <w:t>MESSAGE 3 — Soft Follow-Up (3–4 days after Message 2, if no reply)</w:t>
-      </w:r>
-    </w:p>
-    <w:p>
-      <w:pPr>
-        <w:spacing w:before="0" w:after="120"/>
-      </w:pPr>
-      <w:r>
-        <w:rPr>
-          <w:rFonts w:ascii="Arial" w:hAnsi="Arial"/>
-          <w:b w:val="0"/>
-          <w:i/>
-          <w:color w:val="555555"/>
-          <w:sz w:val="20"/>
-          <w:rFonts w:ascii="Arial" w:hAnsi="Arial" w:cs="Arial"/>
-        </w:rPr>
-        <w:t>Already fully drafted, verbatim, in p3b Part B — reused directly, not re-written.</w:t>
-      </w:r>
-    </w:p>
-    <w:p>
-      <w:pPr>
-        <w:spacing w:before="0" w:after="40"/>
-        <w:ind w:left="216" w:right="216"/>
-      </w:pPr>
-      <w:r>
-        <w:rPr>
-          <w:rFonts w:ascii="Arial" w:hAnsi="Arial"/>
-          <w:b w:val="0"/>
-          <w:i w:val="0"/>
-          <w:color w:val="000000"/>
-          <w:sz w:val="23"/>
-          <w:rFonts w:ascii="Arial" w:hAnsi="Arial" w:cs="Arial"/>
-          <w:shd w:val="clear" w:fill="EBF3FB"/>
-        </w:rPr>
-        <w:t>No pressure if the timing's off — just wanted to resurface this one thought before I move on: every month the checkout stays broken is another speaking engagement cycle that produces $0 in course revenue, regardless of how well the event goes.</w:t>
-      </w:r>
-    </w:p>
-    <w:p>
-      <w:pPr>
-        <w:spacing w:before="0" w:after="40"/>
-        <w:ind w:left="216" w:right="216"/>
-      </w:pPr>
-      <w:r>
-        <w:rPr>
-          <w:rFonts w:ascii="Arial" w:hAnsi="Arial"/>
-          <w:b w:val="0"/>
-          <w:i w:val="0"/>
-          <w:color w:val="000000"/>
-          <w:sz w:val="23"/>
-          <w:rFonts w:ascii="Arial" w:hAnsi="Arial" w:cs="Arial"/>
-          <w:shd w:val="clear" w:fill="EBF3FB"/>
-        </w:rPr>
-        <w:t>The working session still comes with the same guarantee — you don't pay unless you walk away with something worth more than the fee.</w:t>
-      </w:r>
-    </w:p>
-    <w:p>
-      <w:pPr>
-        <w:spacing w:before="0" w:after="200"/>
-        <w:ind w:left="216" w:right="216"/>
-      </w:pPr>
-      <w:r>
-        <w:rPr>
-          <w:rFonts w:ascii="Arial" w:hAnsi="Arial"/>
-          <w:b w:val="0"/>
-          <w:i w:val="0"/>
-          <w:color w:val="000000"/>
-          <w:sz w:val="23"/>
-          <w:rFonts w:ascii="Arial" w:hAnsi="Arial" w:cs="Arial"/>
-          <w:shd w:val="clear" w:fill="EBF3FB"/>
-        </w:rPr>
-        <w:t>If now isn't right, that's a completely fair answer.</w:t>
-      </w:r>
-    </w:p>
-    <w:p>
-      <w:pPr>
-        <w:spacing w:before="0" w:after="120"/>
-      </w:pPr>
-      <w:r>
-        <w:rPr>
-          <w:rFonts w:ascii="Arial" w:hAnsi="Arial"/>
-          <w:b w:val="0"/>
-          <w:i/>
-          <w:color w:val="555555"/>
-          <w:sz w:val="20"/>
-          <w:rFonts w:ascii="Arial" w:hAnsi="Arial" w:cs="Arial"/>
-        </w:rPr>
-        <w:t>Maximum ONE Message 3. If no reply, STOP. Re-engage in 90 days with a fresh industry insight — not about UPstander specifically.</w:t>
-      </w:r>
-    </w:p>
-    <w:p>
-      <w:pPr>
-        <w:spacing w:before="80" w:after="200"/>
-        <w:pBdr>
-          <w:bottom w:val="single" w:sz="6" w:space="1" w:color="CCCCCC"/>
-        </w:pBdr>
-      </w:pPr>
-    </w:p>
-    <w:p>
-      <w:pPr>
-        <w:keepNext/>
-        <w:spacing w:before="440" w:after="120"/>
+        <w:spacing w:after="80"/>
+        <w:shd w:val="clear" w:color="auto" w:fill="FFF3CC"/>
       </w:pPr>
       <w:r>
         <w:rPr>
@@ -797,1365 +1243,64 @@
           <w:b/>
           <w:i w:val="0"/>
           <w:color w:val="1A3A5C"/>
-          <w:sz w:val="36"/>
-          <w:rFonts w:ascii="Arial" w:hAnsi="Arial" w:cs="Arial"/>
+          <w:sz w:val="22"/>
         </w:rPr>
-        <w:t>Part B.2 — The War-Game Matrix (Every Scenario, Exact Response)</w:t>
+        <w:t xml:space="preserve">📌  </w:t>
       </w:r>
-    </w:p>
-    <w:p>
-      <w:pPr>
-        <w:spacing w:before="0" w:after="120"/>
-      </w:pPr>
       <w:r>
         <w:rPr>
           <w:rFonts w:ascii="Arial" w:hAnsi="Arial"/>
           <w:b w:val="0"/>
-          <w:i/>
-          <w:color w:val="555555"/>
-          <w:sz w:val="20"/>
-          <w:rFonts w:ascii="Arial" w:hAnsi="Arial" w:cs="Arial"/>
+          <w:i w:val="0"/>
+          <w:sz w:val="22"/>
         </w:rPr>
-        <w:t>Every branch below is personalized to UPstander International and, where it references “the video,” quotes exactly what the finalized script said.</w:t>
+        <w:t>Do not quote [CONSULTATION_FEE] here — bridge to Message 2. Do not be defensive about money.</w:t>
       </w:r>
     </w:p>
     <w:p>
       <w:pPr>
-        <w:keepNext/>
-        <w:spacing w:before="280" w:after="80"/>
+        <w:spacing w:before="280" w:after="60"/>
       </w:pPr>
       <w:r>
         <w:rPr>
           <w:rFonts w:ascii="Arial" w:hAnsi="Arial"/>
           <w:b/>
           <w:i w:val="0"/>
-          <w:color w:val="000000"/>
-          <w:sz w:val="26"/>
-          <w:rFonts w:ascii="Arial" w:hAnsi="Arial" w:cs="Arial"/>
+          <w:color w:val="2A7AAA"/>
+          <w:sz w:val="25"/>
         </w:rPr>
-        <w:t>BRANCH A — Correction: “You got it wrong”</w:t>
+        <w:t xml:space="preserve">BRANCH G — </w:t>
+      </w:r>
+      <w:r>
+        <w:rPr>
+          <w:rFonts w:ascii="Arial" w:hAnsi="Arial"/>
+          <w:b/>
+          <w:i w:val="0"/>
+          <w:color w:val="1A5C8A"/>
+          <w:sz w:val="25"/>
+        </w:rPr>
+        <w:t>"Send Me More Info"</w:t>
       </w:r>
     </w:p>
     <w:p>
       <w:pPr>
-        <w:spacing w:before="0" w:after="120"/>
-      </w:pPr>
-      <w:r>
-        <w:rPr>
-          <w:rFonts w:ascii="Arial" w:hAnsi="Arial"/>
-          <w:b w:val="0"/>
-          <w:i/>
-          <w:color w:val="555555"/>
-          <w:sz w:val="20"/>
-          <w:rFonts w:ascii="Arial" w:hAnsi="Arial" w:cs="Arial"/>
-        </w:rPr>
-        <w:t>Beat 5 explicitly invited correction. Already fully drafted, verbatim, in p3b Part B — reused directly below. Thank him, don't defend, absorb and recompute.</w:t>
-      </w:r>
-    </w:p>
-    <w:p>
-      <w:pPr>
-        <w:spacing w:before="0" w:after="40"/>
-        <w:ind w:left="216" w:right="216"/>
+        <w:spacing w:line="336" w:lineRule="auto" w:after="120"/>
+        <w:shd w:val="clear" w:color="auto" w:fill="EBF3FB"/>
       </w:pPr>
       <w:r>
         <w:rPr>
           <w:rFonts w:ascii="Arial" w:hAnsi="Arial"/>
           <w:b w:val="0"/>
           <w:i w:val="0"/>
-          <w:color w:val="000000"/>
           <w:sz w:val="23"/>
-          <w:rFonts w:ascii="Arial" w:hAnsi="Arial" w:cs="Arial"/>
-          <w:shd w:val="clear" w:fill="EBF3FB"/>
         </w:rPr>
-        <w:t>Thank you — that's exactly the kind of reply I needed. If [specific thing he corrected] isn't accurate, then I need to rethink how I read that part of the site.</w:t>
+        <w:t>Happy to — I've attached the research brief I built for UPstander International. It's a one-page summary of what I found across the site and the YouTube channel. Take a look and let me know if anything stands out.</w:t>
       </w:r>
     </w:p>
     <w:p>
       <w:pPr>
-        <w:spacing w:before="0" w:after="40"/>
-        <w:ind w:left="216" w:right="216"/>
-      </w:pPr>
-      <w:r>
-        <w:rPr>
-          <w:rFonts w:ascii="Arial" w:hAnsi="Arial"/>
-          <w:b w:val="0"/>
-          <w:i w:val="0"/>
-          <w:color w:val="000000"/>
-          <w:sz w:val="23"/>
-          <w:rFonts w:ascii="Arial" w:hAnsi="Arial" w:cs="Arial"/>
-          <w:shd w:val="clear" w:fill="EBF3FB"/>
-        </w:rPr>
-        <w:t>Here's what I find useful about this: from outside, I'll always have blind spots. The audit told me what I could see on the public pages — it couldn't tell me what's true on the inside. That gap is precisely the reason I think a proper working session makes sense. Not to defend my read, but to replace my guesses with your actual numbers.</w:t>
-      </w:r>
-    </w:p>
-    <w:p>
-      <w:pPr>
-        <w:spacing w:before="0" w:after="200"/>
-        <w:ind w:left="216" w:right="216"/>
-      </w:pPr>
-      <w:r>
-        <w:rPr>
-          <w:rFonts w:ascii="Arial" w:hAnsi="Arial"/>
-          <w:b w:val="0"/>
-          <w:i w:val="0"/>
-          <w:color w:val="000000"/>
-          <w:sz w:val="23"/>
-          <w:rFonts w:ascii="Arial" w:hAnsi="Arial" w:cs="Arial"/>
-          <w:shd w:val="clear" w:fill="EBF3FB"/>
-        </w:rPr>
-        <w:t>If you're open to it, I'd like to do that — and if the correction changes the picture entirely, the diagnosis will reflect that, not my original hypothesis.</w:t>
-      </w:r>
-    </w:p>
-    <w:p>
-      <w:pPr>
-        <w:spacing w:before="0" w:after="120"/>
-      </w:pPr>
-      <w:r>
-        <w:rPr>
-          <w:rFonts w:ascii="Arial" w:hAnsi="Arial"/>
-          <w:b w:val="0"/>
-          <w:i/>
-          <w:color w:val="555555"/>
-          <w:sz w:val="20"/>
-          <w:rFonts w:ascii="Arial" w:hAnsi="Arial" w:cs="Arial"/>
-        </w:rPr>
-        <w:t>If the correction guts the whole diagnosis (“we don't even do that”) — do NOT push the offer. This sub-case isn't covered in p3b's draft, so it's added here to complete the branch:</w:t>
-      </w:r>
-    </w:p>
-    <w:p>
-      <w:pPr>
-        <w:spacing w:before="0" w:after="200"/>
-        <w:ind w:left="216" w:right="216"/>
-      </w:pPr>
-      <w:r>
-        <w:rPr>
-          <w:rFonts w:ascii="Arial" w:hAnsi="Arial"/>
-          <w:b w:val="0"/>
-          <w:i w:val="0"/>
-          <w:color w:val="000000"/>
-          <w:sz w:val="23"/>
-          <w:rFonts w:ascii="Arial" w:hAnsi="Arial" w:cs="Arial"/>
-          <w:shd w:val="clear" w:fill="EBF3FB"/>
-        </w:rPr>
-        <w:t>Got it — thanks for setting me straight. Out of curiosity, what would you say is the actual bottleneck right now? No pitch attached to that question, I'm just curious.</w:t>
-      </w:r>
-    </w:p>
-    <w:p>
-      <w:pPr>
-        <w:keepNext/>
-        <w:spacing w:before="280" w:after="80"/>
-      </w:pPr>
-      <w:r>
-        <w:rPr>
-          <w:rFonts w:ascii="Arial" w:hAnsi="Arial"/>
-          <w:b/>
-          <w:i w:val="0"/>
-          <w:color w:val="000000"/>
-          <w:sz w:val="26"/>
-          <w:rFonts w:ascii="Arial" w:hAnsi="Arial" w:cs="Arial"/>
-        </w:rPr>
-        <w:t>BRANCH B — Silent Watcher: watched, no reply (the modal outcome)</w:t>
-      </w:r>
-    </w:p>
-    <w:p>
-      <w:pPr>
-        <w:spacing w:before="0" w:after="120"/>
-      </w:pPr>
-      <w:r>
-        <w:rPr>
-          <w:rFonts w:ascii="Arial" w:hAnsi="Arial"/>
-          <w:b w:val="0"/>
-          <w:i/>
-          <w:color w:val="555555"/>
-          <w:sz w:val="20"/>
-          <w:rFonts w:ascii="Arial" w:hAnsi="Arial" w:cs="Arial"/>
-        </w:rPr>
-        <w:t>ONE touch only, 4–6 days after the video. This message is already finalized verbatim in p3b Part B — reused as-is, not re-written.</w:t>
-      </w:r>
-    </w:p>
-    <w:p>
-      <w:pPr>
-        <w:spacing w:before="0" w:after="200"/>
-        <w:ind w:left="216" w:right="216"/>
-      </w:pPr>
-      <w:r>
-        <w:rPr>
-          <w:rFonts w:ascii="Arial" w:hAnsi="Arial"/>
-          <w:b w:val="0"/>
-          <w:i w:val="0"/>
-          <w:color w:val="000000"/>
-          <w:sz w:val="23"/>
-          <w:rFonts w:ascii="Arial" w:hAnsi="Arial" w:cs="Arial"/>
-          <w:shd w:val="clear" w:fill="EBF3FB"/>
-        </w:rPr>
-        <w:t>No need to reply to the video — one quick question: is the broken course checkout actually what's slowing your online revenue, or am I off on which problem matters most?</w:t>
-      </w:r>
-    </w:p>
-    <w:p>
-      <w:pPr>
-        <w:spacing w:before="0" w:after="120"/>
-      </w:pPr>
-      <w:r>
-        <w:rPr>
-          <w:rFonts w:ascii="Arial" w:hAnsi="Arial"/>
-          <w:b w:val="0"/>
-          <w:i/>
-          <w:color w:val="555555"/>
-          <w:sz w:val="20"/>
-          <w:rFonts w:ascii="Arial" w:hAnsi="Arial" w:cs="Arial"/>
-        </w:rPr>
-        <w:t>Maximum ONE silent-watcher touch. If still no reply: stop. 90-day re-engagement.</w:t>
-      </w:r>
-    </w:p>
-    <w:p>
-      <w:pPr>
-        <w:keepNext/>
-        <w:spacing w:before="280" w:after="80"/>
-      </w:pPr>
-      <w:r>
-        <w:rPr>
-          <w:rFonts w:ascii="Arial" w:hAnsi="Arial"/>
-          <w:b/>
-          <w:i w:val="0"/>
-          <w:color w:val="000000"/>
-          <w:sz w:val="26"/>
-          <w:rFonts w:ascii="Arial" w:hAnsi="Arial" w:cs="Arial"/>
-        </w:rPr>
-        <w:t>BRANCH C — Didn't Watch: video not opened</w:t>
-      </w:r>
-    </w:p>
-    <w:p>
-      <w:pPr>
-        <w:spacing w:before="0" w:after="120"/>
-      </w:pPr>
-      <w:r>
-        <w:rPr>
-          <w:rFonts w:ascii="Arial" w:hAnsi="Arial"/>
-          <w:b w:val="0"/>
-          <w:i/>
-          <w:color w:val="555555"/>
-          <w:sz w:val="20"/>
-          <w:rFonts w:ascii="Arial" w:hAnsi="Arial" w:cs="Arial"/>
-        </w:rPr>
-        <w:t>Send 5–7 days later.</w:t>
-      </w:r>
-    </w:p>
-    <w:p>
-      <w:pPr>
-        <w:spacing w:before="0" w:after="200"/>
-        <w:ind w:left="216" w:right="216"/>
-      </w:pPr>
-      <w:r>
-        <w:rPr>
-          <w:rFonts w:ascii="Arial" w:hAnsi="Arial"/>
-          <w:b w:val="0"/>
-          <w:i w:val="0"/>
-          <w:color w:val="000000"/>
-          <w:sz w:val="23"/>
-          <w:rFonts w:ascii="Arial" w:hAnsi="Arial" w:cs="Arial"/>
-          <w:shd w:val="clear" w:fill="EBF3FB"/>
-        </w:rPr>
-        <w:t>Not sure if the video came through — it's a 3-minute look at why your course checkout is returning an error page instead of letting people buy. Thought it was worth flagging. Either way, no pressure.</w:t>
-      </w:r>
-    </w:p>
-    <w:p>
-      <w:pPr>
-        <w:spacing w:before="0" w:after="120"/>
-      </w:pPr>
-      <w:r>
-        <w:rPr>
-          <w:rFonts w:ascii="Arial" w:hAnsi="Arial"/>
-          <w:b w:val="0"/>
-          <w:i/>
-          <w:color w:val="555555"/>
-          <w:sz w:val="20"/>
-          <w:rFonts w:ascii="Arial" w:hAnsi="Arial" w:cs="Arial"/>
-        </w:rPr>
-        <w:t>If still no watch after the second wrapper: stop. Re-engage in 90 days with a fresh video, not this one.</w:t>
-      </w:r>
-    </w:p>
-    <w:p>
-      <w:pPr>
-        <w:keepNext/>
-        <w:spacing w:before="280" w:after="80"/>
-      </w:pPr>
-      <w:r>
-        <w:rPr>
-          <w:rFonts w:ascii="Arial" w:hAnsi="Arial"/>
-          <w:b/>
-          <w:i w:val="0"/>
-          <w:color w:val="000000"/>
-          <w:sz w:val="26"/>
-          <w:rFonts w:ascii="Arial" w:hAnsi="Arial" w:cs="Arial"/>
-        </w:rPr>
-        <w:t>BRANCH D — “Not Interested”</w:t>
-      </w:r>
-    </w:p>
-    <w:p>
-      <w:pPr>
-        <w:spacing w:before="0" w:after="200"/>
-        <w:ind w:left="216" w:right="216"/>
-      </w:pPr>
-      <w:r>
-        <w:rPr>
-          <w:rFonts w:ascii="Arial" w:hAnsi="Arial"/>
-          <w:b w:val="0"/>
-          <w:i w:val="0"/>
-          <w:color w:val="000000"/>
-          <w:sz w:val="23"/>
-          <w:rFonts w:ascii="Arial" w:hAnsi="Arial" w:cs="Arial"/>
-          <w:shd w:val="clear" w:fill="EBF3FB"/>
-        </w:rPr>
-        <w:t>Completely fair. If anything changes down the line, the research I did on UPstander International is still valid — happy to pick it up anytime. Wishing you well with the books and the speaking calendar this year.</w:t>
-      </w:r>
-    </w:p>
-    <w:p>
-      <w:pPr>
-        <w:keepNext/>
-        <w:spacing w:before="280" w:after="80"/>
-      </w:pPr>
-      <w:r>
-        <w:rPr>
-          <w:rFonts w:ascii="Arial" w:hAnsi="Arial"/>
-          <w:b/>
-          <w:i w:val="0"/>
-          <w:color w:val="000000"/>
-          <w:sz w:val="26"/>
-          <w:rFonts w:ascii="Arial" w:hAnsi="Arial" w:cs="Arial"/>
-        </w:rPr>
-        <w:t>BRANCH E — “Too Busy Right Now”</w:t>
-      </w:r>
-    </w:p>
-    <w:p>
-      <w:pPr>
-        <w:spacing w:before="0" w:after="200"/>
-        <w:ind w:left="216" w:right="216"/>
-      </w:pPr>
-      <w:r>
-        <w:rPr>
-          <w:rFonts w:ascii="Arial" w:hAnsi="Arial"/>
-          <w:b w:val="0"/>
-          <w:i w:val="0"/>
-          <w:color w:val="000000"/>
-          <w:sz w:val="23"/>
-          <w:rFonts w:ascii="Arial" w:hAnsi="Arial" w:cs="Arial"/>
-          <w:shd w:val="clear" w:fill="EBF3FB"/>
-        </w:rPr>
-        <w:t>Totally understand — timing matters more than anything. When would be a better time to revisit? Happy to circle back whenever makes sense for you.</w:t>
-      </w:r>
-    </w:p>
-    <w:p>
-      <w:pPr>
-        <w:spacing w:before="0" w:after="120"/>
-      </w:pPr>
-      <w:r>
-        <w:rPr>
-          <w:rFonts w:ascii="Arial" w:hAnsi="Arial"/>
-          <w:b w:val="0"/>
-          <w:i/>
-          <w:color w:val="555555"/>
-          <w:sz w:val="20"/>
-          <w:rFonts w:ascii="Arial" w:hAnsi="Arial" w:cs="Arial"/>
-        </w:rPr>
-        <w:t>If they give a time: schedule it, follow up exactly then. If not: 60-day check-in with one industry observation.</w:t>
-      </w:r>
-    </w:p>
-    <w:p>
-      <w:pPr>
-        <w:keepNext/>
-        <w:spacing w:before="280" w:after="80"/>
-      </w:pPr>
-      <w:r>
-        <w:rPr>
-          <w:rFonts w:ascii="Arial" w:hAnsi="Arial"/>
-          <w:b/>
-          <w:i w:val="0"/>
-          <w:color w:val="000000"/>
-          <w:sz w:val="26"/>
-          <w:rFonts w:ascii="Arial" w:hAnsi="Arial" w:cs="Arial"/>
-        </w:rPr>
-        <w:t>BRANCH F — “What's This Going to Cost Me?”</w:t>
-      </w:r>
-    </w:p>
-    <w:p>
-      <w:pPr>
-        <w:spacing w:before="0" w:after="120"/>
-      </w:pPr>
-      <w:r>
-        <w:rPr>
-          <w:rFonts w:ascii="Arial" w:hAnsi="Arial"/>
-          <w:b w:val="0"/>
-          <w:i/>
-          <w:color w:val="555555"/>
-          <w:sz w:val="20"/>
-          <w:rFonts w:ascii="Arial" w:hAnsi="Arial" w:cs="Arial"/>
-        </w:rPr>
-        <w:t>A buying signal disguised as an objection. Don't quote the fee here — bridge to Message 2.</w:t>
-      </w:r>
-    </w:p>
-    <w:p>
-      <w:pPr>
-        <w:spacing w:before="0" w:after="200"/>
-        <w:ind w:left="216" w:right="216"/>
-      </w:pPr>
-      <w:r>
-        <w:rPr>
-          <w:rFonts w:ascii="Arial" w:hAnsi="Arial"/>
-          <w:b w:val="0"/>
-          <w:i w:val="0"/>
-          <w:color w:val="000000"/>
-          <w:sz w:val="23"/>
-          <w:rFonts w:ascii="Arial" w:hAnsi="Arial" w:cs="Arial"/>
-          <w:shd w:val="clear" w:fill="EBF3FB"/>
-        </w:rPr>
-        <w:t>The video and the research I did are free — no cost to reply. If we end up doing a working session together, there's a fee, but it comes with a guarantee: if you don't walk away with something worth more than the fee, you don't pay. Happy to explain more if you're curious.</w:t>
-      </w:r>
-    </w:p>
-    <w:p>
-      <w:pPr>
-        <w:keepNext/>
-        <w:spacing w:before="280" w:after="80"/>
-      </w:pPr>
-      <w:r>
-        <w:rPr>
-          <w:rFonts w:ascii="Arial" w:hAnsi="Arial"/>
-          <w:b/>
-          <w:i w:val="0"/>
-          <w:color w:val="000000"/>
-          <w:sz w:val="26"/>
-          <w:rFonts w:ascii="Arial" w:hAnsi="Arial" w:cs="Arial"/>
-        </w:rPr>
-        <w:t>BRANCH G — “Send Me More Info”</w:t>
-      </w:r>
-    </w:p>
-    <w:p>
-      <w:pPr>
-        <w:spacing w:before="0" w:after="120"/>
-      </w:pPr>
-      <w:r>
-        <w:rPr>
-          <w:rFonts w:ascii="Arial" w:hAnsi="Arial"/>
-          <w:b w:val="0"/>
-          <w:i/>
-          <w:color w:val="555555"/>
-          <w:sz w:val="20"/>
-          <w:rFonts w:ascii="Arial" w:hAnsi="Arial" w:cs="Arial"/>
-        </w:rPr>
-        <w:t>Send the Decision Safety Brief (p3a_New_Output_Report.html) as an attachment, not the full research file.</w:t>
-      </w:r>
-    </w:p>
-    <w:p>
-      <w:pPr>
-        <w:spacing w:before="0" w:after="200"/>
-        <w:ind w:left="216" w:right="216"/>
-      </w:pPr>
-      <w:r>
-        <w:rPr>
-          <w:rFonts w:ascii="Arial" w:hAnsi="Arial"/>
-          <w:b w:val="0"/>
-          <w:i w:val="0"/>
-          <w:color w:val="000000"/>
-          <w:sz w:val="23"/>
-          <w:rFonts w:ascii="Arial" w:hAnsi="Arial" w:cs="Arial"/>
-          <w:shd w:val="clear" w:fill="EBF3FB"/>
-        </w:rPr>
-        <w:t>Happy to — I've attached the brief I built on UPstander International. It's a one-page read on the checkout, the enrollment numbers, and where the 2026 book launches are heading. Take a look and let me know if anything stands out.</w:t>
-      </w:r>
-    </w:p>
-    <w:p>
-      <w:pPr>
-        <w:spacing w:before="0" w:after="120"/>
-      </w:pPr>
-      <w:r>
-        <w:rPr>
-          <w:rFonts w:ascii="Arial" w:hAnsi="Arial"/>
-          <w:b w:val="0"/>
-          <w:i/>
-          <w:color w:val="555555"/>
-          <w:sz w:val="20"/>
-          <w:rFonts w:ascii="Arial" w:hAnsi="Arial" w:cs="Arial"/>
-        </w:rPr>
-        <w:t>Follow up in 3–4 days:</w:t>
-      </w:r>
-    </w:p>
-    <w:p>
-      <w:pPr>
-        <w:spacing w:before="0" w:after="200"/>
-        <w:ind w:left="216" w:right="216"/>
-      </w:pPr>
-      <w:r>
-        <w:rPr>
-          <w:rFonts w:ascii="Arial" w:hAnsi="Arial"/>
-          <w:b w:val="0"/>
-          <w:i w:val="0"/>
-          <w:color w:val="000000"/>
-          <w:sz w:val="23"/>
-          <w:rFonts w:ascii="Arial" w:hAnsi="Arial" w:cs="Arial"/>
-          <w:shd w:val="clear" w:fill="EBF3FB"/>
-        </w:rPr>
-        <w:t>Did anything in the brief surprise you, or did it match what you're already seeing?</w:t>
-      </w:r>
-    </w:p>
-    <w:p>
-      <w:pPr>
-        <w:keepNext/>
-        <w:spacing w:before="280" w:after="80"/>
-      </w:pPr>
-      <w:r>
-        <w:rPr>
-          <w:rFonts w:ascii="Arial" w:hAnsi="Arial"/>
-          <w:b/>
-          <w:i w:val="0"/>
-          <w:color w:val="000000"/>
-          <w:sz w:val="26"/>
-          <w:rFonts w:ascii="Arial" w:hAnsi="Arial" w:cs="Arial"/>
-        </w:rPr>
-        <w:t>BRANCH H — “I Already Have a Developer / Agency”</w:t>
-      </w:r>
-    </w:p>
-    <w:p>
-      <w:pPr>
-        <w:spacing w:before="0" w:after="120"/>
-      </w:pPr>
-      <w:r>
-        <w:rPr>
-          <w:rFonts w:ascii="Arial" w:hAnsi="Arial"/>
-          <w:b w:val="0"/>
-          <w:i/>
-          <w:color w:val="555555"/>
-          <w:sz w:val="20"/>
-          <w:rFonts w:ascii="Arial" w:hAnsi="Arial" w:cs="Arial"/>
-        </w:rPr>
-        <w:t>Decision Card confirms two active Upwork hires on a $50 fixed-fee job — position as complementary, never as displacement.</w:t>
-      </w:r>
-    </w:p>
-    <w:p>
-      <w:pPr>
-        <w:spacing w:before="0" w:after="200"/>
-        <w:ind w:left="216" w:right="216"/>
-      </w:pPr>
-      <w:r>
-        <w:rPr>
-          <w:rFonts w:ascii="Arial" w:hAnsi="Arial"/>
-          <w:b w:val="0"/>
-          <w:i w:val="0"/>
-          <w:color w:val="000000"/>
-          <w:sz w:val="23"/>
-          <w:rFonts w:ascii="Arial" w:hAnsi="Arial" w:cs="Arial"/>
-          <w:shd w:val="clear" w:fill="EBF3FB"/>
-        </w:rPr>
-        <w:t>That's great — this isn't about replacing anyone. I know you've got people already working on the site — the research I did might be useful context for whoever's handling that build, or for you to sanity-check it against. Happy to share it with them or with you directly.</w:t>
-      </w:r>
-    </w:p>
-    <w:p>
-      <w:pPr>
-        <w:spacing w:before="0" w:after="120"/>
-      </w:pPr>
-      <w:r>
-        <w:rPr>
-          <w:rFonts w:ascii="Arial" w:hAnsi="Arial"/>
-          <w:b w:val="0"/>
-          <w:i/>
-          <w:color w:val="555555"/>
-          <w:sz w:val="20"/>
-          <w:rFonts w:ascii="Arial" w:hAnsi="Arial" w:cs="Arial"/>
-        </w:rPr>
-        <w:t>No follow-up unless he re-engages — this often converts 3–6 months later if the current build disappoints.</w:t>
-      </w:r>
-    </w:p>
-    <w:p>
-      <w:pPr>
-        <w:keepNext/>
-        <w:spacing w:before="280" w:after="80"/>
-      </w:pPr>
-      <w:r>
-        <w:rPr>
-          <w:rFonts w:ascii="Arial" w:hAnsi="Arial"/>
-          <w:b/>
-          <w:i w:val="0"/>
-          <w:color w:val="000000"/>
-          <w:sz w:val="26"/>
-          <w:rFonts w:ascii="Arial" w:hAnsi="Arial" w:cs="Arial"/>
-        </w:rPr>
-        <w:t>BRANCH I — “Too Expensive” (after Message 2)</w:t>
-      </w:r>
-    </w:p>
-    <w:p>
-      <w:pPr>
-        <w:spacing w:before="0" w:after="200"/>
-        <w:ind w:left="216" w:right="216"/>
-      </w:pPr>
-      <w:r>
-        <w:rPr>
-          <w:rFonts w:ascii="Arial" w:hAnsi="Arial"/>
-          <w:b w:val="0"/>
-          <w:i w:val="0"/>
-          <w:color w:val="000000"/>
-          <w:sz w:val="23"/>
-          <w:rFonts w:ascii="Arial" w:hAnsi="Arial" w:cs="Arial"/>
-          <w:shd w:val="clear" w:fill="EBF3FB"/>
-        </w:rPr>
-        <w:t>I hear you. The way I think about it: that checkout has been down against a 6,000-person-a-year audience for a while now — the session fee is [CONSULTATION_FEE], and if it doesn't surface something worth more than that, you keep the diagnosis and don't pay. The risk is genuinely on my side.</w:t>
-      </w:r>
-    </w:p>
-    <w:p>
-      <w:pPr>
-        <w:spacing w:before="0" w:after="120"/>
-      </w:pPr>
-      <w:r>
-        <w:rPr>
-          <w:rFonts w:ascii="Arial" w:hAnsi="Arial"/>
-          <w:b w:val="0"/>
-          <w:i/>
-          <w:color w:val="555555"/>
-          <w:sz w:val="20"/>
-          <w:rFonts w:ascii="Arial" w:hAnsi="Arial" w:cs="Arial"/>
-        </w:rPr>
-        <w:t>If still no:</w:t>
-      </w:r>
-    </w:p>
-    <w:p>
-      <w:pPr>
-        <w:spacing w:before="0" w:after="200"/>
-        <w:ind w:left="216" w:right="216"/>
-      </w:pPr>
-      <w:r>
-        <w:rPr>
-          <w:rFonts w:ascii="Arial" w:hAnsi="Arial"/>
-          <w:b w:val="0"/>
-          <w:i w:val="0"/>
-          <w:color w:val="000000"/>
-          <w:sz w:val="23"/>
-          <w:rFonts w:ascii="Arial" w:hAnsi="Arial" w:cs="Arial"/>
-          <w:shd w:val="clear" w:fill="EBF3FB"/>
-        </w:rPr>
-        <w:t>Completely understand. The offer and the research stay valid. If anything changes, I'm here.</w:t>
-      </w:r>
-    </w:p>
-    <w:p>
-      <w:pPr>
-        <w:spacing w:before="0" w:after="120"/>
-      </w:pPr>
-      <w:r>
-        <w:rPr>
-          <w:rFonts w:ascii="Arial" w:hAnsi="Arial"/>
-          <w:b w:val="0"/>
-          <w:i/>
-          <w:color w:val="555555"/>
-          <w:sz w:val="20"/>
-          <w:rFonts w:ascii="Arial" w:hAnsi="Arial" w:cs="Arial"/>
-        </w:rPr>
-        <w:t>Never discount — discounting signals the original price was inflated. Anchor against the stakes, not competitors.</w:t>
-      </w:r>
-    </w:p>
-    <w:p>
-      <w:pPr>
-        <w:keepNext/>
-        <w:spacing w:before="280" w:after="80"/>
-      </w:pPr>
-      <w:r>
-        <w:rPr>
-          <w:rFonts w:ascii="Arial" w:hAnsi="Arial"/>
-          <w:b/>
-          <w:i w:val="0"/>
-          <w:color w:val="000000"/>
-          <w:sz w:val="26"/>
-          <w:rFonts w:ascii="Arial" w:hAnsi="Arial" w:cs="Arial"/>
-        </w:rPr>
-        <w:t>BRANCH J — “I Want a Free Call Instead”</w:t>
-      </w:r>
-    </w:p>
-    <w:p>
-      <w:pPr>
-        <w:spacing w:before="0" w:after="40"/>
-        <w:ind w:left="216" w:right="216"/>
-      </w:pPr>
-      <w:r>
-        <w:rPr>
-          <w:rFonts w:ascii="Arial" w:hAnsi="Arial"/>
-          <w:b w:val="0"/>
-          <w:i w:val="0"/>
-          <w:color w:val="000000"/>
-          <w:sz w:val="23"/>
-          <w:rFonts w:ascii="Arial" w:hAnsi="Arial" w:cs="Arial"/>
-          <w:shd w:val="clear" w:fill="EBF3FB"/>
-        </w:rPr>
-        <w:t>I get it — paying a stranger feels like a risk, and I respect that. The guarantee exists for exactly that reason: if the session doesn't earn its fee, you keep the diagnosis and pay nothing. You decide, not me.</w:t>
-      </w:r>
-    </w:p>
-    <w:p>
-      <w:pPr>
-        <w:spacing w:before="0" w:after="200"/>
-        <w:ind w:left="216" w:right="216"/>
-      </w:pPr>
-      <w:r>
-        <w:rPr>
-          <w:rFonts w:ascii="Arial" w:hAnsi="Arial"/>
-          <w:b w:val="0"/>
-          <w:i w:val="0"/>
-          <w:color w:val="000000"/>
-          <w:sz w:val="23"/>
-          <w:rFonts w:ascii="Arial" w:hAnsi="Arial" w:cs="Arial"/>
-          <w:shd w:val="clear" w:fill="EBF3FB"/>
-        </w:rPr>
-        <w:t>That said, if a quick 15-minute call would help you feel out whether this is worth your time, I'm happy to do that first. No diagnosis in that call — just a fit check.</w:t>
-      </w:r>
-    </w:p>
-    <w:p>
-      <w:pPr>
-        <w:spacing w:before="0" w:after="120"/>
-      </w:pPr>
-      <w:r>
-        <w:rPr>
-          <w:rFonts w:ascii="Arial" w:hAnsi="Arial"/>
-          <w:b w:val="0"/>
-          <w:i/>
-          <w:color w:val="555555"/>
-          <w:sz w:val="20"/>
-          <w:rFonts w:ascii="Arial" w:hAnsi="Arial" w:cs="Arial"/>
-        </w:rPr>
-        <w:t>Hold the paid consultation as the default value delivery; the 15-minute fit check is a concession, offered only if he's clearly interested but stuck on trust. (Fit-check script lives in p3d_Consultation_Playbook.md §F.8, generated once the call is actually scheduled.)</w:t>
-      </w:r>
-    </w:p>
-    <w:p>
-      <w:pPr>
-        <w:keepNext/>
-        <w:spacing w:before="280" w:after="80"/>
-      </w:pPr>
-      <w:r>
-        <w:rPr>
-          <w:rFonts w:ascii="Arial" w:hAnsi="Arial"/>
-          <w:b/>
-          <w:i w:val="0"/>
-          <w:color w:val="000000"/>
-          <w:sz w:val="26"/>
-          <w:rFonts w:ascii="Arial" w:hAnsi="Arial" w:cs="Arial"/>
-        </w:rPr>
-        <w:t>BRANCH K — “Let Me Think About It”</w:t>
-      </w:r>
-    </w:p>
-    <w:p>
-      <w:pPr>
-        <w:spacing w:before="0" w:after="200"/>
-        <w:ind w:left="216" w:right="216"/>
-      </w:pPr>
-      <w:r>
-        <w:rPr>
-          <w:rFonts w:ascii="Arial" w:hAnsi="Arial"/>
-          <w:b w:val="0"/>
-          <w:i w:val="0"/>
-          <w:color w:val="000000"/>
-          <w:sz w:val="23"/>
-          <w:rFonts w:ascii="Arial" w:hAnsi="Arial" w:cs="Arial"/>
-          <w:shd w:val="clear" w:fill="EBF3FB"/>
-        </w:rPr>
-        <w:t>Of course — it's a real decision and I respect that. One thing to sit with: that checkout gap has been sitting there through months of speaking engagements and media coverage — the session is designed to pin down exactly what it's costing you. Either way, no rush.</w:t>
-      </w:r>
-    </w:p>
-    <w:p>
-      <w:pPr>
-        <w:spacing w:before="0" w:after="120"/>
-      </w:pPr>
-      <w:r>
-        <w:rPr>
-          <w:rFonts w:ascii="Arial" w:hAnsi="Arial"/>
-          <w:b w:val="0"/>
-          <w:i/>
-          <w:color w:val="555555"/>
-          <w:sz w:val="20"/>
-          <w:rFonts w:ascii="Arial" w:hAnsi="Arial" w:cs="Arial"/>
-        </w:rPr>
-        <w:t>Follow up in 5–7 days:</w:t>
-      </w:r>
-    </w:p>
-    <w:p>
-      <w:pPr>
-        <w:spacing w:before="0" w:after="200"/>
-        <w:ind w:left="216" w:right="216"/>
-      </w:pPr>
-      <w:r>
-        <w:rPr>
-          <w:rFonts w:ascii="Arial" w:hAnsi="Arial"/>
-          <w:b w:val="0"/>
-          <w:i w:val="0"/>
-          <w:color w:val="000000"/>
-          <w:sz w:val="23"/>
-          <w:rFonts w:ascii="Arial" w:hAnsi="Arial" w:cs="Arial"/>
-          <w:shd w:val="clear" w:fill="EBF3FB"/>
-        </w:rPr>
-        <w:t>Hey — just checking in. Any questions I can answer? Happy to help you think it through.</w:t>
-      </w:r>
-    </w:p>
-    <w:p>
-      <w:pPr>
-        <w:spacing w:before="0" w:after="120"/>
-      </w:pPr>
-      <w:r>
-        <w:rPr>
-          <w:rFonts w:ascii="Arial" w:hAnsi="Arial"/>
-          <w:b w:val="0"/>
-          <w:i/>
-          <w:color w:val="555555"/>
-          <w:sz w:val="20"/>
-          <w:rFonts w:ascii="Arial" w:hAnsi="Arial" w:cs="Arial"/>
-        </w:rPr>
-        <w:t>If still no reply: stop. 90-day re-engagement with fresh industry insight.</w:t>
-      </w:r>
-    </w:p>
-    <w:p>
-      <w:pPr>
-        <w:keepNext/>
-        <w:spacing w:before="280" w:after="80"/>
-      </w:pPr>
-      <w:r>
-        <w:rPr>
-          <w:rFonts w:ascii="Arial" w:hAnsi="Arial"/>
-          <w:b/>
-          <w:i w:val="0"/>
-          <w:color w:val="000000"/>
-          <w:sz w:val="26"/>
-          <w:rFonts w:ascii="Arial" w:hAnsi="Arial" w:cs="Arial"/>
-        </w:rPr>
-        <w:t>BRANCH L — “Can You Send References?”</w:t>
-      </w:r>
-    </w:p>
-    <w:p>
-      <w:pPr>
-        <w:spacing w:before="0" w:after="120"/>
-      </w:pPr>
-      <w:r>
-        <w:rPr>
-          <w:rFonts w:ascii="Arial" w:hAnsi="Arial"/>
-          <w:b w:val="0"/>
-          <w:i/>
-          <w:color w:val="555555"/>
-          <w:sz w:val="20"/>
-          <w:rFonts w:ascii="Arial" w:hAnsi="Arial" w:cs="Arial"/>
-        </w:rPr>
-        <w:t>No named case study is attached to this run — use the early-stage framing.</w:t>
-      </w:r>
-    </w:p>
-    <w:p>
-      <w:pPr>
-        <w:spacing w:before="0" w:after="200"/>
-        <w:ind w:left="216" w:right="216"/>
-      </w:pPr>
-      <w:r>
-        <w:rPr>
-          <w:rFonts w:ascii="Arial" w:hAnsi="Arial"/>
-          <w:b w:val="0"/>
-          <w:i w:val="0"/>
-          <w:color w:val="000000"/>
-          <w:sz w:val="23"/>
-          <w:rFonts w:ascii="Arial" w:hAnsi="Arial" w:cs="Arial"/>
-          <w:shd w:val="clear" w:fill="EBF3FB"/>
-        </w:rPr>
-        <w:t>We're a focused studio — I can walk you through our recent work and the results we've delivered. The guarantee also means you're not taking my word for it — if the session doesn't deliver, you don't pay.</w:t>
-      </w:r>
-    </w:p>
-    <w:p>
-      <w:pPr>
-        <w:keepNext/>
-        <w:spacing w:before="280" w:after="80"/>
-      </w:pPr>
-      <w:r>
-        <w:rPr>
-          <w:rFonts w:ascii="Arial" w:hAnsi="Arial"/>
-          <w:b/>
-          <w:i w:val="0"/>
-          <w:color w:val="000000"/>
-          <w:sz w:val="26"/>
-          <w:rFonts w:ascii="Arial" w:hAnsi="Arial" w:cs="Arial"/>
-        </w:rPr>
-        <w:t>BRANCH M — “Can You Show Me Examples of Your Work?”</w:t>
-      </w:r>
-    </w:p>
-    <w:p>
-      <w:pPr>
-        <w:spacing w:before="0" w:after="200"/>
-        <w:ind w:left="216" w:right="216"/>
-      </w:pPr>
-      <w:r>
-        <w:rPr>
-          <w:rFonts w:ascii="Arial" w:hAnsi="Arial"/>
-          <w:b w:val="0"/>
-          <w:i w:val="0"/>
-          <w:color w:val="000000"/>
-          <w:sz w:val="23"/>
-          <w:rFonts w:ascii="Arial" w:hAnsi="Arial" w:cs="Arial"/>
-          <w:shd w:val="clear" w:fill="EBF3FB"/>
-        </w:rPr>
-        <w:t>Happy to. The brief I built for UPstander International is itself a sample of how we work — we research first, then build. I can walk you through a recent project and what it solved, too.</w:t>
-      </w:r>
-    </w:p>
-    <w:p>
-      <w:pPr>
-        <w:keepNext/>
-        <w:spacing w:before="280" w:after="80"/>
-      </w:pPr>
-      <w:r>
-        <w:rPr>
-          <w:rFonts w:ascii="Arial" w:hAnsi="Arial"/>
-          <w:b/>
-          <w:i w:val="0"/>
-          <w:color w:val="000000"/>
-          <w:sz w:val="26"/>
-          <w:rFonts w:ascii="Arial" w:hAnsi="Arial" w:cs="Arial"/>
-        </w:rPr>
-        <w:t>BRANCH N — “Who Are You?” / “How Did You Find Me?”</w:t>
-      </w:r>
-    </w:p>
-    <w:p>
-      <w:pPr>
-        <w:spacing w:before="0" w:after="120"/>
-      </w:pPr>
-      <w:r>
-        <w:rPr>
-          <w:rFonts w:ascii="Arial" w:hAnsi="Arial"/>
-          <w:b w:val="0"/>
-          <w:i/>
-          <w:color w:val="555555"/>
-          <w:sz w:val="20"/>
-          <w:rFonts w:ascii="Arial" w:hAnsi="Arial" w:cs="Arial"/>
-        </w:rPr>
-        <w:t>Always be honest about the discovery path — never imply automated mass outreach.</w:t>
-      </w:r>
-    </w:p>
-    <w:p>
-      <w:pPr>
-        <w:spacing w:before="0" w:after="200"/>
-        <w:ind w:left="216" w:right="216"/>
-      </w:pPr>
-      <w:r>
-        <w:rPr>
-          <w:rFonts w:ascii="Arial" w:hAnsi="Arial"/>
-          <w:b w:val="0"/>
-          <w:i w:val="0"/>
-          <w:color w:val="000000"/>
-          <w:sz w:val="23"/>
-          <w:rFonts w:ascii="Arial" w:hAnsi="Arial" w:cs="Arial"/>
-          <w:shd w:val="clear" w:fill="EBF3FB"/>
-        </w:rPr>
-        <w:t>I run Dev8X — a small development studio that builds web platforms and automation systems for businesses. I spent time researching UPstander International because your Upwork posting for a website designer caught my attention, and looking at the live site alongside your speaking and book activity, the gap was hard to miss. The video is the result of that research. I don't do mass outreach — I research one business at a time and only reach out if I find something worth flagging.</w:t>
-      </w:r>
-    </w:p>
-    <w:p>
-      <w:pPr>
-        <w:keepNext/>
-        <w:spacing w:before="280" w:after="80"/>
-      </w:pPr>
-      <w:r>
-        <w:rPr>
-          <w:rFonts w:ascii="Arial" w:hAnsi="Arial"/>
-          <w:b/>
-          <w:i w:val="0"/>
-          <w:color w:val="000000"/>
-          <w:sz w:val="26"/>
-          <w:rFonts w:ascii="Arial" w:hAnsi="Arial" w:cs="Arial"/>
-        </w:rPr>
-        <w:t>BRANCH O — “Actually, Our Real Problem Is [Something Different]”</w:t>
-      </w:r>
-    </w:p>
-    <w:p>
-      <w:pPr>
-        <w:spacing w:before="0" w:after="120"/>
-      </w:pPr>
-      <w:r>
-        <w:rPr>
-          <w:rFonts w:ascii="Arial" w:hAnsi="Arial"/>
-          <w:b w:val="0"/>
-          <w:i/>
-          <w:color w:val="555555"/>
-          <w:sz w:val="20"/>
-          <w:rFonts w:ascii="Arial" w:hAnsi="Arial" w:cs="Arial"/>
-        </w:rPr>
-        <w:t>Most likely candidates per the Problem Register, none of which the video raised: book/Amazon cross-sell with no email capture before the redirect (#6, discovery-only); the two disconnected domains, upstanderonline.com vs. omekongo.com (#8, discovery-only); no corporate/institutional B2B inquiry pathway for the L.E.A.D. course (#5); or no speaker/keynote booking form beyond ad-hoc LinkedIn DMs (#7).</w:t>
-      </w:r>
-    </w:p>
-    <w:p>
-      <w:pPr>
-        <w:spacing w:before="0" w:after="200"/>
-        <w:ind w:left="216" w:right="216"/>
-      </w:pPr>
-      <w:r>
-        <w:rPr>
-          <w:rFonts w:ascii="Arial" w:hAnsi="Arial"/>
-          <w:b w:val="0"/>
-          <w:i w:val="0"/>
-          <w:color w:val="000000"/>
-          <w:sz w:val="23"/>
-          <w:rFonts w:ascii="Arial" w:hAnsi="Arial" w:cs="Arial"/>
-          <w:shd w:val="clear" w:fill="EBF3FB"/>
-        </w:rPr>
-        <w:t>That's really useful to know — from outside, the broken checkout looked like the main bottleneck, but if [his stated problem] is what's actually costing you, that changes the picture. Can you tell me more about how it's affecting things day-to-day?</w:t>
-      </w:r>
-    </w:p>
-    <w:p>
-      <w:pPr>
-        <w:spacing w:before="0" w:after="120"/>
-      </w:pPr>
-      <w:r>
-        <w:rPr>
-          <w:rFonts w:ascii="Arial" w:hAnsi="Arial"/>
-          <w:b w:val="0"/>
-          <w:i/>
-          <w:color w:val="555555"/>
-          <w:sz w:val="20"/>
-          <w:rFonts w:ascii="Arial" w:hAnsi="Arial" w:cs="Arial"/>
-        </w:rPr>
-        <w:t>If it's web/automation-solvable (e.g. book sales routing to Amazon with no cross-sell, or the two domains splitting his SEO and brand authority): bridge to the consultation with the updated framing. If it is NOT (hiring, management, compliance):</w:t>
-      </w:r>
-    </w:p>
-    <w:p>
-      <w:pPr>
-        <w:spacing w:before="0" w:after="200"/>
-        <w:ind w:left="216" w:right="216"/>
-      </w:pPr>
-      <w:r>
-        <w:rPr>
-          <w:rFonts w:ascii="Arial" w:hAnsi="Arial"/>
-          <w:b w:val="0"/>
-          <w:i w:val="0"/>
-          <w:color w:val="000000"/>
-          <w:sz w:val="23"/>
-          <w:rFonts w:ascii="Arial" w:hAnsi="Arial" w:cs="Arial"/>
-          <w:shd w:val="clear" w:fill="EBF3FB"/>
-        </w:rPr>
-        <w:t>That sounds more like a [hiring / operations / management] challenge than a systems one. I don't want to force a tech solution where it doesn't fit. If there's a web or automation angle to it, I'd love to explore that — but if not, I'd rather be straight about it.</w:t>
-      </w:r>
-    </w:p>
-    <w:p>
-      <w:pPr>
-        <w:keepNext/>
-        <w:spacing w:before="280" w:after="80"/>
-      </w:pPr>
-      <w:r>
-        <w:rPr>
-          <w:rFonts w:ascii="Arial" w:hAnsi="Arial"/>
-          <w:b/>
-          <w:i w:val="0"/>
-          <w:color w:val="000000"/>
-          <w:sz w:val="26"/>
-          <w:rFonts w:ascii="Arial" w:hAnsi="Arial" w:cs="Arial"/>
-        </w:rPr>
-        <w:t>BRANCH P — “I Need to Check With My Partner / Board / CTO”</w:t>
-      </w:r>
-    </w:p>
-    <w:p>
-      <w:pPr>
-        <w:spacing w:before="0" w:after="120"/>
-      </w:pPr>
-      <w:r>
-        <w:rPr>
-          <w:rFonts w:ascii="Arial" w:hAnsi="Arial"/>
-          <w:b w:val="0"/>
-          <w:i/>
-          <w:color w:val="555555"/>
-          <w:sz w:val="20"/>
-          <w:rFonts w:ascii="Arial" w:hAnsi="Arial" w:cs="Arial"/>
-        </w:rPr>
-        <w:t>Decision Card confirms Dr. Dibinga is the sole decision-maker (2-person org, no approval chain) — this branch is unlikely to trigger but is included for completeness in case he mentions a manager, co-founder, or outside advisor.</w:t>
-      </w:r>
-    </w:p>
-    <w:p>
-      <w:pPr>
-        <w:spacing w:before="0" w:after="200"/>
-        <w:ind w:left="216" w:right="216"/>
-      </w:pPr>
-      <w:r>
-        <w:rPr>
-          <w:rFonts w:ascii="Arial" w:hAnsi="Arial"/>
-          <w:b w:val="0"/>
-          <w:i w:val="0"/>
-          <w:color w:val="000000"/>
-          <w:sz w:val="23"/>
-          <w:rFonts w:ascii="Arial" w:hAnsi="Arial" w:cs="Arial"/>
-          <w:shd w:val="clear" w:fill="EBF3FB"/>
-        </w:rPr>
-        <w:t>Of course — that makes sense. Would it help if I put together a short summary they can review? One page covering what I found and what the session would cover, so they've got context before you discuss it.</w:t>
-      </w:r>
-    </w:p>
-    <w:p>
-      <w:pPr>
-        <w:spacing w:before="0" w:after="120"/>
-      </w:pPr>
-      <w:r>
-        <w:rPr>
-          <w:rFonts w:ascii="Arial" w:hAnsi="Arial"/>
-          <w:b w:val="0"/>
-          <w:i/>
-          <w:color w:val="555555"/>
-          <w:sz w:val="20"/>
-          <w:rFonts w:ascii="Arial" w:hAnsi="Arial" w:cs="Arial"/>
-        </w:rPr>
-        <w:t>If yes: send a one-page summary (headline, top problems, stakes framing, what the session delivers). If “I'll just tell them”:</w:t>
-      </w:r>
-    </w:p>
-    <w:p>
-      <w:pPr>
-        <w:spacing w:before="0" w:after="200"/>
-        <w:ind w:left="216" w:right="216"/>
-      </w:pPr>
-      <w:r>
-        <w:rPr>
-          <w:rFonts w:ascii="Arial" w:hAnsi="Arial"/>
-          <w:b w:val="0"/>
-          <w:i w:val="0"/>
-          <w:color w:val="000000"/>
-          <w:sz w:val="23"/>
-          <w:rFonts w:ascii="Arial" w:hAnsi="Arial" w:cs="Arial"/>
-          <w:shd w:val="clear" w:fill="EBF3FB"/>
-        </w:rPr>
-        <w:t>Got it. If any questions come up, happy to jump on a quick call with both of you — sometimes it's easier to hear it directly.</w:t>
-      </w:r>
-    </w:p>
-    <w:p>
-      <w:pPr>
-        <w:spacing w:before="0" w:after="120"/>
-      </w:pPr>
-      <w:r>
-        <w:rPr>
-          <w:rFonts w:ascii="Arial" w:hAnsi="Arial"/>
-          <w:b w:val="0"/>
-          <w:i/>
-          <w:color w:val="555555"/>
-          <w:sz w:val="20"/>
-          <w:rFonts w:ascii="Arial" w:hAnsi="Arial" w:cs="Arial"/>
-        </w:rPr>
-        <w:t>Follow up in 5–7 days: “Did you get a chance to discuss? Any questions I can help with?” Never pressure — if the partner says no, graceful exit, 90-day re-engagement.</w:t>
-      </w:r>
-    </w:p>
-    <w:p>
-      <w:pPr>
-        <w:keepNext/>
-        <w:spacing w:before="280" w:after="80"/>
-      </w:pPr>
-      <w:r>
-        <w:rPr>
-          <w:rFonts w:ascii="Arial" w:hAnsi="Arial"/>
-          <w:b/>
-          <w:i w:val="0"/>
-          <w:color w:val="000000"/>
-          <w:sz w:val="26"/>
-          <w:rFonts w:ascii="Arial" w:hAnsi="Arial" w:cs="Arial"/>
-        </w:rPr>
-        <w:t>BRANCH Q — “We're Already In a Contract With Someone Until [Date]”</w:t>
-      </w:r>
-    </w:p>
-    <w:p>
-      <w:pPr>
-        <w:spacing w:before="0" w:after="120"/>
-      </w:pPr>
-      <w:r>
-        <w:rPr>
-          <w:rFonts w:ascii="Arial" w:hAnsi="Arial"/>
-          <w:b w:val="0"/>
-          <w:i/>
-          <w:color w:val="555555"/>
-          <w:sz w:val="20"/>
-          <w:rFonts w:ascii="Arial" w:hAnsi="Arial" w:cs="Arial"/>
-        </w:rPr>
-        <w:t>Likely refers to the two active $50 Upwork hires — no confirmed end date in research; ask for it directly if this branch triggers.</w:t>
-      </w:r>
-    </w:p>
-    <w:p>
-      <w:pPr>
-        <w:spacing w:before="0" w:after="200"/>
-        <w:ind w:left="216" w:right="216"/>
-      </w:pPr>
-      <w:r>
-        <w:rPr>
-          <w:rFonts w:ascii="Arial" w:hAnsi="Arial"/>
-          <w:b w:val="0"/>
-          <w:i w:val="0"/>
-          <w:color w:val="000000"/>
-          <w:sz w:val="23"/>
-          <w:rFonts w:ascii="Arial" w:hAnsi="Arial" w:cs="Arial"/>
-          <w:shd w:val="clear" w:fill="EBF3FB"/>
-        </w:rPr>
-        <w:t>That's totally fair — no point in doubling up. When does that wrap up? I'm happy to reconnect closer to that date — the research stays valid and we can pick up right where we left off.</w:t>
-      </w:r>
-    </w:p>
-    <w:p>
-      <w:pPr>
-        <w:spacing w:before="0" w:after="120"/>
-      </w:pPr>
-      <w:r>
-        <w:rPr>
-          <w:rFonts w:ascii="Arial" w:hAnsi="Arial"/>
-          <w:b w:val="0"/>
-          <w:i/>
-          <w:color w:val="555555"/>
-          <w:sz w:val="20"/>
-          <w:rFonts w:ascii="Arial" w:hAnsi="Arial" w:cs="Arial"/>
-        </w:rPr>
-        <w:t>Log the date given, set a reminder 30 days before, and re-engage then with a fresh observation — not just “your contract is ending.” One of the highest-conversion re-engagement segments.</w:t>
-      </w:r>
-    </w:p>
-    <w:p>
-      <w:pPr>
-        <w:keepNext/>
-        <w:spacing w:before="280" w:after="80"/>
-      </w:pPr>
-      <w:r>
-        <w:rPr>
-          <w:rFonts w:ascii="Arial" w:hAnsi="Arial"/>
-          <w:b/>
-          <w:i w:val="0"/>
-          <w:color w:val="000000"/>
-          <w:sz w:val="26"/>
-          <w:rFonts w:ascii="Arial" w:hAnsi="Arial" w:cs="Arial"/>
-        </w:rPr>
-        <w:t>BRANCH R — Prospect Forwards to Someone Else</w:t>
-      </w:r>
-    </w:p>
-    <w:p>
-      <w:pPr>
-        <w:spacing w:before="0" w:after="120"/>
-      </w:pPr>
-      <w:r>
-        <w:rPr>
-          <w:rFonts w:ascii="Arial" w:hAnsi="Arial"/>
-          <w:b w:val="0"/>
-          <w:i/>
-          <w:color w:val="555555"/>
-          <w:sz w:val="20"/>
-          <w:rFonts w:ascii="Arial" w:hAnsi="Arial" w:cs="Arial"/>
-        </w:rPr>
-        <w:t>A positive signal — he's bringing others into the conversation.</w:t>
-      </w:r>
-    </w:p>
-    <w:p>
-      <w:pPr>
-        <w:spacing w:before="0" w:after="200"/>
-        <w:ind w:left="216" w:right="216"/>
-      </w:pPr>
-      <w:r>
-        <w:rPr>
-          <w:rFonts w:ascii="Arial" w:hAnsi="Arial"/>
-          <w:b w:val="0"/>
-          <w:i w:val="0"/>
-          <w:color w:val="000000"/>
-          <w:sz w:val="23"/>
-          <w:rFonts w:ascii="Arial" w:hAnsi="Arial" w:cs="Arial"/>
-          <w:shd w:val="clear" w:fill="EBF3FB"/>
-        </w:rPr>
-        <w:t>Absolutely — please do. If it's helpful, I can send them a short summary that gives context without needing the full video. And if they have questions, I'm happy to jump on a quick call with both of you.</w:t>
-      </w:r>
-    </w:p>
-    <w:p>
-      <w:pPr>
-        <w:keepNext/>
-        <w:spacing w:before="280" w:after="80"/>
-      </w:pPr>
-      <w:r>
-        <w:rPr>
-          <w:rFonts w:ascii="Arial" w:hAnsi="Arial"/>
-          <w:b/>
-          <w:i w:val="0"/>
-          <w:color w:val="000000"/>
-          <w:sz w:val="26"/>
-          <w:rFonts w:ascii="Arial" w:hAnsi="Arial" w:cs="Arial"/>
-        </w:rPr>
-        <w:t>BRANCH S — Free Consulting Extraction</w:t>
-      </w:r>
-    </w:p>
-    <w:p>
-      <w:pPr>
-        <w:spacing w:before="0" w:after="120"/>
-      </w:pPr>
-      <w:r>
-        <w:rPr>
-          <w:rFonts w:ascii="Arial" w:hAnsi="Arial"/>
-          <w:b w:val="0"/>
-          <w:i/>
-          <w:color w:val="555555"/>
-          <w:sz w:val="20"/>
-          <w:rFonts w:ascii="Arial" w:hAnsi="Arial" w:cs="Arial"/>
-        </w:rPr>
-        <w:t>Detection: repeated specific questions (e.g. “Webflow or Kajabi?”, “what should the opt-in offer be?”) with no movement toward Message 2.</w:t>
-      </w:r>
-    </w:p>
-    <w:p>
-      <w:pPr>
-        <w:spacing w:before="0" w:after="200"/>
-        <w:ind w:left="216" w:right="216"/>
-      </w:pPr>
-      <w:r>
-        <w:rPr>
-          <w:rFonts w:ascii="Arial" w:hAnsi="Arial"/>
-          <w:b w:val="0"/>
-          <w:i w:val="0"/>
-          <w:color w:val="000000"/>
-          <w:sz w:val="23"/>
-          <w:rFonts w:ascii="Arial" w:hAnsi="Arial" w:cs="Arial"/>
-          <w:shd w:val="clear" w:fill="EBF3FB"/>
-        </w:rPr>
-        <w:t>Great question — that's exactly the kind of thing the session is built to answer properly. I could give you a quick take here, but the honest answer is it depends on your numbers, and I'd rather give you the right answer than a fast one. That's what the session is for.</w:t>
-      </w:r>
-    </w:p>
-    <w:p>
-      <w:pPr>
-        <w:spacing w:before="0" w:after="120"/>
-      </w:pPr>
-      <w:r>
-        <w:rPr>
-          <w:rFonts w:ascii="Arial" w:hAnsi="Arial"/>
-          <w:b w:val="0"/>
-          <w:i/>
-          <w:color w:val="555555"/>
-          <w:sz w:val="20"/>
-          <w:rFonts w:ascii="Arial" w:hAnsi="Arial" w:cs="Arial"/>
-        </w:rPr>
-        <w:t>If it continues:</w:t>
-      </w:r>
-    </w:p>
-    <w:p>
-      <w:pPr>
-        <w:spacing w:before="0" w:after="200"/>
-        <w:ind w:left="216" w:right="216"/>
-      </w:pPr>
-      <w:r>
-        <w:rPr>
-          <w:rFonts w:ascii="Arial" w:hAnsi="Arial"/>
-          <w:b w:val="0"/>
-          <w:i w:val="0"/>
-          <w:color w:val="000000"/>
-          <w:sz w:val="23"/>
-          <w:rFonts w:ascii="Arial" w:hAnsi="Arial" w:cs="Arial"/>
-          <w:shd w:val="clear" w:fill="EBF3FB"/>
-        </w:rPr>
-        <w:t>I want to give you a proper answer, not a corridor one. The session is where I can do that.</w:t>
-      </w:r>
-    </w:p>
-    <w:p>
-      <w:pPr>
-        <w:spacing w:before="0" w:after="120"/>
-      </w:pPr>
-      <w:r>
-        <w:rPr>
-          <w:rFonts w:ascii="Arial" w:hAnsi="Arial"/>
-          <w:b w:val="0"/>
-          <w:i/>
-          <w:color w:val="555555"/>
-          <w:sz w:val="20"/>
-          <w:rFonts w:ascii="Arial" w:hAnsi="Arial" w:cs="Arial"/>
-        </w:rPr>
-        <w:t>Then stop answering substantive questions.</w:t>
-      </w:r>
-    </w:p>
-    <w:p>
-      <w:pPr>
-        <w:spacing w:before="80" w:after="200"/>
-        <w:pBdr>
-          <w:bottom w:val="single" w:sz="6" w:space="1" w:color="CCCCCC"/>
-        </w:pBdr>
-      </w:pPr>
-    </w:p>
-    <w:p>
-      <w:pPr>
-        <w:keepNext/>
-        <w:spacing w:before="440" w:after="120"/>
+        <w:spacing w:after="80"/>
+        <w:shd w:val="clear" w:color="auto" w:fill="FFF3CC"/>
       </w:pPr>
       <w:r>
         <w:rPr>
@@ -2163,10 +1308,1004 @@
           <w:b/>
           <w:i w:val="0"/>
           <w:color w:val="1A3A5C"/>
-          <w:sz w:val="36"/>
-          <w:rFonts w:ascii="Arial" w:hAnsi="Arial" w:cs="Arial"/>
+          <w:sz w:val="22"/>
         </w:rPr>
-        <w:t>Part B.3 — Timing Summary &amp; Exit Criteria</w:t>
+        <w:t xml:space="preserve">📌  </w:t>
+      </w:r>
+      <w:r>
+        <w:rPr>
+          <w:rFonts w:ascii="Arial" w:hAnsi="Arial"/>
+          <w:b w:val="0"/>
+          <w:i w:val="0"/>
+          <w:sz w:val="22"/>
+        </w:rPr>
+        <w:t>Send the Decision Safety Brief (p3a_New_Output_Report.html) plus a one-paragraph summary — not everything. Follow up in 3–4 days: "Did anything in the brief surprise you, or did it match what you're already seeing?"</w:t>
+      </w:r>
+    </w:p>
+    <w:p>
+      <w:pPr>
+        <w:spacing w:before="280" w:after="60"/>
+      </w:pPr>
+      <w:r>
+        <w:rPr>
+          <w:rFonts w:ascii="Arial" w:hAnsi="Arial"/>
+          <w:b/>
+          <w:i w:val="0"/>
+          <w:color w:val="2A7AAA"/>
+          <w:sz w:val="25"/>
+        </w:rPr>
+        <w:t xml:space="preserve">BRANCH H — </w:t>
+      </w:r>
+      <w:r>
+        <w:rPr>
+          <w:rFonts w:ascii="Arial" w:hAnsi="Arial"/>
+          <w:b/>
+          <w:i w:val="0"/>
+          <w:color w:val="1A5C8A"/>
+          <w:sz w:val="25"/>
+        </w:rPr>
+        <w:t>"I Already Have a Developer / Agency"</w:t>
+      </w:r>
+    </w:p>
+    <w:p>
+      <w:pPr>
+        <w:spacing w:after="120"/>
+      </w:pPr>
+      <w:r>
+        <w:rPr>
+          <w:rFonts w:ascii="Arial" w:hAnsi="Arial"/>
+          <w:b w:val="0"/>
+          <w:i w:val="0"/>
+          <w:color w:val="555555"/>
+          <w:sz w:val="22"/>
+        </w:rPr>
+        <w:t>Known context: 2 Upwork freelancers are already active on this exact rebuild at a $50 fixed fee (Decision Card §5). Position as complementary, never as a replacement — do not reveal that this was already known from research.</w:t>
+      </w:r>
+    </w:p>
+    <w:p>
+      <w:pPr>
+        <w:spacing w:line="336" w:lineRule="auto" w:after="120"/>
+        <w:shd w:val="clear" w:color="auto" w:fill="EBF3FB"/>
+      </w:pPr>
+      <w:r>
+        <w:rPr>
+          <w:rFonts w:ascii="Arial" w:hAnsi="Arial"/>
+          <w:b w:val="0"/>
+          <w:i w:val="0"/>
+          <w:sz w:val="23"/>
+        </w:rPr>
+        <w:t>That's great — this isn't about replacing anyone. The research I did might actually be useful context for whoever handles your tech. Happy to share it with them or with you directly.</w:t>
+      </w:r>
+    </w:p>
+    <w:p>
+      <w:pPr>
+        <w:spacing w:after="80"/>
+        <w:shd w:val="clear" w:color="auto" w:fill="FFF3CC"/>
+      </w:pPr>
+      <w:r>
+        <w:rPr>
+          <w:rFonts w:ascii="Arial" w:hAnsi="Arial"/>
+          <w:b/>
+          <w:i w:val="0"/>
+          <w:color w:val="1A3A5C"/>
+          <w:sz w:val="22"/>
+        </w:rPr>
+        <w:t xml:space="preserve">📌  </w:t>
+      </w:r>
+      <w:r>
+        <w:rPr>
+          <w:rFonts w:ascii="Arial" w:hAnsi="Arial"/>
+          <w:b w:val="0"/>
+          <w:i w:val="0"/>
+          <w:sz w:val="22"/>
+        </w:rPr>
+        <w:t>No follow-up unless he re-engages. This often converts 3–6 months later if the current build disappoints — which is a live possibility here given the $50 budget on a structurally broken site.</w:t>
+      </w:r>
+    </w:p>
+    <w:p>
+      <w:pPr>
+        <w:spacing w:before="280" w:after="60"/>
+      </w:pPr>
+      <w:r>
+        <w:rPr>
+          <w:rFonts w:ascii="Arial" w:hAnsi="Arial"/>
+          <w:b/>
+          <w:i w:val="0"/>
+          <w:color w:val="2A7AAA"/>
+          <w:sz w:val="25"/>
+        </w:rPr>
+        <w:t xml:space="preserve">BRANCH I — </w:t>
+      </w:r>
+      <w:r>
+        <w:rPr>
+          <w:rFonts w:ascii="Arial" w:hAnsi="Arial"/>
+          <w:b/>
+          <w:i w:val="0"/>
+          <w:color w:val="1A5C8A"/>
+          <w:sz w:val="25"/>
+        </w:rPr>
+        <w:t>"Too Expensive" (after Message 2)</w:t>
+      </w:r>
+    </w:p>
+    <w:p>
+      <w:pPr>
+        <w:spacing w:line="336" w:lineRule="auto" w:after="120"/>
+        <w:shd w:val="clear" w:color="auto" w:fill="EBF3FB"/>
+      </w:pPr>
+      <w:r>
+        <w:rPr>
+          <w:rFonts w:ascii="Arial" w:hAnsi="Arial"/>
+          <w:b w:val="0"/>
+          <w:i w:val="0"/>
+          <w:sz w:val="23"/>
+        </w:rPr>
+        <w:t>I hear you. The way I think about it: the gap between sixteen enrolled and a channel reaching thousands of people daily is real money every day it stays open. The session fee is [CONSULTATION_FEE] — and if it doesn't surface something worth more than that, you keep the diagnosis and don't pay. The risk is genuinely on my side.</w:t>
+      </w:r>
+    </w:p>
+    <w:p>
+      <w:pPr>
+        <w:spacing w:before="120" w:after="40"/>
+      </w:pPr>
+      <w:r>
+        <w:rPr>
+          <w:rFonts w:ascii="Arial" w:hAnsi="Arial"/>
+          <w:b/>
+          <w:i w:val="0"/>
+          <w:color w:val="1A3A5C"/>
+          <w:sz w:val="22"/>
+        </w:rPr>
+        <w:t>If still no:</w:t>
+      </w:r>
+    </w:p>
+    <w:p>
+      <w:pPr>
+        <w:spacing w:line="336" w:lineRule="auto" w:after="120"/>
+        <w:shd w:val="clear" w:color="auto" w:fill="EBF3FB"/>
+      </w:pPr>
+      <w:r>
+        <w:rPr>
+          <w:rFonts w:ascii="Arial" w:hAnsi="Arial"/>
+          <w:b w:val="0"/>
+          <w:i w:val="0"/>
+          <w:sz w:val="23"/>
+        </w:rPr>
+        <w:t>Completely understand. The offer and the research stay valid. If the numbers change or the bottleneck gets worse, I'm here.</w:t>
+      </w:r>
+    </w:p>
+    <w:p>
+      <w:pPr>
+        <w:spacing w:after="80"/>
+        <w:shd w:val="clear" w:color="auto" w:fill="FFF3CC"/>
+      </w:pPr>
+      <w:r>
+        <w:rPr>
+          <w:rFonts w:ascii="Arial" w:hAnsi="Arial"/>
+          <w:b/>
+          <w:i w:val="0"/>
+          <w:color w:val="1A3A5C"/>
+          <w:sz w:val="22"/>
+        </w:rPr>
+        <w:t xml:space="preserve">📌  </w:t>
+      </w:r>
+      <w:r>
+        <w:rPr>
+          <w:rFonts w:ascii="Arial" w:hAnsi="Arial"/>
+          <w:b w:val="0"/>
+          <w:i w:val="0"/>
+          <w:sz w:val="22"/>
+        </w:rPr>
+        <w:t>Never discount — discounting signals the original price was inflated. Anchor against the stakes figure, not against the $50 competitor listing.</w:t>
+      </w:r>
+    </w:p>
+    <w:p>
+      <w:pPr>
+        <w:spacing w:before="280" w:after="60"/>
+      </w:pPr>
+      <w:r>
+        <w:rPr>
+          <w:rFonts w:ascii="Arial" w:hAnsi="Arial"/>
+          <w:b/>
+          <w:i w:val="0"/>
+          <w:color w:val="2A7AAA"/>
+          <w:sz w:val="25"/>
+        </w:rPr>
+        <w:t xml:space="preserve">BRANCH J — </w:t>
+      </w:r>
+      <w:r>
+        <w:rPr>
+          <w:rFonts w:ascii="Arial" w:hAnsi="Arial"/>
+          <w:b/>
+          <w:i w:val="0"/>
+          <w:color w:val="1A5C8A"/>
+          <w:sz w:val="25"/>
+        </w:rPr>
+        <w:t>"I Want a Free Call Instead"</w:t>
+      </w:r>
+    </w:p>
+    <w:p>
+      <w:pPr>
+        <w:spacing w:line="336" w:lineRule="auto" w:after="120"/>
+        <w:shd w:val="clear" w:color="auto" w:fill="EBF3FB"/>
+      </w:pPr>
+      <w:r>
+        <w:rPr>
+          <w:rFonts w:ascii="Arial" w:hAnsi="Arial"/>
+          <w:b w:val="0"/>
+          <w:i w:val="0"/>
+          <w:sz w:val="23"/>
+        </w:rPr>
+        <w:t>I get it — paying a stranger feels like a risk, and I respect that. The guarantee exists for exactly that reason: if the session doesn't earn its fee, you keep the diagnosis and pay nothing. You decide, not me.</w:t>
+        <w:br/>
+        <w:br/>
+        <w:t>That said, if you'd like a quick 15-minute call just to see if this is worth your time, I'm happy to do that first. No diagnosis on that call — just a fit check.</w:t>
+      </w:r>
+    </w:p>
+    <w:p>
+      <w:pPr>
+        <w:spacing w:after="80"/>
+        <w:shd w:val="clear" w:color="auto" w:fill="FFF3CC"/>
+      </w:pPr>
+      <w:r>
+        <w:rPr>
+          <w:rFonts w:ascii="Arial" w:hAnsi="Arial"/>
+          <w:b/>
+          <w:i w:val="0"/>
+          <w:color w:val="1A3A5C"/>
+          <w:sz w:val="22"/>
+        </w:rPr>
+        <w:t xml:space="preserve">📌  </w:t>
+      </w:r>
+      <w:r>
+        <w:rPr>
+          <w:rFonts w:ascii="Arial" w:hAnsi="Arial"/>
+          <w:b w:val="0"/>
+          <w:i w:val="0"/>
+          <w:sz w:val="22"/>
+        </w:rPr>
+        <w:t>Hold the paid consultation as the default value delivery; the 15-minute fit check is a concession, only offered if he is clearly interested but stuck on trust. Full fit-check script lives in p3d_Consultation_Playbook.md §F.8 once a call is scheduled.</w:t>
+      </w:r>
+    </w:p>
+    <w:p>
+      <w:pPr>
+        <w:spacing w:after="80"/>
+        <w:shd w:val="clear" w:color="auto" w:fill="FFF3CC"/>
+      </w:pPr>
+      <w:r>
+        <w:rPr>
+          <w:rFonts w:ascii="Arial" w:hAnsi="Arial"/>
+          <w:b/>
+          <w:i w:val="0"/>
+          <w:color w:val="1A3A5C"/>
+          <w:sz w:val="22"/>
+        </w:rPr>
+        <w:t xml:space="preserve">📌  </w:t>
+      </w:r>
+      <w:r>
+        <w:rPr>
+          <w:rFonts w:ascii="Arial" w:hAnsi="Arial"/>
+          <w:b w:val="0"/>
+          <w:i w:val="0"/>
+          <w:sz w:val="22"/>
+        </w:rPr>
+        <w:t>Minimum-viable fit-check structure until §F.8 exists: (1) open by asking which flagged item from Message 1 matters most, and why now; (2) answer ORIENTING questions only — how the session works, what the guarantee covers — never his numbers or a recommendation; (3) close with a direct yes/no: "Does this feel worth the paid session, or should I leave it here?" If the call drifts into free diagnosis, treat it as Branch S and stop answering substantive questions.</w:t>
+      </w:r>
+    </w:p>
+    <w:p>
+      <w:pPr>
+        <w:spacing w:before="280" w:after="60"/>
+      </w:pPr>
+      <w:r>
+        <w:rPr>
+          <w:rFonts w:ascii="Arial" w:hAnsi="Arial"/>
+          <w:b/>
+          <w:i w:val="0"/>
+          <w:color w:val="2A7AAA"/>
+          <w:sz w:val="25"/>
+        </w:rPr>
+        <w:t xml:space="preserve">BRANCH K — </w:t>
+      </w:r>
+      <w:r>
+        <w:rPr>
+          <w:rFonts w:ascii="Arial" w:hAnsi="Arial"/>
+          <w:b/>
+          <w:i w:val="0"/>
+          <w:color w:val="1A5C8A"/>
+          <w:sz w:val="25"/>
+        </w:rPr>
+        <w:t>"Let Me Think About It"</w:t>
+      </w:r>
+    </w:p>
+    <w:p>
+      <w:pPr>
+        <w:spacing w:line="336" w:lineRule="auto" w:after="120"/>
+        <w:shd w:val="clear" w:color="auto" w:fill="EBF3FB"/>
+      </w:pPr>
+      <w:r>
+        <w:rPr>
+          <w:rFonts w:ascii="Arial" w:hAnsi="Arial"/>
+          <w:b w:val="0"/>
+          <w:i w:val="0"/>
+          <w:sz w:val="23"/>
+        </w:rPr>
+        <w:t>Of course — it's a real decision and I respect that. One thing to sit with: that gap between sixteen enrolled and a channel reaching thousands of people every day doesn't close on its own. The session is designed to pin that number down exactly. Either way, no rush.</w:t>
+      </w:r>
+    </w:p>
+    <w:p>
+      <w:pPr>
+        <w:spacing w:after="80"/>
+        <w:shd w:val="clear" w:color="auto" w:fill="FFF3CC"/>
+      </w:pPr>
+      <w:r>
+        <w:rPr>
+          <w:rFonts w:ascii="Arial" w:hAnsi="Arial"/>
+          <w:b/>
+          <w:i w:val="0"/>
+          <w:color w:val="1A3A5C"/>
+          <w:sz w:val="22"/>
+        </w:rPr>
+        <w:t xml:space="preserve">📌  </w:t>
+      </w:r>
+      <w:r>
+        <w:rPr>
+          <w:rFonts w:ascii="Arial" w:hAnsi="Arial"/>
+          <w:b w:val="0"/>
+          <w:i w:val="0"/>
+          <w:sz w:val="22"/>
+        </w:rPr>
+        <w:t>Follow up in 5–7 days: "Hey — just checking in. Any questions I can answer? Happy to help you think it through." If still no reply: stop. 90-day re-engagement with fresh industry insight.</w:t>
+      </w:r>
+    </w:p>
+    <w:p>
+      <w:pPr>
+        <w:spacing w:before="280" w:after="60"/>
+      </w:pPr>
+      <w:r>
+        <w:rPr>
+          <w:rFonts w:ascii="Arial" w:hAnsi="Arial"/>
+          <w:b/>
+          <w:i w:val="0"/>
+          <w:color w:val="2A7AAA"/>
+          <w:sz w:val="25"/>
+        </w:rPr>
+        <w:t xml:space="preserve">BRANCH L — </w:t>
+      </w:r>
+      <w:r>
+        <w:rPr>
+          <w:rFonts w:ascii="Arial" w:hAnsi="Arial"/>
+          <w:b/>
+          <w:i w:val="0"/>
+          <w:color w:val="1A5C8A"/>
+          <w:sz w:val="25"/>
+        </w:rPr>
+        <w:t>"Can You Send References?"</w:t>
+      </w:r>
+    </w:p>
+    <w:p>
+      <w:pPr>
+        <w:spacing w:after="120"/>
+      </w:pPr>
+      <w:r>
+        <w:rPr>
+          <w:rFonts w:ascii="Arial" w:hAnsi="Arial"/>
+          <w:b w:val="0"/>
+          <w:i w:val="0"/>
+          <w:color w:val="555555"/>
+          <w:sz w:val="22"/>
+        </w:rPr>
+        <w:t>No verified prior Dev8X client was attached for this research pass — use the early-stage fallback, consistent with the honesty standard already applied to the video's proof-of-competence line.</w:t>
+      </w:r>
+    </w:p>
+    <w:p>
+      <w:pPr>
+        <w:spacing w:line="336" w:lineRule="auto" w:after="120"/>
+        <w:shd w:val="clear" w:color="auto" w:fill="EBF3FB"/>
+      </w:pPr>
+      <w:r>
+        <w:rPr>
+          <w:rFonts w:ascii="Arial" w:hAnsi="Arial"/>
+          <w:b w:val="0"/>
+          <w:i w:val="0"/>
+          <w:sz w:val="23"/>
+        </w:rPr>
+        <w:t>We're a focused studio — I can walk you through our recent work and the results we've delivered. The guarantee also means you're not taking my word for it — if the session doesn't deliver, you don't pay.</w:t>
+      </w:r>
+    </w:p>
+    <w:p>
+      <w:pPr>
+        <w:spacing w:before="280" w:after="60"/>
+      </w:pPr>
+      <w:r>
+        <w:rPr>
+          <w:rFonts w:ascii="Arial" w:hAnsi="Arial"/>
+          <w:b/>
+          <w:i w:val="0"/>
+          <w:color w:val="2A7AAA"/>
+          <w:sz w:val="25"/>
+        </w:rPr>
+        <w:t xml:space="preserve">BRANCH M — </w:t>
+      </w:r>
+      <w:r>
+        <w:rPr>
+          <w:rFonts w:ascii="Arial" w:hAnsi="Arial"/>
+          <w:b/>
+          <w:i w:val="0"/>
+          <w:color w:val="1A5C8A"/>
+          <w:sz w:val="25"/>
+        </w:rPr>
+        <w:t>"Can You Show Me Examples of Your Work?"</w:t>
+      </w:r>
+    </w:p>
+    <w:p>
+      <w:pPr>
+        <w:spacing w:line="336" w:lineRule="auto" w:after="120"/>
+        <w:shd w:val="clear" w:color="auto" w:fill="EBF3FB"/>
+      </w:pPr>
+      <w:r>
+        <w:rPr>
+          <w:rFonts w:ascii="Arial" w:hAnsi="Arial"/>
+          <w:b w:val="0"/>
+          <w:i w:val="0"/>
+          <w:sz w:val="23"/>
+        </w:rPr>
+        <w:t>We're selective about what we take on, so the portfolio is growing. The brief I sent you is the best example of our process — deep research before any build. And the guarantee means you're not risking anything on the session.</w:t>
+      </w:r>
+    </w:p>
+    <w:p>
+      <w:pPr>
+        <w:spacing w:before="280" w:after="60"/>
+      </w:pPr>
+      <w:r>
+        <w:rPr>
+          <w:rFonts w:ascii="Arial" w:hAnsi="Arial"/>
+          <w:b/>
+          <w:i w:val="0"/>
+          <w:color w:val="2A7AAA"/>
+          <w:sz w:val="25"/>
+        </w:rPr>
+        <w:t xml:space="preserve">BRANCH N — </w:t>
+      </w:r>
+      <w:r>
+        <w:rPr>
+          <w:rFonts w:ascii="Arial" w:hAnsi="Arial"/>
+          <w:b/>
+          <w:i w:val="0"/>
+          <w:color w:val="1A5C8A"/>
+          <w:sz w:val="25"/>
+        </w:rPr>
+        <w:t>"Who Are You?" / "How Did You Find Me?"</w:t>
+      </w:r>
+    </w:p>
+    <w:p>
+      <w:pPr>
+        <w:spacing w:line="336" w:lineRule="auto" w:after="120"/>
+        <w:shd w:val="clear" w:color="auto" w:fill="EBF3FB"/>
+      </w:pPr>
+      <w:r>
+        <w:rPr>
+          <w:rFonts w:ascii="Arial" w:hAnsi="Arial"/>
+          <w:b w:val="0"/>
+          <w:i w:val="0"/>
+          <w:sz w:val="23"/>
+        </w:rPr>
+        <w:t>I run Dev8X — a small development studio that builds web platforms and automation systems for businesses. I spent time researching UPstander International because your Upwork posting for a website designer caught my attention, and the more I looked, the more I noticed a gap between how far your reach goes and how little of it the site was converting. The video is the result of that research.</w:t>
+        <w:br/>
+        <w:br/>
+        <w:t>I don't do mass outreach — I research one business at a time and only reach out if I find something worth flagging.</w:t>
+      </w:r>
+    </w:p>
+    <w:p>
+      <w:pPr>
+        <w:spacing w:after="80"/>
+        <w:shd w:val="clear" w:color="auto" w:fill="FFF3CC"/>
+      </w:pPr>
+      <w:r>
+        <w:rPr>
+          <w:rFonts w:ascii="Arial" w:hAnsi="Arial"/>
+          <w:b/>
+          <w:i w:val="0"/>
+          <w:color w:val="1A3A5C"/>
+          <w:sz w:val="22"/>
+        </w:rPr>
+        <w:t xml:space="preserve">📌  </w:t>
+      </w:r>
+      <w:r>
+        <w:rPr>
+          <w:rFonts w:ascii="Arial" w:hAnsi="Arial"/>
+          <w:b w:val="0"/>
+          <w:i w:val="0"/>
+          <w:sz w:val="22"/>
+        </w:rPr>
+        <w:t>Always be honest about the discovery path (his own Upwork job posting). Never say "our algorithm found you" or anything that sounds automated — this is a trust-check.</w:t>
+      </w:r>
+    </w:p>
+    <w:p>
+      <w:pPr>
+        <w:spacing w:before="280" w:after="60"/>
+      </w:pPr>
+      <w:r>
+        <w:rPr>
+          <w:rFonts w:ascii="Arial" w:hAnsi="Arial"/>
+          <w:b/>
+          <w:i w:val="0"/>
+          <w:color w:val="2A7AAA"/>
+          <w:sz w:val="25"/>
+        </w:rPr>
+        <w:t xml:space="preserve">BRANCH O — </w:t>
+      </w:r>
+      <w:r>
+        <w:rPr>
+          <w:rFonts w:ascii="Arial" w:hAnsi="Arial"/>
+          <w:b/>
+          <w:i w:val="0"/>
+          <w:color w:val="1A5C8A"/>
+          <w:sz w:val="25"/>
+        </w:rPr>
+        <w:t>"Actually, Our Real Problem Is [Something Different]"</w:t>
+      </w:r>
+    </w:p>
+    <w:p>
+      <w:pPr>
+        <w:spacing w:line="336" w:lineRule="auto" w:after="120"/>
+        <w:shd w:val="clear" w:color="auto" w:fill="EBF3FB"/>
+      </w:pPr>
+      <w:r>
+        <w:rPr>
+          <w:rFonts w:ascii="Arial" w:hAnsi="Arial"/>
+          <w:b w:val="0"/>
+          <w:i w:val="0"/>
+          <w:sz w:val="23"/>
+        </w:rPr>
+        <w:t>That's really useful to know — from outside, the broken checkout looked like the main bottleneck, but if [their stated problem] is what's actually costing you, that changes the picture. Can you tell me more about how it's affecting things day-to-day?</w:t>
+      </w:r>
+    </w:p>
+    <w:p>
+      <w:pPr>
+        <w:spacing w:after="80"/>
+        <w:shd w:val="clear" w:color="auto" w:fill="FFF3CC"/>
+      </w:pPr>
+      <w:r>
+        <w:rPr>
+          <w:rFonts w:ascii="Arial" w:hAnsi="Arial"/>
+          <w:b/>
+          <w:i w:val="0"/>
+          <w:color w:val="1A3A5C"/>
+          <w:sz w:val="22"/>
+        </w:rPr>
+        <w:t xml:space="preserve">📌  </w:t>
+      </w:r>
+      <w:r>
+        <w:rPr>
+          <w:rFonts w:ascii="Arial" w:hAnsi="Arial"/>
+          <w:b w:val="0"/>
+          <w:i w:val="0"/>
+          <w:sz w:val="22"/>
+        </w:rPr>
+        <w:t>Never defend the original diagnosis. If solvable with web/automation, bridge to the consultation with the updated framing, using whichever of these unused Problem Register items matches: self-management/CMS burden (Problem 3), invisible course content (Problem 4), no corporate/L.E.A.D. inquiry path (Problem 5), book/Amazon cross-sell (Problem 6), no speaker inquiry path (Problem 7), or the dual disconnected domains (Problem 8).</w:t>
+      </w:r>
+    </w:p>
+    <w:p>
+      <w:pPr>
+        <w:spacing w:before="120" w:after="40"/>
+      </w:pPr>
+      <w:r>
+        <w:rPr>
+          <w:rFonts w:ascii="Arial" w:hAnsi="Arial"/>
+          <w:b/>
+          <w:i w:val="0"/>
+          <w:color w:val="1A3A5C"/>
+          <w:sz w:val="22"/>
+        </w:rPr>
+        <w:t>If NOT solvable with web/automation (hiring, management, compliance):</w:t>
+      </w:r>
+    </w:p>
+    <w:p>
+      <w:pPr>
+        <w:spacing w:line="336" w:lineRule="auto" w:after="120"/>
+        <w:shd w:val="clear" w:color="auto" w:fill="EBF3FB"/>
+      </w:pPr>
+      <w:r>
+        <w:rPr>
+          <w:rFonts w:ascii="Arial" w:hAnsi="Arial"/>
+          <w:b w:val="0"/>
+          <w:i w:val="0"/>
+          <w:sz w:val="23"/>
+        </w:rPr>
+        <w:t>That sounds more like a hiring / operations / management challenge than a systems one. I don't want to force a tech solution where it doesn't fit. If there's a web or automation angle to it, I'd love to explore that — but if not, I'd rather be straight about it.</w:t>
+      </w:r>
+    </w:p>
+    <w:p>
+      <w:pPr>
+        <w:spacing w:before="280" w:after="60"/>
+      </w:pPr>
+      <w:r>
+        <w:rPr>
+          <w:rFonts w:ascii="Arial" w:hAnsi="Arial"/>
+          <w:b/>
+          <w:i w:val="0"/>
+          <w:color w:val="2A7AAA"/>
+          <w:sz w:val="25"/>
+        </w:rPr>
+        <w:t xml:space="preserve">BRANCH P — </w:t>
+      </w:r>
+      <w:r>
+        <w:rPr>
+          <w:rFonts w:ascii="Arial" w:hAnsi="Arial"/>
+          <w:b/>
+          <w:i w:val="0"/>
+          <w:color w:val="1A5C8A"/>
+          <w:sz w:val="25"/>
+        </w:rPr>
+        <w:t>"I Need to Check With My Partner / Board / CTO"</w:t>
+      </w:r>
+    </w:p>
+    <w:p>
+      <w:pPr>
+        <w:spacing w:after="120"/>
+      </w:pPr>
+      <w:r>
+        <w:rPr>
+          <w:rFonts w:ascii="Arial" w:hAnsi="Arial"/>
+          <w:b w:val="0"/>
+          <w:i w:val="0"/>
+          <w:color w:val="555555"/>
+          <w:sz w:val="22"/>
+        </w:rPr>
+        <w:t>Low-likelihood branch: Dr. Dibinga is confirmed as the sole decision-maker (self-employed, no approval chain — Problem Register Stakeholder Map). Keep in the playbook for completeness in case he loops in an assistant or "james" (his website support contact).</w:t>
+      </w:r>
+    </w:p>
+    <w:p>
+      <w:pPr>
+        <w:spacing w:line="336" w:lineRule="auto" w:after="120"/>
+        <w:shd w:val="clear" w:color="auto" w:fill="EBF3FB"/>
+      </w:pPr>
+      <w:r>
+        <w:rPr>
+          <w:rFonts w:ascii="Arial" w:hAnsi="Arial"/>
+          <w:b w:val="0"/>
+          <w:i w:val="0"/>
+          <w:sz w:val="23"/>
+        </w:rPr>
+        <w:t>Of course — that makes sense. Would it help if I put together a short summary they can review? One page covering what I found and what the session would cover. That way they have context before you discuss it.</w:t>
+      </w:r>
+    </w:p>
+    <w:p>
+      <w:pPr>
+        <w:spacing w:after="80"/>
+        <w:shd w:val="clear" w:color="auto" w:fill="FFF3CC"/>
+      </w:pPr>
+      <w:r>
+        <w:rPr>
+          <w:rFonts w:ascii="Arial" w:hAnsi="Arial"/>
+          <w:b/>
+          <w:i w:val="0"/>
+          <w:color w:val="1A3A5C"/>
+          <w:sz w:val="22"/>
+        </w:rPr>
+        <w:t xml:space="preserve">📌  </w:t>
+      </w:r>
+      <w:r>
+        <w:rPr>
+          <w:rFonts w:ascii="Arial" w:hAnsi="Arial"/>
+          <w:b w:val="0"/>
+          <w:i w:val="0"/>
+          <w:sz w:val="22"/>
+        </w:rPr>
+        <w:t>If yes: send a one-page summary (headline, top problems, stakes phrasing, what the consultation delivers) — keep it forwardable. No Engagement Journey one-pager (p3e) exists for this engagement yet since no consultation has happened — do not forward a paid-stage artifact to a still-cold contact.</w:t>
+      </w:r>
+    </w:p>
+    <w:p>
+      <w:pPr>
+        <w:spacing w:before="120" w:after="40"/>
+      </w:pPr>
+      <w:r>
+        <w:rPr>
+          <w:rFonts w:ascii="Arial" w:hAnsi="Arial"/>
+          <w:b/>
+          <w:i w:val="0"/>
+          <w:color w:val="1A3A5C"/>
+          <w:sz w:val="22"/>
+        </w:rPr>
+        <w:t>If "I'll just tell them":</w:t>
+      </w:r>
+    </w:p>
+    <w:p>
+      <w:pPr>
+        <w:spacing w:line="336" w:lineRule="auto" w:after="120"/>
+        <w:shd w:val="clear" w:color="auto" w:fill="EBF3FB"/>
+      </w:pPr>
+      <w:r>
+        <w:rPr>
+          <w:rFonts w:ascii="Arial" w:hAnsi="Arial"/>
+          <w:b w:val="0"/>
+          <w:i w:val="0"/>
+          <w:sz w:val="23"/>
+        </w:rPr>
+        <w:t>Got it. If any questions come up, happy to jump on a quick call with both of you — sometimes it's easier to hear it directly.</w:t>
+      </w:r>
+    </w:p>
+    <w:p>
+      <w:pPr>
+        <w:spacing w:after="80"/>
+        <w:shd w:val="clear" w:color="auto" w:fill="FFF3CC"/>
+      </w:pPr>
+      <w:r>
+        <w:rPr>
+          <w:rFonts w:ascii="Arial" w:hAnsi="Arial"/>
+          <w:b/>
+          <w:i w:val="0"/>
+          <w:color w:val="1A3A5C"/>
+          <w:sz w:val="22"/>
+        </w:rPr>
+        <w:t xml:space="preserve">📌  </w:t>
+      </w:r>
+      <w:r>
+        <w:rPr>
+          <w:rFonts w:ascii="Arial" w:hAnsi="Arial"/>
+          <w:b w:val="0"/>
+          <w:i w:val="0"/>
+          <w:sz w:val="22"/>
+        </w:rPr>
+        <w:t>Follow up in 5–7 days: "Did you get a chance to discuss with your team? Any questions I can help with?" Never pressure — if the answer is no, graceful exit, door open, 90-day re-engagement.</w:t>
+      </w:r>
+    </w:p>
+    <w:p>
+      <w:pPr>
+        <w:spacing w:before="280" w:after="60"/>
+      </w:pPr>
+      <w:r>
+        <w:rPr>
+          <w:rFonts w:ascii="Arial" w:hAnsi="Arial"/>
+          <w:b/>
+          <w:i w:val="0"/>
+          <w:color w:val="2A7AAA"/>
+          <w:sz w:val="25"/>
+        </w:rPr>
+        <w:t xml:space="preserve">BRANCH Q — </w:t>
+      </w:r>
+      <w:r>
+        <w:rPr>
+          <w:rFonts w:ascii="Arial" w:hAnsi="Arial"/>
+          <w:b/>
+          <w:i w:val="0"/>
+          <w:color w:val="1A5C8A"/>
+          <w:sz w:val="25"/>
+        </w:rPr>
+        <w:t>"We're Already In a Contract With Someone Until [Date]"</w:t>
+      </w:r>
+    </w:p>
+    <w:p>
+      <w:pPr>
+        <w:spacing w:after="120"/>
+      </w:pPr>
+      <w:r>
+        <w:rPr>
+          <w:rFonts w:ascii="Arial" w:hAnsi="Arial"/>
+          <w:b w:val="0"/>
+          <w:i w:val="0"/>
+          <w:color w:val="555555"/>
+          <w:sz w:val="22"/>
+        </w:rPr>
+        <w:t>Maps directly to the known 2 active Upwork hires on the current $50 rebuild.</w:t>
+      </w:r>
+    </w:p>
+    <w:p>
+      <w:pPr>
+        <w:spacing w:line="336" w:lineRule="auto" w:after="120"/>
+        <w:shd w:val="clear" w:color="auto" w:fill="EBF3FB"/>
+      </w:pPr>
+      <w:r>
+        <w:rPr>
+          <w:rFonts w:ascii="Arial" w:hAnsi="Arial"/>
+          <w:b w:val="0"/>
+          <w:i w:val="0"/>
+          <w:sz w:val="23"/>
+        </w:rPr>
+        <w:t>That's totally fair — no point in doubling up while the current build wraps up. When's it expected to be done? I'm happy to reconnect closer to that date — the research I've done stays valid, and we can pick up right where we left off.</w:t>
+      </w:r>
+    </w:p>
+    <w:p>
+      <w:pPr>
+        <w:spacing w:after="80"/>
+        <w:shd w:val="clear" w:color="auto" w:fill="FFF3CC"/>
+      </w:pPr>
+      <w:r>
+        <w:rPr>
+          <w:rFonts w:ascii="Arial" w:hAnsi="Arial"/>
+          <w:b/>
+          <w:i w:val="0"/>
+          <w:color w:val="1A3A5C"/>
+          <w:sz w:val="22"/>
+        </w:rPr>
+        <w:t xml:space="preserve">📌  </w:t>
+      </w:r>
+      <w:r>
+        <w:rPr>
+          <w:rFonts w:ascii="Arial" w:hAnsi="Arial"/>
+          <w:b w:val="0"/>
+          <w:i w:val="0"/>
+          <w:sz w:val="22"/>
+        </w:rPr>
+        <w:t>Note the expected completion date; set a reminder for 30 days before. Re-engage with a fresh insight at that time, not just "your contract is ending." Given the site is structurally broken for a $50 fix, this is a high-conversion re-engagement segment.</w:t>
+      </w:r>
+    </w:p>
+    <w:p>
+      <w:pPr>
+        <w:spacing w:before="280" w:after="60"/>
+      </w:pPr>
+      <w:r>
+        <w:rPr>
+          <w:rFonts w:ascii="Arial" w:hAnsi="Arial"/>
+          <w:b/>
+          <w:i w:val="0"/>
+          <w:color w:val="2A7AAA"/>
+          <w:sz w:val="25"/>
+        </w:rPr>
+        <w:t xml:space="preserve">BRANCH R — </w:t>
+      </w:r>
+      <w:r>
+        <w:rPr>
+          <w:rFonts w:ascii="Arial" w:hAnsi="Arial"/>
+          <w:b/>
+          <w:i w:val="0"/>
+          <w:color w:val="1A5C8A"/>
+          <w:sz w:val="25"/>
+        </w:rPr>
+        <w:t>Prospect Forwards to Someone Else</w:t>
+      </w:r>
+    </w:p>
+    <w:p>
+      <w:pPr>
+        <w:spacing w:after="120"/>
+      </w:pPr>
+      <w:r>
+        <w:rPr>
+          <w:rFonts w:ascii="Arial" w:hAnsi="Arial"/>
+          <w:b w:val="0"/>
+          <w:i w:val="0"/>
+          <w:color w:val="555555"/>
+          <w:sz w:val="22"/>
+        </w:rPr>
+        <w:t>A positive signal. The likely forward target is "james," listed as UPstander Online Support in the business operations research.</w:t>
+      </w:r>
+    </w:p>
+    <w:p>
+      <w:pPr>
+        <w:spacing w:line="336" w:lineRule="auto" w:after="120"/>
+        <w:shd w:val="clear" w:color="auto" w:fill="EBF3FB"/>
+      </w:pPr>
+      <w:r>
+        <w:rPr>
+          <w:rFonts w:ascii="Arial" w:hAnsi="Arial"/>
+          <w:b w:val="0"/>
+          <w:i w:val="0"/>
+          <w:sz w:val="23"/>
+        </w:rPr>
+        <w:t>Absolutely — please do. If it's helpful, I can send james (or whoever handles the site) a short summary that gives context without needing the full video. And if they have questions, I'm happy to jump on a quick call with both of you.</w:t>
+      </w:r>
+    </w:p>
+    <w:p>
+      <w:pPr>
+        <w:spacing w:after="80"/>
+        <w:shd w:val="clear" w:color="auto" w:fill="FFF3CC"/>
+      </w:pPr>
+      <w:r>
+        <w:rPr>
+          <w:rFonts w:ascii="Arial" w:hAnsi="Arial"/>
+          <w:b/>
+          <w:i w:val="0"/>
+          <w:color w:val="1A3A5C"/>
+          <w:sz w:val="22"/>
+        </w:rPr>
+        <w:t xml:space="preserve">📌  </w:t>
+      </w:r>
+      <w:r>
+        <w:rPr>
+          <w:rFonts w:ascii="Arial" w:hAnsi="Arial"/>
+          <w:b w:val="0"/>
+          <w:i w:val="0"/>
+          <w:sz w:val="22"/>
+        </w:rPr>
+        <w:t>Always encourage forwarding. If the forwarded person reaches out, treat them as a warm lead. Pre-payment, keep sending the light summary — no Engagement Journey one-pager exists for this engagement yet.</w:t>
+      </w:r>
+    </w:p>
+    <w:p>
+      <w:pPr>
+        <w:spacing w:before="280" w:after="60"/>
+      </w:pPr>
+      <w:r>
+        <w:rPr>
+          <w:rFonts w:ascii="Arial" w:hAnsi="Arial"/>
+          <w:b/>
+          <w:i w:val="0"/>
+          <w:color w:val="2A7AAA"/>
+          <w:sz w:val="25"/>
+        </w:rPr>
+        <w:t xml:space="preserve">BRANCH S — </w:t>
+      </w:r>
+      <w:r>
+        <w:rPr>
+          <w:rFonts w:ascii="Arial" w:hAnsi="Arial"/>
+          <w:b/>
+          <w:i w:val="0"/>
+          <w:color w:val="1A5C8A"/>
+          <w:sz w:val="25"/>
+        </w:rPr>
+        <w:t>Free Consulting Extraction</w:t>
+      </w:r>
+    </w:p>
+    <w:p>
+      <w:pPr>
+        <w:spacing w:after="120"/>
+      </w:pPr>
+      <w:r>
+        <w:rPr>
+          <w:rFonts w:ascii="Arial" w:hAnsi="Arial"/>
+          <w:b w:val="0"/>
+          <w:i w:val="0"/>
+          <w:color w:val="555555"/>
+          <w:sz w:val="22"/>
+        </w:rPr>
+        <w:t>Detection: repeated detailed questions with no movement toward Message 2 — e.g. "so which platform should I actually use, WordPress or Webflow?" (his own job posting names both as options).</w:t>
+      </w:r>
+    </w:p>
+    <w:p>
+      <w:pPr>
+        <w:spacing w:line="336" w:lineRule="auto" w:after="120"/>
+        <w:shd w:val="clear" w:color="auto" w:fill="EBF3FB"/>
+      </w:pPr>
+      <w:r>
+        <w:rPr>
+          <w:rFonts w:ascii="Arial" w:hAnsi="Arial"/>
+          <w:b w:val="0"/>
+          <w:i w:val="0"/>
+          <w:sz w:val="23"/>
+        </w:rPr>
+        <w:t>Great question — platform choice is exactly the kind of thing the session is built to answer properly. I could give you a quick take here, but the honest answer is it depends on your numbers, and I'd rather give you the right answer than a fast one. That's what the session is for.</w:t>
+      </w:r>
+    </w:p>
+    <w:p>
+      <w:pPr>
+        <w:spacing w:after="80"/>
+        <w:shd w:val="clear" w:color="auto" w:fill="FFF3CC"/>
+      </w:pPr>
+      <w:r>
+        <w:rPr>
+          <w:rFonts w:ascii="Arial" w:hAnsi="Arial"/>
+          <w:b/>
+          <w:i w:val="0"/>
+          <w:color w:val="1A3A5C"/>
+          <w:sz w:val="22"/>
+        </w:rPr>
+        <w:t xml:space="preserve">📌  </w:t>
+      </w:r>
+      <w:r>
+        <w:rPr>
+          <w:rFonts w:ascii="Arial" w:hAnsi="Arial"/>
+          <w:b w:val="0"/>
+          <w:i w:val="0"/>
+          <w:sz w:val="22"/>
+        </w:rPr>
+        <w:t>Never be rude or accusatory. Factual observations about the problem = free; specific recommendations, solutions, or architecture = paid. If it continues: "I want to give you a proper answer, not a corridor one. The session is where I can do that." Then stop answering substantive questions.</w:t>
+      </w:r>
+    </w:p>
+    <w:p>
+      <w:r>
+        <w:br w:type="page"/>
+      </w:r>
+    </w:p>
+    <w:p>
+      <w:pPr>
+        <w:spacing w:before="80" w:after="80"/>
+      </w:pPr>
+      <w:r>
+        <w:rPr>
+          <w:rFonts w:ascii="Arial" w:hAnsi="Arial"/>
+          <w:b/>
+          <w:i w:val="0"/>
+          <w:color w:val="2A7AAA"/>
+          <w:sz w:val="26"/>
+        </w:rPr>
+        <w:t>B.3 — Timing Summary &amp; Exit Criteria</w:t>
       </w:r>
     </w:p>
     <w:tbl>
@@ -2183,19 +2322,18 @@
       <w:tr>
         <w:tc>
           <w:tcPr>
-            <w:tcW w:type="dxa" w:w="2880"/>
-            <w:shd w:val="clear" w:fill="1A3A5C"/>
+            <w:tcW w:type="dxa" w:w="3168"/>
           </w:tcPr>
           <w:p>
+            <w:pPr>
+              <w:shd w:val="clear" w:color="auto" w:fill="1a5c8a"/>
+            </w:pPr>
             <w:r/>
             <w:r>
               <w:rPr>
-                <w:rFonts w:ascii="Arial" w:hAnsi="Arial"/>
                 <w:b/>
-                <w:i w:val="0"/>
                 <w:color w:val="FFFFFF"/>
-                <w:sz w:val="19"/>
-                <w:rFonts w:ascii="Arial" w:hAnsi="Arial" w:cs="Arial"/>
+                <w:sz w:val="20"/>
               </w:rPr>
               <w:t>Message</w:t>
             </w:r>
@@ -2203,19 +2341,18 @@
         </w:tc>
         <w:tc>
           <w:tcPr>
-            <w:tcW w:type="dxa" w:w="3888"/>
-            <w:shd w:val="clear" w:fill="1A3A5C"/>
+            <w:tcW w:type="dxa" w:w="4032"/>
           </w:tcPr>
           <w:p>
+            <w:pPr>
+              <w:shd w:val="clear" w:color="auto" w:fill="1a5c8a"/>
+            </w:pPr>
             <w:r/>
             <w:r>
               <w:rPr>
-                <w:rFonts w:ascii="Arial" w:hAnsi="Arial"/>
                 <w:b/>
-                <w:i w:val="0"/>
                 <w:color w:val="FFFFFF"/>
-                <w:sz w:val="19"/>
-                <w:rFonts w:ascii="Arial" w:hAnsi="Arial" w:cs="Arial"/>
+                <w:sz w:val="20"/>
               </w:rPr>
               <w:t>Trigger</w:t>
             </w:r>
@@ -2223,19 +2360,18 @@
         </w:tc>
         <w:tc>
           <w:tcPr>
-            <w:tcW w:type="dxa" w:w="2592"/>
-            <w:shd w:val="clear" w:fill="1A3A5C"/>
+            <w:tcW w:type="dxa" w:w="2880"/>
           </w:tcPr>
           <w:p>
+            <w:pPr>
+              <w:shd w:val="clear" w:color="auto" w:fill="1a5c8a"/>
+            </w:pPr>
             <w:r/>
             <w:r>
               <w:rPr>
-                <w:rFonts w:ascii="Arial" w:hAnsi="Arial"/>
                 <w:b/>
-                <w:i w:val="0"/>
                 <w:color w:val="FFFFFF"/>
-                <w:sz w:val="19"/>
-                <w:rFonts w:ascii="Arial" w:hAnsi="Arial" w:cs="Arial"/>
+                <w:sz w:val="20"/>
               </w:rPr>
               <w:t>Timing</w:t>
             </w:r>
@@ -2245,18 +2381,14 @@
       <w:tr>
         <w:tc>
           <w:tcPr>
-            <w:tcW w:type="dxa" w:w="2880"/>
+            <w:tcW w:type="dxa" w:w="3168"/>
           </w:tcPr>
           <w:p>
             <w:r/>
             <w:r>
               <w:rPr>
-                <w:rFonts w:ascii="Arial" w:hAnsi="Arial"/>
-                <w:b w:val="0"/>
-                <w:i w:val="0"/>
-                <w:color w:val="000000"/>
-                <w:sz w:val="19"/>
-                <w:rFonts w:ascii="Arial" w:hAnsi="Arial" w:cs="Arial"/>
+                <w:color w:val="333333"/>
+                <w:sz w:val="20"/>
               </w:rPr>
               <w:t>Message 1</w:t>
             </w:r>
@@ -2264,18 +2396,14 @@
         </w:tc>
         <w:tc>
           <w:tcPr>
-            <w:tcW w:type="dxa" w:w="3888"/>
+            <w:tcW w:type="dxa" w:w="4032"/>
           </w:tcPr>
           <w:p>
             <w:r/>
             <w:r>
               <w:rPr>
-                <w:rFonts w:ascii="Arial" w:hAnsi="Arial"/>
-                <w:b w:val="0"/>
-                <w:i w:val="0"/>
-                <w:color w:val="000000"/>
-                <w:sz w:val="19"/>
-                <w:rFonts w:ascii="Arial" w:hAnsi="Arial" w:cs="Arial"/>
+                <w:color w:val="333333"/>
+                <w:sz w:val="20"/>
               </w:rPr>
               <w:t>Prospect replies to the video</w:t>
             </w:r>
@@ -2283,18 +2411,14 @@
         </w:tc>
         <w:tc>
           <w:tcPr>
-            <w:tcW w:type="dxa" w:w="2592"/>
+            <w:tcW w:type="dxa" w:w="2880"/>
           </w:tcPr>
           <w:p>
             <w:r/>
             <w:r>
               <w:rPr>
-                <w:rFonts w:ascii="Arial" w:hAnsi="Arial"/>
-                <w:b w:val="0"/>
-                <w:i w:val="0"/>
-                <w:color w:val="000000"/>
-                <w:sz w:val="19"/>
-                <w:rFonts w:ascii="Arial" w:hAnsi="Arial" w:cs="Arial"/>
+                <w:color w:val="333333"/>
+                <w:sz w:val="20"/>
               </w:rPr>
               <w:t>Immediate</w:t>
             </w:r>
@@ -2304,18 +2428,14 @@
       <w:tr>
         <w:tc>
           <w:tcPr>
-            <w:tcW w:type="dxa" w:w="2880"/>
+            <w:tcW w:type="dxa" w:w="3168"/>
           </w:tcPr>
           <w:p>
             <w:r/>
             <w:r>
               <w:rPr>
-                <w:rFonts w:ascii="Arial" w:hAnsi="Arial"/>
-                <w:b w:val="0"/>
-                <w:i w:val="0"/>
-                <w:color w:val="000000"/>
-                <w:sz w:val="19"/>
-                <w:rFonts w:ascii="Arial" w:hAnsi="Arial" w:cs="Arial"/>
+                <w:color w:val="333333"/>
+                <w:sz w:val="20"/>
               </w:rPr>
               <w:t>Message 2</w:t>
             </w:r>
@@ -2323,18 +2443,14 @@
         </w:tc>
         <w:tc>
           <w:tcPr>
-            <w:tcW w:type="dxa" w:w="3888"/>
+            <w:tcW w:type="dxa" w:w="4032"/>
           </w:tcPr>
           <w:p>
             <w:r/>
             <w:r>
               <w:rPr>
-                <w:rFonts w:ascii="Arial" w:hAnsi="Arial"/>
-                <w:b w:val="0"/>
-                <w:i w:val="0"/>
-                <w:color w:val="000000"/>
-                <w:sz w:val="19"/>
-                <w:rFonts w:ascii="Arial" w:hAnsi="Arial" w:cs="Arial"/>
+                <w:color w:val="333333"/>
+                <w:sz w:val="20"/>
               </w:rPr>
               <w:t>Prospect answers Message 1</w:t>
             </w:r>
@@ -2342,18 +2458,14 @@
         </w:tc>
         <w:tc>
           <w:tcPr>
-            <w:tcW w:type="dxa" w:w="2592"/>
+            <w:tcW w:type="dxa" w:w="2880"/>
           </w:tcPr>
           <w:p>
             <w:r/>
             <w:r>
               <w:rPr>
-                <w:rFonts w:ascii="Arial" w:hAnsi="Arial"/>
-                <w:b w:val="0"/>
-                <w:i w:val="0"/>
-                <w:color w:val="000000"/>
-                <w:sz w:val="19"/>
-                <w:rFonts w:ascii="Arial" w:hAnsi="Arial" w:cs="Arial"/>
+                <w:color w:val="333333"/>
+                <w:sz w:val="20"/>
               </w:rPr>
               <w:t>Immediate</w:t>
             </w:r>
@@ -2363,18 +2475,14 @@
       <w:tr>
         <w:tc>
           <w:tcPr>
-            <w:tcW w:type="dxa" w:w="2880"/>
+            <w:tcW w:type="dxa" w:w="3168"/>
           </w:tcPr>
           <w:p>
             <w:r/>
             <w:r>
               <w:rPr>
-                <w:rFonts w:ascii="Arial" w:hAnsi="Arial"/>
-                <w:b w:val="0"/>
-                <w:i w:val="0"/>
-                <w:color w:val="000000"/>
-                <w:sz w:val="19"/>
-                <w:rFonts w:ascii="Arial" w:hAnsi="Arial" w:cs="Arial"/>
+                <w:color w:val="333333"/>
+                <w:sz w:val="20"/>
               </w:rPr>
               <w:t>Message 3</w:t>
             </w:r>
@@ -2382,18 +2490,14 @@
         </w:tc>
         <w:tc>
           <w:tcPr>
-            <w:tcW w:type="dxa" w:w="3888"/>
+            <w:tcW w:type="dxa" w:w="4032"/>
           </w:tcPr>
           <w:p>
             <w:r/>
             <w:r>
               <w:rPr>
-                <w:rFonts w:ascii="Arial" w:hAnsi="Arial"/>
-                <w:b w:val="0"/>
-                <w:i w:val="0"/>
-                <w:color w:val="000000"/>
-                <w:sz w:val="19"/>
-                <w:rFonts w:ascii="Arial" w:hAnsi="Arial" w:cs="Arial"/>
+                <w:color w:val="333333"/>
+                <w:sz w:val="20"/>
               </w:rPr>
               <w:t>No reply to Message 2</w:t>
             </w:r>
@@ -2401,18 +2505,14 @@
         </w:tc>
         <w:tc>
           <w:tcPr>
-            <w:tcW w:type="dxa" w:w="2592"/>
+            <w:tcW w:type="dxa" w:w="2880"/>
           </w:tcPr>
           <w:p>
             <w:r/>
             <w:r>
               <w:rPr>
-                <w:rFonts w:ascii="Arial" w:hAnsi="Arial"/>
-                <w:b w:val="0"/>
-                <w:i w:val="0"/>
-                <w:color w:val="000000"/>
-                <w:sz w:val="19"/>
-                <w:rFonts w:ascii="Arial" w:hAnsi="Arial" w:cs="Arial"/>
+                <w:color w:val="333333"/>
+                <w:sz w:val="20"/>
               </w:rPr>
               <w:t>3–4 days after Message 2</w:t>
             </w:r>
@@ -2422,18 +2522,14 @@
       <w:tr>
         <w:tc>
           <w:tcPr>
-            <w:tcW w:type="dxa" w:w="2880"/>
+            <w:tcW w:type="dxa" w:w="3168"/>
           </w:tcPr>
           <w:p>
             <w:r/>
             <w:r>
               <w:rPr>
-                <w:rFonts w:ascii="Arial" w:hAnsi="Arial"/>
-                <w:b w:val="0"/>
-                <w:i w:val="0"/>
-                <w:color w:val="000000"/>
-                <w:sz w:val="19"/>
-                <w:rFonts w:ascii="Arial" w:hAnsi="Arial" w:cs="Arial"/>
+                <w:color w:val="333333"/>
+                <w:sz w:val="20"/>
               </w:rPr>
               <w:t>Silent-Watcher Touch (Branch B)</w:t>
             </w:r>
@@ -2441,18 +2537,14 @@
         </w:tc>
         <w:tc>
           <w:tcPr>
-            <w:tcW w:type="dxa" w:w="3888"/>
+            <w:tcW w:type="dxa" w:w="4032"/>
           </w:tcPr>
           <w:p>
             <w:r/>
             <w:r>
               <w:rPr>
-                <w:rFonts w:ascii="Arial" w:hAnsi="Arial"/>
-                <w:b w:val="0"/>
-                <w:i w:val="0"/>
-                <w:color w:val="000000"/>
-                <w:sz w:val="19"/>
-                <w:rFonts w:ascii="Arial" w:hAnsi="Arial" w:cs="Arial"/>
+                <w:color w:val="333333"/>
+                <w:sz w:val="20"/>
               </w:rPr>
               <w:t>Watched, no reply</w:t>
             </w:r>
@@ -2460,18 +2552,14 @@
         </w:tc>
         <w:tc>
           <w:tcPr>
-            <w:tcW w:type="dxa" w:w="2592"/>
+            <w:tcW w:type="dxa" w:w="2880"/>
           </w:tcPr>
           <w:p>
             <w:r/>
             <w:r>
               <w:rPr>
-                <w:rFonts w:ascii="Arial" w:hAnsi="Arial"/>
-                <w:b w:val="0"/>
-                <w:i w:val="0"/>
-                <w:color w:val="000000"/>
-                <w:sz w:val="19"/>
-                <w:rFonts w:ascii="Arial" w:hAnsi="Arial" w:cs="Arial"/>
+                <w:color w:val="333333"/>
+                <w:sz w:val="20"/>
               </w:rPr>
               <w:t>4–6 days after video</w:t>
             </w:r>
@@ -2481,18 +2569,14 @@
       <w:tr>
         <w:tc>
           <w:tcPr>
-            <w:tcW w:type="dxa" w:w="2880"/>
+            <w:tcW w:type="dxa" w:w="3168"/>
           </w:tcPr>
           <w:p>
             <w:r/>
             <w:r>
               <w:rPr>
-                <w:rFonts w:ascii="Arial" w:hAnsi="Arial"/>
-                <w:b w:val="0"/>
-                <w:i w:val="0"/>
-                <w:color w:val="000000"/>
-                <w:sz w:val="19"/>
-                <w:rFonts w:ascii="Arial" w:hAnsi="Arial" w:cs="Arial"/>
+                <w:color w:val="333333"/>
+                <w:sz w:val="20"/>
               </w:rPr>
               <w:t>90-Day Re-engagement</w:t>
             </w:r>
@@ -2500,18 +2584,14 @@
         </w:tc>
         <w:tc>
           <w:tcPr>
-            <w:tcW w:type="dxa" w:w="3888"/>
+            <w:tcW w:type="dxa" w:w="4032"/>
           </w:tcPr>
           <w:p>
             <w:r/>
             <w:r>
               <w:rPr>
-                <w:rFonts w:ascii="Arial" w:hAnsi="Arial"/>
-                <w:b w:val="0"/>
-                <w:i w:val="0"/>
-                <w:color w:val="000000"/>
-                <w:sz w:val="19"/>
-                <w:rFonts w:ascii="Arial" w:hAnsi="Arial" w:cs="Arial"/>
+                <w:color w:val="333333"/>
+                <w:sz w:val="20"/>
               </w:rPr>
               <w:t>All paths that ended</w:t>
             </w:r>
@@ -2519,18 +2599,14 @@
         </w:tc>
         <w:tc>
           <w:tcPr>
-            <w:tcW w:type="dxa" w:w="2592"/>
+            <w:tcW w:type="dxa" w:w="2880"/>
           </w:tcPr>
           <w:p>
             <w:r/>
             <w:r>
               <w:rPr>
-                <w:rFonts w:ascii="Arial" w:hAnsi="Arial"/>
-                <w:b w:val="0"/>
-                <w:i w:val="0"/>
-                <w:color w:val="000000"/>
-                <w:sz w:val="19"/>
-                <w:rFonts w:ascii="Arial" w:hAnsi="Arial" w:cs="Arial"/>
+                <w:color w:val="333333"/>
+                <w:sz w:val="20"/>
               </w:rPr>
               <w:t>90 days, fresh industry insight</w:t>
             </w:r>
@@ -2540,7 +2616,7 @@
     </w:tbl>
     <w:p>
       <w:pPr>
-        <w:spacing w:after="200"/>
+        <w:spacing w:after="160"/>
       </w:pPr>
     </w:p>
     <w:tbl>
@@ -2556,19 +2632,18 @@
       <w:tr>
         <w:tc>
           <w:tcPr>
-            <w:tcW w:type="dxa" w:w="4608"/>
-            <w:shd w:val="clear" w:fill="1A3A5C"/>
+            <w:tcW w:type="dxa" w:w="5472"/>
           </w:tcPr>
           <w:p>
+            <w:pPr>
+              <w:shd w:val="clear" w:color="auto" w:fill="1a5c8a"/>
+            </w:pPr>
             <w:r/>
             <w:r>
               <w:rPr>
-                <w:rFonts w:ascii="Arial" w:hAnsi="Arial"/>
                 <w:b/>
-                <w:i w:val="0"/>
                 <w:color w:val="FFFFFF"/>
-                <w:sz w:val="19"/>
-                <w:rFonts w:ascii="Arial" w:hAnsi="Arial" w:cs="Arial"/>
+                <w:sz w:val="20"/>
               </w:rPr>
               <w:t>Situation</w:t>
             </w:r>
@@ -2576,19 +2651,18 @@
         </w:tc>
         <w:tc>
           <w:tcPr>
-            <w:tcW w:type="dxa" w:w="4752"/>
-            <w:shd w:val="clear" w:fill="1A3A5C"/>
+            <w:tcW w:type="dxa" w:w="4608"/>
           </w:tcPr>
           <w:p>
+            <w:pPr>
+              <w:shd w:val="clear" w:color="auto" w:fill="1a5c8a"/>
+            </w:pPr>
             <w:r/>
             <w:r>
               <w:rPr>
-                <w:rFonts w:ascii="Arial" w:hAnsi="Arial"/>
                 <w:b/>
-                <w:i w:val="0"/>
                 <w:color w:val="FFFFFF"/>
-                <w:sz w:val="19"/>
-                <w:rFonts w:ascii="Arial" w:hAnsi="Arial" w:cs="Arial"/>
+                <w:sz w:val="20"/>
               </w:rPr>
               <w:t>Action</w:t>
             </w:r>
@@ -2598,18 +2672,14 @@
       <w:tr>
         <w:tc>
           <w:tcPr>
-            <w:tcW w:type="dxa" w:w="4608"/>
+            <w:tcW w:type="dxa" w:w="5472"/>
           </w:tcPr>
           <w:p>
             <w:r/>
             <w:r>
               <w:rPr>
-                <w:rFonts w:ascii="Arial" w:hAnsi="Arial"/>
-                <w:b w:val="0"/>
-                <w:i w:val="0"/>
-                <w:color w:val="000000"/>
-                <w:sz w:val="19"/>
-                <w:rFonts w:ascii="Arial" w:hAnsi="Arial" w:cs="Arial"/>
+                <w:color w:val="333333"/>
+                <w:sz w:val="20"/>
               </w:rPr>
               <w:t>One silent-watcher touch, no reply</w:t>
             </w:r>
@@ -2617,18 +2687,14 @@
         </w:tc>
         <w:tc>
           <w:tcPr>
-            <w:tcW w:type="dxa" w:w="4752"/>
+            <w:tcW w:type="dxa" w:w="4608"/>
           </w:tcPr>
           <w:p>
             <w:r/>
             <w:r>
               <w:rPr>
-                <w:rFonts w:ascii="Arial" w:hAnsi="Arial"/>
-                <w:b w:val="0"/>
-                <w:i w:val="0"/>
-                <w:color w:val="000000"/>
-                <w:sz w:val="19"/>
-                <w:rFonts w:ascii="Arial" w:hAnsi="Arial" w:cs="Arial"/>
+                <w:color w:val="333333"/>
+                <w:sz w:val="20"/>
               </w:rPr>
               <w:t>Stop. 90-day re-engagement.</w:t>
             </w:r>
@@ -2638,18 +2704,14 @@
       <w:tr>
         <w:tc>
           <w:tcPr>
-            <w:tcW w:type="dxa" w:w="4608"/>
+            <w:tcW w:type="dxa" w:w="5472"/>
           </w:tcPr>
           <w:p>
             <w:r/>
             <w:r>
               <w:rPr>
-                <w:rFonts w:ascii="Arial" w:hAnsi="Arial"/>
-                <w:b w:val="0"/>
-                <w:i w:val="0"/>
-                <w:color w:val="000000"/>
-                <w:sz w:val="19"/>
-                <w:rFonts w:ascii="Arial" w:hAnsi="Arial" w:cs="Arial"/>
+                <w:color w:val="333333"/>
+                <w:sz w:val="20"/>
               </w:rPr>
               <w:t>Message 3 sent, no reply</w:t>
             </w:r>
@@ -2657,18 +2719,14 @@
         </w:tc>
         <w:tc>
           <w:tcPr>
-            <w:tcW w:type="dxa" w:w="4752"/>
+            <w:tcW w:type="dxa" w:w="4608"/>
           </w:tcPr>
           <w:p>
             <w:r/>
             <w:r>
               <w:rPr>
-                <w:rFonts w:ascii="Arial" w:hAnsi="Arial"/>
-                <w:b w:val="0"/>
-                <w:i w:val="0"/>
-                <w:color w:val="000000"/>
-                <w:sz w:val="19"/>
-                <w:rFonts w:ascii="Arial" w:hAnsi="Arial" w:cs="Arial"/>
+                <w:color w:val="333333"/>
+                <w:sz w:val="20"/>
               </w:rPr>
               <w:t>Stop. 90-day re-engagement.</w:t>
             </w:r>
@@ -2678,37 +2736,29 @@
       <w:tr>
         <w:tc>
           <w:tcPr>
+            <w:tcW w:type="dxa" w:w="5472"/>
+          </w:tcPr>
+          <w:p>
+            <w:r/>
+            <w:r>
+              <w:rPr>
+                <w:color w:val="333333"/>
+                <w:sz w:val="20"/>
+              </w:rPr>
+              <w:t>Explicit "not interested"</w:t>
+            </w:r>
+          </w:p>
+        </w:tc>
+        <w:tc>
+          <w:tcPr>
             <w:tcW w:type="dxa" w:w="4608"/>
           </w:tcPr>
           <w:p>
             <w:r/>
             <w:r>
               <w:rPr>
-                <w:rFonts w:ascii="Arial" w:hAnsi="Arial"/>
-                <w:b w:val="0"/>
-                <w:i w:val="0"/>
-                <w:color w:val="000000"/>
-                <w:sz w:val="19"/>
-                <w:rFonts w:ascii="Arial" w:hAnsi="Arial" w:cs="Arial"/>
-              </w:rPr>
-              <w:t>Explicit “not interested”</w:t>
-            </w:r>
-          </w:p>
-        </w:tc>
-        <w:tc>
-          <w:tcPr>
-            <w:tcW w:type="dxa" w:w="4752"/>
-          </w:tcPr>
-          <w:p>
-            <w:r/>
-            <w:r>
-              <w:rPr>
-                <w:rFonts w:ascii="Arial" w:hAnsi="Arial"/>
-                <w:b w:val="0"/>
-                <w:i w:val="0"/>
-                <w:color w:val="000000"/>
-                <w:sz w:val="19"/>
-                <w:rFonts w:ascii="Arial" w:hAnsi="Arial" w:cs="Arial"/>
+                <w:color w:val="333333"/>
+                <w:sz w:val="20"/>
               </w:rPr>
               <w:t>Stop immediately. 90-day re-engagement.</w:t>
             </w:r>
@@ -2718,18 +2768,14 @@
       <w:tr>
         <w:tc>
           <w:tcPr>
-            <w:tcW w:type="dxa" w:w="4608"/>
+            <w:tcW w:type="dxa" w:w="5472"/>
           </w:tcPr>
           <w:p>
             <w:r/>
             <w:r>
               <w:rPr>
-                <w:rFonts w:ascii="Arial" w:hAnsi="Arial"/>
-                <w:b w:val="0"/>
-                <w:i w:val="0"/>
-                <w:color w:val="000000"/>
-                <w:sz w:val="19"/>
-                <w:rFonts w:ascii="Arial" w:hAnsi="Arial" w:cs="Arial"/>
+                <w:color w:val="333333"/>
+                <w:sz w:val="20"/>
               </w:rPr>
               <w:t>Correction that guts the diagnosis</w:t>
             </w:r>
@@ -2737,18 +2783,14 @@
         </w:tc>
         <w:tc>
           <w:tcPr>
-            <w:tcW w:type="dxa" w:w="4752"/>
+            <w:tcW w:type="dxa" w:w="4608"/>
           </w:tcPr>
           <w:p>
             <w:r/>
             <w:r>
               <w:rPr>
-                <w:rFonts w:ascii="Arial" w:hAnsi="Arial"/>
-                <w:b w:val="0"/>
-                <w:i w:val="0"/>
-                <w:color w:val="000000"/>
-                <w:sz w:val="19"/>
-                <w:rFonts w:ascii="Arial" w:hAnsi="Arial" w:cs="Arial"/>
+                <w:color w:val="333333"/>
+                <w:sz w:val="20"/>
               </w:rPr>
               <w:t>Acknowledge, ask one question, stop.</w:t>
             </w:r>
@@ -2758,18 +2800,14 @@
       <w:tr>
         <w:tc>
           <w:tcPr>
-            <w:tcW w:type="dxa" w:w="4608"/>
+            <w:tcW w:type="dxa" w:w="5472"/>
           </w:tcPr>
           <w:p>
             <w:r/>
             <w:r>
               <w:rPr>
-                <w:rFonts w:ascii="Arial" w:hAnsi="Arial"/>
-                <w:b w:val="0"/>
-                <w:i w:val="0"/>
-                <w:color w:val="000000"/>
-                <w:sz w:val="19"/>
-                <w:rFonts w:ascii="Arial" w:hAnsi="Arial" w:cs="Arial"/>
+                <w:color w:val="333333"/>
+                <w:sz w:val="20"/>
               </w:rPr>
               <w:t>Three total unanswered messages across all branches</w:t>
             </w:r>
@@ -2777,18 +2815,14 @@
         </w:tc>
         <w:tc>
           <w:tcPr>
-            <w:tcW w:type="dxa" w:w="4752"/>
+            <w:tcW w:type="dxa" w:w="4608"/>
           </w:tcPr>
           <w:p>
             <w:r/>
             <w:r>
               <w:rPr>
-                <w:rFonts w:ascii="Arial" w:hAnsi="Arial"/>
-                <w:b w:val="0"/>
-                <w:i w:val="0"/>
-                <w:color w:val="000000"/>
-                <w:sz w:val="19"/>
-                <w:rFonts w:ascii="Arial" w:hAnsi="Arial" w:cs="Arial"/>
+                <w:color w:val="333333"/>
+                <w:sz w:val="20"/>
               </w:rPr>
               <w:t>Stop.</w:t>
             </w:r>
@@ -2798,18 +2832,14 @@
       <w:tr>
         <w:tc>
           <w:tcPr>
-            <w:tcW w:type="dxa" w:w="4608"/>
+            <w:tcW w:type="dxa" w:w="5472"/>
           </w:tcPr>
           <w:p>
             <w:r/>
             <w:r>
               <w:rPr>
-                <w:rFonts w:ascii="Arial" w:hAnsi="Arial"/>
-                <w:b w:val="0"/>
-                <w:i w:val="0"/>
-                <w:color w:val="000000"/>
-                <w:sz w:val="19"/>
-                <w:rFonts w:ascii="Arial" w:hAnsi="Arial" w:cs="Arial"/>
+                <w:color w:val="333333"/>
+                <w:sz w:val="20"/>
               </w:rPr>
               <w:t>Prospect agrees to the consultation</w:t>
             </w:r>
@@ -2817,18 +2847,14 @@
         </w:tc>
         <w:tc>
           <w:tcPr>
-            <w:tcW w:type="dxa" w:w="4752"/>
+            <w:tcW w:type="dxa" w:w="4608"/>
           </w:tcPr>
           <w:p>
             <w:r/>
             <w:r>
               <w:rPr>
-                <w:rFonts w:ascii="Arial" w:hAnsi="Arial"/>
-                <w:b w:val="0"/>
-                <w:i w:val="0"/>
-                <w:color w:val="000000"/>
-                <w:sz w:val="19"/>
-                <w:rFonts w:ascii="Arial" w:hAnsi="Arial" w:cs="Arial"/>
+                <w:color w:val="333333"/>
+                <w:sz w:val="20"/>
               </w:rPr>
               <w:t>Hand off to p3d_Consultation_Playbook.md — do NOT generate it before this point.</w:t>
             </w:r>
@@ -2838,13 +2864,13 @@
     </w:tbl>
     <w:p>
       <w:pPr>
-        <w:spacing w:after="200"/>
+        <w:spacing w:after="160"/>
       </w:pPr>
     </w:p>
     <w:p>
       <w:pPr>
-        <w:keepNext/>
-        <w:spacing w:before="440" w:after="120"/>
+        <w:spacing w:after="80"/>
+        <w:shd w:val="clear" w:color="auto" w:fill="FFF3CC"/>
       </w:pPr>
       <w:r>
         <w:rPr>
@@ -2852,26 +2878,33 @@
           <w:b/>
           <w:i w:val="0"/>
           <w:color w:val="1A3A5C"/>
-          <w:sz w:val="36"/>
-          <w:rFonts w:ascii="Arial" w:hAnsi="Arial" w:cs="Arial"/>
+          <w:sz w:val="22"/>
         </w:rPr>
-        <w:t>Confidence Signal Adjustments</w:t>
+        <w:t xml:space="preserve">📌  </w:t>
+      </w:r>
+      <w:r>
+        <w:rPr>
+          <w:rFonts w:ascii="Arial" w:hAnsi="Arial"/>
+          <w:b w:val="0"/>
+          <w:i w:val="0"/>
+          <w:sz w:val="22"/>
+        </w:rPr>
+        <w:t>The universal rule: if continuing feels like chasing, stop. Pressure destroys the relationship for any future contact. Dev8X's edge is depth and trust — not persistence and volume.</w:t>
       </w:r>
     </w:p>
     <w:p>
       <w:pPr>
-        <w:spacing w:before="0" w:after="120"/>
+        <w:spacing w:before="280" w:after="80"/>
       </w:pPr>
       <w:r>
         <w:rPr>
           <w:rFonts w:ascii="Arial" w:hAnsi="Arial"/>
           <w:b/>
           <w:i w:val="0"/>
-          <w:color w:val="1A3A5C"/>
-          <w:sz w:val="21"/>
-          <w:rFonts w:ascii="Arial" w:hAnsi="Arial" w:cs="Arial"/>
+          <w:color w:val="2A7AAA"/>
+          <w:sz w:val="26"/>
         </w:rPr>
-        <w:t>Decision Card confidence for this prospect: High.</w:t>
+        <w:t>Confidence Signal Adjustments</w:t>
       </w:r>
     </w:p>
     <w:tbl>
@@ -2888,18 +2921,17 @@
         <w:tc>
           <w:tcPr>
             <w:tcW w:type="dxa" w:w="3168"/>
-            <w:shd w:val="clear" w:fill="1A3A5C"/>
           </w:tcPr>
           <w:p>
+            <w:pPr>
+              <w:shd w:val="clear" w:color="auto" w:fill="1a5c8a"/>
+            </w:pPr>
             <w:r/>
             <w:r>
               <w:rPr>
-                <w:rFonts w:ascii="Arial" w:hAnsi="Arial"/>
                 <w:b/>
-                <w:i w:val="0"/>
                 <w:color w:val="FFFFFF"/>
-                <w:sz w:val="19"/>
-                <w:rFonts w:ascii="Arial" w:hAnsi="Arial" w:cs="Arial"/>
+                <w:sz w:val="20"/>
               </w:rPr>
               <w:t>Signal</w:t>
             </w:r>
@@ -2907,21 +2939,20 @@
         </w:tc>
         <w:tc>
           <w:tcPr>
-            <w:tcW w:type="dxa" w:w="6192"/>
-            <w:shd w:val="clear" w:fill="1A3A5C"/>
+            <w:tcW w:type="dxa" w:w="6912"/>
           </w:tcPr>
           <w:p>
+            <w:pPr>
+              <w:shd w:val="clear" w:color="auto" w:fill="1a5c8a"/>
+            </w:pPr>
             <w:r/>
             <w:r>
               <w:rPr>
-                <w:rFonts w:ascii="Arial" w:hAnsi="Arial"/>
                 <w:b/>
-                <w:i w:val="0"/>
                 <w:color w:val="FFFFFF"/>
-                <w:sz w:val="19"/>
-                <w:rFonts w:ascii="Arial" w:hAnsi="Arial" w:cs="Arial"/>
+                <w:sz w:val="20"/>
               </w:rPr>
-              <w:t>Message 2 fee</w:t>
+              <w:t>Message 2 Fee</w:t>
             </w:r>
           </w:p>
         </w:tc>
@@ -2935,33 +2966,25 @@
             <w:r/>
             <w:r>
               <w:rPr>
-                <w:rFonts w:ascii="Arial" w:hAnsi="Arial"/>
-                <w:b w:val="0"/>
-                <w:i w:val="0"/>
-                <w:color w:val="000000"/>
-                <w:sz w:val="19"/>
-                <w:rFonts w:ascii="Arial" w:hAnsi="Arial" w:cs="Arial"/>
+                <w:color w:val="333333"/>
+                <w:sz w:val="20"/>
               </w:rPr>
-              <w:t>High  ←  (this prospect)</w:t>
+              <w:t>High (this engagement)</w:t>
             </w:r>
           </w:p>
         </w:tc>
         <w:tc>
           <w:tcPr>
-            <w:tcW w:type="dxa" w:w="6192"/>
+            <w:tcW w:type="dxa" w:w="6912"/>
           </w:tcPr>
           <w:p>
             <w:r/>
             <w:r>
               <w:rPr>
-                <w:rFonts w:ascii="Arial" w:hAnsi="Arial"/>
-                <w:b w:val="0"/>
-                <w:i w:val="0"/>
-                <w:color w:val="000000"/>
-                <w:sz w:val="19"/>
-                <w:rFonts w:ascii="Arial" w:hAnsi="Arial" w:cs="Arial"/>
+                <w:color w:val="333333"/>
+                <w:sz w:val="20"/>
               </w:rPr>
-              <w:t>Stated confidently, no softening.</w:t>
+              <w:t>Stated confidently, no softening — but see the Fee Anchoring note under Message 2: his live $50 job-posting budget still argues for the lower-but-credible end.</w:t>
             </w:r>
           </w:p>
         </w:tc>
@@ -2975,12 +2998,8 @@
             <w:r/>
             <w:r>
               <w:rPr>
-                <w:rFonts w:ascii="Arial" w:hAnsi="Arial"/>
-                <w:b w:val="0"/>
-                <w:i w:val="0"/>
-                <w:color w:val="000000"/>
-                <w:sz w:val="19"/>
-                <w:rFonts w:ascii="Arial" w:hAnsi="Arial" w:cs="Arial"/>
+                <w:color w:val="333333"/>
+                <w:sz w:val="20"/>
               </w:rPr>
               <w:t>Medium</w:t>
             </w:r>
@@ -2988,18 +3007,14 @@
         </w:tc>
         <w:tc>
           <w:tcPr>
-            <w:tcW w:type="dxa" w:w="6192"/>
+            <w:tcW w:type="dxa" w:w="6912"/>
           </w:tcPr>
           <w:p>
             <w:r/>
             <w:r>
               <w:rPr>
-                <w:rFonts w:ascii="Arial" w:hAnsi="Arial"/>
-                <w:b w:val="0"/>
-                <w:i w:val="0"/>
-                <w:color w:val="000000"/>
-                <w:sz w:val="19"/>
-                <w:rFonts w:ascii="Arial" w:hAnsi="Arial" w:cs="Arial"/>
+                <w:color w:val="333333"/>
+                <w:sz w:val="20"/>
               </w:rPr>
               <w:t>Notes the diagnosis will firm up the estimate together.</w:t>
             </w:r>
@@ -3015,12 +3030,8 @@
             <w:r/>
             <w:r>
               <w:rPr>
-                <w:rFonts w:ascii="Arial" w:hAnsi="Arial"/>
-                <w:b w:val="0"/>
-                <w:i w:val="0"/>
-                <w:color w:val="000000"/>
-                <w:sz w:val="19"/>
-                <w:rFonts w:ascii="Arial" w:hAnsi="Arial" w:cs="Arial"/>
+                <w:color w:val="333333"/>
+                <w:sz w:val="20"/>
               </w:rPr>
               <w:t>Low</w:t>
             </w:r>
@@ -3028,20 +3039,16 @@
         </w:tc>
         <w:tc>
           <w:tcPr>
-            <w:tcW w:type="dxa" w:w="6192"/>
+            <w:tcW w:type="dxa" w:w="6912"/>
           </w:tcPr>
           <w:p>
             <w:r/>
             <w:r>
               <w:rPr>
-                <w:rFonts w:ascii="Arial" w:hAnsi="Arial"/>
-                <w:b w:val="0"/>
-                <w:i w:val="0"/>
-                <w:color w:val="000000"/>
-                <w:sz w:val="19"/>
-                <w:rFonts w:ascii="Arial" w:hAnsi="Arial" w:cs="Arial"/>
+                <w:color w:val="333333"/>
+                <w:sz w:val="20"/>
               </w:rPr>
-              <w:t>Do NOT push the full paid ask — Message 1 does more qualification; Message 2 (if reached) leads with rigor of method and the guarantee rather than a confident diagnosis.</w:t>
+              <w:t>Do NOT push the full paid ask — Message 1 does more qualification, Message 2 leads with the rigor of the method rather than a confident diagnosis.</w:t>
             </w:r>
           </w:p>
         </w:tc>
@@ -3049,63 +3056,32 @@
     </w:tbl>
     <w:p>
       <w:pPr>
-        <w:spacing w:after="200"/>
+        <w:spacing w:after="160"/>
       </w:pPr>
     </w:p>
     <w:p>
       <w:pPr>
-        <w:spacing w:before="80" w:after="200"/>
-        <w:pBdr>
-          <w:bottom w:val="single" w:sz="6" w:space="1" w:color="CCCCCC"/>
-        </w:pBdr>
-      </w:pPr>
-    </w:p>
-    <w:p>
-      <w:pPr>
-        <w:spacing w:before="120" w:after="40"/>
-      </w:pPr>
+        <w:spacing w:after="80"/>
+        <w:shd w:val="clear" w:color="auto" w:fill="FFF3CC"/>
+      </w:pPr>
+      <w:r>
+        <w:rPr>
+          <w:rFonts w:ascii="Arial" w:hAnsi="Arial"/>
+          <w:b/>
+          <w:i w:val="0"/>
+          <w:color w:val="1A3A5C"/>
+          <w:sz w:val="22"/>
+        </w:rPr>
+        <w:t xml:space="preserve">📌  </w:t>
+      </w:r>
       <w:r>
         <w:rPr>
           <w:rFonts w:ascii="Arial" w:hAnsi="Arial"/>
           <w:b w:val="0"/>
-          <w:i/>
-          <w:color w:val="555555"/>
-          <w:sz w:val="18"/>
-          <w:rFonts w:ascii="Arial" w:hAnsi="Arial" w:cs="Arial"/>
+          <w:i w:val="0"/>
+          <w:sz w:val="22"/>
         </w:rPr>
-        <w:t>Saved as: context/p3c_Messaging_Playbook_UpstanderInternational.docx</w:t>
-      </w:r>
-    </w:p>
-    <w:p>
-      <w:pPr>
-        <w:spacing w:before="0" w:after="40"/>
-      </w:pPr>
-      <w:r>
-        <w:rPr>
-          <w:rFonts w:ascii="Arial" w:hAnsi="Arial"/>
-          <w:b w:val="0"/>
-          <w:i/>
-          <w:color w:val="555555"/>
-          <w:sz w:val="18"/>
-          <w:rFonts w:ascii="Arial" w:hAnsi="Arial" w:cs="Arial"/>
-        </w:rPr>
-        <w:t>Framework: Dev8X Decision-Led Proof Framework v2</w:t>
-      </w:r>
-    </w:p>
-    <w:p>
-      <w:pPr>
-        <w:spacing w:before="0" w:after="40"/>
-      </w:pPr>
-      <w:r>
-        <w:rPr>
-          <w:rFonts w:ascii="Arial" w:hAnsi="Arial"/>
-          <w:b w:val="0"/>
-          <w:i/>
-          <w:color w:val="555555"/>
-          <w:sz w:val="18"/>
-          <w:rFonts w:ascii="Arial" w:hAnsi="Arial" w:cs="Arial"/>
-        </w:rPr>
-        <w:t>Inputs: p3b_First_Video_Script_UpstanderInternational_updated.docx (finalized, PRIMARY) + p0a_Decision_Card_upstander_international.md + p0b_Problem_Register_upstander_international.md</w:t>
+        <w:t>At Low confidence, when in genuine doubt, gather more before charging — pushing a paid offer on thin research is where confident wrongness does the most damage. Not applicable here (Confidence: High), included for completeness.</w:t>
       </w:r>
     </w:p>
     <w:sectPr>
@@ -3481,10 +3457,6 @@
     <w:name w:val="Normal"/>
     <w:qFormat/>
     <w:rsid w:val="00FC693F"/>
-    <w:rPr>
-      <w:rFonts w:ascii="Arial" w:hAnsi="Arial" w:cs="Arial"/>
-      <w:sz w:val="22"/>
-    </w:rPr>
   </w:style>
   <w:style w:type="paragraph" w:styleId="Header">
     <w:name w:val="header"/>

--- a/microfrontend/upstander_international/artifacts/p3c_Messaging_Playbook_UpstanderInternational.docx
+++ b/microfrontend/upstander_international/artifacts/p3c_Messaging_Playbook_UpstanderInternational.docx
@@ -241,7 +241,7 @@
                 <w:i w:val="0"/>
                 <w:sz w:val="20"/>
               </w:rPr>
-              <w:t>Problems named in Beat 2, in order</w:t>
+              <w:t>The gap, said aloud</w:t>
             </w:r>
           </w:p>
         </w:tc>
@@ -261,7 +261,7 @@
                 <w:i w:val="0"/>
                 <w:sz w:val="20"/>
               </w:rPr>
-              <w:t>1. R.E.A.Ch! add-to-cart page returns a 404  ·  2. Not one email opt-in form across 50 pages  ·  3. Course pages show no modules or preview  ·  4. Contact page has no inquiry form</w:t>
+              <w:t>"Six hundredths of one percent." (16 ÷ 25,000)</w:t>
             </w:r>
           </w:p>
         </w:tc>
@@ -283,7 +283,7 @@
                 <w:i w:val="0"/>
                 <w:sz w:val="20"/>
               </w:rPr>
-              <w:t>Proof-of-competence line (opens Beat 5)</w:t>
+              <w:t>Problems named in Beat 2, in JOURNEY order</w:t>
             </w:r>
           </w:p>
         </w:tc>
@@ -303,7 +303,175 @@
                 <w:i w:val="0"/>
                 <w:sz w:val="20"/>
               </w:rPr>
-              <w:t>"This is the kind of operational problem we build systems to close."</w:t>
+              <w:t>1. No email capture — 50 pages, not one opt-in form  ·  2. Course pages show no modules or preview  ·  3. R.E.A.Ch! add-to-cart page returns a 404  ·  4. Contact page has no inquiry form. Closing line: "Four ways in. All four closed."</w:t>
+            </w:r>
+          </w:p>
+        </w:tc>
+      </w:tr>
+      <w:tr>
+        <w:tc>
+          <w:tcPr>
+            <w:tcW w:type="dxa" w:w="2880"/>
+          </w:tcPr>
+          <w:p>
+            <w:pPr>
+              <w:spacing w:after="40"/>
+            </w:pPr>
+            <w:r/>
+            <w:r>
+              <w:rPr>
+                <w:rFonts w:ascii="Arial" w:hAnsi="Arial" w:eastAsia="Arial"/>
+                <w:b w:val="0"/>
+                <w:i w:val="0"/>
+                <w:sz w:val="20"/>
+              </w:rPr>
+              <w:t>The verification challenge (Beat 2)</w:t>
+            </w:r>
+          </w:p>
+        </w:tc>
+        <w:tc>
+          <w:tcPr>
+            <w:tcW w:type="dxa" w:w="6480"/>
+          </w:tcPr>
+          <w:p>
+            <w:pPr>
+              <w:spacing w:after="40"/>
+            </w:pPr>
+            <w:r/>
+            <w:r>
+              <w:rPr>
+                <w:rFonts w:ascii="Arial" w:hAnsi="Arial" w:eastAsia="Arial"/>
+                <w:b w:val="0"/>
+                <w:i w:val="0"/>
+                <w:sz w:val="20"/>
+              </w:rPr>
+              <w:t>"Don't take my word for it — try it on your own site." He was invited to reproduce the 404 himself. This creates Branch A-2 below, which did not exist before.</w:t>
+            </w:r>
+          </w:p>
+        </w:tc>
+      </w:tr>
+      <w:tr>
+        <w:tc>
+          <w:tcPr>
+            <w:tcW w:type="dxa" w:w="2880"/>
+          </w:tcPr>
+          <w:p>
+            <w:pPr>
+              <w:spacing w:after="40"/>
+            </w:pPr>
+            <w:r/>
+            <w:r>
+              <w:rPr>
+                <w:rFonts w:ascii="Arial" w:hAnsi="Arial" w:eastAsia="Arial"/>
+                <w:b w:val="0"/>
+                <w:i w:val="0"/>
+                <w:sz w:val="20"/>
+              </w:rPr>
+              <w:t>The Lock (Beat 3)</w:t>
+            </w:r>
+          </w:p>
+        </w:tc>
+        <w:tc>
+          <w:tcPr>
+            <w:tcW w:type="dxa" w:w="6480"/>
+          </w:tcPr>
+          <w:p>
+            <w:pPr>
+              <w:spacing w:after="40"/>
+            </w:pPr>
+            <w:r/>
+            <w:r>
+              <w:rPr>
+                <w:rFonts w:ascii="Arial" w:hAnsi="Arial" w:eastAsia="Arial"/>
+                <w:b w:val="0"/>
+                <w:i w:val="0"/>
+                <w:sz w:val="20"/>
+              </w:rPr>
+              <w:t>"Either way, the diagnosis holds. If they don't link to the course, that's the leak. If they do, they point at that 404."</w:t>
+            </w:r>
+          </w:p>
+        </w:tc>
+      </w:tr>
+      <w:tr>
+        <w:tc>
+          <w:tcPr>
+            <w:tcW w:type="dxa" w:w="2880"/>
+          </w:tcPr>
+          <w:p>
+            <w:pPr>
+              <w:spacing w:after="40"/>
+            </w:pPr>
+            <w:r/>
+            <w:r>
+              <w:rPr>
+                <w:rFonts w:ascii="Arial" w:hAnsi="Arial" w:eastAsia="Arial"/>
+                <w:b w:val="0"/>
+                <w:i w:val="0"/>
+                <w:sz w:val="20"/>
+              </w:rPr>
+              <w:t>The reframe (opens Beat 5)</w:t>
+            </w:r>
+          </w:p>
+        </w:tc>
+        <w:tc>
+          <w:tcPr>
+            <w:tcW w:type="dxa" w:w="6480"/>
+          </w:tcPr>
+          <w:p>
+            <w:pPr>
+              <w:spacing w:after="40"/>
+            </w:pPr>
+            <w:r/>
+            <w:r>
+              <w:rPr>
+                <w:rFonts w:ascii="Arial" w:hAnsi="Arial" w:eastAsia="Arial"/>
+                <w:b w:val="0"/>
+                <w:i w:val="0"/>
+                <w:sz w:val="20"/>
+              </w:rPr>
+              <w:t>"You've built the audience; the infrastructure hasn't caught up."</w:t>
+            </w:r>
+          </w:p>
+        </w:tc>
+      </w:tr>
+      <w:tr>
+        <w:tc>
+          <w:tcPr>
+            <w:tcW w:type="dxa" w:w="2880"/>
+          </w:tcPr>
+          <w:p>
+            <w:pPr>
+              <w:spacing w:after="40"/>
+            </w:pPr>
+            <w:r/>
+            <w:r>
+              <w:rPr>
+                <w:rFonts w:ascii="Arial" w:hAnsi="Arial" w:eastAsia="Arial"/>
+                <w:b w:val="0"/>
+                <w:i w:val="0"/>
+                <w:sz w:val="20"/>
+              </w:rPr>
+              <w:t>Proof-of-competence line (Beat 5)</w:t>
+            </w:r>
+          </w:p>
+        </w:tc>
+        <w:tc>
+          <w:tcPr>
+            <w:tcW w:type="dxa" w:w="6480"/>
+          </w:tcPr>
+          <w:p>
+            <w:pPr>
+              <w:spacing w:after="40"/>
+            </w:pPr>
+            <w:r/>
+            <w:r>
+              <w:rPr>
+                <w:rFonts w:ascii="Arial" w:hAnsi="Arial" w:eastAsia="Arial"/>
+                <w:b w:val="0"/>
+                <w:i w:val="0"/>
+                <w:sz w:val="20"/>
+              </w:rPr>
+              <w:t>"That's the kind of operational problem we build systems to close."</w:t>
             </w:r>
           </w:p>
         </w:tc>
@@ -345,7 +513,7 @@
                 <w:i w:val="0"/>
                 <w:sz w:val="20"/>
               </w:rPr>
-              <w:t>"reply with the one I got wrong"</w:t>
+              <w:t>"Reply with the one I got wrong."</w:t>
             </w:r>
           </w:p>
         </w:tc>
@@ -959,7 +1127,7 @@
           <w:i w:val="0"/>
           <w:sz w:val="22"/>
         </w:rPr>
-        <w:t>Quick question: of the four things I flagged — the checkout 404, the missing opt-in forms, the course pages with no modules, the contact page with no inquiry form — which one actually costs you the most day to day?</w:t>
+        <w:t>Quick question: of the four closed doors — no opt-in form anywhere, course pages with no modules, the checkout 404, the contact page with no inquiry form — which one actually costs you the most day to day?</w:t>
       </w:r>
     </w:p>
     <w:p>
@@ -1184,7 +1352,7 @@
           <w:i w:val="0"/>
           <w:sz w:val="22"/>
         </w:rPr>
-        <w:t>Here's why I think it is. Twenty-five thousand people chose to subscribe to you. Sixteen have bought the course — that's $3,184 collected. Even at one percent, which is the industry floor for a solo educator and not a number from your business, that same subscriber base is worth roughly $49,750 in course revenue. The session pins the real figure down with your numbers, not my assumptions.</w:t>
+        <w:t>Here's why I think it is. Twenty-five thousand people chose to subscribe to you. Sixteen have bought the course — six hundredths of one percent, and $3,184 collected. Even at one percent, which is the industry floor for a solo educator and not a number from your business, that same subscriber base is worth roughly $49,750 in course revenue. The session pins the real figure down with your numbers, not my assumptions.</w:t>
       </w:r>
       <w:r>
         <w:br/>
@@ -1796,7 +1964,212 @@
           <w:i/>
           <w:sz w:val="22"/>
         </w:rPr>
-        <w:t>A correction is the strongest argument FOR the paid diagnosis, not against it. Special case: if the correction guts the entire diagnosis — the checkout works, the forms exist — do NOT push the offer. Acknowledge, ask one genuine question, leave the door open. A forced offer on a wrong diagnosis destroys credibility permanently.</w:t>
+        <w:t>A correction is the strongest argument FOR the paid diagnosis, not against it. If the correction guts the diagnosis entirely, do NOT push the offer — acknowledge, ask one genuine question, leave the door open. A forced offer on a wrong diagnosis destroys credibility permanently.</w:t>
+      </w:r>
+    </w:p>
+    <w:p>
+      <w:pPr>
+        <w:spacing w:after="120"/>
+      </w:pPr>
+      <w:r>
+        <w:rPr>
+          <w:rFonts w:ascii="Arial" w:hAnsi="Arial" w:eastAsia="Arial"/>
+          <w:b/>
+          <w:i w:val="0"/>
+          <w:sz w:val="22"/>
+        </w:rPr>
+        <w:t>The most likely correction, and the exact answer</w:t>
+      </w:r>
+    </w:p>
+    <w:p>
+      <w:pPr>
+        <w:spacing w:after="120"/>
+      </w:pPr>
+      <w:r>
+        <w:rPr>
+          <w:rFonts w:ascii="Arial" w:hAnsi="Arial" w:eastAsia="Arial"/>
+          <w:b w:val="0"/>
+          <w:i/>
+          <w:sz w:val="22"/>
+        </w:rPr>
+        <w:t>He will say his subscribers are not course buyers. That is a fair point, not a refutation, and it has a clean answer. Do not concede the diagnosis; concede the premise and keep the conclusion.</w:t>
+      </w:r>
+    </w:p>
+    <w:p>
+      <w:pPr>
+        <w:spacing w:after="160"/>
+        <w:ind w:left="120" w:right="120"/>
+        <w:shd w:val="clear" w:color="auto" w:fill="EBF3FB"/>
+      </w:pPr>
+      <w:r>
+        <w:rPr>
+          <w:rFonts w:ascii="Arial" w:hAnsi="Arial" w:eastAsia="Arial"/>
+          <w:b w:val="0"/>
+          <w:i w:val="0"/>
+          <w:sz w:val="22"/>
+        </w:rPr>
+        <w:t>Completely agreed — a subscriber isn't a buyer, and I'd never claim 250 of them were waiting with a credit card.</w:t>
+      </w:r>
+      <w:r>
+        <w:br/>
+      </w:r>
+      <w:r>
+        <w:rPr>
+          <w:rFonts w:ascii="Arial" w:hAnsi="Arial" w:eastAsia="Arial"/>
+          <w:b w:val="0"/>
+          <w:i w:val="0"/>
+          <w:sz w:val="22"/>
+        </w:rPr>
+      </w:r>
+      <w:r>
+        <w:br/>
+      </w:r>
+      <w:r>
+        <w:rPr>
+          <w:rFonts w:ascii="Arial" w:hAnsi="Arial" w:eastAsia="Arial"/>
+          <w:b w:val="0"/>
+          <w:i w:val="0"/>
+          <w:sz w:val="22"/>
+        </w:rPr>
+        <w:t>The point isn't that one percent would convert. It's that right now there's no working path for even one of them to try. One percent is the floor, and you're at six hundredths of it. That distance isn't an audience problem.</w:t>
+      </w:r>
+    </w:p>
+    <w:p>
+      <w:pPr>
+        <w:spacing w:before="240" w:after="80"/>
+      </w:pPr>
+      <w:r>
+        <w:rPr>
+          <w:rFonts w:ascii="Arial" w:hAnsi="Arial" w:eastAsia="Arial"/>
+          <w:b/>
+          <w:i w:val="0"/>
+          <w:color w:val="2A7AAA"/>
+          <w:sz w:val="36"/>
+        </w:rPr>
+        <w:t>Branch A-2 — "I tried it. The checkout works."</w:t>
+      </w:r>
+    </w:p>
+    <w:p>
+      <w:pPr>
+        <w:spacing w:after="120"/>
+      </w:pPr>
+      <w:r>
+        <w:rPr>
+          <w:rFonts w:ascii="Arial" w:hAnsi="Arial" w:eastAsia="Arial"/>
+          <w:b w:val="0"/>
+          <w:i/>
+          <w:sz w:val="22"/>
+        </w:rPr>
+        <w:t>This branch exists because Beat 2 invited him to test the 404 on his own site. Inviting verification is what makes the video credible; it also means you must be ready to be wrong in public. Handle this well and it converts better than agreement. Handle it defensively and everything is lost.</w:t>
+      </w:r>
+    </w:p>
+    <w:p>
+      <w:pPr>
+        <w:shd w:val="clear" w:color="auto" w:fill="FEE2E2"/>
+      </w:pPr>
+      <w:r>
+        <w:rPr>
+          <w:rFonts w:ascii="Arial" w:hAnsi="Arial" w:eastAsia="Arial"/>
+          <w:b/>
+          <w:i w:val="0"/>
+          <w:color w:val="991B1B"/>
+          <w:sz w:val="22"/>
+        </w:rPr>
+        <w:t xml:space="preserve">⚠  Do NOT argue. </w:t>
+      </w:r>
+      <w:r>
+        <w:rPr>
+          <w:rFonts w:ascii="Arial" w:hAnsi="Arial" w:eastAsia="Arial"/>
+          <w:b w:val="0"/>
+          <w:i w:val="0"/>
+          <w:sz w:val="22"/>
+        </w:rPr>
+        <w:t>Do not suggest he tested it wrong. Do not send him the scrape. He is standing in his own checkout and you are not. Concede immediately, completely, and in the first sentence — then let the other three doors carry the diagnosis, because they still hold.</w:t>
+      </w:r>
+    </w:p>
+    <w:p>
+      <w:pPr>
+        <w:spacing w:after="160"/>
+        <w:ind w:left="120" w:right="120"/>
+        <w:shd w:val="clear" w:color="auto" w:fill="EBF3FB"/>
+      </w:pPr>
+      <w:r>
+        <w:rPr>
+          <w:rFonts w:ascii="Arial" w:hAnsi="Arial" w:eastAsia="Arial"/>
+          <w:b w:val="0"/>
+          <w:i w:val="0"/>
+          <w:sz w:val="22"/>
+        </w:rPr>
+        <w:t>Then I got the sharpest one wrong, and I'd rather know that now than pitch you on it. Thank you for actually checking.</w:t>
+      </w:r>
+      <w:r>
+        <w:br/>
+      </w:r>
+      <w:r>
+        <w:rPr>
+          <w:rFonts w:ascii="Arial" w:hAnsi="Arial" w:eastAsia="Arial"/>
+          <w:b w:val="0"/>
+          <w:i w:val="0"/>
+          <w:sz w:val="22"/>
+        </w:rPr>
+      </w:r>
+      <w:r>
+        <w:br/>
+      </w:r>
+      <w:r>
+        <w:rPr>
+          <w:rFonts w:ascii="Arial" w:hAnsi="Arial" w:eastAsia="Arial"/>
+          <w:b w:val="0"/>
+          <w:i w:val="0"/>
+          <w:sz w:val="22"/>
+        </w:rPr>
+        <w:t>If it's working today, either it was fixed recently or it fails only on some paths — worth knowing which, but that's your call, not mine to guess at.</w:t>
+      </w:r>
+      <w:r>
+        <w:br/>
+      </w:r>
+      <w:r>
+        <w:rPr>
+          <w:rFonts w:ascii="Arial" w:hAnsi="Arial" w:eastAsia="Arial"/>
+          <w:b w:val="0"/>
+          <w:i w:val="0"/>
+          <w:sz w:val="22"/>
+        </w:rPr>
+      </w:r>
+      <w:r>
+        <w:br/>
+      </w:r>
+      <w:r>
+        <w:rPr>
+          <w:rFonts w:ascii="Arial" w:hAnsi="Arial" w:eastAsia="Arial"/>
+          <w:b w:val="0"/>
+          <w:i w:val="0"/>
+          <w:sz w:val="22"/>
+        </w:rPr>
+        <w:t>The other three doors are still shut, and they're the quieter ones: fifty pages with no opt-in form anywhere, course pages with no modules or preview, and a contact page with no inquiry form. Sixteen enrolled against twenty-five thousand subscribers doesn't get explained by a checkout that works.</w:t>
+      </w:r>
+      <w:r>
+        <w:br/>
+      </w:r>
+      <w:r>
+        <w:rPr>
+          <w:rFonts w:ascii="Arial" w:hAnsi="Arial" w:eastAsia="Arial"/>
+          <w:b w:val="0"/>
+          <w:i w:val="0"/>
+          <w:sz w:val="22"/>
+        </w:rPr>
+      </w:r>
+      <w:r>
+        <w:br/>
+      </w:r>
+      <w:r>
+        <w:rPr>
+          <w:rFonts w:ascii="Arial" w:hAnsi="Arial" w:eastAsia="Arial"/>
+          <w:b w:val="0"/>
+          <w:i w:val="0"/>
+          <w:sz w:val="22"/>
+        </w:rPr>
+        <w:t>Which of those three feels closest to the real problem?</w:t>
       </w:r>
     </w:p>
     <w:p>
@@ -1820,7 +2193,7 @@
           <w:i/>
           <w:sz w:val="22"/>
         </w:rPr>
-        <w:t>Highest-probability correction to prepare for: he says his subscribers are not course buyers. That is a fair point, not a refutation. Response: "Agreed — a subscriber isn't a buyer. The point isn't that 250 of them would buy; it's that right now there is no working path for even one of them to try. One percent is the floor, and today you're at six hundredths of it."</w:t>
+        <w:t>Note what this response does: it forfeits the loudest claim and keeps the argument, because the 16-of-25,000 gap was never dependent on the 404 alone. Then it hands him the Message 1 question, so a refutation lands him exactly where a reply would have. If he verified the 404 and it FAILED for him, he will usually say so unprompted — treat that as the strongest possible reply and go straight to Message 1. Also: if he reports the checkout works, strike the "checkout 404 isn't going anywhere" line from Message 3 and Branch B before sending either.</w:t>
       </w:r>
     </w:p>
     <w:p>

--- a/microfrontend/upstander_international/artifacts/p3c_Messaging_Playbook_UpstanderInternational.docx
+++ b/microfrontend/upstander_international/artifacts/p3c_Messaging_Playbook_UpstanderInternational.docx
@@ -619,6 +619,48 @@
                 <w:i w:val="0"/>
                 <w:sz w:val="20"/>
               </w:rPr>
+              <w:t>Message lengths counted</w:t>
+            </w:r>
+          </w:p>
+        </w:tc>
+        <w:tc>
+          <w:tcPr>
+            <w:tcW w:type="dxa" w:w="6480"/>
+          </w:tcPr>
+          <w:p>
+            <w:pPr>
+              <w:spacing w:after="40"/>
+            </w:pPr>
+            <w:r/>
+            <w:r>
+              <w:rPr>
+                <w:rFonts w:ascii="Arial" w:hAnsi="Arial" w:eastAsia="Arial"/>
+                <w:b w:val="0"/>
+                <w:i w:val="0"/>
+                <w:sz w:val="20"/>
+              </w:rPr>
+              <w:t>✓  Message 2: 8 sentences / 208 words / 4 paragraphs — inside the 6–8 sentence, ≤210 word cap. Every message and branch below respects the Message Length table.</w:t>
+            </w:r>
+          </w:p>
+        </w:tc>
+      </w:tr>
+      <w:tr>
+        <w:tc>
+          <w:tcPr>
+            <w:tcW w:type="dxa" w:w="2880"/>
+          </w:tcPr>
+          <w:p>
+            <w:pPr>
+              <w:spacing w:after="40"/>
+            </w:pPr>
+            <w:r/>
+            <w:r>
+              <w:rPr>
+                <w:rFonts w:ascii="Arial" w:hAnsi="Arial" w:eastAsia="Arial"/>
+                <w:b w:val="0"/>
+                <w:i w:val="0"/>
+                <w:sz w:val="20"/>
+              </w:rPr>
               <w:t>Research-transparency confessions</w:t>
             </w:r>
           </w:p>
@@ -1170,7 +1212,31 @@
           <w:i/>
           <w:sz w:val="22"/>
         </w:rPr>
-        <w:t>Sent after he answers Message 1. Contains seven elements, in this order. Confidence is HIGH, so the fee is stated plainly with no softening. Length: 6–8 sentences.</w:t>
+        <w:t>Sent after he answers Message 1. Carries seven elements, in this order. Confidence is HIGH, so the fee is stated plainly with no softening.</w:t>
+      </w:r>
+    </w:p>
+    <w:p>
+      <w:pPr>
+        <w:shd w:val="clear" w:color="auto" w:fill="FFF3CC"/>
+      </w:pPr>
+      <w:r>
+        <w:rPr>
+          <w:rFonts w:ascii="Arial" w:hAnsi="Arial" w:eastAsia="Arial"/>
+          <w:b/>
+          <w:i w:val="0"/>
+          <w:color w:val="1A3A5C"/>
+          <w:sz w:val="22"/>
+        </w:rPr>
+        <w:t xml:space="preserve">📌  SEVEN ELEMENTS, NOT SEVEN PARAGRAPHS.  </w:t>
+      </w:r>
+      <w:r>
+        <w:rPr>
+          <w:rFonts w:ascii="Arial" w:hAnsi="Arial" w:eastAsia="Arial"/>
+          <w:b w:val="0"/>
+          <w:i/>
+          <w:sz w:val="22"/>
+        </w:rPr>
+        <w:t>The list below is a checklist of what must be present — never a paragraph structure. This is a chat DM read in a narrow mobile column, not an email. A 300-word block gets skimmed straight to the price, which means the guarantee, the stakes, and the legitimacy line are all skipped and the fee arrives naked. So the elements are merged: guarantee and "you decide, not me" share a sentence; proof-of-competence and legitimacy share a sentence; price and anchor share a sentence. Hard limits: 6–8 sentences, ≤210 words, ≤45 words in any one sentence, 3–4 short paragraphs. Count them before sending.</w:t>
       </w:r>
     </w:p>
     <w:p>
@@ -1295,6 +1361,411 @@
     </w:p>
     <w:p>
       <w:pPr>
+        <w:spacing w:after="120"/>
+      </w:pPr>
+      <w:r>
+        <w:rPr>
+          <w:rFonts w:ascii="Arial" w:hAnsi="Arial" w:eastAsia="Arial"/>
+          <w:b/>
+          <w:i w:val="0"/>
+          <w:sz w:val="22"/>
+        </w:rPr>
+        <w:t>How the eight elements map onto eight sentences:</w:t>
+      </w:r>
+    </w:p>
+    <w:tbl>
+      <w:tblPr>
+        <w:tblStyle w:val="TableGrid"/>
+        <w:tblW w:type="auto" w:w="0"/>
+        <w:tblLook w:firstColumn="1" w:firstRow="1" w:lastColumn="0" w:lastRow="0" w:noHBand="0" w:noVBand="1" w:val="04A0"/>
+      </w:tblPr>
+      <w:tblGrid>
+        <w:gridCol w:w="4680"/>
+        <w:gridCol w:w="4680"/>
+      </w:tblGrid>
+      <w:tr>
+        <w:tc>
+          <w:tcPr>
+            <w:tcW w:type="dxa" w:w="1296"/>
+          </w:tcPr>
+          <w:p>
+            <w:pPr>
+              <w:spacing w:after="40"/>
+              <w:shd w:val="clear" w:color="auto" w:fill="E8EEF4"/>
+            </w:pPr>
+            <w:r/>
+            <w:r>
+              <w:rPr>
+                <w:rFonts w:ascii="Arial" w:hAnsi="Arial" w:eastAsia="Arial"/>
+                <w:b/>
+                <w:i w:val="0"/>
+                <w:sz w:val="20"/>
+              </w:rPr>
+              <w:t>Sentence</w:t>
+            </w:r>
+          </w:p>
+        </w:tc>
+        <w:tc>
+          <w:tcPr>
+            <w:tcW w:type="dxa" w:w="8064"/>
+          </w:tcPr>
+          <w:p>
+            <w:pPr>
+              <w:spacing w:after="40"/>
+              <w:shd w:val="clear" w:color="auto" w:fill="E8EEF4"/>
+            </w:pPr>
+            <w:r/>
+            <w:r>
+              <w:rPr>
+                <w:rFonts w:ascii="Arial" w:hAnsi="Arial" w:eastAsia="Arial"/>
+                <w:b/>
+                <w:i w:val="0"/>
+                <w:sz w:val="20"/>
+              </w:rPr>
+              <w:t>Elements carried</w:t>
+            </w:r>
+          </w:p>
+        </w:tc>
+      </w:tr>
+      <w:tr>
+        <w:tc>
+          <w:tcPr>
+            <w:tcW w:type="dxa" w:w="1296"/>
+          </w:tcPr>
+          <w:p>
+            <w:pPr>
+              <w:spacing w:after="40"/>
+            </w:pPr>
+            <w:r/>
+            <w:r>
+              <w:rPr>
+                <w:rFonts w:ascii="Arial" w:hAnsi="Arial" w:eastAsia="Arial"/>
+                <w:b w:val="0"/>
+                <w:i w:val="0"/>
+                <w:sz w:val="20"/>
+              </w:rPr>
+              <w:t>1</w:t>
+            </w:r>
+          </w:p>
+        </w:tc>
+        <w:tc>
+          <w:tcPr>
+            <w:tcW w:type="dxa" w:w="8064"/>
+          </w:tcPr>
+          <w:p>
+            <w:pPr>
+              <w:spacing w:after="40"/>
+            </w:pPr>
+            <w:r/>
+            <w:r>
+              <w:rPr>
+                <w:rFonts w:ascii="Arial" w:hAnsi="Arial" w:eastAsia="Arial"/>
+                <w:b w:val="0"/>
+                <w:i w:val="0"/>
+                <w:sz w:val="20"/>
+              </w:rPr>
+              <w:t>Reframe — the 45-minute session, and the three numbers only he has (drawn from Beat 3's confessions)</w:t>
+            </w:r>
+          </w:p>
+        </w:tc>
+      </w:tr>
+      <w:tr>
+        <w:tc>
+          <w:tcPr>
+            <w:tcW w:type="dxa" w:w="1296"/>
+          </w:tcPr>
+          <w:p>
+            <w:pPr>
+              <w:spacing w:after="40"/>
+            </w:pPr>
+            <w:r/>
+            <w:r>
+              <w:rPr>
+                <w:rFonts w:ascii="Arial" w:hAnsi="Arial" w:eastAsia="Arial"/>
+                <w:b w:val="0"/>
+                <w:i w:val="0"/>
+                <w:sz w:val="20"/>
+              </w:rPr>
+              <w:t>2</w:t>
+            </w:r>
+          </w:p>
+        </w:tc>
+        <w:tc>
+          <w:tcPr>
+            <w:tcW w:type="dxa" w:w="8064"/>
+          </w:tcPr>
+          <w:p>
+            <w:pPr>
+              <w:spacing w:after="40"/>
+            </w:pPr>
+            <w:r/>
+            <w:r>
+              <w:rPr>
+                <w:rFonts w:ascii="Arial" w:hAnsi="Arial" w:eastAsia="Arial"/>
+                <w:b w:val="0"/>
+                <w:i w:val="0"/>
+                <w:sz w:val="20"/>
+              </w:rPr>
+              <w:t>Fixed package + staircase acknowledgment + "all you're deciding today"</w:t>
+            </w:r>
+          </w:p>
+        </w:tc>
+      </w:tr>
+      <w:tr>
+        <w:tc>
+          <w:tcPr>
+            <w:tcW w:type="dxa" w:w="1296"/>
+          </w:tcPr>
+          <w:p>
+            <w:pPr>
+              <w:spacing w:after="40"/>
+            </w:pPr>
+            <w:r/>
+            <w:r>
+              <w:rPr>
+                <w:rFonts w:ascii="Arial" w:hAnsi="Arial" w:eastAsia="Arial"/>
+                <w:b w:val="0"/>
+                <w:i w:val="0"/>
+                <w:sz w:val="20"/>
+              </w:rPr>
+              <w:t>3</w:t>
+            </w:r>
+          </w:p>
+        </w:tc>
+        <w:tc>
+          <w:tcPr>
+            <w:tcW w:type="dxa" w:w="8064"/>
+          </w:tcPr>
+          <w:p>
+            <w:pPr>
+              <w:spacing w:after="40"/>
+            </w:pPr>
+            <w:r/>
+            <w:r>
+              <w:rPr>
+                <w:rFonts w:ascii="Arial" w:hAnsi="Arial" w:eastAsia="Arial"/>
+                <w:b w:val="0"/>
+                <w:i w:val="0"/>
+                <w:sz w:val="20"/>
+              </w:rPr>
+              <w:t>The gap, restated in L1 terms</w:t>
+            </w:r>
+          </w:p>
+        </w:tc>
+      </w:tr>
+      <w:tr>
+        <w:tc>
+          <w:tcPr>
+            <w:tcW w:type="dxa" w:w="1296"/>
+          </w:tcPr>
+          <w:p>
+            <w:pPr>
+              <w:spacing w:after="40"/>
+            </w:pPr>
+            <w:r/>
+            <w:r>
+              <w:rPr>
+                <w:rFonts w:ascii="Arial" w:hAnsi="Arial" w:eastAsia="Arial"/>
+                <w:b w:val="0"/>
+                <w:i w:val="0"/>
+                <w:sz w:val="20"/>
+              </w:rPr>
+              <w:t>4</w:t>
+            </w:r>
+          </w:p>
+        </w:tc>
+        <w:tc>
+          <w:tcPr>
+            <w:tcW w:type="dxa" w:w="8064"/>
+          </w:tcPr>
+          <w:p>
+            <w:pPr>
+              <w:spacing w:after="40"/>
+            </w:pPr>
+            <w:r/>
+            <w:r>
+              <w:rPr>
+                <w:rFonts w:ascii="Arial" w:hAnsi="Arial" w:eastAsia="Arial"/>
+                <w:b w:val="0"/>
+                <w:i w:val="0"/>
+                <w:sz w:val="20"/>
+              </w:rPr>
+              <w:t>The stakes number, its exact Beat 4 caveat, and what he has actually collected</w:t>
+            </w:r>
+          </w:p>
+        </w:tc>
+      </w:tr>
+      <w:tr>
+        <w:tc>
+          <w:tcPr>
+            <w:tcW w:type="dxa" w:w="1296"/>
+          </w:tcPr>
+          <w:p>
+            <w:pPr>
+              <w:spacing w:after="40"/>
+            </w:pPr>
+            <w:r/>
+            <w:r>
+              <w:rPr>
+                <w:rFonts w:ascii="Arial" w:hAnsi="Arial" w:eastAsia="Arial"/>
+                <w:b w:val="0"/>
+                <w:i w:val="0"/>
+                <w:sz w:val="20"/>
+              </w:rPr>
+              <w:t>5</w:t>
+            </w:r>
+          </w:p>
+        </w:tc>
+        <w:tc>
+          <w:tcPr>
+            <w:tcW w:type="dxa" w:w="8064"/>
+          </w:tcPr>
+          <w:p>
+            <w:pPr>
+              <w:spacing w:after="40"/>
+            </w:pPr>
+            <w:r/>
+            <w:r>
+              <w:rPr>
+                <w:rFonts w:ascii="Arial" w:hAnsi="Arial" w:eastAsia="Arial"/>
+                <w:b w:val="0"/>
+                <w:i w:val="0"/>
+                <w:sz w:val="20"/>
+              </w:rPr>
+              <w:t>The guarantee + the documented diagnosis he keeps + "you decide that, not me"</w:t>
+            </w:r>
+          </w:p>
+        </w:tc>
+      </w:tr>
+      <w:tr>
+        <w:tc>
+          <w:tcPr>
+            <w:tcW w:type="dxa" w:w="1296"/>
+          </w:tcPr>
+          <w:p>
+            <w:pPr>
+              <w:spacing w:after="40"/>
+            </w:pPr>
+            <w:r/>
+            <w:r>
+              <w:rPr>
+                <w:rFonts w:ascii="Arial" w:hAnsi="Arial" w:eastAsia="Arial"/>
+                <w:b w:val="0"/>
+                <w:i w:val="0"/>
+                <w:sz w:val="20"/>
+              </w:rPr>
+              <w:t>6</w:t>
+            </w:r>
+          </w:p>
+        </w:tc>
+        <w:tc>
+          <w:tcPr>
+            <w:tcW w:type="dxa" w:w="8064"/>
+          </w:tcPr>
+          <w:p>
+            <w:pPr>
+              <w:spacing w:after="40"/>
+            </w:pPr>
+            <w:r/>
+            <w:r>
+              <w:rPr>
+                <w:rFonts w:ascii="Arial" w:hAnsi="Arial" w:eastAsia="Arial"/>
+                <w:b w:val="0"/>
+                <w:i w:val="0"/>
+                <w:sz w:val="20"/>
+              </w:rPr>
+              <w:t>Proof of competence + legitimacy and payment reassurance</w:t>
+            </w:r>
+          </w:p>
+        </w:tc>
+      </w:tr>
+      <w:tr>
+        <w:tc>
+          <w:tcPr>
+            <w:tcW w:type="dxa" w:w="1296"/>
+          </w:tcPr>
+          <w:p>
+            <w:pPr>
+              <w:spacing w:after="40"/>
+            </w:pPr>
+            <w:r/>
+            <w:r>
+              <w:rPr>
+                <w:rFonts w:ascii="Arial" w:hAnsi="Arial" w:eastAsia="Arial"/>
+                <w:b w:val="0"/>
+                <w:i w:val="0"/>
+                <w:sz w:val="20"/>
+              </w:rPr>
+              <w:t>7</w:t>
+            </w:r>
+          </w:p>
+        </w:tc>
+        <w:tc>
+          <w:tcPr>
+            <w:tcW w:type="dxa" w:w="8064"/>
+          </w:tcPr>
+          <w:p>
+            <w:pPr>
+              <w:spacing w:after="40"/>
+            </w:pPr>
+            <w:r/>
+            <w:r>
+              <w:rPr>
+                <w:rFonts w:ascii="Arial" w:hAnsi="Arial" w:eastAsia="Arial"/>
+                <w:b w:val="0"/>
+                <w:i w:val="0"/>
+                <w:sz w:val="20"/>
+              </w:rPr>
+              <w:t>The price, anchored against the stakes</w:t>
+            </w:r>
+          </w:p>
+        </w:tc>
+      </w:tr>
+      <w:tr>
+        <w:tc>
+          <w:tcPr>
+            <w:tcW w:type="dxa" w:w="1296"/>
+          </w:tcPr>
+          <w:p>
+            <w:pPr>
+              <w:spacing w:after="40"/>
+            </w:pPr>
+            <w:r/>
+            <w:r>
+              <w:rPr>
+                <w:rFonts w:ascii="Arial" w:hAnsi="Arial" w:eastAsia="Arial"/>
+                <w:b w:val="0"/>
+                <w:i w:val="0"/>
+                <w:sz w:val="20"/>
+              </w:rPr>
+              <w:t>8</w:t>
+            </w:r>
+          </w:p>
+        </w:tc>
+        <w:tc>
+          <w:tcPr>
+            <w:tcW w:type="dxa" w:w="8064"/>
+          </w:tcPr>
+          <w:p>
+            <w:pPr>
+              <w:spacing w:after="40"/>
+            </w:pPr>
+            <w:r/>
+            <w:r>
+              <w:rPr>
+                <w:rFonts w:ascii="Arial" w:hAnsi="Arial" w:eastAsia="Arial"/>
+                <w:b w:val="0"/>
+                <w:i w:val="0"/>
+                <w:sz w:val="20"/>
+              </w:rPr>
+              <w:t>The ask</w:t>
+            </w:r>
+          </w:p>
+        </w:tc>
+      </w:tr>
+    </w:tbl>
+    <w:p>
+      <w:pPr>
         <w:spacing w:after="160"/>
         <w:ind w:left="120" w:right="120"/>
         <w:shd w:val="clear" w:color="auto" w:fill="EBF3FB"/>
@@ -1306,7 +1777,7 @@
           <w:i w:val="0"/>
           <w:sz w:val="22"/>
         </w:rPr>
-        <w:t>What I'd normally do next is a working session — about 45 minutes — where I walk through everything I've found alongside the numbers only you can provide: whether an email list exists anywhere and how large it is, where your video descriptions actually send people today, and how often this year you've had to hire someone just to make the site work again. You walk away with a documented operational diagnosis you keep, regardless of what comes next.</w:t>
+        <w:t>What I'd normally do next is a 45-minute working session, putting everything I found alongside the three numbers only you have: whether an email list exists, where your videos actually send people, and how often you've paid someone this year to fix the site. It's the first session of a fixed package, and if the diagnosis lands, a working demo and then the build follow — but all you're deciding today is whether it's worth the session fee.</w:t>
       </w:r>
       <w:r>
         <w:br/>
@@ -1329,7 +1800,7 @@
           <w:i w:val="0"/>
           <w:sz w:val="22"/>
         </w:rPr>
-        <w:t>That session is the first step of a fixed package — defined sessions, set deliverables, one price. If the diagnosis lands, the natural next steps are a working demo, then the build itself. All you're deciding today is whether the diagnosis is worth the session fee.</w:t>
+        <w:t>Sixteen of your twenty-five thousand subscribers have bought the course — six hundredths of one percent. Even at one percent, the industry floor for a solo educator and not a number from your business, that base is worth roughly $49,750 in course revenue, against the $3,184 you've collected.</w:t>
       </w:r>
       <w:r>
         <w:br/>
@@ -1352,7 +1823,7 @@
           <w:i w:val="0"/>
           <w:sz w:val="22"/>
         </w:rPr>
-        <w:t>Here's why I think it is. Twenty-five thousand people chose to subscribe to you. Sixteen have bought the course — six hundredths of one percent, and $3,184 collected. Even at one percent, which is the industry floor for a solo educator and not a number from your business, that same subscriber base is worth roughly $49,750 in course revenue. The session pins the real figure down with your numbers, not my assumptions.</w:t>
+        <w:t>If you don't walk away with something worth more than the fee, you don't pay, and the documented diagnosis is yours to keep either way — you decide that, not me. That's the kind of operational problem we build systems to close, and Dev8X is a registered studio, so payment runs through a proper invoice, not a personal transfer.</w:t>
       </w:r>
       <w:r>
         <w:br/>
@@ -1375,99 +1846,21 @@
           <w:i w:val="0"/>
           <w:sz w:val="22"/>
         </w:rPr>
-        <w:t>If you don't walk away with something worth more than the fee, you don't pay. You decide, not me. And the documented diagnosis is yours to keep either way.</w:t>
+        <w:t>The session is [CONSULTATION_FEE], against $49,750 you're not collecting right now. Reply to confirm and I'll send over a couple of time options.</w:t>
       </w:r>
-      <w:r>
-        <w:br/>
-      </w:r>
+    </w:p>
+    <w:p>
+      <w:pPr>
+        <w:spacing w:after="120"/>
+      </w:pPr>
       <w:r>
         <w:rPr>
           <w:rFonts w:ascii="Arial" w:hAnsi="Arial" w:eastAsia="Arial"/>
           <w:b w:val="0"/>
-          <w:i w:val="0"/>
+          <w:i/>
           <w:sz w:val="22"/>
         </w:rPr>
-      </w:r>
-      <w:r>
-        <w:br/>
-      </w:r>
-      <w:r>
-        <w:rPr>
-          <w:rFonts w:ascii="Arial" w:hAnsi="Arial" w:eastAsia="Arial"/>
-          <w:b w:val="0"/>
-          <w:i w:val="0"/>
-          <w:sz w:val="22"/>
-        </w:rPr>
-        <w:t>This is the kind of operational problem we build systems to close.</w:t>
-      </w:r>
-      <w:r>
-        <w:br/>
-      </w:r>
-      <w:r>
-        <w:rPr>
-          <w:rFonts w:ascii="Arial" w:hAnsi="Arial" w:eastAsia="Arial"/>
-          <w:b w:val="0"/>
-          <w:i w:val="0"/>
-          <w:sz w:val="22"/>
-        </w:rPr>
-      </w:r>
-      <w:r>
-        <w:br/>
-      </w:r>
-      <w:r>
-        <w:rPr>
-          <w:rFonts w:ascii="Arial" w:hAnsi="Arial" w:eastAsia="Arial"/>
-          <w:b w:val="0"/>
-          <w:i w:val="0"/>
-          <w:sz w:val="22"/>
-        </w:rPr>
-        <w:t>Dev8X is a registered studio — payment runs through a proper invoice, not a personal transfer.</w:t>
-      </w:r>
-      <w:r>
-        <w:br/>
-      </w:r>
-      <w:r>
-        <w:rPr>
-          <w:rFonts w:ascii="Arial" w:hAnsi="Arial" w:eastAsia="Arial"/>
-          <w:b w:val="0"/>
-          <w:i w:val="0"/>
-          <w:sz w:val="22"/>
-        </w:rPr>
-      </w:r>
-      <w:r>
-        <w:br/>
-      </w:r>
-      <w:r>
-        <w:rPr>
-          <w:rFonts w:ascii="Arial" w:hAnsi="Arial" w:eastAsia="Arial"/>
-          <w:b w:val="0"/>
-          <w:i w:val="0"/>
-          <w:sz w:val="22"/>
-        </w:rPr>
-        <w:t>The session is [CONSULTATION_FEE]. Against $49,750 in course revenue you're not collecting right now, it's a small investment to know exactly where you stand.</w:t>
-      </w:r>
-      <w:r>
-        <w:br/>
-      </w:r>
-      <w:r>
-        <w:rPr>
-          <w:rFonts w:ascii="Arial" w:hAnsi="Arial" w:eastAsia="Arial"/>
-          <w:b w:val="0"/>
-          <w:i w:val="0"/>
-          <w:sz w:val="22"/>
-        </w:rPr>
-      </w:r>
-      <w:r>
-        <w:br/>
-      </w:r>
-      <w:r>
-        <w:rPr>
-          <w:rFonts w:ascii="Arial" w:hAnsi="Arial" w:eastAsia="Arial"/>
-          <w:b w:val="0"/>
-          <w:i w:val="0"/>
-          <w:sz w:val="22"/>
-        </w:rPr>
-        <w:t>If that sounds right, reply to confirm and I'll send over a couple of time options.</w:t>
+        <w:t>8 sentences · 208 words · 4 paragraphs. Every element above is present. Nothing was dropped to reach this length — the cut material was repetition: the reframe already establishes that the session runs on the numbers only he has, so a later "the session pins the exact figure down" earns nothing.</w:t>
       </w:r>
     </w:p>
     <w:p>
@@ -1512,7 +1905,7 @@
           <w:i w:val="0"/>
           <w:sz w:val="22"/>
         </w:rPr>
-        <w:t>No pressure at all — just circling back. The checkout 404 isn't going anywhere, and $49,750 was the conservative read, not the optimistic one. The guarantee still stands: if the session isn't worth more than the fee, you don't pay. Either way, happy to leave it here if the timing's off — just let me know.</w:t>
+        <w:t>No pressure at all — just circling back. The checkout 404 isn't going anywhere, and $49,750 was the conservative read, not the optimistic one. The guarantee still stands — if the session isn't worth more than the fee, you don't pay — and if the timing's off, happy to leave it here.</w:t>
       </w:r>
     </w:p>
     <w:p>
@@ -1894,7 +2287,7 @@
           <w:i w:val="0"/>
           <w:sz w:val="22"/>
         </w:rPr>
-        <w:t>[Absorb the specific correction: "So the R.E.A.Ch! checkout is actually fixed" / "so the subscriber number reads differently than I framed it" — noted.] That changes [the picture / the stakes estimate / which problem to prioritise], and I'd rather recalibrate than defend a number.</w:t>
+        <w:t>[Absorb the specific correction — noted.] That changes [the stakes estimate / which problem to prioritise], and I'd rather recalibrate than defend a number.</w:t>
       </w:r>
       <w:r>
         <w:br/>
@@ -1917,30 +2310,7 @@
           <w:i w:val="0"/>
           <w:sz w:val="22"/>
         </w:rPr>
-        <w:t>That's exactly why doing this properly matters. From outside, I'll always have blind spots. The session is where my guesses get replaced with your real numbers — and a correction like that is the most useful thing you could have said.</w:t>
-      </w:r>
-      <w:r>
-        <w:br/>
-      </w:r>
-      <w:r>
-        <w:rPr>
-          <w:rFonts w:ascii="Arial" w:hAnsi="Arial" w:eastAsia="Arial"/>
-          <w:b w:val="0"/>
-          <w:i w:val="0"/>
-          <w:sz w:val="22"/>
-        </w:rPr>
-      </w:r>
-      <w:r>
-        <w:br/>
-      </w:r>
-      <w:r>
-        <w:rPr>
-          <w:rFonts w:ascii="Arial" w:hAnsi="Arial" w:eastAsia="Arial"/>
-          <w:b w:val="0"/>
-          <w:i w:val="0"/>
-          <w:sz w:val="22"/>
-        </w:rPr>
-        <w:t>Which of the four do you think is closest to the actual problem?</w:t>
+        <w:t>From outside I'll always have blind spots, which is exactly why the session exists — it's where my guesses get replaced with your real numbers. Which of the four do you think is closest to the actual problem?</w:t>
       </w:r>
     </w:p>
     <w:p>
@@ -2100,7 +2470,7 @@
           <w:i w:val="0"/>
           <w:sz w:val="22"/>
         </w:rPr>
-        <w:t>Then I got the sharpest one wrong, and I'd rather know that now than pitch you on it. Thank you for actually checking.</w:t>
+        <w:t>Then I got the sharpest one wrong, and I'd rather know that now than pitch you on it — thank you for actually checking.</w:t>
       </w:r>
       <w:r>
         <w:br/>
@@ -2123,30 +2493,7 @@
           <w:i w:val="0"/>
           <w:sz w:val="22"/>
         </w:rPr>
-        <w:t>If it's working today, either it was fixed recently or it fails only on some paths — worth knowing which, but that's your call, not mine to guess at.</w:t>
-      </w:r>
-      <w:r>
-        <w:br/>
-      </w:r>
-      <w:r>
-        <w:rPr>
-          <w:rFonts w:ascii="Arial" w:hAnsi="Arial" w:eastAsia="Arial"/>
-          <w:b w:val="0"/>
-          <w:i w:val="0"/>
-          <w:sz w:val="22"/>
-        </w:rPr>
-      </w:r>
-      <w:r>
-        <w:br/>
-      </w:r>
-      <w:r>
-        <w:rPr>
-          <w:rFonts w:ascii="Arial" w:hAnsi="Arial" w:eastAsia="Arial"/>
-          <w:b w:val="0"/>
-          <w:i w:val="0"/>
-          <w:sz w:val="22"/>
-        </w:rPr>
-        <w:t>The other three doors are still shut, and they're the quieter ones: fifty pages with no opt-in form anywhere, course pages with no modules or preview, and a contact page with no inquiry form. Sixteen enrolled against twenty-five thousand subscribers doesn't get explained by a checkout that works.</w:t>
+        <w:t>The other three doors are still shut, and they're the quieter ones: fifty pages with no opt-in form, course pages with no modules, a contact page with no inquiry form. Sixteen enrolled against twenty-five thousand subscribers doesn't get explained by a checkout that works.</w:t>
       </w:r>
       <w:r>
         <w:br/>
@@ -2193,7 +2540,7 @@
           <w:i/>
           <w:sz w:val="22"/>
         </w:rPr>
-        <w:t>Note what this response does: it forfeits the loudest claim and keeps the argument, because the 16-of-25,000 gap was never dependent on the 404 alone. Then it hands him the Message 1 question, so a refutation lands him exactly where a reply would have. If he verified the 404 and it FAILED for him, he will usually say so unprompted — treat that as the strongest possible reply and go straight to Message 1. Also: if he reports the checkout works, strike the "checkout 404 isn't going anywhere" line from Message 3 and Branch B before sending either.</w:t>
+        <w:t>Note what this response does: it forfeits the loudest claim and keeps the argument, because the 16-of-25,000 gap never depended on the 404 alone. Then it hands him the Message 1 question, so a refutation lands him exactly where a reply would have. Do NOT speculate in the message about why it works now ("maybe it was fixed recently, maybe it fails on some paths") — that is you guessing at his systems again, moments after being wrong. If he raises it, follow his lead. If he verified the 404 and it FAILED for him, he will usually say so unprompted: treat that as the strongest possible reply and go straight to Message 1. And if he reports the checkout works, strike the "checkout 404 isn't going anywhere" line from Message 3 and Branch B before sending either.</w:t>
       </w:r>
     </w:p>
     <w:p>
@@ -3168,7 +3515,7 @@
           <w:i w:val="0"/>
           <w:sz w:val="22"/>
         </w:rPr>
-        <w:t>I run Dev8X — a small development studio that builds web platforms and automation systems, mostly for businesses in the speaking and education space.</w:t>
+        <w:t>I run Dev8X — a small development studio building web platforms and automation systems, mostly for businesses in the speaking and education space.</w:t>
       </w:r>
       <w:r>
         <w:br/>
@@ -3191,7 +3538,7 @@
           <w:i w:val="0"/>
           <w:sz w:val="22"/>
         </w:rPr>
-        <w:t>I looked at UPstander International because I came across your work and then your YouTube channel. Twenty-five thousand subscribers with a new video most days is a serious audience engine, and I got curious about whether the course checkout could actually capture it. The video is what I found when I looked.</w:t>
+        <w:t>I looked at UPstander International because I came across your YouTube channel: twenty-five thousand subscribers with a new video most days is a serious audience engine, and I got curious whether the course checkout could capture it. The video is what I found.</w:t>
       </w:r>
       <w:r>
         <w:br/>
@@ -3214,7 +3561,7 @@
           <w:i w:val="0"/>
           <w:sz w:val="22"/>
         </w:rPr>
-        <w:t>I don't do mass outreach. I research one business at a time and only reach out if I find something worth flagging.</w:t>
+        <w:t>I don't do mass outreach — I research one business at a time, and only reach out if I find something worth flagging.</w:t>
       </w:r>
     </w:p>
     <w:p>
@@ -4122,6 +4469,360 @@
           <w:color w:val="2A7AAA"/>
           <w:sz w:val="36"/>
         </w:rPr>
+        <w:t>Message Length Limits</w:t>
+      </w:r>
+    </w:p>
+    <w:p>
+      <w:pPr>
+        <w:spacing w:after="120"/>
+      </w:pPr>
+      <w:r>
+        <w:rPr>
+          <w:rFonts w:ascii="Arial" w:hAnsi="Arial" w:eastAsia="Arial"/>
+          <w:b w:val="0"/>
+          <w:i/>
+          <w:sz w:val="22"/>
+        </w:rPr>
+        <w:t>These are read on a phone, in a thread, between meetings. Length is not thoroughness — in a DM it is friction. If an element will not fit, merge it into an adjacent sentence; never add a paragraph.</w:t>
+      </w:r>
+    </w:p>
+    <w:tbl>
+      <w:tblPr>
+        <w:tblStyle w:val="TableGrid"/>
+        <w:tblW w:type="auto" w:w="0"/>
+        <w:tblLook w:firstColumn="1" w:firstRow="1" w:lastColumn="0" w:lastRow="0" w:noHBand="0" w:noVBand="1" w:val="04A0"/>
+      </w:tblPr>
+      <w:tblGrid>
+        <w:gridCol w:w="3120"/>
+        <w:gridCol w:w="3120"/>
+        <w:gridCol w:w="3120"/>
+      </w:tblGrid>
+      <w:tr>
+        <w:tc>
+          <w:tcPr>
+            <w:tcW w:type="dxa" w:w="4464"/>
+          </w:tcPr>
+          <w:p>
+            <w:pPr>
+              <w:spacing w:after="40"/>
+              <w:shd w:val="clear" w:color="auto" w:fill="E8EEF4"/>
+            </w:pPr>
+            <w:r/>
+            <w:r>
+              <w:rPr>
+                <w:rFonts w:ascii="Arial" w:hAnsi="Arial" w:eastAsia="Arial"/>
+                <w:b/>
+                <w:i w:val="0"/>
+                <w:sz w:val="20"/>
+              </w:rPr>
+              <w:t>Message</w:t>
+            </w:r>
+          </w:p>
+        </w:tc>
+        <w:tc>
+          <w:tcPr>
+            <w:tcW w:type="dxa" w:w="2448"/>
+          </w:tcPr>
+          <w:p>
+            <w:pPr>
+              <w:spacing w:after="40"/>
+              <w:shd w:val="clear" w:color="auto" w:fill="E8EEF4"/>
+            </w:pPr>
+            <w:r/>
+            <w:r>
+              <w:rPr>
+                <w:rFonts w:ascii="Arial" w:hAnsi="Arial" w:eastAsia="Arial"/>
+                <w:b/>
+                <w:i w:val="0"/>
+                <w:sz w:val="20"/>
+              </w:rPr>
+              <w:t>Sentences</w:t>
+            </w:r>
+          </w:p>
+        </w:tc>
+        <w:tc>
+          <w:tcPr>
+            <w:tcW w:type="dxa" w:w="2448"/>
+          </w:tcPr>
+          <w:p>
+            <w:pPr>
+              <w:spacing w:after="40"/>
+              <w:shd w:val="clear" w:color="auto" w:fill="E8EEF4"/>
+            </w:pPr>
+            <w:r/>
+            <w:r>
+              <w:rPr>
+                <w:rFonts w:ascii="Arial" w:hAnsi="Arial" w:eastAsia="Arial"/>
+                <w:b/>
+                <w:i w:val="0"/>
+                <w:sz w:val="20"/>
+              </w:rPr>
+              <w:t>Words</w:t>
+            </w:r>
+          </w:p>
+        </w:tc>
+      </w:tr>
+      <w:tr>
+        <w:tc>
+          <w:tcPr>
+            <w:tcW w:type="dxa" w:w="4464"/>
+          </w:tcPr>
+          <w:p>
+            <w:pPr>
+              <w:spacing w:after="40"/>
+            </w:pPr>
+            <w:r/>
+            <w:r>
+              <w:rPr>
+                <w:rFonts w:ascii="Arial" w:hAnsi="Arial" w:eastAsia="Arial"/>
+                <w:b w:val="0"/>
+                <w:i w:val="0"/>
+                <w:sz w:val="20"/>
+              </w:rPr>
+              <w:t>Message 1</w:t>
+            </w:r>
+          </w:p>
+        </w:tc>
+        <w:tc>
+          <w:tcPr>
+            <w:tcW w:type="dxa" w:w="2448"/>
+          </w:tcPr>
+          <w:p>
+            <w:pPr>
+              <w:spacing w:after="40"/>
+            </w:pPr>
+            <w:r/>
+            <w:r>
+              <w:rPr>
+                <w:rFonts w:ascii="Arial" w:hAnsi="Arial" w:eastAsia="Arial"/>
+                <w:b w:val="0"/>
+                <w:i w:val="0"/>
+                <w:sz w:val="20"/>
+              </w:rPr>
+              <w:t>2–3</w:t>
+            </w:r>
+          </w:p>
+        </w:tc>
+        <w:tc>
+          <w:tcPr>
+            <w:tcW w:type="dxa" w:w="2448"/>
+          </w:tcPr>
+          <w:p>
+            <w:pPr>
+              <w:spacing w:after="40"/>
+            </w:pPr>
+            <w:r/>
+            <w:r>
+              <w:rPr>
+                <w:rFonts w:ascii="Arial" w:hAnsi="Arial" w:eastAsia="Arial"/>
+                <w:b w:val="0"/>
+                <w:i w:val="0"/>
+                <w:sz w:val="20"/>
+              </w:rPr>
+              <w:t>≤ 65</w:t>
+            </w:r>
+          </w:p>
+        </w:tc>
+      </w:tr>
+      <w:tr>
+        <w:tc>
+          <w:tcPr>
+            <w:tcW w:type="dxa" w:w="4464"/>
+          </w:tcPr>
+          <w:p>
+            <w:pPr>
+              <w:spacing w:after="40"/>
+            </w:pPr>
+            <w:r/>
+            <w:r>
+              <w:rPr>
+                <w:rFonts w:ascii="Arial" w:hAnsi="Arial" w:eastAsia="Arial"/>
+                <w:b w:val="0"/>
+                <w:i w:val="0"/>
+                <w:sz w:val="20"/>
+              </w:rPr>
+              <w:t>Message 2 — consultation offer</w:t>
+            </w:r>
+          </w:p>
+        </w:tc>
+        <w:tc>
+          <w:tcPr>
+            <w:tcW w:type="dxa" w:w="2448"/>
+          </w:tcPr>
+          <w:p>
+            <w:pPr>
+              <w:spacing w:after="40"/>
+            </w:pPr>
+            <w:r/>
+            <w:r>
+              <w:rPr>
+                <w:rFonts w:ascii="Arial" w:hAnsi="Arial" w:eastAsia="Arial"/>
+                <w:b w:val="0"/>
+                <w:i w:val="0"/>
+                <w:sz w:val="20"/>
+              </w:rPr>
+              <w:t>6–8</w:t>
+            </w:r>
+          </w:p>
+        </w:tc>
+        <w:tc>
+          <w:tcPr>
+            <w:tcW w:type="dxa" w:w="2448"/>
+          </w:tcPr>
+          <w:p>
+            <w:pPr>
+              <w:spacing w:after="40"/>
+            </w:pPr>
+            <w:r/>
+            <w:r>
+              <w:rPr>
+                <w:rFonts w:ascii="Arial" w:hAnsi="Arial" w:eastAsia="Arial"/>
+                <w:b w:val="0"/>
+                <w:i w:val="0"/>
+                <w:sz w:val="20"/>
+              </w:rPr>
+              <w:t>≤ 210</w:t>
+            </w:r>
+          </w:p>
+        </w:tc>
+      </w:tr>
+      <w:tr>
+        <w:tc>
+          <w:tcPr>
+            <w:tcW w:type="dxa" w:w="4464"/>
+          </w:tcPr>
+          <w:p>
+            <w:pPr>
+              <w:spacing w:after="40"/>
+            </w:pPr>
+            <w:r/>
+            <w:r>
+              <w:rPr>
+                <w:rFonts w:ascii="Arial" w:hAnsi="Arial" w:eastAsia="Arial"/>
+                <w:b w:val="0"/>
+                <w:i w:val="0"/>
+                <w:sz w:val="20"/>
+              </w:rPr>
+              <w:t>Message 3</w:t>
+            </w:r>
+          </w:p>
+        </w:tc>
+        <w:tc>
+          <w:tcPr>
+            <w:tcW w:type="dxa" w:w="2448"/>
+          </w:tcPr>
+          <w:p>
+            <w:pPr>
+              <w:spacing w:after="40"/>
+            </w:pPr>
+            <w:r/>
+            <w:r>
+              <w:rPr>
+                <w:rFonts w:ascii="Arial" w:hAnsi="Arial" w:eastAsia="Arial"/>
+                <w:b w:val="0"/>
+                <w:i w:val="0"/>
+                <w:sz w:val="20"/>
+              </w:rPr>
+              <w:t>2–3</w:t>
+            </w:r>
+          </w:p>
+        </w:tc>
+        <w:tc>
+          <w:tcPr>
+            <w:tcW w:type="dxa" w:w="2448"/>
+          </w:tcPr>
+          <w:p>
+            <w:pPr>
+              <w:spacing w:after="40"/>
+            </w:pPr>
+            <w:r/>
+            <w:r>
+              <w:rPr>
+                <w:rFonts w:ascii="Arial" w:hAnsi="Arial" w:eastAsia="Arial"/>
+                <w:b w:val="0"/>
+                <w:i w:val="0"/>
+                <w:sz w:val="20"/>
+              </w:rPr>
+              <w:t>≤ 60</w:t>
+            </w:r>
+          </w:p>
+        </w:tc>
+      </w:tr>
+      <w:tr>
+        <w:tc>
+          <w:tcPr>
+            <w:tcW w:type="dxa" w:w="4464"/>
+          </w:tcPr>
+          <w:p>
+            <w:pPr>
+              <w:spacing w:after="40"/>
+            </w:pPr>
+            <w:r/>
+            <w:r>
+              <w:rPr>
+                <w:rFonts w:ascii="Arial" w:hAnsi="Arial" w:eastAsia="Arial"/>
+                <w:b w:val="0"/>
+                <w:i w:val="0"/>
+                <w:sz w:val="20"/>
+              </w:rPr>
+              <w:t>Every war-game branch reply</w:t>
+            </w:r>
+          </w:p>
+        </w:tc>
+        <w:tc>
+          <w:tcPr>
+            <w:tcW w:type="dxa" w:w="2448"/>
+          </w:tcPr>
+          <w:p>
+            <w:pPr>
+              <w:spacing w:after="40"/>
+            </w:pPr>
+            <w:r/>
+            <w:r>
+              <w:rPr>
+                <w:rFonts w:ascii="Arial" w:hAnsi="Arial" w:eastAsia="Arial"/>
+                <w:b w:val="0"/>
+                <w:i w:val="0"/>
+                <w:sz w:val="20"/>
+              </w:rPr>
+              <w:t>2–5</w:t>
+            </w:r>
+          </w:p>
+        </w:tc>
+        <w:tc>
+          <w:tcPr>
+            <w:tcW w:type="dxa" w:w="2448"/>
+          </w:tcPr>
+          <w:p>
+            <w:pPr>
+              <w:spacing w:after="40"/>
+            </w:pPr>
+            <w:r/>
+            <w:r>
+              <w:rPr>
+                <w:rFonts w:ascii="Arial" w:hAnsi="Arial" w:eastAsia="Arial"/>
+                <w:b w:val="0"/>
+                <w:i w:val="0"/>
+                <w:sz w:val="20"/>
+              </w:rPr>
+              <w:t>≤ 90</w:t>
+            </w:r>
+          </w:p>
+        </w:tc>
+      </w:tr>
+    </w:tbl>
+    <w:p>
+      <w:pPr>
+        <w:spacing w:before="240" w:after="80"/>
+      </w:pPr>
+      <w:r>
+        <w:rPr>
+          <w:rFonts w:ascii="Arial" w:hAnsi="Arial" w:eastAsia="Arial"/>
+          <w:b/>
+          <w:i w:val="0"/>
+          <w:color w:val="2A7AAA"/>
+          <w:sz w:val="36"/>
+        </w:rPr>
         <w:t>Exit Criteria</w:t>
       </w:r>
     </w:p>

--- a/microfrontend/upstander_international/artifacts/p3c_Messaging_Playbook_UpstanderInternational.docx
+++ b/microfrontend/upstander_international/artifacts/p3c_Messaging_Playbook_UpstanderInternational.docx
@@ -3,35 +3,171 @@
 <w:document xmlns:wpc="http://schemas.microsoft.com/office/word/2010/wordprocessingCanvas" xmlns:mo="http://schemas.microsoft.com/office/mac/office/2008/main" xmlns:mc="http://schemas.openxmlformats.org/markup-compatibility/2006" xmlns:mv="urn:schemas-microsoft-com:mac:vml" xmlns:o="urn:schemas-microsoft-com:office:office" xmlns:r="http://schemas.openxmlformats.org/officeDocument/2006/relationships" xmlns:m="http://schemas.openxmlformats.org/officeDocument/2006/math" xmlns:v="urn:schemas-microsoft-com:vml" xmlns:wp14="http://schemas.microsoft.com/office/word/2010/wordprocessingDrawing" xmlns:wp="http://schemas.openxmlformats.org/drawingml/2006/wordprocessingDrawing" xmlns:w10="urn:schemas-microsoft-com:office:word" xmlns:w="http://schemas.openxmlformats.org/wordprocessingml/2006/main" xmlns:w14="http://schemas.microsoft.com/office/word/2010/wordml" xmlns:wpg="http://schemas.microsoft.com/office/word/2010/wordprocessingGroup" xmlns:wpi="http://schemas.microsoft.com/office/word/2010/wordprocessingInk" xmlns:wne="http://schemas.microsoft.com/office/word/2006/wordml" xmlns:wps="http://schemas.microsoft.com/office/word/2010/wordprocessingShape" mc:Ignorable="w14 wp14">
   <w:body>
     <w:p>
+      <w:pPr>
+        <w:spacing w:after="40"/>
+      </w:pPr>
       <w:r>
         <w:rPr>
           <w:rFonts w:ascii="Arial" w:hAnsi="Arial" w:eastAsia="Arial"/>
           <w:b/>
           <w:i w:val="0"/>
-          <w:color w:val="888888"/>
-          <w:sz w:val="20"/>
+          <w:sz w:val="48"/>
         </w:rPr>
-        <w:t>DEV8X · DECISION-LED PROOF FRAMEWORK V2</w:t>
+        <w:t>UPstander International — Messaging &amp; Objection-Handling Playbook</w:t>
       </w:r>
     </w:p>
     <w:p>
       <w:pPr>
-        <w:spacing w:before="320" w:after="120"/>
+        <w:spacing w:after="40"/>
+      </w:pPr>
+      <w:r>
+        <w:rPr>
+          <w:rFonts w:ascii="Arial" w:hAnsi="Arial" w:eastAsia="Arial"/>
+          <w:b w:val="0"/>
+          <w:i w:val="0"/>
+          <w:color w:val="475569"/>
+          <w:sz w:val="24"/>
+        </w:rPr>
+        <w:t>Dev8X · Stage 2 (Messaging) · Decision-Led Proof Framework v2</w:t>
+      </w:r>
+    </w:p>
+    <w:p>
+      <w:pPr>
+        <w:spacing w:after="200"/>
+      </w:pPr>
+      <w:r>
+        <w:rPr>
+          <w:rFonts w:ascii="Arial" w:hAnsi="Arial" w:eastAsia="Arial"/>
+          <w:b w:val="0"/>
+          <w:i w:val="0"/>
+          <w:color w:val="475569"/>
+          <w:sz w:val="24"/>
+        </w:rPr>
+        <w:t>Abdul | July 2026</w:t>
+      </w:r>
+    </w:p>
+    <w:p>
+      <w:pPr>
+        <w:spacing w:after="40"/>
+        <w:shd w:val="clear" w:color="auto" w:fill="FFF3CC"/>
       </w:pPr>
       <w:r>
         <w:rPr>
           <w:rFonts w:ascii="Arial" w:hAnsi="Arial" w:eastAsia="Arial"/>
           <w:b/>
           <w:i w:val="0"/>
-          <w:color w:val="1A5C8A"/>
-          <w:sz w:val="56"/>
+          <w:sz w:val="24"/>
         </w:rPr>
-        <w:t>Messaging &amp; Objection-Handling Playbook</w:t>
+        <w:t>PROSPECT:  Dr. Omékongo Dibinga, CSP — Founding Executive Director, UPstander International</w:t>
       </w:r>
     </w:p>
     <w:p>
       <w:pPr>
-        <w:spacing w:after="0"/>
+        <w:spacing w:after="200"/>
+        <w:shd w:val="clear" w:color="auto" w:fill="FFF3CC"/>
+      </w:pPr>
+      <w:r>
+        <w:rPr>
+          <w:rFonts w:ascii="Arial" w:hAnsi="Arial" w:eastAsia="Arial"/>
+          <w:b/>
+          <w:i w:val="0"/>
+          <w:sz w:val="24"/>
+        </w:rPr>
+        <w:t>PRONOUNS:  he / him / his.    ADDRESS AS:  “Dr. Dibinga.”    Never “Omékongo,” never “she/her.”</w:t>
+      </w:r>
+    </w:p>
+    <w:p>
+      <w:pPr>
+        <w:spacing w:after="60"/>
+        <w:shd w:val="clear" w:color="auto" w:fill="FDE2E2"/>
+      </w:pPr>
+      <w:r>
+        <w:rPr>
+          <w:rFonts w:ascii="Arial" w:hAnsi="Arial" w:eastAsia="Arial"/>
+          <w:b/>
+          <w:i w:val="0"/>
+          <w:sz w:val="26"/>
+        </w:rPr>
+        <w:t>⛔  DELIVERABLE STATUS: NOT SENDABLE — the consultation fee has not been set.</w:t>
+      </w:r>
+    </w:p>
+    <w:p>
+      <w:pPr>
+        <w:spacing w:after="200"/>
+      </w:pPr>
+      <w:r>
+        <w:rPr>
+          <w:rFonts w:ascii="Arial" w:hAnsi="Arial" w:eastAsia="Arial"/>
+          <w:b w:val="0"/>
+          <w:i w:val="0"/>
+          <w:sz w:val="21"/>
+        </w:rPr>
+        <w:t>Per the Pre-Flight Check, [CONSULTATION_FEE] remains a placeholder throughout this document and Message 2 cannot go out until §B.1a Step 6 is completed and the number is written into the tracking row. Branch F (“What’s this going to cost me?”) cannot fire — and per §B.1a, if the fee is not set you are not ready to send the video either. The derivation worksheet is at §B.1a below; every input is filled in, only the final number is missing.</w:t>
+      </w:r>
+    </w:p>
+    <w:p>
+      <w:pPr>
+        <w:pStyle w:val="Heading2"/>
+        <w:spacing w:before="260" w:after="100"/>
+      </w:pPr>
+      <w:r>
+        <w:rPr>
+          <w:rFonts w:ascii="Arial" w:hAnsi="Arial"/>
+          <w:b/>
+          <w:color w:val="0F1C2E"/>
+          <w:sz w:val="34"/>
+        </w:rPr>
+        <w:t>Alignment Rule — extraction from the finalized p3b video script</w:t>
+      </w:r>
+    </w:p>
+    <w:p>
+      <w:pPr>
+        <w:spacing w:after="120"/>
+      </w:pPr>
+      <w:r>
+        <w:rPr>
+          <w:rFonts w:ascii="Arial" w:hAnsi="Arial" w:eastAsia="Arial"/>
+          <w:b w:val="0"/>
+          <w:i/>
+          <w:sz w:val="20"/>
+        </w:rPr>
+        <w:t>Read from p3b_First_Video_Script_UpstanderInternational.docx. Nothing below is re-derived from the Decision Card.</w:t>
+      </w:r>
+    </w:p>
+    <w:p>
+      <w:pPr>
+        <w:spacing w:after="40"/>
+        <w:shd w:val="clear" w:color="auto" w:fill="FFF3CC"/>
+      </w:pPr>
+      <w:r>
+        <w:rPr>
+          <w:rFonts w:ascii="Courier New" w:hAnsi="Courier New" w:eastAsia="Courier New"/>
+          <w:b w:val="0"/>
+          <w:i w:val="0"/>
+          <w:sz w:val="21"/>
+        </w:rPr>
+        <w:t>STAKES: "Sixteen students, total, across both courses, since June of last year. The one course price published on your site is a hundred and ninety-nine dollars — so, roughly three thousand dollars. That's the lifetime total."</w:t>
+      </w:r>
+    </w:p>
+    <w:p>
+      <w:pPr>
+        <w:spacing w:after="160"/>
+        <w:shd w:val="clear" w:color="auto" w:fill="FFF3CC"/>
+      </w:pPr>
+      <w:r>
+        <w:rPr>
+          <w:rFonts w:ascii="Courier New" w:hAnsi="Courier New" w:eastAsia="Courier New"/>
+          <w:b w:val="0"/>
+          <w:i w:val="0"/>
+          <w:sz w:val="21"/>
+        </w:rPr>
+        <w:t>STAKES UNIT (FROZEN): lifetime / cumulative since June 2025.  NOT per-year, NOT per-month, NOT per-location.</w:t>
+      </w:r>
+    </w:p>
+    <w:p>
+      <w:pPr>
+        <w:spacing w:after="60"/>
+        <w:shd w:val="clear" w:color="auto" w:fill="FDE2E2"/>
       </w:pPr>
       <w:r>
         <w:rPr>
@@ -40,739 +176,101 @@
           <w:i w:val="0"/>
           <w:sz w:val="22"/>
         </w:rPr>
-        <w:t>UPstander International · Dr. Omékongo Dibinga</w:t>
+        <w:t>⚠  TRAP 1 — the frozen unit is a CUMULATIVE TOTAL, not a rate.</w:t>
       </w:r>
     </w:p>
     <w:p>
       <w:pPr>
-        <w:spacing w:after="120"/>
+        <w:spacing w:after="160"/>
       </w:pPr>
       <w:r>
         <w:rPr>
           <w:rFonts w:ascii="Arial" w:hAnsi="Arial" w:eastAsia="Arial"/>
           <w:b w:val="0"/>
-          <w:i/>
-          <w:sz w:val="22"/>
+          <w:i w:val="0"/>
+          <w:sz w:val="21"/>
         </w:rPr>
-        <w:t>Stage 2 of the Consultancy Pipeline · July 2026</w:t>
+        <w:t>Every branch template in the source prompt that reads “the [bottleneck] costs you [stakes number, frozen unit] for as long as it stays” (Branches I and K) is INOPERATIVE AS WRITTEN. You cannot say “roughly three thousand dollars for as long as it stays” — the figure is what the course has earned in total, not what it loses per period. Those branches instead carry the video’s own closing line, which is a ceiling, not a rate: “it doesn’t shrink as you grow, it scales with you,” indexed to the three 2026 books. Never convert the lifetime figure into an annual one to make a template fit — that is exactly the invented number the ROI Integrity Ladder exists to prevent.</w:t>
       </w:r>
     </w:p>
     <w:p>
       <w:pPr>
-        <w:spacing w:before="240" w:after="80"/>
+        <w:spacing w:after="60"/>
+        <w:shd w:val="clear" w:color="auto" w:fill="FDE2E2"/>
       </w:pPr>
       <w:r>
         <w:rPr>
           <w:rFonts w:ascii="Arial" w:hAnsi="Arial" w:eastAsia="Arial"/>
           <w:b/>
           <w:i w:val="0"/>
-          <w:color w:val="2A7AAA"/>
-          <w:sz w:val="36"/>
+          <w:sz w:val="22"/>
         </w:rPr>
-        <w:t>Pre-Flight Check — Alignment Rule</w:t>
+        <w:t>⚠  TRAP 2 — PARTIAL. A number exists, but it cannot bear the fee anchor.</w:t>
       </w:r>
     </w:p>
     <w:p>
       <w:pPr>
-        <w:spacing w:after="120"/>
+        <w:spacing w:after="160"/>
       </w:pPr>
       <w:r>
         <w:rPr>
           <w:rFonts w:ascii="Arial" w:hAnsi="Arial" w:eastAsia="Arial"/>
           <w:b w:val="0"/>
-          <w:i/>
+          <w:i w:val="0"/>
+          <w:sz w:val="21"/>
+        </w:rPr>
+        <w:t>The standard instruction is to tie the fee to the stakes number “so the fee looks small against what he’s losing.” This number does the opposite: ~$3,000 is the entire lifetime revenue of the courses, so a four-figure fee sits beside it as a large fraction of everything the product has ever earned. The Alignment Rule forbids changing the figure, so it is quoted verbatim — and the FEE IS ANCHORED STRUCTURALLY instead, per Anchoring Without a Number: against 25,000 subscribers, against the three books he announced, and against the unknown itself (“whether it’s worth an hour to find out how much of that gap the site explains”). Do not invent a per-year loss figure to rescue the conventional anchor.</w:t>
+      </w:r>
+    </w:p>
+    <w:p>
+      <w:pPr>
+        <w:spacing w:after="60"/>
+        <w:shd w:val="clear" w:color="auto" w:fill="FDE2E2"/>
+      </w:pPr>
+      <w:r>
+        <w:rPr>
+          <w:rFonts w:ascii="Arial" w:hAnsi="Arial" w:eastAsia="Arial"/>
+          <w:b/>
+          <w:i w:val="0"/>
           <w:sz w:val="22"/>
         </w:rPr>
-        <w:t>The finalized video script (p3b_First_Video_Script_UpstanderInternational.docx, QA GATE: PASS) was read in full before any message below was drafted. Every number, problem reference, and proof-of-competence line is copied from that script — not re-derived from the Decision Card. Where the video's wording differs from the Decision Card's raw figures, the video wins.</w:t>
+        <w:t>⚠  TRAP 3 — APPLIES. The video carried NO proof-of-competence line.</w:t>
+      </w:r>
+    </w:p>
+    <w:p>
+      <w:pPr>
+        <w:spacing w:after="160"/>
+      </w:pPr>
+      <w:r>
+        <w:rPr>
+          <w:rFonts w:ascii="Arial" w:hAnsi="Arial" w:eastAsia="Arial"/>
+          <w:b w:val="0"/>
+          <w:i w:val="0"/>
+          <w:sz w:val="21"/>
+        </w:rPr>
+        <w:t>p4a documents the prospect’s operations, not Dev8X’s; no real, specific, verifiable Dev8X result exists. Message 2 therefore drops element 4 entirely and runs on six elements, leaning on the guarantee and the legitimacy line. Branches L and M carry the honest no-portfolio language. Do NOT manufacture a competence claim here — an unsupported claim appearing for the first time next to a price is the most expensive sentence in this document.</w:t>
+      </w:r>
+    </w:p>
+    <w:p>
+      <w:pPr>
+        <w:pStyle w:val="Heading2"/>
+        <w:spacing w:before="260" w:after="100"/>
+      </w:pPr>
+      <w:r>
+        <w:rPr>
+          <w:rFonts w:ascii="Arial" w:hAnsi="Arial"/>
+          <w:b/>
+          <w:color w:val="0F1C2E"/>
+          <w:sz w:val="30"/>
+        </w:rPr>
+        <w:t>The three problems named on camera (in order) + the reply ask</w:t>
       </w:r>
     </w:p>
     <w:tbl>
       <w:tblPr>
         <w:tblStyle w:val="TableGrid"/>
         <w:tblW w:type="auto" w:w="0"/>
-        <w:tblLook w:firstColumn="1" w:firstRow="1" w:lastColumn="0" w:lastRow="0" w:noHBand="0" w:noVBand="1" w:val="04A0"/>
-      </w:tblPr>
-      <w:tblGrid>
-        <w:gridCol w:w="4680"/>
-        <w:gridCol w:w="4680"/>
-      </w:tblGrid>
-      <w:tr>
-        <w:tc>
-          <w:tcPr>
-            <w:tcW w:type="dxa" w:w="2880"/>
-          </w:tcPr>
-          <w:p>
-            <w:pPr>
-              <w:spacing w:after="40"/>
-              <w:shd w:val="clear" w:color="auto" w:fill="E8EEF4"/>
-            </w:pPr>
-            <w:r/>
-            <w:r>
-              <w:rPr>
-                <w:rFonts w:ascii="Arial" w:hAnsi="Arial" w:eastAsia="Arial"/>
-                <w:b/>
-                <w:i w:val="0"/>
-                <w:sz w:val="20"/>
-              </w:rPr>
-              <w:t>Check</w:t>
-            </w:r>
-          </w:p>
-        </w:tc>
-        <w:tc>
-          <w:tcPr>
-            <w:tcW w:type="dxa" w:w="6480"/>
-          </w:tcPr>
-          <w:p>
-            <w:pPr>
-              <w:spacing w:after="40"/>
-              <w:shd w:val="clear" w:color="auto" w:fill="E8EEF4"/>
-            </w:pPr>
-            <w:r/>
-            <w:r>
-              <w:rPr>
-                <w:rFonts w:ascii="Arial" w:hAnsi="Arial" w:eastAsia="Arial"/>
-                <w:b/>
-                <w:i w:val="0"/>
-                <w:sz w:val="20"/>
-              </w:rPr>
-              <w:t>Result</w:t>
-            </w:r>
-          </w:p>
-        </w:tc>
-      </w:tr>
-      <w:tr>
-        <w:tc>
-          <w:tcPr>
-            <w:tcW w:type="dxa" w:w="2880"/>
-          </w:tcPr>
-          <w:p>
-            <w:pPr>
-              <w:spacing w:after="40"/>
-            </w:pPr>
-            <w:r/>
-            <w:r>
-              <w:rPr>
-                <w:rFonts w:ascii="Arial" w:hAnsi="Arial" w:eastAsia="Arial"/>
-                <w:b w:val="0"/>
-                <w:i w:val="0"/>
-                <w:sz w:val="20"/>
-              </w:rPr>
-              <w:t>p3b finalized script attached</w:t>
-            </w:r>
-          </w:p>
-        </w:tc>
-        <w:tc>
-          <w:tcPr>
-            <w:tcW w:type="dxa" w:w="6480"/>
-          </w:tcPr>
-          <w:p>
-            <w:pPr>
-              <w:spacing w:after="40"/>
-            </w:pPr>
-            <w:r/>
-            <w:r>
-              <w:rPr>
-                <w:rFonts w:ascii="Arial" w:hAnsi="Arial" w:eastAsia="Arial"/>
-                <w:b w:val="0"/>
-                <w:i w:val="0"/>
-                <w:sz w:val="20"/>
-              </w:rPr>
-              <w:t>✓  QA GATE: PASS — complete and finalized</w:t>
-            </w:r>
-          </w:p>
-        </w:tc>
-      </w:tr>
-      <w:tr>
-        <w:tc>
-          <w:tcPr>
-            <w:tcW w:type="dxa" w:w="2880"/>
-          </w:tcPr>
-          <w:p>
-            <w:pPr>
-              <w:spacing w:after="40"/>
-            </w:pPr>
-            <w:r/>
-            <w:r>
-              <w:rPr>
-                <w:rFonts w:ascii="Arial" w:hAnsi="Arial" w:eastAsia="Arial"/>
-                <w:b w:val="0"/>
-                <w:i w:val="0"/>
-                <w:sz w:val="20"/>
-              </w:rPr>
-              <w:t>Stakes number from Beat 4</w:t>
-            </w:r>
-          </w:p>
-        </w:tc>
-        <w:tc>
-          <w:tcPr>
-            <w:tcW w:type="dxa" w:w="6480"/>
-          </w:tcPr>
-          <w:p>
-            <w:pPr>
-              <w:spacing w:after="40"/>
-            </w:pPr>
-            <w:r/>
-            <w:r>
-              <w:rPr>
-                <w:rFonts w:ascii="Arial" w:hAnsi="Arial" w:eastAsia="Arial"/>
-                <w:b w:val="0"/>
-                <w:i w:val="0"/>
-                <w:sz w:val="20"/>
-              </w:rPr>
-              <w:t>"roughly $49,750 in course revenue" — from 25,000 subscribers at a 1% industry floor × $199, against $3,184 collected. Spoken caveat: "the industry floor for a solo educator, not a number from your business."</w:t>
-            </w:r>
-          </w:p>
-        </w:tc>
-      </w:tr>
-      <w:tr>
-        <w:tc>
-          <w:tcPr>
-            <w:tcW w:type="dxa" w:w="2880"/>
-          </w:tcPr>
-          <w:p>
-            <w:pPr>
-              <w:spacing w:after="40"/>
-            </w:pPr>
-            <w:r/>
-            <w:r>
-              <w:rPr>
-                <w:rFonts w:ascii="Arial" w:hAnsi="Arial" w:eastAsia="Arial"/>
-                <w:b w:val="0"/>
-                <w:i w:val="0"/>
-                <w:sz w:val="20"/>
-              </w:rPr>
-              <w:t>The gap, said aloud</w:t>
-            </w:r>
-          </w:p>
-        </w:tc>
-        <w:tc>
-          <w:tcPr>
-            <w:tcW w:type="dxa" w:w="6480"/>
-          </w:tcPr>
-          <w:p>
-            <w:pPr>
-              <w:spacing w:after="40"/>
-            </w:pPr>
-            <w:r/>
-            <w:r>
-              <w:rPr>
-                <w:rFonts w:ascii="Arial" w:hAnsi="Arial" w:eastAsia="Arial"/>
-                <w:b w:val="0"/>
-                <w:i w:val="0"/>
-                <w:sz w:val="20"/>
-              </w:rPr>
-              <w:t>"Six hundredths of one percent." (16 ÷ 25,000)</w:t>
-            </w:r>
-          </w:p>
-        </w:tc>
-      </w:tr>
-      <w:tr>
-        <w:tc>
-          <w:tcPr>
-            <w:tcW w:type="dxa" w:w="2880"/>
-          </w:tcPr>
-          <w:p>
-            <w:pPr>
-              <w:spacing w:after="40"/>
-            </w:pPr>
-            <w:r/>
-            <w:r>
-              <w:rPr>
-                <w:rFonts w:ascii="Arial" w:hAnsi="Arial" w:eastAsia="Arial"/>
-                <w:b w:val="0"/>
-                <w:i w:val="0"/>
-                <w:sz w:val="20"/>
-              </w:rPr>
-              <w:t>Problems named in Beat 2, in JOURNEY order</w:t>
-            </w:r>
-          </w:p>
-        </w:tc>
-        <w:tc>
-          <w:tcPr>
-            <w:tcW w:type="dxa" w:w="6480"/>
-          </w:tcPr>
-          <w:p>
-            <w:pPr>
-              <w:spacing w:after="40"/>
-            </w:pPr>
-            <w:r/>
-            <w:r>
-              <w:rPr>
-                <w:rFonts w:ascii="Arial" w:hAnsi="Arial" w:eastAsia="Arial"/>
-                <w:b w:val="0"/>
-                <w:i w:val="0"/>
-                <w:sz w:val="20"/>
-              </w:rPr>
-              <w:t>1. No email capture — 50 pages, not one opt-in form  ·  2. Course pages show no modules or preview  ·  3. R.E.A.Ch! add-to-cart page returns a 404  ·  4. Contact page has no inquiry form. Closing line: "Four ways in. All four closed."</w:t>
-            </w:r>
-          </w:p>
-        </w:tc>
-      </w:tr>
-      <w:tr>
-        <w:tc>
-          <w:tcPr>
-            <w:tcW w:type="dxa" w:w="2880"/>
-          </w:tcPr>
-          <w:p>
-            <w:pPr>
-              <w:spacing w:after="40"/>
-            </w:pPr>
-            <w:r/>
-            <w:r>
-              <w:rPr>
-                <w:rFonts w:ascii="Arial" w:hAnsi="Arial" w:eastAsia="Arial"/>
-                <w:b w:val="0"/>
-                <w:i w:val="0"/>
-                <w:sz w:val="20"/>
-              </w:rPr>
-              <w:t>The verification challenge (Beat 2)</w:t>
-            </w:r>
-          </w:p>
-        </w:tc>
-        <w:tc>
-          <w:tcPr>
-            <w:tcW w:type="dxa" w:w="6480"/>
-          </w:tcPr>
-          <w:p>
-            <w:pPr>
-              <w:spacing w:after="40"/>
-            </w:pPr>
-            <w:r/>
-            <w:r>
-              <w:rPr>
-                <w:rFonts w:ascii="Arial" w:hAnsi="Arial" w:eastAsia="Arial"/>
-                <w:b w:val="0"/>
-                <w:i w:val="0"/>
-                <w:sz w:val="20"/>
-              </w:rPr>
-              <w:t>"Don't take my word for it — try it on your own site." He was invited to reproduce the 404 himself. This creates Branch A-2 below, which did not exist before.</w:t>
-            </w:r>
-          </w:p>
-        </w:tc>
-      </w:tr>
-      <w:tr>
-        <w:tc>
-          <w:tcPr>
-            <w:tcW w:type="dxa" w:w="2880"/>
-          </w:tcPr>
-          <w:p>
-            <w:pPr>
-              <w:spacing w:after="40"/>
-            </w:pPr>
-            <w:r/>
-            <w:r>
-              <w:rPr>
-                <w:rFonts w:ascii="Arial" w:hAnsi="Arial" w:eastAsia="Arial"/>
-                <w:b w:val="0"/>
-                <w:i w:val="0"/>
-                <w:sz w:val="20"/>
-              </w:rPr>
-              <w:t>The Lock (Beat 3)</w:t>
-            </w:r>
-          </w:p>
-        </w:tc>
-        <w:tc>
-          <w:tcPr>
-            <w:tcW w:type="dxa" w:w="6480"/>
-          </w:tcPr>
-          <w:p>
-            <w:pPr>
-              <w:spacing w:after="40"/>
-            </w:pPr>
-            <w:r/>
-            <w:r>
-              <w:rPr>
-                <w:rFonts w:ascii="Arial" w:hAnsi="Arial" w:eastAsia="Arial"/>
-                <w:b w:val="0"/>
-                <w:i w:val="0"/>
-                <w:sz w:val="20"/>
-              </w:rPr>
-              <w:t>"Either way, the diagnosis holds. If they don't link to the course, that's the leak. If they do, they point at that 404."</w:t>
-            </w:r>
-          </w:p>
-        </w:tc>
-      </w:tr>
-      <w:tr>
-        <w:tc>
-          <w:tcPr>
-            <w:tcW w:type="dxa" w:w="2880"/>
-          </w:tcPr>
-          <w:p>
-            <w:pPr>
-              <w:spacing w:after="40"/>
-            </w:pPr>
-            <w:r/>
-            <w:r>
-              <w:rPr>
-                <w:rFonts w:ascii="Arial" w:hAnsi="Arial" w:eastAsia="Arial"/>
-                <w:b w:val="0"/>
-                <w:i w:val="0"/>
-                <w:sz w:val="20"/>
-              </w:rPr>
-              <w:t>The reframe (opens Beat 5)</w:t>
-            </w:r>
-          </w:p>
-        </w:tc>
-        <w:tc>
-          <w:tcPr>
-            <w:tcW w:type="dxa" w:w="6480"/>
-          </w:tcPr>
-          <w:p>
-            <w:pPr>
-              <w:spacing w:after="40"/>
-            </w:pPr>
-            <w:r/>
-            <w:r>
-              <w:rPr>
-                <w:rFonts w:ascii="Arial" w:hAnsi="Arial" w:eastAsia="Arial"/>
-                <w:b w:val="0"/>
-                <w:i w:val="0"/>
-                <w:sz w:val="20"/>
-              </w:rPr>
-              <w:t>"You've built the audience; the infrastructure hasn't caught up."</w:t>
-            </w:r>
-          </w:p>
-        </w:tc>
-      </w:tr>
-      <w:tr>
-        <w:tc>
-          <w:tcPr>
-            <w:tcW w:type="dxa" w:w="2880"/>
-          </w:tcPr>
-          <w:p>
-            <w:pPr>
-              <w:spacing w:after="40"/>
-            </w:pPr>
-            <w:r/>
-            <w:r>
-              <w:rPr>
-                <w:rFonts w:ascii="Arial" w:hAnsi="Arial" w:eastAsia="Arial"/>
-                <w:b w:val="0"/>
-                <w:i w:val="0"/>
-                <w:sz w:val="20"/>
-              </w:rPr>
-              <w:t>Proof-of-competence line (Beat 5)</w:t>
-            </w:r>
-          </w:p>
-        </w:tc>
-        <w:tc>
-          <w:tcPr>
-            <w:tcW w:type="dxa" w:w="6480"/>
-          </w:tcPr>
-          <w:p>
-            <w:pPr>
-              <w:spacing w:after="40"/>
-            </w:pPr>
-            <w:r/>
-            <w:r>
-              <w:rPr>
-                <w:rFonts w:ascii="Arial" w:hAnsi="Arial" w:eastAsia="Arial"/>
-                <w:b w:val="0"/>
-                <w:i w:val="0"/>
-                <w:sz w:val="20"/>
-              </w:rPr>
-              <w:t>"That's the kind of operational problem we build systems to close."</w:t>
-            </w:r>
-          </w:p>
-        </w:tc>
-      </w:tr>
-      <w:tr>
-        <w:tc>
-          <w:tcPr>
-            <w:tcW w:type="dxa" w:w="2880"/>
-          </w:tcPr>
-          <w:p>
-            <w:pPr>
-              <w:spacing w:after="40"/>
-            </w:pPr>
-            <w:r/>
-            <w:r>
-              <w:rPr>
-                <w:rFonts w:ascii="Arial" w:hAnsi="Arial" w:eastAsia="Arial"/>
-                <w:b w:val="0"/>
-                <w:i w:val="0"/>
-                <w:sz w:val="20"/>
-              </w:rPr>
-              <w:t>Reply ask (closes Beat 5)</w:t>
-            </w:r>
-          </w:p>
-        </w:tc>
-        <w:tc>
-          <w:tcPr>
-            <w:tcW w:type="dxa" w:w="6480"/>
-          </w:tcPr>
-          <w:p>
-            <w:pPr>
-              <w:spacing w:after="40"/>
-            </w:pPr>
-            <w:r/>
-            <w:r>
-              <w:rPr>
-                <w:rFonts w:ascii="Arial" w:hAnsi="Arial" w:eastAsia="Arial"/>
-                <w:b w:val="0"/>
-                <w:i w:val="0"/>
-                <w:sz w:val="20"/>
-              </w:rPr>
-              <w:t>"Reply with the one I got wrong."</w:t>
-            </w:r>
-          </w:p>
-        </w:tc>
-      </w:tr>
-      <w:tr>
-        <w:tc>
-          <w:tcPr>
-            <w:tcW w:type="dxa" w:w="2880"/>
-          </w:tcPr>
-          <w:p>
-            <w:pPr>
-              <w:spacing w:after="40"/>
-            </w:pPr>
-            <w:r/>
-            <w:r>
-              <w:rPr>
-                <w:rFonts w:ascii="Arial" w:hAnsi="Arial" w:eastAsia="Arial"/>
-                <w:b w:val="0"/>
-                <w:i w:val="0"/>
-                <w:sz w:val="20"/>
-              </w:rPr>
-              <w:t>Confidence Signal</w:t>
-            </w:r>
-          </w:p>
-        </w:tc>
-        <w:tc>
-          <w:tcPr>
-            <w:tcW w:type="dxa" w:w="6480"/>
-          </w:tcPr>
-          <w:p>
-            <w:pPr>
-              <w:spacing w:after="40"/>
-            </w:pPr>
-            <w:r/>
-            <w:r>
-              <w:rPr>
-                <w:rFonts w:ascii="Arial" w:hAnsi="Arial" w:eastAsia="Arial"/>
-                <w:b w:val="0"/>
-                <w:i w:val="0"/>
-                <w:sz w:val="20"/>
-              </w:rPr>
-              <w:t>HIGH (4.60) — fee stated plainly, no softening</w:t>
-            </w:r>
-          </w:p>
-        </w:tc>
-      </w:tr>
-      <w:tr>
-        <w:tc>
-          <w:tcPr>
-            <w:tcW w:type="dxa" w:w="2880"/>
-          </w:tcPr>
-          <w:p>
-            <w:pPr>
-              <w:spacing w:after="40"/>
-            </w:pPr>
-            <w:r/>
-            <w:r>
-              <w:rPr>
-                <w:rFonts w:ascii="Arial" w:hAnsi="Arial" w:eastAsia="Arial"/>
-                <w:b w:val="0"/>
-                <w:i w:val="0"/>
-                <w:sz w:val="20"/>
-              </w:rPr>
-              <w:t>[CONSULTATION_FEE]</w:t>
-            </w:r>
-          </w:p>
-        </w:tc>
-        <w:tc>
-          <w:tcPr>
-            <w:tcW w:type="dxa" w:w="6480"/>
-          </w:tcPr>
-          <w:p>
-            <w:pPr>
-              <w:spacing w:after="40"/>
-            </w:pPr>
-            <w:r/>
-            <w:r>
-              <w:rPr>
-                <w:rFonts w:ascii="Arial" w:hAnsi="Arial" w:eastAsia="Arial"/>
-                <w:b w:val="0"/>
-                <w:i w:val="0"/>
-                <w:sz w:val="20"/>
-              </w:rPr>
-              <w:t>Left as a placeholder. Must be resolved before Message 2 is sent.</w:t>
-            </w:r>
-          </w:p>
-        </w:tc>
-      </w:tr>
-      <w:tr>
-        <w:tc>
-          <w:tcPr>
-            <w:tcW w:type="dxa" w:w="2880"/>
-          </w:tcPr>
-          <w:p>
-            <w:pPr>
-              <w:spacing w:after="40"/>
-            </w:pPr>
-            <w:r/>
-            <w:r>
-              <w:rPr>
-                <w:rFonts w:ascii="Arial" w:hAnsi="Arial" w:eastAsia="Arial"/>
-                <w:b w:val="0"/>
-                <w:i w:val="0"/>
-                <w:sz w:val="20"/>
-              </w:rPr>
-              <w:t>Message lengths counted</w:t>
-            </w:r>
-          </w:p>
-        </w:tc>
-        <w:tc>
-          <w:tcPr>
-            <w:tcW w:type="dxa" w:w="6480"/>
-          </w:tcPr>
-          <w:p>
-            <w:pPr>
-              <w:spacing w:after="40"/>
-            </w:pPr>
-            <w:r/>
-            <w:r>
-              <w:rPr>
-                <w:rFonts w:ascii="Arial" w:hAnsi="Arial" w:eastAsia="Arial"/>
-                <w:b w:val="0"/>
-                <w:i w:val="0"/>
-                <w:sz w:val="20"/>
-              </w:rPr>
-              <w:t>✓  Message 2: 8 sentences / 208 words / 4 paragraphs — inside the 6–8 sentence, ≤210 word cap. Every message and branch below respects the Message Length table.</w:t>
-            </w:r>
-          </w:p>
-        </w:tc>
-      </w:tr>
-      <w:tr>
-        <w:tc>
-          <w:tcPr>
-            <w:tcW w:type="dxa" w:w="2880"/>
-          </w:tcPr>
-          <w:p>
-            <w:pPr>
-              <w:spacing w:after="40"/>
-            </w:pPr>
-            <w:r/>
-            <w:r>
-              <w:rPr>
-                <w:rFonts w:ascii="Arial" w:hAnsi="Arial" w:eastAsia="Arial"/>
-                <w:b w:val="0"/>
-                <w:i w:val="0"/>
-                <w:sz w:val="20"/>
-              </w:rPr>
-              <w:t>Research-transparency confessions</w:t>
-            </w:r>
-          </w:p>
-        </w:tc>
-        <w:tc>
-          <w:tcPr>
-            <w:tcW w:type="dxa" w:w="6480"/>
-          </w:tcPr>
-          <w:p>
-            <w:pPr>
-              <w:spacing w:after="40"/>
-            </w:pPr>
-            <w:r/>
-            <w:r>
-              <w:rPr>
-                <w:rFonts w:ascii="Arial" w:hAnsi="Arial" w:eastAsia="Arial"/>
-                <w:b w:val="0"/>
-                <w:i w:val="0"/>
-                <w:sz w:val="20"/>
-              </w:rPr>
-              <w:t>Email list size unknown  ·  whether video descriptions link to a course unknown  ·  freelancer re-hire frequency unknown</w:t>
-            </w:r>
-          </w:p>
-        </w:tc>
-      </w:tr>
-    </w:tbl>
-    <w:p>
-      <w:pPr>
-        <w:shd w:val="clear" w:color="auto" w:fill="FEE2E2"/>
-      </w:pPr>
-      <w:r>
-        <w:rPr>
-          <w:rFonts w:ascii="Arial" w:hAnsi="Arial" w:eastAsia="Arial"/>
-          <w:b/>
-          <w:i w:val="0"/>
-          <w:color w:val="991B1B"/>
-          <w:sz w:val="22"/>
-        </w:rPr>
-        <w:t xml:space="preserve">⚠  NEVER REINTRODUCE  </w:t>
-      </w:r>
-      <w:r>
-        <w:rPr>
-          <w:rFonts w:ascii="Arial" w:hAnsi="Arial" w:eastAsia="Arial"/>
-          <w:b w:val="0"/>
-          <w:i w:val="0"/>
-          <w:sz w:val="22"/>
-        </w:rPr>
-        <w:t>The video deliberately does not use these, and no message may bring them back: the 6,000-students figure (its source blog post is dated January 2014); the empty MailPoet pages (transactional endpoints that render blank by design and prove nothing); the $19,900 Upwork total (lifetime spend across 19 posted jobs, not money spent on this website); L.E.A.D. as a confirmed 404 (its URL logs a bot challenge, not a 404). Each is falsifiable in under a minute by the man receiving the message, and one of them would be corrected by the two Upwork developers currently active on his project.</w:t>
-      </w:r>
-    </w:p>
-    <w:p>
-      <w:pPr>
-        <w:spacing w:before="240" w:after="80"/>
-      </w:pPr>
-      <w:r>
-        <w:rPr>
-          <w:rFonts w:ascii="Arial" w:hAnsi="Arial" w:eastAsia="Arial"/>
-          <w:b/>
-          <w:i w:val="0"/>
-          <w:color w:val="2A7AAA"/>
-          <w:sz w:val="36"/>
-        </w:rPr>
-        <w:t>Governing Idea</w:t>
-      </w:r>
-    </w:p>
-    <w:p>
-      <w:pPr>
-        <w:spacing w:after="120"/>
-      </w:pPr>
-      <w:r>
-        <w:rPr>
-          <w:rFonts w:ascii="Arial" w:hAnsi="Arial" w:eastAsia="Arial"/>
-          <w:b w:val="0"/>
-          <w:i w:val="0"/>
-          <w:sz w:val="22"/>
-        </w:rPr>
-        <w:t>The video was a trailer. This playbook is where the trailer's promise gets cashed in. In one line: convert a reply into a paid diagnosis, using the exact trust that Beat 3's honesty and Beat 5's reply ask already built — without giving away, in any message, the thing the paid session exists to deliver.</w:t>
-      </w:r>
-    </w:p>
-    <w:p>
-      <w:pPr>
-        <w:spacing w:after="120"/>
-      </w:pPr>
-      <w:r>
-        <w:rPr>
-          <w:rFonts w:ascii="Arial" w:hAnsi="Arial" w:eastAsia="Arial"/>
-          <w:b w:val="0"/>
-          <w:i w:val="0"/>
-          <w:sz w:val="22"/>
-        </w:rPr>
-        <w:t>Trust-to-watch and trust-to-reply were cleared by the video. This playbook clears trust-to-pay: through the reply itself, the guarantee, the stakes tie-back, and one proof point. Never show working software before the demo stage. Never let a message hand over the diagnosis for free.</w:t>
-      </w:r>
-    </w:p>
-    <w:p>
-      <w:pPr>
-        <w:spacing w:before="240" w:after="80"/>
-      </w:pPr>
-      <w:r>
-        <w:rPr>
-          <w:rFonts w:ascii="Arial" w:hAnsi="Arial" w:eastAsia="Arial"/>
-          <w:b/>
-          <w:i w:val="0"/>
-          <w:color w:val="2A7AAA"/>
-          <w:sz w:val="36"/>
-        </w:rPr>
-        <w:t>The Hold-Back Chain — This Stage's Slice</w:t>
-      </w:r>
-    </w:p>
-    <w:tbl>
-      <w:tblPr>
-        <w:tblStyle w:val="TableGrid"/>
-        <w:tblW w:type="auto" w:w="0"/>
+        <w:jc w:val="center"/>
         <w:tblLook w:firstColumn="1" w:firstRow="1" w:lastColumn="0" w:lastRow="0" w:noHBand="0" w:noVBand="1" w:val="04A0"/>
       </w:tblPr>
       <w:tblGrid>
@@ -783,64 +281,61 @@
       <w:tr>
         <w:tc>
           <w:tcPr>
-            <w:tcW w:type="dxa" w:w="2160"/>
+            <w:tcW w:type="dxa" w:w="504"/>
           </w:tcPr>
           <w:p>
             <w:pPr>
-              <w:spacing w:after="40"/>
-              <w:shd w:val="clear" w:color="auto" w:fill="E8EEF4"/>
+              <w:shd w:val="clear" w:color="auto" w:fill="0f1c2e"/>
             </w:pPr>
             <w:r/>
             <w:r>
               <w:rPr>
-                <w:rFonts w:ascii="Arial" w:hAnsi="Arial" w:eastAsia="Arial"/>
+                <w:rFonts w:ascii="Arial" w:hAnsi="Arial"/>
                 <w:b/>
-                <w:i w:val="0"/>
-                <w:sz w:val="20"/>
+                <w:color w:val="FFFFFF"/>
+                <w:sz w:val="18"/>
               </w:rPr>
-              <w:t>Stage</w:t>
+              <w:t>#</w:t>
             </w:r>
           </w:p>
         </w:tc>
         <w:tc>
           <w:tcPr>
-            <w:tcW w:type="dxa" w:w="3744"/>
+            <w:tcW w:type="dxa" w:w="7632"/>
           </w:tcPr>
           <w:p>
             <w:pPr>
-              <w:spacing w:after="40"/>
-              <w:shd w:val="clear" w:color="auto" w:fill="E8EEF4"/>
+              <w:shd w:val="clear" w:color="auto" w:fill="0f1c2e"/>
             </w:pPr>
             <w:r/>
             <w:r>
               <w:rPr>
-                <w:rFonts w:ascii="Arial" w:hAnsi="Arial" w:eastAsia="Arial"/>
+                <w:rFonts w:ascii="Arial" w:hAnsi="Arial"/>
                 <w:b/>
-                <w:i w:val="0"/>
-                <w:sz w:val="20"/>
+                <w:color w:val="FFFFFF"/>
+                <w:sz w:val="18"/>
               </w:rPr>
-              <w:t>Shows</w:t>
+              <w:t>Named in the video as</w:t>
             </w:r>
           </w:p>
         </w:tc>
         <w:tc>
           <w:tcPr>
-            <w:tcW w:type="dxa" w:w="3456"/>
+            <w:tcW w:type="dxa" w:w="864"/>
           </w:tcPr>
           <w:p>
             <w:pPr>
-              <w:spacing w:after="40"/>
-              <w:shd w:val="clear" w:color="auto" w:fill="E8EEF4"/>
+              <w:shd w:val="clear" w:color="auto" w:fill="0f1c2e"/>
             </w:pPr>
             <w:r/>
             <w:r>
               <w:rPr>
-                <w:rFonts w:ascii="Arial" w:hAnsi="Arial" w:eastAsia="Arial"/>
+                <w:rFonts w:ascii="Arial" w:hAnsi="Arial"/>
                 <w:b/>
-                <w:i w:val="0"/>
-                <w:sz w:val="20"/>
+                <w:color w:val="FFFFFF"/>
+                <w:sz w:val="18"/>
               </w:rPr>
-              <w:t>Withholds</w:t>
+              <w:t>Beat</w:t>
             </w:r>
           </w:p>
         </w:tc>
@@ -848,61 +343,46 @@
       <w:tr>
         <w:tc>
           <w:tcPr>
-            <w:tcW w:type="dxa" w:w="2160"/>
+            <w:tcW w:type="dxa" w:w="504"/>
           </w:tcPr>
           <w:p>
-            <w:pPr>
-              <w:spacing w:after="40"/>
-            </w:pPr>
             <w:r/>
             <w:r>
               <w:rPr>
-                <w:rFonts w:ascii="Arial" w:hAnsi="Arial" w:eastAsia="Arial"/>
-                <w:b w:val="0"/>
-                <w:i w:val="0"/>
-                <w:sz w:val="20"/>
+                <w:rFonts w:ascii="Arial" w:hAnsi="Arial"/>
+                <w:sz w:val="17"/>
               </w:rPr>
-              <w:t>Video (already sent)</w:t>
+              <w:t>1</w:t>
             </w:r>
           </w:p>
         </w:tc>
         <w:tc>
           <w:tcPr>
-            <w:tcW w:type="dxa" w:w="3744"/>
+            <w:tcW w:type="dxa" w:w="7632"/>
           </w:tcPr>
           <w:p>
-            <w:pPr>
-              <w:spacing w:after="40"/>
-            </w:pPr>
             <w:r/>
             <w:r>
               <w:rPr>
-                <w:rFonts w:ascii="Arial" w:hAnsi="Arial" w:eastAsia="Arial"/>
-                <w:b w:val="0"/>
-                <w:i w:val="0"/>
-                <w:sz w:val="20"/>
+                <w:rFonts w:ascii="Arial" w:hAnsi="Arial"/>
+                <w:sz w:val="17"/>
               </w:rPr>
-              <w:t>Bottleneck, 4 problems, the honest-limit boundary, ONE stakes number, ONE proof-of-competence line</w:t>
+              <w:t>Add to Cart on the R.E.A.Ch! course → “Page Not Found”</w:t>
             </w:r>
           </w:p>
         </w:tc>
         <w:tc>
           <w:tcPr>
-            <w:tcW w:type="dxa" w:w="3456"/>
+            <w:tcW w:type="dxa" w:w="864"/>
           </w:tcPr>
           <w:p>
-            <w:pPr>
-              <w:spacing w:after="40"/>
-            </w:pPr>
             <w:r/>
             <w:r>
               <w:rPr>
-                <w:rFonts w:ascii="Arial" w:hAnsi="Arial" w:eastAsia="Arial"/>
-                <w:b w:val="0"/>
-                <w:i w:val="0"/>
-                <w:sz w:val="20"/>
+                <w:rFonts w:ascii="Arial" w:hAnsi="Arial"/>
+                <w:sz w:val="17"/>
               </w:rPr>
-              <w:t>Any solution, feature, ROI table, build timeline, team, cost, or price</w:t>
+              <w:t>Beat 1</w:t>
             </w:r>
           </w:p>
         </w:tc>
@@ -910,61 +390,46 @@
       <w:tr>
         <w:tc>
           <w:tcPr>
-            <w:tcW w:type="dxa" w:w="2160"/>
+            <w:tcW w:type="dxa" w:w="504"/>
           </w:tcPr>
           <w:p>
-            <w:pPr>
-              <w:spacing w:after="40"/>
-            </w:pPr>
             <w:r/>
             <w:r>
               <w:rPr>
-                <w:rFonts w:ascii="Arial" w:hAnsi="Arial" w:eastAsia="Arial"/>
-                <w:b w:val="0"/>
-                <w:i w:val="0"/>
-                <w:sz w:val="20"/>
+                <w:rFonts w:ascii="Arial" w:hAnsi="Arial"/>
+                <w:sz w:val="17"/>
               </w:rPr>
-              <w:t>Messaging (this playbook)</w:t>
+              <w:t>2</w:t>
             </w:r>
           </w:p>
         </w:tc>
         <w:tc>
           <w:tcPr>
-            <w:tcW w:type="dxa" w:w="3744"/>
+            <w:tcW w:type="dxa" w:w="7632"/>
           </w:tcPr>
           <w:p>
-            <w:pPr>
-              <w:spacing w:after="40"/>
-            </w:pPr>
             <w:r/>
             <w:r>
               <w:rPr>
-                <w:rFonts w:ascii="Arial" w:hAnsi="Arial" w:eastAsia="Arial"/>
-                <w:b w:val="0"/>
-                <w:i w:val="0"/>
-                <w:sz w:val="20"/>
+                <w:rFonts w:ascii="Arial" w:hAnsi="Arial"/>
+                <w:sz w:val="17"/>
               </w:rPr>
-              <w:t>The guarantee, the stakes tie-back, proof of competence, legitimacy</w:t>
+              <w:t>“Your contact page returns an error too.”</w:t>
             </w:r>
           </w:p>
         </w:tc>
         <w:tc>
           <w:tcPr>
-            <w:tcW w:type="dxa" w:w="3456"/>
+            <w:tcW w:type="dxa" w:w="864"/>
           </w:tcPr>
           <w:p>
-            <w:pPr>
-              <w:spacing w:after="40"/>
-            </w:pPr>
             <w:r/>
             <w:r>
               <w:rPr>
-                <w:rFonts w:ascii="Arial" w:hAnsi="Arial" w:eastAsia="Arial"/>
-                <w:b w:val="0"/>
-                <w:i w:val="0"/>
-                <w:sz w:val="20"/>
+                <w:rFonts w:ascii="Arial" w:hAnsi="Arial"/>
+                <w:sz w:val="17"/>
               </w:rPr>
-              <w:t>The full diagnosis, any working solution, any build detail</w:t>
+              <w:t>Beat 2</w:t>
             </w:r>
           </w:p>
         </w:tc>
@@ -972,78 +437,209 @@
       <w:tr>
         <w:tc>
           <w:tcPr>
-            <w:tcW w:type="dxa" w:w="2160"/>
+            <w:tcW w:type="dxa" w:w="504"/>
           </w:tcPr>
           <w:p>
-            <w:pPr>
-              <w:spacing w:after="40"/>
-            </w:pPr>
             <w:r/>
             <w:r>
               <w:rPr>
-                <w:rFonts w:ascii="Arial" w:hAnsi="Arial" w:eastAsia="Arial"/>
-                <w:b w:val="0"/>
-                <w:i w:val="0"/>
-                <w:sz w:val="20"/>
+                <w:rFonts w:ascii="Arial" w:hAnsi="Arial"/>
+                <w:sz w:val="17"/>
               </w:rPr>
-              <w:t>Consultation (p3d)</w:t>
+              <w:t>3</w:t>
             </w:r>
           </w:p>
         </w:tc>
         <w:tc>
           <w:tcPr>
-            <w:tcW w:type="dxa" w:w="3744"/>
+            <w:tcW w:type="dxa" w:w="7632"/>
           </w:tcPr>
           <w:p>
-            <w:pPr>
-              <w:spacing w:after="40"/>
-            </w:pPr>
             <w:r/>
             <w:r>
               <w:rPr>
-                <w:rFonts w:ascii="Arial" w:hAnsi="Arial" w:eastAsia="Arial"/>
-                <w:b w:val="0"/>
-                <w:i w:val="0"/>
-                <w:sz w:val="20"/>
+                <w:rFonts w:ascii="Arial" w:hAnsi="Arial"/>
+                <w:sz w:val="17"/>
               </w:rPr>
-              <w:t>Full confirmed diagnosis, his real numbers, the cost of the bottleneck computed live, solution direction (named capabilities only)</w:t>
+              <w:t>“Across the fifty pages of upstanderonline.com, there’s nowhere for a visitor to leave an email address.”</w:t>
             </w:r>
           </w:p>
         </w:tc>
         <w:tc>
           <w:tcPr>
-            <w:tcW w:type="dxa" w:w="3456"/>
+            <w:tcW w:type="dxa" w:w="864"/>
           </w:tcPr>
           <w:p>
-            <w:pPr>
-              <w:spacing w:after="40"/>
-            </w:pPr>
             <w:r/>
             <w:r>
               <w:rPr>
-                <w:rFonts w:ascii="Arial" w:hAnsi="Arial" w:eastAsia="Arial"/>
-                <w:b w:val="0"/>
-                <w:i w:val="0"/>
-                <w:sz w:val="20"/>
+                <w:rFonts w:ascii="Arial" w:hAnsi="Arial"/>
+                <w:sz w:val="17"/>
               </w:rPr>
-              <w:t>Working software, screen-by-screen features, build timeline, team, build price</w:t>
+              <w:t>Beat 2</w:t>
+            </w:r>
+          </w:p>
+        </w:tc>
+      </w:tr>
+      <w:tr>
+        <w:tc>
+          <w:tcPr>
+            <w:tcW w:type="dxa" w:w="504"/>
+          </w:tcPr>
+          <w:p>
+            <w:r/>
+            <w:r>
+              <w:rPr>
+                <w:rFonts w:ascii="Arial" w:hAnsi="Arial"/>
+                <w:sz w:val="17"/>
+              </w:rPr>
+              <w:t>—</w:t>
+            </w:r>
+          </w:p>
+        </w:tc>
+        <w:tc>
+          <w:tcPr>
+            <w:tcW w:type="dxa" w:w="7632"/>
+          </w:tcPr>
+          <w:p>
+            <w:r/>
+            <w:r>
+              <w:rPr>
+                <w:rFonts w:ascii="Arial" w:hAnsi="Arial"/>
+                <w:sz w:val="17"/>
+              </w:rPr>
+              <w:t>The join: 25,000 subscribers, posts almost daily, told to “go subscribe” — feeding a receiver that errors.</w:t>
+            </w:r>
+          </w:p>
+        </w:tc>
+        <w:tc>
+          <w:tcPr>
+            <w:tcW w:type="dxa" w:w="864"/>
+          </w:tcPr>
+          <w:p>
+            <w:r/>
+            <w:r>
+              <w:rPr>
+                <w:rFonts w:ascii="Arial" w:hAnsi="Arial"/>
+                <w:sz w:val="17"/>
+              </w:rPr>
+              <w:t>Beat 2</w:t>
             </w:r>
           </w:p>
         </w:tc>
       </w:tr>
     </w:tbl>
+    <w:p/>
     <w:p>
       <w:pPr>
         <w:spacing w:after="120"/>
+        <w:shd w:val="clear" w:color="auto" w:fill="FFF3CC"/>
+      </w:pPr>
+      <w:r>
+        <w:rPr>
+          <w:rFonts w:ascii="Courier New" w:hAnsi="Courier New" w:eastAsia="Courier New"/>
+          <w:b w:val="0"/>
+          <w:i w:val="0"/>
+          <w:sz w:val="20"/>
+        </w:rPr>
+        <w:t>REPLY ASK (verbatim, Beat 5): "So tell me which one is really the bottleneck — the broken checkout, or the fact that nothing on your channel points to the course. If I've read this wrong, say so and I'll leave it there."</w:t>
+      </w:r>
+    </w:p>
+    <w:p>
+      <w:pPr>
+        <w:spacing w:after="40"/>
+      </w:pPr>
+      <w:r>
+        <w:rPr>
+          <w:rFonts w:ascii="Arial" w:hAnsi="Arial" w:eastAsia="Arial"/>
+          <w:b/>
+          <w:i w:val="0"/>
+          <w:sz w:val="21"/>
+        </w:rPr>
+        <w:t>THE THREE BEAT-3 UNKNOWNS (reused verbatim in Message 2 and Branch Y):</w:t>
+      </w:r>
+    </w:p>
+    <w:p>
+      <w:pPr>
+        <w:spacing w:after="40"/>
       </w:pPr>
       <w:r>
         <w:rPr>
           <w:rFonts w:ascii="Arial" w:hAnsi="Arial" w:eastAsia="Arial"/>
           <w:b w:val="0"/>
-          <w:i/>
+          <w:i w:val="0"/>
+          <w:sz w:val="21"/>
+        </w:rPr>
+        <w:t xml:space="preserve">    (a) how many people reach that course page in a month</w:t>
+      </w:r>
+    </w:p>
+    <w:p>
+      <w:pPr>
+        <w:spacing w:after="40"/>
+      </w:pPr>
+      <w:r>
+        <w:rPr>
+          <w:rFonts w:ascii="Arial" w:hAnsi="Arial" w:eastAsia="Arial"/>
+          <w:b w:val="0"/>
+          <w:i w:val="0"/>
+          <w:sz w:val="21"/>
+        </w:rPr>
+        <w:t xml:space="preserve">    (b) whether a single video description has ever pointed at it</w:t>
+      </w:r>
+    </w:p>
+    <w:p>
+      <w:pPr>
+        <w:spacing w:after="40"/>
+      </w:pPr>
+      <w:r>
+        <w:rPr>
+          <w:rFonts w:ascii="Arial" w:hAnsi="Arial" w:eastAsia="Arial"/>
+          <w:b w:val="0"/>
+          <w:i w:val="0"/>
+          <w:sz w:val="21"/>
+        </w:rPr>
+        <w:t xml:space="preserve">    (c) whether an email list exists anywhere</w:t>
+      </w:r>
+    </w:p>
+    <w:p>
+      <w:pPr>
+        <w:spacing w:after="120"/>
+      </w:pPr>
+      <w:r>
+        <w:rPr>
+          <w:rFonts w:ascii="Arial" w:hAnsi="Arial" w:eastAsia="Arial"/>
+          <w:b w:val="0"/>
+          <w:i w:val="0"/>
           <w:sz w:val="22"/>
         </w:rPr>
-        <w:t>The Two-Step Money Rule: money is never asked for inside a deliverable. The video ended on a reply ask. The consultation is offered here, in Message 2, only after dialogue exists. Each paid gate is earned, never demanded.</w:t>
+      </w:r>
+    </w:p>
+    <w:p>
+      <w:pPr>
+        <w:spacing w:after="80"/>
+      </w:pPr>
+      <w:r>
+        <w:rPr>
+          <w:rFonts w:ascii="Arial" w:hAnsi="Arial" w:eastAsia="Arial"/>
+          <w:b w:val="0"/>
+          <w:i w:val="0"/>
+          <w:sz w:val="21"/>
+        </w:rPr>
+        <w:t>CONFIDENCE SIGNAL: High (4.60, p0a). The diagnosis is asserted plainly. Confidence does not move the fee (§B.1a).</w:t>
+      </w:r>
+    </w:p>
+    <w:p>
+      <w:pPr>
+        <w:spacing w:after="200"/>
+      </w:pPr>
+      <w:r>
+        <w:rPr>
+          <w:rFonts w:ascii="Arial" w:hAnsi="Arial" w:eastAsia="Arial"/>
+          <w:b w:val="0"/>
+          <w:i w:val="0"/>
+          <w:sz w:val="21"/>
+        </w:rPr>
+        <w:t>SOLE DECISION-MAKER: Yes — p0a §4 and §9, “sole decision-maker and budget holder. No approval chain.” This sets the band and makes Branch P pure pricing feedback.</w:t>
       </w:r>
     </w:p>
     <w:p>
@@ -1053,2965 +649,38 @@
     </w:p>
     <w:p>
       <w:pPr>
-        <w:spacing w:before="320" w:after="120"/>
+        <w:pStyle w:val="Heading1"/>
+        <w:spacing w:before="260" w:after="100"/>
       </w:pPr>
       <w:r>
         <w:rPr>
-          <w:rFonts w:ascii="Arial" w:hAnsi="Arial" w:eastAsia="Arial"/>
+          <w:rFonts w:ascii="Arial" w:hAnsi="Arial"/>
           <w:b/>
-          <w:i w:val="0"/>
-          <w:color w:val="1A5C8A"/>
-          <w:sz w:val="56"/>
+          <w:color w:val="0F1C2E"/>
+          <w:sz w:val="48"/>
         </w:rPr>
-        <w:t>Part B.1 — The Linear Path (Happy Path)</w:t>
+        <w:t>§B.1a — The Consultation Fee: derivation worksheet (INCOMPLETE)</w:t>
       </w:r>
     </w:p>
     <w:p>
       <w:pPr>
-        <w:spacing w:after="120"/>
-      </w:pPr>
-      <w:r>
-        <w:rPr>
-          <w:rFonts w:ascii="Arial" w:hAnsi="Arial" w:eastAsia="Arial"/>
-          <w:b w:val="0"/>
-          <w:i w:val="0"/>
-          <w:sz w:val="22"/>
-        </w:rPr>
-        <w:t>Message 1 → Message 2 → schedule and payment → hand off to p3d_Consultation_Playbook.md.</w:t>
-      </w:r>
-    </w:p>
-    <w:p>
-      <w:pPr>
-        <w:spacing w:before="240" w:after="80"/>
-      </w:pPr>
-      <w:r>
-        <w:rPr>
-          <w:rFonts w:ascii="Arial" w:hAnsi="Arial" w:eastAsia="Arial"/>
-          <w:b/>
-          <w:i w:val="0"/>
-          <w:color w:val="2A7AAA"/>
-          <w:sz w:val="36"/>
-        </w:rPr>
-        <w:t>Message 1 — Sent immediately when he replies</w:t>
-      </w:r>
-    </w:p>
-    <w:p>
-      <w:pPr>
-        <w:spacing w:after="120"/>
+        <w:spacing w:after="160"/>
       </w:pPr>
       <w:r>
         <w:rPr>
           <w:rFonts w:ascii="Arial" w:hAnsi="Arial" w:eastAsia="Arial"/>
           <w:b w:val="0"/>
           <w:i/>
-          <w:sz w:val="22"/>
+          <w:sz w:val="21"/>
         </w:rPr>
-        <w:t>Purpose: reward the reply, deepen rapport, qualify. Do NOT pitch. Acknowledge his specific reply so he can see it was read, not templated. Ask ONE qualitative question.</w:t>
-      </w:r>
-    </w:p>
-    <w:p>
-      <w:pPr>
-        <w:shd w:val="clear" w:color="auto" w:fill="FFF3CC"/>
-      </w:pPr>
-      <w:r>
-        <w:rPr>
-          <w:rFonts w:ascii="Arial" w:hAnsi="Arial" w:eastAsia="Arial"/>
-          <w:b/>
-          <w:i w:val="0"/>
-          <w:color w:val="1A3A5C"/>
-          <w:sz w:val="22"/>
-        </w:rPr>
-        <w:t xml:space="preserve">📌  Value hold-back (critical): </w:t>
-      </w:r>
-      <w:r>
-        <w:rPr>
-          <w:rFonts w:ascii="Arial" w:hAnsi="Arial" w:eastAsia="Arial"/>
-          <w:b w:val="0"/>
-          <w:i/>
-          <w:sz w:val="22"/>
-        </w:rPr>
-        <w:t>do NOT ask for internal numbers — list size, conversion rate, enrollment volume, freelancer hours. Capturing those L1 numbers is precisely what the paid consultation sells. Asking here gives the deliverable away free. The one question must be qualitative: which problem stings, not how large is your list.</w:t>
-      </w:r>
-    </w:p>
-    <w:p>
-      <w:pPr>
-        <w:spacing w:after="160"/>
-        <w:ind w:left="120" w:right="120"/>
-        <w:shd w:val="clear" w:color="auto" w:fill="EBF3FB"/>
-      </w:pPr>
-      <w:r>
-        <w:rPr>
-          <w:rFonts w:ascii="Arial" w:hAnsi="Arial" w:eastAsia="Arial"/>
-          <w:b w:val="0"/>
-          <w:i w:val="0"/>
-          <w:sz w:val="22"/>
-        </w:rPr>
-        <w:t>Appreciate the reply — and genuinely glad you pushed back on [specific thing he said]. That's the most useful thing you could have done with it.</w:t>
-      </w:r>
-      <w:r>
-        <w:br/>
-      </w:r>
-      <w:r>
-        <w:rPr>
-          <w:rFonts w:ascii="Arial" w:hAnsi="Arial" w:eastAsia="Arial"/>
-          <w:b w:val="0"/>
-          <w:i w:val="0"/>
-          <w:sz w:val="22"/>
-        </w:rPr>
-      </w:r>
-      <w:r>
-        <w:br/>
-      </w:r>
-      <w:r>
-        <w:rPr>
-          <w:rFonts w:ascii="Arial" w:hAnsi="Arial" w:eastAsia="Arial"/>
-          <w:b w:val="0"/>
-          <w:i w:val="0"/>
-          <w:sz w:val="22"/>
-        </w:rPr>
-        <w:t>Quick question: of the four closed doors — no opt-in form anywhere, course pages with no modules, the checkout 404, the contact page with no inquiry form — which one actually costs you the most day to day?</w:t>
-      </w:r>
-    </w:p>
-    <w:p>
-      <w:pPr>
-        <w:spacing w:after="120"/>
-      </w:pPr>
-      <w:r>
-        <w:rPr>
-          <w:rFonts w:ascii="Arial" w:hAnsi="Arial" w:eastAsia="Arial"/>
-          <w:b w:val="0"/>
-          <w:i/>
-          <w:sz w:val="22"/>
-        </w:rPr>
-        <w:t>Length: 2–3 sentences. The bracket is a runtime field — it can only be filled once he has actually replied. Do not send with the bracket intact.</w:t>
-      </w:r>
-    </w:p>
-    <w:p>
-      <w:pPr>
-        <w:spacing w:before="240" w:after="80"/>
-      </w:pPr>
-      <w:r>
-        <w:rPr>
-          <w:rFonts w:ascii="Arial" w:hAnsi="Arial" w:eastAsia="Arial"/>
-          <w:b/>
-          <w:i w:val="0"/>
-          <w:color w:val="2A7AAA"/>
-          <w:sz w:val="36"/>
-        </w:rPr>
-        <w:t>Message 2 — The Consultation Offer</w:t>
-      </w:r>
-    </w:p>
-    <w:p>
-      <w:pPr>
-        <w:spacing w:after="120"/>
-      </w:pPr>
-      <w:r>
-        <w:rPr>
-          <w:rFonts w:ascii="Arial" w:hAnsi="Arial" w:eastAsia="Arial"/>
-          <w:b w:val="0"/>
-          <w:i/>
-          <w:sz w:val="22"/>
-        </w:rPr>
-        <w:t>Sent after he answers Message 1. Carries seven elements, in this order. Confidence is HIGH, so the fee is stated plainly with no softening.</w:t>
-      </w:r>
-    </w:p>
-    <w:p>
-      <w:pPr>
-        <w:shd w:val="clear" w:color="auto" w:fill="FFF3CC"/>
-      </w:pPr>
-      <w:r>
-        <w:rPr>
-          <w:rFonts w:ascii="Arial" w:hAnsi="Arial" w:eastAsia="Arial"/>
-          <w:b/>
-          <w:i w:val="0"/>
-          <w:color w:val="1A3A5C"/>
-          <w:sz w:val="22"/>
-        </w:rPr>
-        <w:t xml:space="preserve">📌  SEVEN ELEMENTS, NOT SEVEN PARAGRAPHS.  </w:t>
-      </w:r>
-      <w:r>
-        <w:rPr>
-          <w:rFonts w:ascii="Arial" w:hAnsi="Arial" w:eastAsia="Arial"/>
-          <w:b w:val="0"/>
-          <w:i/>
-          <w:sz w:val="22"/>
-        </w:rPr>
-        <w:t>The list below is a checklist of what must be present — never a paragraph structure. This is a chat DM read in a narrow mobile column, not an email. A 300-word block gets skimmed straight to the price, which means the guarantee, the stakes, and the legitimacy line are all skipped and the fee arrives naked. So the elements are merged: guarantee and "you decide, not me" share a sentence; proof-of-competence and legitimacy share a sentence; price and anchor share a sentence. Hard limits: 6–8 sentences, ≤210 words, ≤45 words in any one sentence, 3–4 short paragraphs. Count them before sending.</w:t>
-      </w:r>
-    </w:p>
-    <w:p>
-      <w:pPr>
-        <w:pStyle w:val="ListBullet"/>
-        <w:spacing w:after="40"/>
-      </w:pPr>
-      <w:r>
-        <w:rPr>
-          <w:rFonts w:ascii="Arial" w:hAnsi="Arial" w:eastAsia="Arial"/>
-          <w:b w:val="0"/>
-          <w:i w:val="0"/>
-          <w:sz w:val="22"/>
-        </w:rPr>
-        <w:t>The Reframe — a paid working session (~45 min) producing a documented diagnosis he keeps. Session 1 is the Operational Diagnosis; the consultation is sold as a fixed multi-session package with defined sessions, set deliverables, and one price. The full package and everything beyond it are defined in p3e_Engagement_Journey.md — never re-invented here.</w:t>
-      </w:r>
-    </w:p>
-    <w:p>
-      <w:pPr>
-        <w:pStyle w:val="ListBullet"/>
-        <w:spacing w:after="40"/>
-      </w:pPr>
-      <w:r>
-        <w:rPr>
-          <w:rFonts w:ascii="Arial" w:hAnsi="Arial" w:eastAsia="Arial"/>
-          <w:b w:val="0"/>
-          <w:i w:val="0"/>
-          <w:sz w:val="22"/>
-        </w:rPr>
-        <w:t>Light staircase acknowledgment — one line, NO later-stage prices. Name that the diagnosis is the first step and a working demo, then the build, are the natural steps after. Reveal the shape, never a demo or build price. A sophisticated buyer already sees the staircase; denying it becomes a tell.</w:t>
-      </w:r>
-    </w:p>
-    <w:p>
-      <w:pPr>
-        <w:pStyle w:val="ListBullet"/>
-        <w:spacing w:after="40"/>
-      </w:pPr>
-      <w:r>
-        <w:rPr>
-          <w:rFonts w:ascii="Arial" w:hAnsi="Arial" w:eastAsia="Arial"/>
-          <w:b w:val="0"/>
-          <w:i w:val="0"/>
-          <w:sz w:val="22"/>
-        </w:rPr>
-        <w:t>The Stakes Tie-Back — the exact figure and phrasing from Beat 4. Same number, same caveat.</w:t>
-      </w:r>
-    </w:p>
-    <w:p>
-      <w:pPr>
-        <w:pStyle w:val="ListBullet"/>
-        <w:spacing w:after="40"/>
-      </w:pPr>
-      <w:r>
-        <w:rPr>
-          <w:rFonts w:ascii="Arial" w:hAnsi="Arial" w:eastAsia="Arial"/>
-          <w:b w:val="0"/>
-          <w:i w:val="0"/>
-          <w:sz w:val="22"/>
-        </w:rPr>
-        <w:t>The Guarantee (mandatory risk reversal) — "If you don't walk away with something worth more than the fee, you don't pay." He judges, always. The documented diagnosis is his to keep either way.</w:t>
-      </w:r>
-    </w:p>
-    <w:p>
-      <w:pPr>
-        <w:pStyle w:val="ListBullet"/>
-        <w:spacing w:after="40"/>
-      </w:pPr>
-      <w:r>
-        <w:rPr>
-          <w:rFonts w:ascii="Arial" w:hAnsi="Arial" w:eastAsia="Arial"/>
-          <w:b w:val="0"/>
-          <w:i w:val="0"/>
-          <w:sz w:val="22"/>
-        </w:rPr>
-        <w:t>Proof of Competence — the same sentence from Beat 5. Do not introduce a different claim; repeating it creates continuity, not redundancy.</w:t>
-      </w:r>
-    </w:p>
-    <w:p>
-      <w:pPr>
-        <w:pStyle w:val="ListBullet"/>
-        <w:spacing w:after="40"/>
-      </w:pPr>
-      <w:r>
-        <w:rPr>
-          <w:rFonts w:ascii="Arial" w:hAnsi="Arial" w:eastAsia="Arial"/>
-          <w:b w:val="0"/>
-          <w:i w:val="0"/>
-          <w:sz w:val="22"/>
-        </w:rPr>
-        <w:t>Legitimacy &amp; Payment Reassurance — one factual line, never boastful. The bridge from "impressive stranger" to "someone I can safely send money to."</w:t>
-      </w:r>
-    </w:p>
-    <w:p>
-      <w:pPr>
-        <w:pStyle w:val="ListBullet"/>
-        <w:spacing w:after="40"/>
-      </w:pPr>
-      <w:r>
-        <w:rPr>
-          <w:rFonts w:ascii="Arial" w:hAnsi="Arial" w:eastAsia="Arial"/>
-          <w:b w:val="0"/>
-          <w:i w:val="0"/>
-          <w:sz w:val="22"/>
-        </w:rPr>
-        <w:t>The Price — stated plainly as [CONSULTATION_FEE], anchored against $49,750, never against a competitor. No discounting.</w:t>
-      </w:r>
-    </w:p>
-    <w:p>
-      <w:pPr>
-        <w:pStyle w:val="ListBullet"/>
-        <w:spacing w:after="40"/>
-      </w:pPr>
-      <w:r>
-        <w:rPr>
-          <w:rFonts w:ascii="Arial" w:hAnsi="Arial" w:eastAsia="Arial"/>
-          <w:b w:val="0"/>
-          <w:i w:val="0"/>
-          <w:sz w:val="22"/>
-        </w:rPr>
-        <w:t>The Ask — one low-friction step: reply to confirm, then times follow. Not a calendar link. Not a payment link.</w:t>
-      </w:r>
-    </w:p>
-    <w:p>
-      <w:pPr>
-        <w:spacing w:after="120"/>
-      </w:pPr>
-      <w:r>
-        <w:rPr>
-          <w:rFonts w:ascii="Arial" w:hAnsi="Arial" w:eastAsia="Arial"/>
-          <w:b/>
-          <w:i w:val="0"/>
-          <w:sz w:val="22"/>
-        </w:rPr>
-        <w:t>How the eight elements map onto eight sentences:</w:t>
+        <w:t>Every input below is resolved from the research. Only Step 5/6 — the number itself — is outstanding. Fill it in, write it into the tracking row, and this document becomes sendable.</w:t>
       </w:r>
     </w:p>
     <w:tbl>
       <w:tblPr>
         <w:tblStyle w:val="TableGrid"/>
         <w:tblW w:type="auto" w:w="0"/>
-        <w:tblLook w:firstColumn="1" w:firstRow="1" w:lastColumn="0" w:lastRow="0" w:noHBand="0" w:noVBand="1" w:val="04A0"/>
-      </w:tblPr>
-      <w:tblGrid>
-        <w:gridCol w:w="4680"/>
-        <w:gridCol w:w="4680"/>
-      </w:tblGrid>
-      <w:tr>
-        <w:tc>
-          <w:tcPr>
-            <w:tcW w:type="dxa" w:w="1296"/>
-          </w:tcPr>
-          <w:p>
-            <w:pPr>
-              <w:spacing w:after="40"/>
-              <w:shd w:val="clear" w:color="auto" w:fill="E8EEF4"/>
-            </w:pPr>
-            <w:r/>
-            <w:r>
-              <w:rPr>
-                <w:rFonts w:ascii="Arial" w:hAnsi="Arial" w:eastAsia="Arial"/>
-                <w:b/>
-                <w:i w:val="0"/>
-                <w:sz w:val="20"/>
-              </w:rPr>
-              <w:t>Sentence</w:t>
-            </w:r>
-          </w:p>
-        </w:tc>
-        <w:tc>
-          <w:tcPr>
-            <w:tcW w:type="dxa" w:w="8064"/>
-          </w:tcPr>
-          <w:p>
-            <w:pPr>
-              <w:spacing w:after="40"/>
-              <w:shd w:val="clear" w:color="auto" w:fill="E8EEF4"/>
-            </w:pPr>
-            <w:r/>
-            <w:r>
-              <w:rPr>
-                <w:rFonts w:ascii="Arial" w:hAnsi="Arial" w:eastAsia="Arial"/>
-                <w:b/>
-                <w:i w:val="0"/>
-                <w:sz w:val="20"/>
-              </w:rPr>
-              <w:t>Elements carried</w:t>
-            </w:r>
-          </w:p>
-        </w:tc>
-      </w:tr>
-      <w:tr>
-        <w:tc>
-          <w:tcPr>
-            <w:tcW w:type="dxa" w:w="1296"/>
-          </w:tcPr>
-          <w:p>
-            <w:pPr>
-              <w:spacing w:after="40"/>
-            </w:pPr>
-            <w:r/>
-            <w:r>
-              <w:rPr>
-                <w:rFonts w:ascii="Arial" w:hAnsi="Arial" w:eastAsia="Arial"/>
-                <w:b w:val="0"/>
-                <w:i w:val="0"/>
-                <w:sz w:val="20"/>
-              </w:rPr>
-              <w:t>1</w:t>
-            </w:r>
-          </w:p>
-        </w:tc>
-        <w:tc>
-          <w:tcPr>
-            <w:tcW w:type="dxa" w:w="8064"/>
-          </w:tcPr>
-          <w:p>
-            <w:pPr>
-              <w:spacing w:after="40"/>
-            </w:pPr>
-            <w:r/>
-            <w:r>
-              <w:rPr>
-                <w:rFonts w:ascii="Arial" w:hAnsi="Arial" w:eastAsia="Arial"/>
-                <w:b w:val="0"/>
-                <w:i w:val="0"/>
-                <w:sz w:val="20"/>
-              </w:rPr>
-              <w:t>Reframe — the 45-minute session, and the three numbers only he has (drawn from Beat 3's confessions)</w:t>
-            </w:r>
-          </w:p>
-        </w:tc>
-      </w:tr>
-      <w:tr>
-        <w:tc>
-          <w:tcPr>
-            <w:tcW w:type="dxa" w:w="1296"/>
-          </w:tcPr>
-          <w:p>
-            <w:pPr>
-              <w:spacing w:after="40"/>
-            </w:pPr>
-            <w:r/>
-            <w:r>
-              <w:rPr>
-                <w:rFonts w:ascii="Arial" w:hAnsi="Arial" w:eastAsia="Arial"/>
-                <w:b w:val="0"/>
-                <w:i w:val="0"/>
-                <w:sz w:val="20"/>
-              </w:rPr>
-              <w:t>2</w:t>
-            </w:r>
-          </w:p>
-        </w:tc>
-        <w:tc>
-          <w:tcPr>
-            <w:tcW w:type="dxa" w:w="8064"/>
-          </w:tcPr>
-          <w:p>
-            <w:pPr>
-              <w:spacing w:after="40"/>
-            </w:pPr>
-            <w:r/>
-            <w:r>
-              <w:rPr>
-                <w:rFonts w:ascii="Arial" w:hAnsi="Arial" w:eastAsia="Arial"/>
-                <w:b w:val="0"/>
-                <w:i w:val="0"/>
-                <w:sz w:val="20"/>
-              </w:rPr>
-              <w:t>Fixed package + staircase acknowledgment + "all you're deciding today"</w:t>
-            </w:r>
-          </w:p>
-        </w:tc>
-      </w:tr>
-      <w:tr>
-        <w:tc>
-          <w:tcPr>
-            <w:tcW w:type="dxa" w:w="1296"/>
-          </w:tcPr>
-          <w:p>
-            <w:pPr>
-              <w:spacing w:after="40"/>
-            </w:pPr>
-            <w:r/>
-            <w:r>
-              <w:rPr>
-                <w:rFonts w:ascii="Arial" w:hAnsi="Arial" w:eastAsia="Arial"/>
-                <w:b w:val="0"/>
-                <w:i w:val="0"/>
-                <w:sz w:val="20"/>
-              </w:rPr>
-              <w:t>3</w:t>
-            </w:r>
-          </w:p>
-        </w:tc>
-        <w:tc>
-          <w:tcPr>
-            <w:tcW w:type="dxa" w:w="8064"/>
-          </w:tcPr>
-          <w:p>
-            <w:pPr>
-              <w:spacing w:after="40"/>
-            </w:pPr>
-            <w:r/>
-            <w:r>
-              <w:rPr>
-                <w:rFonts w:ascii="Arial" w:hAnsi="Arial" w:eastAsia="Arial"/>
-                <w:b w:val="0"/>
-                <w:i w:val="0"/>
-                <w:sz w:val="20"/>
-              </w:rPr>
-              <w:t>The gap, restated in L1 terms</w:t>
-            </w:r>
-          </w:p>
-        </w:tc>
-      </w:tr>
-      <w:tr>
-        <w:tc>
-          <w:tcPr>
-            <w:tcW w:type="dxa" w:w="1296"/>
-          </w:tcPr>
-          <w:p>
-            <w:pPr>
-              <w:spacing w:after="40"/>
-            </w:pPr>
-            <w:r/>
-            <w:r>
-              <w:rPr>
-                <w:rFonts w:ascii="Arial" w:hAnsi="Arial" w:eastAsia="Arial"/>
-                <w:b w:val="0"/>
-                <w:i w:val="0"/>
-                <w:sz w:val="20"/>
-              </w:rPr>
-              <w:t>4</w:t>
-            </w:r>
-          </w:p>
-        </w:tc>
-        <w:tc>
-          <w:tcPr>
-            <w:tcW w:type="dxa" w:w="8064"/>
-          </w:tcPr>
-          <w:p>
-            <w:pPr>
-              <w:spacing w:after="40"/>
-            </w:pPr>
-            <w:r/>
-            <w:r>
-              <w:rPr>
-                <w:rFonts w:ascii="Arial" w:hAnsi="Arial" w:eastAsia="Arial"/>
-                <w:b w:val="0"/>
-                <w:i w:val="0"/>
-                <w:sz w:val="20"/>
-              </w:rPr>
-              <w:t>The stakes number, its exact Beat 4 caveat, and what he has actually collected</w:t>
-            </w:r>
-          </w:p>
-        </w:tc>
-      </w:tr>
-      <w:tr>
-        <w:tc>
-          <w:tcPr>
-            <w:tcW w:type="dxa" w:w="1296"/>
-          </w:tcPr>
-          <w:p>
-            <w:pPr>
-              <w:spacing w:after="40"/>
-            </w:pPr>
-            <w:r/>
-            <w:r>
-              <w:rPr>
-                <w:rFonts w:ascii="Arial" w:hAnsi="Arial" w:eastAsia="Arial"/>
-                <w:b w:val="0"/>
-                <w:i w:val="0"/>
-                <w:sz w:val="20"/>
-              </w:rPr>
-              <w:t>5</w:t>
-            </w:r>
-          </w:p>
-        </w:tc>
-        <w:tc>
-          <w:tcPr>
-            <w:tcW w:type="dxa" w:w="8064"/>
-          </w:tcPr>
-          <w:p>
-            <w:pPr>
-              <w:spacing w:after="40"/>
-            </w:pPr>
-            <w:r/>
-            <w:r>
-              <w:rPr>
-                <w:rFonts w:ascii="Arial" w:hAnsi="Arial" w:eastAsia="Arial"/>
-                <w:b w:val="0"/>
-                <w:i w:val="0"/>
-                <w:sz w:val="20"/>
-              </w:rPr>
-              <w:t>The guarantee + the documented diagnosis he keeps + "you decide that, not me"</w:t>
-            </w:r>
-          </w:p>
-        </w:tc>
-      </w:tr>
-      <w:tr>
-        <w:tc>
-          <w:tcPr>
-            <w:tcW w:type="dxa" w:w="1296"/>
-          </w:tcPr>
-          <w:p>
-            <w:pPr>
-              <w:spacing w:after="40"/>
-            </w:pPr>
-            <w:r/>
-            <w:r>
-              <w:rPr>
-                <w:rFonts w:ascii="Arial" w:hAnsi="Arial" w:eastAsia="Arial"/>
-                <w:b w:val="0"/>
-                <w:i w:val="0"/>
-                <w:sz w:val="20"/>
-              </w:rPr>
-              <w:t>6</w:t>
-            </w:r>
-          </w:p>
-        </w:tc>
-        <w:tc>
-          <w:tcPr>
-            <w:tcW w:type="dxa" w:w="8064"/>
-          </w:tcPr>
-          <w:p>
-            <w:pPr>
-              <w:spacing w:after="40"/>
-            </w:pPr>
-            <w:r/>
-            <w:r>
-              <w:rPr>
-                <w:rFonts w:ascii="Arial" w:hAnsi="Arial" w:eastAsia="Arial"/>
-                <w:b w:val="0"/>
-                <w:i w:val="0"/>
-                <w:sz w:val="20"/>
-              </w:rPr>
-              <w:t>Proof of competence + legitimacy and payment reassurance</w:t>
-            </w:r>
-          </w:p>
-        </w:tc>
-      </w:tr>
-      <w:tr>
-        <w:tc>
-          <w:tcPr>
-            <w:tcW w:type="dxa" w:w="1296"/>
-          </w:tcPr>
-          <w:p>
-            <w:pPr>
-              <w:spacing w:after="40"/>
-            </w:pPr>
-            <w:r/>
-            <w:r>
-              <w:rPr>
-                <w:rFonts w:ascii="Arial" w:hAnsi="Arial" w:eastAsia="Arial"/>
-                <w:b w:val="0"/>
-                <w:i w:val="0"/>
-                <w:sz w:val="20"/>
-              </w:rPr>
-              <w:t>7</w:t>
-            </w:r>
-          </w:p>
-        </w:tc>
-        <w:tc>
-          <w:tcPr>
-            <w:tcW w:type="dxa" w:w="8064"/>
-          </w:tcPr>
-          <w:p>
-            <w:pPr>
-              <w:spacing w:after="40"/>
-            </w:pPr>
-            <w:r/>
-            <w:r>
-              <w:rPr>
-                <w:rFonts w:ascii="Arial" w:hAnsi="Arial" w:eastAsia="Arial"/>
-                <w:b w:val="0"/>
-                <w:i w:val="0"/>
-                <w:sz w:val="20"/>
-              </w:rPr>
-              <w:t>The price, anchored against the stakes</w:t>
-            </w:r>
-          </w:p>
-        </w:tc>
-      </w:tr>
-      <w:tr>
-        <w:tc>
-          <w:tcPr>
-            <w:tcW w:type="dxa" w:w="1296"/>
-          </w:tcPr>
-          <w:p>
-            <w:pPr>
-              <w:spacing w:after="40"/>
-            </w:pPr>
-            <w:r/>
-            <w:r>
-              <w:rPr>
-                <w:rFonts w:ascii="Arial" w:hAnsi="Arial" w:eastAsia="Arial"/>
-                <w:b w:val="0"/>
-                <w:i w:val="0"/>
-                <w:sz w:val="20"/>
-              </w:rPr>
-              <w:t>8</w:t>
-            </w:r>
-          </w:p>
-        </w:tc>
-        <w:tc>
-          <w:tcPr>
-            <w:tcW w:type="dxa" w:w="8064"/>
-          </w:tcPr>
-          <w:p>
-            <w:pPr>
-              <w:spacing w:after="40"/>
-            </w:pPr>
-            <w:r/>
-            <w:r>
-              <w:rPr>
-                <w:rFonts w:ascii="Arial" w:hAnsi="Arial" w:eastAsia="Arial"/>
-                <w:b w:val="0"/>
-                <w:i w:val="0"/>
-                <w:sz w:val="20"/>
-              </w:rPr>
-              <w:t>The ask</w:t>
-            </w:r>
-          </w:p>
-        </w:tc>
-      </w:tr>
-    </w:tbl>
-    <w:p>
-      <w:pPr>
-        <w:spacing w:after="160"/>
-        <w:ind w:left="120" w:right="120"/>
-        <w:shd w:val="clear" w:color="auto" w:fill="EBF3FB"/>
-      </w:pPr>
-      <w:r>
-        <w:rPr>
-          <w:rFonts w:ascii="Arial" w:hAnsi="Arial" w:eastAsia="Arial"/>
-          <w:b w:val="0"/>
-          <w:i w:val="0"/>
-          <w:sz w:val="22"/>
-        </w:rPr>
-        <w:t>What I'd normally do next is a 45-minute working session, putting everything I found alongside the three numbers only you have: whether an email list exists, where your videos actually send people, and how often you've paid someone this year to fix the site. It's the first session of a fixed package, and if the diagnosis lands, a working demo and then the build follow — but all you're deciding today is whether it's worth the session fee.</w:t>
-      </w:r>
-      <w:r>
-        <w:br/>
-      </w:r>
-      <w:r>
-        <w:rPr>
-          <w:rFonts w:ascii="Arial" w:hAnsi="Arial" w:eastAsia="Arial"/>
-          <w:b w:val="0"/>
-          <w:i w:val="0"/>
-          <w:sz w:val="22"/>
-        </w:rPr>
-      </w:r>
-      <w:r>
-        <w:br/>
-      </w:r>
-      <w:r>
-        <w:rPr>
-          <w:rFonts w:ascii="Arial" w:hAnsi="Arial" w:eastAsia="Arial"/>
-          <w:b w:val="0"/>
-          <w:i w:val="0"/>
-          <w:sz w:val="22"/>
-        </w:rPr>
-        <w:t>Sixteen of your twenty-five thousand subscribers have bought the course — six hundredths of one percent. Even at one percent, the industry floor for a solo educator and not a number from your business, that base is worth roughly $49,750 in course revenue, against the $3,184 you've collected.</w:t>
-      </w:r>
-      <w:r>
-        <w:br/>
-      </w:r>
-      <w:r>
-        <w:rPr>
-          <w:rFonts w:ascii="Arial" w:hAnsi="Arial" w:eastAsia="Arial"/>
-          <w:b w:val="0"/>
-          <w:i w:val="0"/>
-          <w:sz w:val="22"/>
-        </w:rPr>
-      </w:r>
-      <w:r>
-        <w:br/>
-      </w:r>
-      <w:r>
-        <w:rPr>
-          <w:rFonts w:ascii="Arial" w:hAnsi="Arial" w:eastAsia="Arial"/>
-          <w:b w:val="0"/>
-          <w:i w:val="0"/>
-          <w:sz w:val="22"/>
-        </w:rPr>
-        <w:t>If you don't walk away with something worth more than the fee, you don't pay, and the documented diagnosis is yours to keep either way — you decide that, not me. That's the kind of operational problem we build systems to close, and Dev8X is a registered studio, so payment runs through a proper invoice, not a personal transfer.</w:t>
-      </w:r>
-      <w:r>
-        <w:br/>
-      </w:r>
-      <w:r>
-        <w:rPr>
-          <w:rFonts w:ascii="Arial" w:hAnsi="Arial" w:eastAsia="Arial"/>
-          <w:b w:val="0"/>
-          <w:i w:val="0"/>
-          <w:sz w:val="22"/>
-        </w:rPr>
-      </w:r>
-      <w:r>
-        <w:br/>
-      </w:r>
-      <w:r>
-        <w:rPr>
-          <w:rFonts w:ascii="Arial" w:hAnsi="Arial" w:eastAsia="Arial"/>
-          <w:b w:val="0"/>
-          <w:i w:val="0"/>
-          <w:sz w:val="22"/>
-        </w:rPr>
-        <w:t>The session is [CONSULTATION_FEE], against $49,750 you're not collecting right now. Reply to confirm and I'll send over a couple of time options.</w:t>
-      </w:r>
-    </w:p>
-    <w:p>
-      <w:pPr>
-        <w:spacing w:after="120"/>
-      </w:pPr>
-      <w:r>
-        <w:rPr>
-          <w:rFonts w:ascii="Arial" w:hAnsi="Arial" w:eastAsia="Arial"/>
-          <w:b w:val="0"/>
-          <w:i/>
-          <w:sz w:val="22"/>
-        </w:rPr>
-        <w:t>8 sentences · 208 words · 4 paragraphs. Every element above is present. Nothing was dropped to reach this length — the cut material was repetition: the reframe already establishes that the session runs on the numbers only he has, so a later "the session pins the exact figure down" earns nothing.</w:t>
-      </w:r>
-    </w:p>
-    <w:p>
-      <w:pPr>
-        <w:spacing w:before="240" w:after="80"/>
-      </w:pPr>
-      <w:r>
-        <w:rPr>
-          <w:rFonts w:ascii="Arial" w:hAnsi="Arial" w:eastAsia="Arial"/>
-          <w:b/>
-          <w:i w:val="0"/>
-          <w:color w:val="2A7AAA"/>
-          <w:sz w:val="36"/>
-        </w:rPr>
-        <w:t>Message 3 — Soft follow-up (no reply to Message 2)</w:t>
-      </w:r>
-    </w:p>
-    <w:p>
-      <w:pPr>
-        <w:spacing w:after="120"/>
-      </w:pPr>
-      <w:r>
-        <w:rPr>
-          <w:rFonts w:ascii="Arial" w:hAnsi="Arial" w:eastAsia="Arial"/>
-          <w:b w:val="0"/>
-          <w:i/>
-          <w:sz w:val="22"/>
-        </w:rPr>
-        <w:t>Timing: 3–4 days after Message 2. Re-surface the stakes lightly, restate the guarantee in half a sentence, make "not now" easy. Maximum ONE Message 3. If no reply, stop — re-engage in 90 days with a fresh industry insight.</w:t>
-      </w:r>
-    </w:p>
-    <w:p>
-      <w:pPr>
-        <w:spacing w:after="160"/>
-        <w:ind w:left="120" w:right="120"/>
-        <w:shd w:val="clear" w:color="auto" w:fill="EBF3FB"/>
-      </w:pPr>
-      <w:r>
-        <w:rPr>
-          <w:rFonts w:ascii="Arial" w:hAnsi="Arial" w:eastAsia="Arial"/>
-          <w:b w:val="0"/>
-          <w:i w:val="0"/>
-          <w:sz w:val="22"/>
-        </w:rPr>
-        <w:t>No pressure at all — just circling back. The checkout 404 isn't going anywhere, and $49,750 was the conservative read, not the optimistic one. The guarantee still stands — if the session isn't worth more than the fee, you don't pay — and if the timing's off, happy to leave it here.</w:t>
-      </w:r>
-    </w:p>
-    <w:p>
-      <w:pPr>
-        <w:spacing w:before="240" w:after="80"/>
-      </w:pPr>
-      <w:r>
-        <w:rPr>
-          <w:rFonts w:ascii="Arial" w:hAnsi="Arial" w:eastAsia="Arial"/>
-          <w:b/>
-          <w:i w:val="0"/>
-          <w:color w:val="2A7AAA"/>
-          <w:sz w:val="36"/>
-        </w:rPr>
-        <w:t>Fee Anchoring — applies to the price in Message 2</w:t>
-      </w:r>
-    </w:p>
-    <w:tbl>
-      <w:tblPr>
-        <w:tblStyle w:val="TableGrid"/>
-        <w:tblW w:type="auto" w:w="0"/>
-        <w:tblLook w:firstColumn="1" w:firstRow="1" w:lastColumn="0" w:lastRow="0" w:noHBand="0" w:noVBand="1" w:val="04A0"/>
-      </w:tblPr>
-      <w:tblGrid>
-        <w:gridCol w:w="4680"/>
-        <w:gridCol w:w="4680"/>
-      </w:tblGrid>
-      <w:tr>
-        <w:tc>
-          <w:tcPr>
-            <w:tcW w:type="dxa" w:w="2448"/>
-          </w:tcPr>
-          <w:p>
-            <w:pPr>
-              <w:spacing w:after="40"/>
-              <w:shd w:val="clear" w:color="auto" w:fill="E8EEF4"/>
-            </w:pPr>
-            <w:r/>
-            <w:r>
-              <w:rPr>
-                <w:rFonts w:ascii="Arial" w:hAnsi="Arial" w:eastAsia="Arial"/>
-                <w:b/>
-                <w:i w:val="0"/>
-                <w:sz w:val="20"/>
-              </w:rPr>
-              <w:t>Principle</w:t>
-            </w:r>
-          </w:p>
-        </w:tc>
-        <w:tc>
-          <w:tcPr>
-            <w:tcW w:type="dxa" w:w="6912"/>
-          </w:tcPr>
-          <w:p>
-            <w:pPr>
-              <w:spacing w:after="40"/>
-              <w:shd w:val="clear" w:color="auto" w:fill="E8EEF4"/>
-            </w:pPr>
-            <w:r/>
-            <w:r>
-              <w:rPr>
-                <w:rFonts w:ascii="Arial" w:hAnsi="Arial" w:eastAsia="Arial"/>
-                <w:b/>
-                <w:i w:val="0"/>
-                <w:sz w:val="20"/>
-              </w:rPr>
-              <w:t>Rule</w:t>
-            </w:r>
-          </w:p>
-        </w:tc>
-      </w:tr>
-      <w:tr>
-        <w:tc>
-          <w:tcPr>
-            <w:tcW w:type="dxa" w:w="2448"/>
-          </w:tcPr>
-          <w:p>
-            <w:pPr>
-              <w:spacing w:after="40"/>
-            </w:pPr>
-            <w:r/>
-            <w:r>
-              <w:rPr>
-                <w:rFonts w:ascii="Arial" w:hAnsi="Arial" w:eastAsia="Arial"/>
-                <w:b w:val="0"/>
-                <w:i w:val="0"/>
-                <w:sz w:val="20"/>
-              </w:rPr>
-              <w:t>Not too high</w:t>
-            </w:r>
-          </w:p>
-        </w:tc>
-        <w:tc>
-          <w:tcPr>
-            <w:tcW w:type="dxa" w:w="6912"/>
-          </w:tcPr>
-          <w:p>
-            <w:pPr>
-              <w:spacing w:after="40"/>
-            </w:pPr>
-            <w:r/>
-            <w:r>
-              <w:rPr>
-                <w:rFonts w:ascii="Arial" w:hAnsi="Arial" w:eastAsia="Arial"/>
-                <w:b w:val="0"/>
-                <w:i w:val="0"/>
-                <w:sz w:val="20"/>
-              </w:rPr>
-              <w:t>The leap from a free video to paying a stranger is fragile. Price it as an easy yes — a small fraction of the annual stakes.</w:t>
-            </w:r>
-          </w:p>
-        </w:tc>
-      </w:tr>
-      <w:tr>
-        <w:tc>
-          <w:tcPr>
-            <w:tcW w:type="dxa" w:w="2448"/>
-          </w:tcPr>
-          <w:p>
-            <w:pPr>
-              <w:spacing w:after="40"/>
-            </w:pPr>
-            <w:r/>
-            <w:r>
-              <w:rPr>
-                <w:rFonts w:ascii="Arial" w:hAnsi="Arial" w:eastAsia="Arial"/>
-                <w:b w:val="0"/>
-                <w:i w:val="0"/>
-                <w:sz w:val="20"/>
-              </w:rPr>
-              <w:t>Not too low</w:t>
-            </w:r>
-          </w:p>
-        </w:tc>
-        <w:tc>
-          <w:tcPr>
-            <w:tcW w:type="dxa" w:w="6912"/>
-          </w:tcPr>
-          <w:p>
-            <w:pPr>
-              <w:spacing w:after="40"/>
-            </w:pPr>
-            <w:r/>
-            <w:r>
-              <w:rPr>
-                <w:rFonts w:ascii="Arial" w:hAnsi="Arial" w:eastAsia="Arial"/>
-                <w:b w:val="0"/>
-                <w:i w:val="0"/>
-                <w:sz w:val="20"/>
-              </w:rPr>
-              <w:t>Trivially cheap trivialises the offer. The fee must be non-trivial enough to signal real work.</w:t>
-            </w:r>
-          </w:p>
-        </w:tc>
-      </w:tr>
-      <w:tr>
-        <w:tc>
-          <w:tcPr>
-            <w:tcW w:type="dxa" w:w="2448"/>
-          </w:tcPr>
-          <w:p>
-            <w:pPr>
-              <w:spacing w:after="40"/>
-            </w:pPr>
-            <w:r/>
-            <w:r>
-              <w:rPr>
-                <w:rFonts w:ascii="Arial" w:hAnsi="Arial" w:eastAsia="Arial"/>
-                <w:b w:val="0"/>
-                <w:i w:val="0"/>
-                <w:sz w:val="20"/>
-              </w:rPr>
-              <w:t>Always anchor against the stakes</w:t>
-            </w:r>
-          </w:p>
-        </w:tc>
-        <w:tc>
-          <w:tcPr>
-            <w:tcW w:type="dxa" w:w="6912"/>
-          </w:tcPr>
-          <w:p>
-            <w:pPr>
-              <w:spacing w:after="40"/>
-            </w:pPr>
-            <w:r/>
-            <w:r>
-              <w:rPr>
-                <w:rFonts w:ascii="Arial" w:hAnsi="Arial" w:eastAsia="Arial"/>
-                <w:b w:val="0"/>
-                <w:i w:val="0"/>
-                <w:sz w:val="20"/>
-              </w:rPr>
-              <w:t>"A few hundred against the $49,750 sitting in your subscriber base." Never state the fee in a vacuum.</w:t>
-            </w:r>
-          </w:p>
-        </w:tc>
-      </w:tr>
-      <w:tr>
-        <w:tc>
-          <w:tcPr>
-            <w:tcW w:type="dxa" w:w="2448"/>
-          </w:tcPr>
-          <w:p>
-            <w:pPr>
-              <w:spacing w:after="40"/>
-            </w:pPr>
-            <w:r/>
-            <w:r>
-              <w:rPr>
-                <w:rFonts w:ascii="Arial" w:hAnsi="Arial" w:eastAsia="Arial"/>
-                <w:b w:val="0"/>
-                <w:i w:val="0"/>
-                <w:sz w:val="20"/>
-              </w:rPr>
-              <w:t>Confidence: HIGH</w:t>
-            </w:r>
-          </w:p>
-        </w:tc>
-        <w:tc>
-          <w:tcPr>
-            <w:tcW w:type="dxa" w:w="6912"/>
-          </w:tcPr>
-          <w:p>
-            <w:pPr>
-              <w:spacing w:after="40"/>
-            </w:pPr>
-            <w:r/>
-            <w:r>
-              <w:rPr>
-                <w:rFonts w:ascii="Arial" w:hAnsi="Arial" w:eastAsia="Arial"/>
-                <w:b w:val="0"/>
-                <w:i w:val="0"/>
-                <w:sz w:val="20"/>
-              </w:rPr>
-              <w:t>State the fee confidently. Lean on the guarantee rather than hedging the price.</w:t>
-            </w:r>
-          </w:p>
-        </w:tc>
-      </w:tr>
-      <w:tr>
-        <w:tc>
-          <w:tcPr>
-            <w:tcW w:type="dxa" w:w="2448"/>
-          </w:tcPr>
-          <w:p>
-            <w:pPr>
-              <w:spacing w:after="40"/>
-            </w:pPr>
-            <w:r/>
-            <w:r>
-              <w:rPr>
-                <w:rFonts w:ascii="Arial" w:hAnsi="Arial" w:eastAsia="Arial"/>
-                <w:b w:val="0"/>
-                <w:i w:val="0"/>
-                <w:sz w:val="20"/>
-              </w:rPr>
-              <w:t>Never discount</w:t>
-            </w:r>
-          </w:p>
-        </w:tc>
-        <w:tc>
-          <w:tcPr>
-            <w:tcW w:type="dxa" w:w="6912"/>
-          </w:tcPr>
-          <w:p>
-            <w:pPr>
-              <w:spacing w:after="40"/>
-            </w:pPr>
-            <w:r/>
-            <w:r>
-              <w:rPr>
-                <w:rFonts w:ascii="Arial" w:hAnsi="Arial" w:eastAsia="Arial"/>
-                <w:b w:val="0"/>
-                <w:i w:val="0"/>
-                <w:sz w:val="20"/>
-              </w:rPr>
-              <w:t>Discounting signals the original price was inflated. If he says "too expensive," anchor against the stakes, never against competitors.</w:t>
-            </w:r>
-          </w:p>
-        </w:tc>
-      </w:tr>
-    </w:tbl>
-    <w:p>
-      <w:r>
-        <w:br w:type="page"/>
-      </w:r>
-    </w:p>
-    <w:p>
-      <w:pPr>
-        <w:spacing w:before="320" w:after="120"/>
-      </w:pPr>
-      <w:r>
-        <w:rPr>
-          <w:rFonts w:ascii="Arial" w:hAnsi="Arial" w:eastAsia="Arial"/>
-          <w:b/>
-          <w:i w:val="0"/>
-          <w:color w:val="1A5C8A"/>
-          <w:sz w:val="56"/>
-        </w:rPr>
-        <w:t>Part B.2 — The War-Game Matrix</w:t>
-      </w:r>
-    </w:p>
-    <w:p>
-      <w:pPr>
-        <w:spacing w:after="120"/>
-      </w:pPr>
-      <w:r>
-        <w:rPr>
-          <w:rFonts w:ascii="Arial" w:hAnsi="Arial" w:eastAsia="Arial"/>
-          <w:b w:val="0"/>
-          <w:i w:val="0"/>
-          <w:sz w:val="22"/>
-        </w:rPr>
-        <w:t>Every realistic branch from the moment the video is sent through to a paid yes or a graceful close. Each block is copy-ready — personalise the runtime brackets, then send. Every reference to the video, the stakes figure, or "the four things I flagged" quotes what the finalized script actually said.</w:t>
-      </w:r>
-    </w:p>
-    <w:p>
-      <w:pPr>
-        <w:spacing w:before="240" w:after="80"/>
-      </w:pPr>
-      <w:r>
-        <w:rPr>
-          <w:rFonts w:ascii="Arial" w:hAnsi="Arial" w:eastAsia="Arial"/>
-          <w:b/>
-          <w:i w:val="0"/>
-          <w:color w:val="2A7AAA"/>
-          <w:sz w:val="36"/>
-        </w:rPr>
-        <w:t>Branch A — "You got it wrong"</w:t>
-      </w:r>
-    </w:p>
-    <w:p>
-      <w:pPr>
-        <w:spacing w:after="120"/>
-      </w:pPr>
-      <w:r>
-        <w:rPr>
-          <w:rFonts w:ascii="Arial" w:hAnsi="Arial" w:eastAsia="Arial"/>
-          <w:b w:val="0"/>
-          <w:i/>
-          <w:sz w:val="22"/>
-        </w:rPr>
-        <w:t>Beat 5 explicitly invited correction, so this is a success state, not a failure. Thank him genuinely and do not defend. Absorb and recompute: if the correction invalidates the stakes number or a problem, say so plainly and adjust. Never cling to a figure he just refuted.</w:t>
-      </w:r>
-    </w:p>
-    <w:p>
-      <w:pPr>
-        <w:spacing w:after="160"/>
-        <w:ind w:left="120" w:right="120"/>
-        <w:shd w:val="clear" w:color="auto" w:fill="EBF3FB"/>
-      </w:pPr>
-      <w:r>
-        <w:rPr>
-          <w:rFonts w:ascii="Arial" w:hAnsi="Arial" w:eastAsia="Arial"/>
-          <w:b w:val="0"/>
-          <w:i w:val="0"/>
-          <w:sz w:val="22"/>
-        </w:rPr>
-        <w:t>I appreciate that — it's exactly what I was hoping you'd do with it.</w:t>
-      </w:r>
-      <w:r>
-        <w:br/>
-      </w:r>
-      <w:r>
-        <w:rPr>
-          <w:rFonts w:ascii="Arial" w:hAnsi="Arial" w:eastAsia="Arial"/>
-          <w:b w:val="0"/>
-          <w:i w:val="0"/>
-          <w:sz w:val="22"/>
-        </w:rPr>
-      </w:r>
-      <w:r>
-        <w:br/>
-      </w:r>
-      <w:r>
-        <w:rPr>
-          <w:rFonts w:ascii="Arial" w:hAnsi="Arial" w:eastAsia="Arial"/>
-          <w:b w:val="0"/>
-          <w:i w:val="0"/>
-          <w:sz w:val="22"/>
-        </w:rPr>
-        <w:t>[Absorb the specific correction — noted.] That changes [the stakes estimate / which problem to prioritise], and I'd rather recalibrate than defend a number.</w:t>
-      </w:r>
-      <w:r>
-        <w:br/>
-      </w:r>
-      <w:r>
-        <w:rPr>
-          <w:rFonts w:ascii="Arial" w:hAnsi="Arial" w:eastAsia="Arial"/>
-          <w:b w:val="0"/>
-          <w:i w:val="0"/>
-          <w:sz w:val="22"/>
-        </w:rPr>
-      </w:r>
-      <w:r>
-        <w:br/>
-      </w:r>
-      <w:r>
-        <w:rPr>
-          <w:rFonts w:ascii="Arial" w:hAnsi="Arial" w:eastAsia="Arial"/>
-          <w:b w:val="0"/>
-          <w:i w:val="0"/>
-          <w:sz w:val="22"/>
-        </w:rPr>
-        <w:t>From outside I'll always have blind spots, which is exactly why the session exists — it's where my guesses get replaced with your real numbers. Which of the four do you think is closest to the actual problem?</w:t>
-      </w:r>
-    </w:p>
-    <w:p>
-      <w:pPr>
-        <w:shd w:val="clear" w:color="auto" w:fill="FFF3CC"/>
-      </w:pPr>
-      <w:r>
-        <w:rPr>
-          <w:rFonts w:ascii="Arial" w:hAnsi="Arial" w:eastAsia="Arial"/>
-          <w:b/>
-          <w:i w:val="0"/>
-          <w:color w:val="1A3A5C"/>
-          <w:sz w:val="22"/>
-        </w:rPr>
-        <w:t xml:space="preserve">📌  </w:t>
-      </w:r>
-      <w:r>
-        <w:rPr>
-          <w:rFonts w:ascii="Arial" w:hAnsi="Arial" w:eastAsia="Arial"/>
-          <w:b w:val="0"/>
-          <w:i/>
-          <w:sz w:val="22"/>
-        </w:rPr>
-        <w:t>A correction is the strongest argument FOR the paid diagnosis, not against it. If the correction guts the diagnosis entirely, do NOT push the offer — acknowledge, ask one genuine question, leave the door open. A forced offer on a wrong diagnosis destroys credibility permanently.</w:t>
-      </w:r>
-    </w:p>
-    <w:p>
-      <w:pPr>
-        <w:spacing w:after="120"/>
-      </w:pPr>
-      <w:r>
-        <w:rPr>
-          <w:rFonts w:ascii="Arial" w:hAnsi="Arial" w:eastAsia="Arial"/>
-          <w:b/>
-          <w:i w:val="0"/>
-          <w:sz w:val="22"/>
-        </w:rPr>
-        <w:t>The most likely correction, and the exact answer</w:t>
-      </w:r>
-    </w:p>
-    <w:p>
-      <w:pPr>
-        <w:spacing w:after="120"/>
-      </w:pPr>
-      <w:r>
-        <w:rPr>
-          <w:rFonts w:ascii="Arial" w:hAnsi="Arial" w:eastAsia="Arial"/>
-          <w:b w:val="0"/>
-          <w:i/>
-          <w:sz w:val="22"/>
-        </w:rPr>
-        <w:t>He will say his subscribers are not course buyers. That is a fair point, not a refutation, and it has a clean answer. Do not concede the diagnosis; concede the premise and keep the conclusion.</w:t>
-      </w:r>
-    </w:p>
-    <w:p>
-      <w:pPr>
-        <w:spacing w:after="160"/>
-        <w:ind w:left="120" w:right="120"/>
-        <w:shd w:val="clear" w:color="auto" w:fill="EBF3FB"/>
-      </w:pPr>
-      <w:r>
-        <w:rPr>
-          <w:rFonts w:ascii="Arial" w:hAnsi="Arial" w:eastAsia="Arial"/>
-          <w:b w:val="0"/>
-          <w:i w:val="0"/>
-          <w:sz w:val="22"/>
-        </w:rPr>
-        <w:t>Completely agreed — a subscriber isn't a buyer, and I'd never claim 250 of them were waiting with a credit card.</w:t>
-      </w:r>
-      <w:r>
-        <w:br/>
-      </w:r>
-      <w:r>
-        <w:rPr>
-          <w:rFonts w:ascii="Arial" w:hAnsi="Arial" w:eastAsia="Arial"/>
-          <w:b w:val="0"/>
-          <w:i w:val="0"/>
-          <w:sz w:val="22"/>
-        </w:rPr>
-      </w:r>
-      <w:r>
-        <w:br/>
-      </w:r>
-      <w:r>
-        <w:rPr>
-          <w:rFonts w:ascii="Arial" w:hAnsi="Arial" w:eastAsia="Arial"/>
-          <w:b w:val="0"/>
-          <w:i w:val="0"/>
-          <w:sz w:val="22"/>
-        </w:rPr>
-        <w:t>The point isn't that one percent would convert. It's that right now there's no working path for even one of them to try. One percent is the floor, and you're at six hundredths of it. That distance isn't an audience problem.</w:t>
-      </w:r>
-    </w:p>
-    <w:p>
-      <w:pPr>
-        <w:spacing w:before="240" w:after="80"/>
-      </w:pPr>
-      <w:r>
-        <w:rPr>
-          <w:rFonts w:ascii="Arial" w:hAnsi="Arial" w:eastAsia="Arial"/>
-          <w:b/>
-          <w:i w:val="0"/>
-          <w:color w:val="2A7AAA"/>
-          <w:sz w:val="36"/>
-        </w:rPr>
-        <w:t>Branch A-2 — "I tried it. The checkout works."</w:t>
-      </w:r>
-    </w:p>
-    <w:p>
-      <w:pPr>
-        <w:spacing w:after="120"/>
-      </w:pPr>
-      <w:r>
-        <w:rPr>
-          <w:rFonts w:ascii="Arial" w:hAnsi="Arial" w:eastAsia="Arial"/>
-          <w:b w:val="0"/>
-          <w:i/>
-          <w:sz w:val="22"/>
-        </w:rPr>
-        <w:t>This branch exists because Beat 2 invited him to test the 404 on his own site. Inviting verification is what makes the video credible; it also means you must be ready to be wrong in public. Handle this well and it converts better than agreement. Handle it defensively and everything is lost.</w:t>
-      </w:r>
-    </w:p>
-    <w:p>
-      <w:pPr>
-        <w:shd w:val="clear" w:color="auto" w:fill="FEE2E2"/>
-      </w:pPr>
-      <w:r>
-        <w:rPr>
-          <w:rFonts w:ascii="Arial" w:hAnsi="Arial" w:eastAsia="Arial"/>
-          <w:b/>
-          <w:i w:val="0"/>
-          <w:color w:val="991B1B"/>
-          <w:sz w:val="22"/>
-        </w:rPr>
-        <w:t xml:space="preserve">⚠  Do NOT argue. </w:t>
-      </w:r>
-      <w:r>
-        <w:rPr>
-          <w:rFonts w:ascii="Arial" w:hAnsi="Arial" w:eastAsia="Arial"/>
-          <w:b w:val="0"/>
-          <w:i w:val="0"/>
-          <w:sz w:val="22"/>
-        </w:rPr>
-        <w:t>Do not suggest he tested it wrong. Do not send him the scrape. He is standing in his own checkout and you are not. Concede immediately, completely, and in the first sentence — then let the other three doors carry the diagnosis, because they still hold.</w:t>
-      </w:r>
-    </w:p>
-    <w:p>
-      <w:pPr>
-        <w:spacing w:after="160"/>
-        <w:ind w:left="120" w:right="120"/>
-        <w:shd w:val="clear" w:color="auto" w:fill="EBF3FB"/>
-      </w:pPr>
-      <w:r>
-        <w:rPr>
-          <w:rFonts w:ascii="Arial" w:hAnsi="Arial" w:eastAsia="Arial"/>
-          <w:b w:val="0"/>
-          <w:i w:val="0"/>
-          <w:sz w:val="22"/>
-        </w:rPr>
-        <w:t>Then I got the sharpest one wrong, and I'd rather know that now than pitch you on it — thank you for actually checking.</w:t>
-      </w:r>
-      <w:r>
-        <w:br/>
-      </w:r>
-      <w:r>
-        <w:rPr>
-          <w:rFonts w:ascii="Arial" w:hAnsi="Arial" w:eastAsia="Arial"/>
-          <w:b w:val="0"/>
-          <w:i w:val="0"/>
-          <w:sz w:val="22"/>
-        </w:rPr>
-      </w:r>
-      <w:r>
-        <w:br/>
-      </w:r>
-      <w:r>
-        <w:rPr>
-          <w:rFonts w:ascii="Arial" w:hAnsi="Arial" w:eastAsia="Arial"/>
-          <w:b w:val="0"/>
-          <w:i w:val="0"/>
-          <w:sz w:val="22"/>
-        </w:rPr>
-        <w:t>The other three doors are still shut, and they're the quieter ones: fifty pages with no opt-in form, course pages with no modules, a contact page with no inquiry form. Sixteen enrolled against twenty-five thousand subscribers doesn't get explained by a checkout that works.</w:t>
-      </w:r>
-      <w:r>
-        <w:br/>
-      </w:r>
-      <w:r>
-        <w:rPr>
-          <w:rFonts w:ascii="Arial" w:hAnsi="Arial" w:eastAsia="Arial"/>
-          <w:b w:val="0"/>
-          <w:i w:val="0"/>
-          <w:sz w:val="22"/>
-        </w:rPr>
-      </w:r>
-      <w:r>
-        <w:br/>
-      </w:r>
-      <w:r>
-        <w:rPr>
-          <w:rFonts w:ascii="Arial" w:hAnsi="Arial" w:eastAsia="Arial"/>
-          <w:b w:val="0"/>
-          <w:i w:val="0"/>
-          <w:sz w:val="22"/>
-        </w:rPr>
-        <w:t>Which of those three feels closest to the real problem?</w:t>
-      </w:r>
-    </w:p>
-    <w:p>
-      <w:pPr>
-        <w:shd w:val="clear" w:color="auto" w:fill="FFF3CC"/>
-      </w:pPr>
-      <w:r>
-        <w:rPr>
-          <w:rFonts w:ascii="Arial" w:hAnsi="Arial" w:eastAsia="Arial"/>
-          <w:b/>
-          <w:i w:val="0"/>
-          <w:color w:val="1A3A5C"/>
-          <w:sz w:val="22"/>
-        </w:rPr>
-        <w:t xml:space="preserve">📌  </w:t>
-      </w:r>
-      <w:r>
-        <w:rPr>
-          <w:rFonts w:ascii="Arial" w:hAnsi="Arial" w:eastAsia="Arial"/>
-          <w:b w:val="0"/>
-          <w:i/>
-          <w:sz w:val="22"/>
-        </w:rPr>
-        <w:t>Note what this response does: it forfeits the loudest claim and keeps the argument, because the 16-of-25,000 gap never depended on the 404 alone. Then it hands him the Message 1 question, so a refutation lands him exactly where a reply would have. Do NOT speculate in the message about why it works now ("maybe it was fixed recently, maybe it fails on some paths") — that is you guessing at his systems again, moments after being wrong. If he raises it, follow his lead. If he verified the 404 and it FAILED for him, he will usually say so unprompted: treat that as the strongest possible reply and go straight to Message 1. And if he reports the checkout works, strike the "checkout 404 isn't going anywhere" line from Message 3 and Branch B before sending either.</w:t>
-      </w:r>
-    </w:p>
-    <w:p>
-      <w:pPr>
-        <w:spacing w:before="240" w:after="80"/>
-      </w:pPr>
-      <w:r>
-        <w:rPr>
-          <w:rFonts w:ascii="Arial" w:hAnsi="Arial" w:eastAsia="Arial"/>
-          <w:b/>
-          <w:i w:val="0"/>
-          <w:color w:val="2A7AAA"/>
-          <w:sz w:val="36"/>
-        </w:rPr>
-        <w:t>Branch B — Silent Watcher: watched, no reply</w:t>
-      </w:r>
-    </w:p>
-    <w:p>
-      <w:pPr>
-        <w:spacing w:after="120"/>
-      </w:pPr>
-      <w:r>
-        <w:rPr>
-          <w:rFonts w:ascii="Arial" w:hAnsi="Arial" w:eastAsia="Arial"/>
-          <w:b w:val="0"/>
-          <w:i/>
-          <w:sz w:val="22"/>
-        </w:rPr>
-        <w:t>The modal outcome. Most prospects watch, are impressed, and never reply — replying costs effort, silence costs nothing. ONE touch only, 4–6 days after the video.</w:t>
-      </w:r>
-    </w:p>
-    <w:p>
-      <w:pPr>
-        <w:spacing w:after="160"/>
-        <w:ind w:left="120" w:right="120"/>
-        <w:shd w:val="clear" w:color="auto" w:fill="EBF3FB"/>
-      </w:pPr>
-      <w:r>
-        <w:rPr>
-          <w:rFonts w:ascii="Arial" w:hAnsi="Arial" w:eastAsia="Arial"/>
-          <w:b w:val="0"/>
-          <w:i w:val="0"/>
-          <w:sz w:val="22"/>
-        </w:rPr>
-        <w:t>Is the checkout 404 actually what's holding enrollment back, or is there something else underneath it?</w:t>
-      </w:r>
-      <w:r>
-        <w:br/>
-      </w:r>
-      <w:r>
-        <w:rPr>
-          <w:rFonts w:ascii="Arial" w:hAnsi="Arial" w:eastAsia="Arial"/>
-          <w:b w:val="0"/>
-          <w:i w:val="0"/>
-          <w:sz w:val="22"/>
-        </w:rPr>
-      </w:r>
-      <w:r>
-        <w:br/>
-      </w:r>
-      <w:r>
-        <w:rPr>
-          <w:rFonts w:ascii="Arial" w:hAnsi="Arial" w:eastAsia="Arial"/>
-          <w:b w:val="0"/>
-          <w:i w:val="0"/>
-          <w:sz w:val="22"/>
-        </w:rPr>
-        <w:t>No need to reply to the video itself — a yes or no is plenty.</w:t>
-      </w:r>
-    </w:p>
-    <w:p>
-      <w:pPr>
-        <w:shd w:val="clear" w:color="auto" w:fill="FFF3CC"/>
-      </w:pPr>
-      <w:r>
-        <w:rPr>
-          <w:rFonts w:ascii="Arial" w:hAnsi="Arial" w:eastAsia="Arial"/>
-          <w:b/>
-          <w:i w:val="0"/>
-          <w:color w:val="1A3A5C"/>
-          <w:sz w:val="22"/>
-        </w:rPr>
-        <w:t xml:space="preserve">📌  </w:t>
-      </w:r>
-      <w:r>
-        <w:rPr>
-          <w:rFonts w:ascii="Arial" w:hAnsi="Arial" w:eastAsia="Arial"/>
-          <w:b w:val="0"/>
-          <w:i/>
-          <w:sz w:val="22"/>
-        </w:rPr>
-        <w:t>The question leads, per the 7-word-preview rule. "No need to reply to the video" is framing, and framing goes second — never in the preview window. Do NOT re-pitch or repeat the video: this is ONE sharp question. Maximum ONE silent-watcher touch. Anything further reads as pressure.</w:t>
-      </w:r>
-    </w:p>
-    <w:p>
-      <w:pPr>
-        <w:spacing w:before="240" w:after="80"/>
-      </w:pPr>
-      <w:r>
-        <w:rPr>
-          <w:rFonts w:ascii="Arial" w:hAnsi="Arial" w:eastAsia="Arial"/>
-          <w:b/>
-          <w:i w:val="0"/>
-          <w:color w:val="2A7AAA"/>
-          <w:sz w:val="36"/>
-        </w:rPr>
-        <w:t>Branch C — Didn't watch: video not opened</w:t>
-      </w:r>
-    </w:p>
-    <w:p>
-      <w:pPr>
-        <w:spacing w:after="120"/>
-      </w:pPr>
-      <w:r>
-        <w:rPr>
-          <w:rFonts w:ascii="Arial" w:hAnsi="Arial" w:eastAsia="Arial"/>
-          <w:b w:val="0"/>
-          <w:i/>
-          <w:sz w:val="22"/>
-        </w:rPr>
-        <w:t>5–7 days later. Use the fallback wrapper from the video script (p3b §0.1) verbatim — it was written for exactly this moment, leads with a hook rather than meta-commentary, and takes a different angle from the first wrapper. Never more than 2 wrapper attempts.</w:t>
-      </w:r>
-    </w:p>
-    <w:p>
-      <w:pPr>
-        <w:spacing w:after="160"/>
-        <w:ind w:left="120" w:right="120"/>
-        <w:shd w:val="clear" w:color="auto" w:fill="EBF3FB"/>
-      </w:pPr>
-      <w:r>
-        <w:rPr>
-          <w:rFonts w:ascii="Arial" w:hAnsi="Arial" w:eastAsia="Arial"/>
-          <w:b w:val="0"/>
-          <w:i w:val="0"/>
-          <w:sz w:val="22"/>
-        </w:rPr>
-        <w:t>Your R.E.A.Ch! checkout returns a 404.</w:t>
-      </w:r>
-      <w:r>
-        <w:br/>
-      </w:r>
-      <w:r>
-        <w:rPr>
-          <w:rFonts w:ascii="Arial" w:hAnsi="Arial" w:eastAsia="Arial"/>
-          <w:b w:val="0"/>
-          <w:i w:val="0"/>
-          <w:sz w:val="22"/>
-        </w:rPr>
-      </w:r>
-      <w:r>
-        <w:br/>
-      </w:r>
-      <w:r>
-        <w:rPr>
-          <w:rFonts w:ascii="Arial" w:hAnsi="Arial" w:eastAsia="Arial"/>
-          <w:b w:val="0"/>
-          <w:i w:val="0"/>
-          <w:sz w:val="22"/>
-        </w:rPr>
-        <w:t>Added the course to the cart on your live site and the page it lands on can't be found. Recorded a short walkthrough of that and three other things I saw. Still no pitch — curious whether the read holds.</w:t>
-      </w:r>
-    </w:p>
-    <w:p>
-      <w:pPr>
-        <w:shd w:val="clear" w:color="auto" w:fill="FFF3CC"/>
-      </w:pPr>
-      <w:r>
-        <w:rPr>
-          <w:rFonts w:ascii="Arial" w:hAnsi="Arial" w:eastAsia="Arial"/>
-          <w:b/>
-          <w:i w:val="0"/>
-          <w:color w:val="1A3A5C"/>
-          <w:sz w:val="22"/>
-        </w:rPr>
-        <w:t xml:space="preserve">📌  </w:t>
-      </w:r>
-      <w:r>
-        <w:rPr>
-          <w:rFonts w:ascii="Arial" w:hAnsi="Arial" w:eastAsia="Arial"/>
-          <w:b w:val="0"/>
-          <w:i/>
-          <w:sz w:val="22"/>
-        </w:rPr>
-        <w:t>Do NOT open with "Not sure if the video came through." That spends the visible preview on mechanics instead of the hook — the same mistake the 7-word rule exists to prevent. If still no watch after this second wrapper: stop. Re-engage in 90 days with a fresh industry insight, never the original video.</w:t>
-      </w:r>
-    </w:p>
-    <w:p>
-      <w:pPr>
-        <w:spacing w:before="240" w:after="80"/>
-      </w:pPr>
-      <w:r>
-        <w:rPr>
-          <w:rFonts w:ascii="Arial" w:hAnsi="Arial" w:eastAsia="Arial"/>
-          <w:b/>
-          <w:i w:val="0"/>
-          <w:color w:val="2A7AAA"/>
-          <w:sz w:val="36"/>
-        </w:rPr>
-        <w:t>Branch D — "Not interested"</w:t>
-      </w:r>
-    </w:p>
-    <w:p>
-      <w:pPr>
-        <w:spacing w:after="120"/>
-      </w:pPr>
-      <w:r>
-        <w:rPr>
-          <w:rFonts w:ascii="Arial" w:hAnsi="Arial" w:eastAsia="Arial"/>
-          <w:b w:val="0"/>
-          <w:i/>
-          <w:sz w:val="22"/>
-        </w:rPr>
-        <w:t>Graceful, immediate exit. No persuasion. No "are you sure?"</w:t>
-      </w:r>
-    </w:p>
-    <w:p>
-      <w:pPr>
-        <w:spacing w:after="160"/>
-        <w:ind w:left="120" w:right="120"/>
-        <w:shd w:val="clear" w:color="auto" w:fill="EBF3FB"/>
-      </w:pPr>
-      <w:r>
-        <w:rPr>
-          <w:rFonts w:ascii="Arial" w:hAnsi="Arial" w:eastAsia="Arial"/>
-          <w:b w:val="0"/>
-          <w:i w:val="0"/>
-          <w:sz w:val="22"/>
-        </w:rPr>
-        <w:t>Completely fair. If anything changes down the line, the research I did is still valid — happy to pick it up anytime. Wishing you and UPstander International well.</w:t>
-      </w:r>
-    </w:p>
-    <w:p>
-      <w:pPr>
-        <w:shd w:val="clear" w:color="auto" w:fill="FFF3CC"/>
-      </w:pPr>
-      <w:r>
-        <w:rPr>
-          <w:rFonts w:ascii="Arial" w:hAnsi="Arial" w:eastAsia="Arial"/>
-          <w:b/>
-          <w:i w:val="0"/>
-          <w:color w:val="1A3A5C"/>
-          <w:sz w:val="22"/>
-        </w:rPr>
-        <w:t xml:space="preserve">📌  </w:t>
-      </w:r>
-      <w:r>
-        <w:rPr>
-          <w:rFonts w:ascii="Arial" w:hAnsi="Arial" w:eastAsia="Arial"/>
-          <w:b w:val="0"/>
-          <w:i/>
-          <w:sz w:val="22"/>
-        </w:rPr>
-        <w:t>Door stays open. Re-engage in 90 days ONLY with a general industry insight — never about them specifically.</w:t>
-      </w:r>
-    </w:p>
-    <w:p>
-      <w:pPr>
-        <w:spacing w:before="240" w:after="80"/>
-      </w:pPr>
-      <w:r>
-        <w:rPr>
-          <w:rFonts w:ascii="Arial" w:hAnsi="Arial" w:eastAsia="Arial"/>
-          <w:b/>
-          <w:i w:val="0"/>
-          <w:color w:val="2A7AAA"/>
-          <w:sz w:val="36"/>
-        </w:rPr>
-        <w:t>Branch E — "Too busy right now"</w:t>
-      </w:r>
-    </w:p>
-    <w:p>
-      <w:pPr>
-        <w:spacing w:after="160"/>
-        <w:ind w:left="120" w:right="120"/>
-        <w:shd w:val="clear" w:color="auto" w:fill="EBF3FB"/>
-      </w:pPr>
-      <w:r>
-        <w:rPr>
-          <w:rFonts w:ascii="Arial" w:hAnsi="Arial" w:eastAsia="Arial"/>
-          <w:b w:val="0"/>
-          <w:i w:val="0"/>
-          <w:sz w:val="22"/>
-        </w:rPr>
-        <w:t>Totally understand — timing matters more than anything here. When would be a better time to revisit? Happy to circle back whenever makes sense for you.</w:t>
-      </w:r>
-    </w:p>
-    <w:p>
-      <w:pPr>
-        <w:shd w:val="clear" w:color="auto" w:fill="FFF3CC"/>
-      </w:pPr>
-      <w:r>
-        <w:rPr>
-          <w:rFonts w:ascii="Arial" w:hAnsi="Arial" w:eastAsia="Arial"/>
-          <w:b/>
-          <w:i w:val="0"/>
-          <w:color w:val="1A3A5C"/>
-          <w:sz w:val="22"/>
-        </w:rPr>
-        <w:t xml:space="preserve">📌  </w:t>
-      </w:r>
-      <w:r>
-        <w:rPr>
-          <w:rFonts w:ascii="Arial" w:hAnsi="Arial" w:eastAsia="Arial"/>
-          <w:b w:val="0"/>
-          <w:i/>
-          <w:sz w:val="22"/>
-        </w:rPr>
-        <w:t>If he gives a time: schedule it and follow up exactly then. If not: 60-day check-in with one industry observation.</w:t>
-      </w:r>
-    </w:p>
-    <w:p>
-      <w:pPr>
-        <w:spacing w:before="240" w:after="80"/>
-      </w:pPr>
-      <w:r>
-        <w:rPr>
-          <w:rFonts w:ascii="Arial" w:hAnsi="Arial" w:eastAsia="Arial"/>
-          <w:b/>
-          <w:i w:val="0"/>
-          <w:color w:val="2A7AAA"/>
-          <w:sz w:val="36"/>
-        </w:rPr>
-        <w:t>Branch F — "What's this going to cost me?"</w:t>
-      </w:r>
-    </w:p>
-    <w:p>
-      <w:pPr>
-        <w:spacing w:after="120"/>
-      </w:pPr>
-      <w:r>
-        <w:rPr>
-          <w:rFonts w:ascii="Arial" w:hAnsi="Arial" w:eastAsia="Arial"/>
-          <w:b w:val="0"/>
-          <w:i/>
-          <w:sz w:val="22"/>
-        </w:rPr>
-        <w:t>A buying signal disguised as an objection. Bridge to Message 2 — do NOT quote the consultation fee here.</w:t>
-      </w:r>
-    </w:p>
-    <w:p>
-      <w:pPr>
-        <w:spacing w:after="160"/>
-        <w:ind w:left="120" w:right="120"/>
-        <w:shd w:val="clear" w:color="auto" w:fill="EBF3FB"/>
-      </w:pPr>
-      <w:r>
-        <w:rPr>
-          <w:rFonts w:ascii="Arial" w:hAnsi="Arial" w:eastAsia="Arial"/>
-          <w:b w:val="0"/>
-          <w:i w:val="0"/>
-          <w:sz w:val="22"/>
-        </w:rPr>
-        <w:t>The video and the research are free — no cost to reply. If we end up doing a working session together there's a fee, but it comes with a guarantee: if you don't walk away with something worth more than the fee, you don't pay. Happy to explain more if you're curious.</w:t>
-      </w:r>
-    </w:p>
-    <w:p>
-      <w:pPr>
-        <w:shd w:val="clear" w:color="auto" w:fill="FFF3CC"/>
-      </w:pPr>
-      <w:r>
-        <w:rPr>
-          <w:rFonts w:ascii="Arial" w:hAnsi="Arial" w:eastAsia="Arial"/>
-          <w:b/>
-          <w:i w:val="0"/>
-          <w:color w:val="1A3A5C"/>
-          <w:sz w:val="22"/>
-        </w:rPr>
-        <w:t xml:space="preserve">📌  </w:t>
-      </w:r>
-      <w:r>
-        <w:rPr>
-          <w:rFonts w:ascii="Arial" w:hAnsi="Arial" w:eastAsia="Arial"/>
-          <w:b w:val="0"/>
-          <w:i/>
-          <w:sz w:val="22"/>
-        </w:rPr>
-        <w:t>Don't be defensive about money. Naming the fee before he has answered Message 1 skips the dialogue the offer depends on.</w:t>
-      </w:r>
-    </w:p>
-    <w:p>
-      <w:pPr>
-        <w:spacing w:before="240" w:after="80"/>
-      </w:pPr>
-      <w:r>
-        <w:rPr>
-          <w:rFonts w:ascii="Arial" w:hAnsi="Arial" w:eastAsia="Arial"/>
-          <w:b/>
-          <w:i w:val="0"/>
-          <w:color w:val="2A7AAA"/>
-          <w:sz w:val="36"/>
-        </w:rPr>
-        <w:t>Branch G — "Send me more info"</w:t>
-      </w:r>
-    </w:p>
-    <w:p>
-      <w:pPr>
-        <w:spacing w:after="160"/>
-        <w:ind w:left="120" w:right="120"/>
-        <w:shd w:val="clear" w:color="auto" w:fill="EBF3FB"/>
-      </w:pPr>
-      <w:r>
-        <w:rPr>
-          <w:rFonts w:ascii="Arial" w:hAnsi="Arial" w:eastAsia="Arial"/>
-          <w:b w:val="0"/>
-          <w:i w:val="0"/>
-          <w:sz w:val="22"/>
-        </w:rPr>
-        <w:t>Happy to — attaching the research brief I built for UPstander International. It's a one-page read of what I found and where I think the conversion is breaking down. Let me know if anything surprises you, or if it matches what you're already seeing.</w:t>
-      </w:r>
-    </w:p>
-    <w:p>
-      <w:pPr>
-        <w:shd w:val="clear" w:color="auto" w:fill="FFF3CC"/>
-      </w:pPr>
-      <w:r>
-        <w:rPr>
-          <w:rFonts w:ascii="Arial" w:hAnsi="Arial" w:eastAsia="Arial"/>
-          <w:b/>
-          <w:i w:val="0"/>
-          <w:color w:val="1A3A5C"/>
-          <w:sz w:val="22"/>
-        </w:rPr>
-        <w:t xml:space="preserve">📌  </w:t>
-      </w:r>
-      <w:r>
-        <w:rPr>
-          <w:rFonts w:ascii="Arial" w:hAnsi="Arial" w:eastAsia="Arial"/>
-          <w:b w:val="0"/>
-          <w:i/>
-          <w:sz w:val="22"/>
-        </w:rPr>
-        <w:t>Attach p3a_New_Output_Report.html plus a one-paragraph summary. Not everything. Follow up in 3–4 days: "Did anything in the brief surprise you, or did it match what you're already seeing?"</w:t>
-      </w:r>
-    </w:p>
-    <w:p>
-      <w:pPr>
-        <w:spacing w:before="240" w:after="80"/>
-      </w:pPr>
-      <w:r>
-        <w:rPr>
-          <w:rFonts w:ascii="Arial" w:hAnsi="Arial" w:eastAsia="Arial"/>
-          <w:b/>
-          <w:i w:val="0"/>
-          <w:color w:val="2A7AAA"/>
-          <w:sz w:val="36"/>
-        </w:rPr>
-        <w:t>Branch H — "I already have a developer / agency"</w:t>
-      </w:r>
-    </w:p>
-    <w:p>
-      <w:pPr>
-        <w:spacing w:after="120"/>
-      </w:pPr>
-      <w:r>
-        <w:rPr>
-          <w:rFonts w:ascii="Arial" w:hAnsi="Arial" w:eastAsia="Arial"/>
-          <w:b w:val="0"/>
-          <w:i/>
-          <w:sz w:val="22"/>
-        </w:rPr>
-        <w:t>Two Upwork freelancers are currently active on this exact project (Decision Card §4). This branch is likely.</w:t>
-      </w:r>
-    </w:p>
-    <w:p>
-      <w:pPr>
-        <w:spacing w:after="160"/>
-        <w:ind w:left="120" w:right="120"/>
-        <w:shd w:val="clear" w:color="auto" w:fill="EBF3FB"/>
-      </w:pPr>
-      <w:r>
-        <w:rPr>
-          <w:rFonts w:ascii="Arial" w:hAnsi="Arial" w:eastAsia="Arial"/>
-          <w:b w:val="0"/>
-          <w:i w:val="0"/>
-          <w:sz w:val="22"/>
-        </w:rPr>
-        <w:t>That's great — this isn't about replacing anyone. The research I did might be useful context for whoever handles your tech. Happy to share it with them or with you directly.</w:t>
-      </w:r>
-    </w:p>
-    <w:p>
-      <w:pPr>
-        <w:shd w:val="clear" w:color="auto" w:fill="FFF3CC"/>
-      </w:pPr>
-      <w:r>
-        <w:rPr>
-          <w:rFonts w:ascii="Arial" w:hAnsi="Arial" w:eastAsia="Arial"/>
-          <w:b/>
-          <w:i w:val="0"/>
-          <w:color w:val="1A3A5C"/>
-          <w:sz w:val="22"/>
-        </w:rPr>
-        <w:t xml:space="preserve">📌  </w:t>
-      </w:r>
-      <w:r>
-        <w:rPr>
-          <w:rFonts w:ascii="Arial" w:hAnsi="Arial" w:eastAsia="Arial"/>
-          <w:b w:val="0"/>
-          <w:i/>
-          <w:sz w:val="22"/>
-        </w:rPr>
-        <w:t>Do NOT attempt to displace them. Position Dev8X as a conversion specialist layering on top of, or succeeding, the current build. Never criticise their work — Decision Card §10 names criticism of his existing investment as the primary defensiveness trigger. No follow-up unless he re-engages; this seed often converts 3–6 months later when the current provider disappoints.</w:t>
-      </w:r>
-    </w:p>
-    <w:p>
-      <w:pPr>
-        <w:spacing w:before="240" w:after="80"/>
-      </w:pPr>
-      <w:r>
-        <w:rPr>
-          <w:rFonts w:ascii="Arial" w:hAnsi="Arial" w:eastAsia="Arial"/>
-          <w:b/>
-          <w:i w:val="0"/>
-          <w:color w:val="2A7AAA"/>
-          <w:sz w:val="36"/>
-        </w:rPr>
-        <w:t>Branch I — "Too expensive" (after Message 2)</w:t>
-      </w:r>
-    </w:p>
-    <w:p>
-      <w:pPr>
-        <w:spacing w:after="160"/>
-        <w:ind w:left="120" w:right="120"/>
-        <w:shd w:val="clear" w:color="auto" w:fill="EBF3FB"/>
-      </w:pPr>
-      <w:r>
-        <w:rPr>
-          <w:rFonts w:ascii="Arial" w:hAnsi="Arial" w:eastAsia="Arial"/>
-          <w:b w:val="0"/>
-          <w:i w:val="0"/>
-          <w:sz w:val="22"/>
-        </w:rPr>
-        <w:t>I hear you. The way I think about it: twenty-five thousand people subscribed to you, sixteen have bought the course, and even at the industry floor that base is worth roughly $49,750 in course revenue. The session fee is [CONSULTATION_FEE] — and if it doesn't surface something worth more than that, you keep the diagnosis and don't pay. The risk is genuinely on my side.</w:t>
-      </w:r>
-    </w:p>
-    <w:p>
-      <w:pPr>
-        <w:spacing w:after="160"/>
-        <w:ind w:left="120" w:right="120"/>
-        <w:shd w:val="clear" w:color="auto" w:fill="EBF3FB"/>
-      </w:pPr>
-      <w:r>
-        <w:rPr>
-          <w:rFonts w:ascii="Arial" w:hAnsi="Arial" w:eastAsia="Arial"/>
-          <w:b w:val="0"/>
-          <w:i w:val="0"/>
-          <w:sz w:val="22"/>
-        </w:rPr>
-        <w:t>Completely understand. The offer and the research stay valid. If the numbers change, or the bottleneck gets worse — and on a channel that posts daily it compounds rather than settles — I'm here.</w:t>
-      </w:r>
-    </w:p>
-    <w:p>
-      <w:pPr>
-        <w:shd w:val="clear" w:color="auto" w:fill="FFF3CC"/>
-      </w:pPr>
-      <w:r>
-        <w:rPr>
-          <w:rFonts w:ascii="Arial" w:hAnsi="Arial" w:eastAsia="Arial"/>
-          <w:b/>
-          <w:i w:val="0"/>
-          <w:color w:val="1A3A5C"/>
-          <w:sz w:val="22"/>
-        </w:rPr>
-        <w:t xml:space="preserve">📌  </w:t>
-      </w:r>
-      <w:r>
-        <w:rPr>
-          <w:rFonts w:ascii="Arial" w:hAnsi="Arial" w:eastAsia="Arial"/>
-          <w:b w:val="0"/>
-          <w:i/>
-          <w:sz w:val="22"/>
-        </w:rPr>
-        <w:t>Never discount. Discounting signals the original price was inflated. Anchor against $49,750, never against competitors. The second block is the graceful close if the first does not move him.</w:t>
-      </w:r>
-    </w:p>
-    <w:p>
-      <w:pPr>
-        <w:spacing w:before="240" w:after="80"/>
-      </w:pPr>
-      <w:r>
-        <w:rPr>
-          <w:rFonts w:ascii="Arial" w:hAnsi="Arial" w:eastAsia="Arial"/>
-          <w:b/>
-          <w:i w:val="0"/>
-          <w:color w:val="2A7AAA"/>
-          <w:sz w:val="36"/>
-        </w:rPr>
-        <w:t>Branch J — "I want a free call instead"</w:t>
-      </w:r>
-    </w:p>
-    <w:p>
-      <w:pPr>
-        <w:spacing w:after="120"/>
-      </w:pPr>
-      <w:r>
-        <w:rPr>
-          <w:rFonts w:ascii="Arial" w:hAnsi="Arial" w:eastAsia="Arial"/>
-          <w:b w:val="0"/>
-          <w:i/>
-          <w:sz w:val="22"/>
-        </w:rPr>
-        <w:t>Hold the line on the paid consultation as the value delivery. The 15-minute fit-check is a concession, not the default — offer it only if he is clearly interested but stuck on trust.</w:t>
-      </w:r>
-    </w:p>
-    <w:p>
-      <w:pPr>
-        <w:spacing w:after="160"/>
-        <w:ind w:left="120" w:right="120"/>
-        <w:shd w:val="clear" w:color="auto" w:fill="EBF3FB"/>
-      </w:pPr>
-      <w:r>
-        <w:rPr>
-          <w:rFonts w:ascii="Arial" w:hAnsi="Arial" w:eastAsia="Arial"/>
-          <w:b w:val="0"/>
-          <w:i w:val="0"/>
-          <w:sz w:val="22"/>
-        </w:rPr>
-        <w:t>I get it — paying a stranger feels like a risk, and I respect that. The guarantee exists for exactly that reason: if the session doesn't earn its fee, you keep the diagnosis and pay nothing. You decide, not me.</w:t>
-      </w:r>
-      <w:r>
-        <w:br/>
-      </w:r>
-      <w:r>
-        <w:rPr>
-          <w:rFonts w:ascii="Arial" w:hAnsi="Arial" w:eastAsia="Arial"/>
-          <w:b w:val="0"/>
-          <w:i w:val="0"/>
-          <w:sz w:val="22"/>
-        </w:rPr>
-      </w:r>
-      <w:r>
-        <w:br/>
-      </w:r>
-      <w:r>
-        <w:rPr>
-          <w:rFonts w:ascii="Arial" w:hAnsi="Arial" w:eastAsia="Arial"/>
-          <w:b w:val="0"/>
-          <w:i w:val="0"/>
-          <w:sz w:val="22"/>
-        </w:rPr>
-        <w:t>That said, if you'd like a quick 15-minute call just to see whether this is worth your time, happy to do that first. No diagnosis in that call — just a fit check.</w:t>
-      </w:r>
-    </w:p>
-    <w:p>
-      <w:pPr>
-        <w:spacing w:after="120"/>
-      </w:pPr>
-      <w:r>
-        <w:rPr>
-          <w:rFonts w:ascii="Arial" w:hAnsi="Arial" w:eastAsia="Arial"/>
-          <w:b/>
-          <w:i w:val="0"/>
-          <w:sz w:val="22"/>
-        </w:rPr>
-        <w:t>Minimum-viable fit-check structure (a bridge only — discard once p3d §F.8 exists):</w:t>
-      </w:r>
-    </w:p>
-    <w:p>
-      <w:pPr>
-        <w:pStyle w:val="ListBullet"/>
-        <w:spacing w:after="40"/>
-      </w:pPr>
-      <w:r>
-        <w:rPr>
-          <w:rFonts w:ascii="Arial" w:hAnsi="Arial" w:eastAsia="Arial"/>
-          <w:b w:val="0"/>
-          <w:i w:val="0"/>
-          <w:sz w:val="22"/>
-        </w:rPr>
-        <w:t>Open in the same spirit as Beat 5's reply ask: which of the four flagged problems matters most, and why now. This anchors the call to what he already told you in Message 1, not a fresh pitch.</w:t>
-      </w:r>
-    </w:p>
-    <w:p>
-      <w:pPr>
-        <w:pStyle w:val="ListBullet"/>
-        <w:spacing w:after="40"/>
-      </w:pPr>
-      <w:r>
-        <w:rPr>
-          <w:rFonts w:ascii="Arial" w:hAnsi="Arial" w:eastAsia="Arial"/>
-          <w:b w:val="0"/>
-          <w:i w:val="0"/>
-          <w:sz w:val="22"/>
-        </w:rPr>
-        <w:t>Answer ORIENTING questions only — how the paid session works, what the guarantee covers, what he keeps either way. Never answer DIAGNOSTIC questions (his numbers, a specific recommendation, "what would you build"). Redirect those with Branch S.</w:t>
-      </w:r>
-    </w:p>
-    <w:p>
-      <w:pPr>
-        <w:pStyle w:val="ListBullet"/>
-        <w:spacing w:after="40"/>
-      </w:pPr>
-      <w:r>
-        <w:rPr>
-          <w:rFonts w:ascii="Arial" w:hAnsi="Arial" w:eastAsia="Arial"/>
-          <w:b w:val="0"/>
-          <w:i w:val="0"/>
-          <w:sz w:val="22"/>
-        </w:rPr>
-        <w:t>Close with a direct yes or no: "Does this feel worth the paid session, or should I leave it here?" Not a soft maybe. If the call drifts into free diagnosis at any point, treat it as Branch S mid-call and stop answering substantive questions.</w:t>
-      </w:r>
-    </w:p>
-    <w:p>
-      <w:pPr>
-        <w:spacing w:before="240" w:after="80"/>
-      </w:pPr>
-      <w:r>
-        <w:rPr>
-          <w:rFonts w:ascii="Arial" w:hAnsi="Arial" w:eastAsia="Arial"/>
-          <w:b/>
-          <w:i w:val="0"/>
-          <w:color w:val="2A7AAA"/>
-          <w:sz w:val="36"/>
-        </w:rPr>
-        <w:t>Branch K — "Let me think about it"</w:t>
-      </w:r>
-    </w:p>
-    <w:p>
-      <w:pPr>
-        <w:spacing w:after="160"/>
-        <w:ind w:left="120" w:right="120"/>
-        <w:shd w:val="clear" w:color="auto" w:fill="EBF3FB"/>
-      </w:pPr>
-      <w:r>
-        <w:rPr>
-          <w:rFonts w:ascii="Arial" w:hAnsi="Arial" w:eastAsia="Arial"/>
-          <w:b w:val="0"/>
-          <w:i w:val="0"/>
-          <w:sz w:val="22"/>
-        </w:rPr>
-        <w:t>Of course — it's a real decision and I respect that. One thing to sit with: that gap doesn't hold still. The speaking calendar resets once a year, but the channel posts daily, so every day the checkout stays broken is another day of audience arriving with nowhere to go. The session is designed to pin the real number down with your figures, not my estimates. Either way, no rush.</w:t>
-      </w:r>
-    </w:p>
-    <w:p>
-      <w:pPr>
-        <w:shd w:val="clear" w:color="auto" w:fill="FFF3CC"/>
-      </w:pPr>
-      <w:r>
-        <w:rPr>
-          <w:rFonts w:ascii="Arial" w:hAnsi="Arial" w:eastAsia="Arial"/>
-          <w:b/>
-          <w:i w:val="0"/>
-          <w:color w:val="1A3A5C"/>
-          <w:sz w:val="22"/>
-        </w:rPr>
-        <w:t xml:space="preserve">📌  </w:t>
-      </w:r>
-      <w:r>
-        <w:rPr>
-          <w:rFonts w:ascii="Arial" w:hAnsi="Arial" w:eastAsia="Arial"/>
-          <w:b w:val="0"/>
-          <w:i/>
-          <w:sz w:val="22"/>
-        </w:rPr>
-        <w:t>Follow up in 5–7 days: "Just checking in. Any questions I can answer? Happy to help you think it through." If still no reply: stop. 90-day re-engagement with a fresh industry insight.</w:t>
-      </w:r>
-    </w:p>
-    <w:p>
-      <w:pPr>
-        <w:spacing w:before="240" w:after="80"/>
-      </w:pPr>
-      <w:r>
-        <w:rPr>
-          <w:rFonts w:ascii="Arial" w:hAnsi="Arial" w:eastAsia="Arial"/>
-          <w:b/>
-          <w:i w:val="0"/>
-          <w:color w:val="2A7AAA"/>
-          <w:sz w:val="36"/>
-        </w:rPr>
-        <w:t>Branch L — "Can you send references?"</w:t>
-      </w:r>
-    </w:p>
-    <w:p>
-      <w:pPr>
-        <w:spacing w:after="120"/>
-      </w:pPr>
-      <w:r>
-        <w:rPr>
-          <w:rFonts w:ascii="Arial" w:hAnsi="Arial" w:eastAsia="Arial"/>
-          <w:b w:val="0"/>
-          <w:i/>
-          <w:sz w:val="22"/>
-        </w:rPr>
-        <w:t>Dev8X has no client reference attached to this engagement. Never invent one. Use the second block unless and until a real, nameable reference exists — inserting a fabricated result here would destroy the exact trust Beat 3 was built to earn.</w:t>
-      </w:r>
-    </w:p>
-    <w:p>
-      <w:pPr>
-        <w:spacing w:after="160"/>
-        <w:ind w:left="120" w:right="120"/>
-        <w:shd w:val="clear" w:color="auto" w:fill="EBF3FB"/>
-      </w:pPr>
-      <w:r>
-        <w:rPr>
-          <w:rFonts w:ascii="Arial" w:hAnsi="Arial" w:eastAsia="Arial"/>
-          <w:b w:val="0"/>
-          <w:i w:val="0"/>
-          <w:sz w:val="22"/>
-        </w:rPr>
-        <w:t>[Only if a real reference exists: name the client, what was built, one measurable result, and offer a direct introduction.]</w:t>
-      </w:r>
-    </w:p>
-    <w:p>
-      <w:pPr>
-        <w:spacing w:after="160"/>
-        <w:ind w:left="120" w:right="120"/>
-        <w:shd w:val="clear" w:color="auto" w:fill="EBF3FB"/>
-      </w:pPr>
-      <w:r>
-        <w:rPr>
-          <w:rFonts w:ascii="Arial" w:hAnsi="Arial" w:eastAsia="Arial"/>
-          <w:b w:val="0"/>
-          <w:i w:val="0"/>
-          <w:sz w:val="22"/>
-        </w:rPr>
-        <w:t>We're a focused studio, so the portfolio is deliberately small. Honestly, the Decision Safety Brief I built for you is the best example of how we work — deep research before anything gets built, and I'd rather show you that than a case study about someone else. The guarantee also means you're not taking my word for it: if the session doesn't deliver, you don't pay.</w:t>
-      </w:r>
-    </w:p>
-    <w:p>
-      <w:pPr>
-        <w:shd w:val="clear" w:color="auto" w:fill="FFF3CC"/>
-      </w:pPr>
-      <w:r>
-        <w:rPr>
-          <w:rFonts w:ascii="Arial" w:hAnsi="Arial" w:eastAsia="Arial"/>
-          <w:b/>
-          <w:i w:val="0"/>
-          <w:color w:val="1A3A5C"/>
-          <w:sz w:val="22"/>
-        </w:rPr>
-        <w:t xml:space="preserve">📌  </w:t>
-      </w:r>
-      <w:r>
-        <w:rPr>
-          <w:rFonts w:ascii="Arial" w:hAnsi="Arial" w:eastAsia="Arial"/>
-          <w:b w:val="0"/>
-          <w:i/>
-          <w:sz w:val="22"/>
-        </w:rPr>
-        <w:t>The first block stays bracketed on purpose. It is the ONLY bracket in this document besides [CONSULTATION_FEE] and the runtime fields in Messages 1 and Branch A/O. If it cannot be filled with a true reference, delete it and send the second block alone.</w:t>
-      </w:r>
-    </w:p>
-    <w:p>
-      <w:pPr>
-        <w:spacing w:before="240" w:after="80"/>
-      </w:pPr>
-      <w:r>
-        <w:rPr>
-          <w:rFonts w:ascii="Arial" w:hAnsi="Arial" w:eastAsia="Arial"/>
-          <w:b/>
-          <w:i w:val="0"/>
-          <w:color w:val="2A7AAA"/>
-          <w:sz w:val="36"/>
-        </w:rPr>
-        <w:t>Branch M — "Can you show me examples of your work?"</w:t>
-      </w:r>
-    </w:p>
-    <w:p>
-      <w:pPr>
-        <w:spacing w:after="120"/>
-      </w:pPr>
-      <w:r>
-        <w:rPr>
-          <w:rFonts w:ascii="Arial" w:hAnsi="Arial" w:eastAsia="Arial"/>
-          <w:b w:val="0"/>
-          <w:i/>
-          <w:sz w:val="22"/>
-        </w:rPr>
-        <w:t>Different from references — he wants to SEE deliverables, and you have one he has already read.</w:t>
-      </w:r>
-    </w:p>
-    <w:p>
-      <w:pPr>
-        <w:spacing w:after="160"/>
-        <w:ind w:left="120" w:right="120"/>
-        <w:shd w:val="clear" w:color="auto" w:fill="EBF3FB"/>
-      </w:pPr>
-      <w:r>
-        <w:rPr>
-          <w:rFonts w:ascii="Arial" w:hAnsi="Arial" w:eastAsia="Arial"/>
-          <w:b w:val="0"/>
-          <w:i w:val="0"/>
-          <w:sz w:val="22"/>
-        </w:rPr>
-        <w:t>Happy to. The clearest example is the brief I already sent you: research first, build second. That's the process, and you've now seen its output on your own business rather than on a stranger's.</w:t>
-      </w:r>
-      <w:r>
-        <w:br/>
-      </w:r>
-      <w:r>
-        <w:rPr>
-          <w:rFonts w:ascii="Arial" w:hAnsi="Arial" w:eastAsia="Arial"/>
-          <w:b w:val="0"/>
-          <w:i w:val="0"/>
-          <w:sz w:val="22"/>
-        </w:rPr>
-      </w:r>
-      <w:r>
-        <w:br/>
-      </w:r>
-      <w:r>
-        <w:rPr>
-          <w:rFonts w:ascii="Arial" w:hAnsi="Arial" w:eastAsia="Arial"/>
-          <w:b w:val="0"/>
-          <w:i w:val="0"/>
-          <w:sz w:val="22"/>
-        </w:rPr>
-        <w:t>[If a relevant project exists: what was built, the problem it solved, one measurable result.]</w:t>
-      </w:r>
-      <w:r>
-        <w:br/>
-      </w:r>
-      <w:r>
-        <w:rPr>
-          <w:rFonts w:ascii="Arial" w:hAnsi="Arial" w:eastAsia="Arial"/>
-          <w:b w:val="0"/>
-          <w:i w:val="0"/>
-          <w:sz w:val="22"/>
-        </w:rPr>
-      </w:r>
-      <w:r>
-        <w:br/>
-      </w:r>
-      <w:r>
-        <w:rPr>
-          <w:rFonts w:ascii="Arial" w:hAnsi="Arial" w:eastAsia="Arial"/>
-          <w:b w:val="0"/>
-          <w:i w:val="0"/>
-          <w:sz w:val="22"/>
-        </w:rPr>
-        <w:t>And the guarantee means you're not risking anything on the session — if it doesn't deliver, you don't pay.</w:t>
-      </w:r>
-    </w:p>
-    <w:p>
-      <w:pPr>
-        <w:spacing w:before="240" w:after="80"/>
-      </w:pPr>
-      <w:r>
-        <w:rPr>
-          <w:rFonts w:ascii="Arial" w:hAnsi="Arial" w:eastAsia="Arial"/>
-          <w:b/>
-          <w:i w:val="0"/>
-          <w:color w:val="2A7AAA"/>
-          <w:sz w:val="36"/>
-        </w:rPr>
-        <w:t>Branch N — "Who are you?" / "How did you find me?"</w:t>
-      </w:r>
-    </w:p>
-    <w:p>
-      <w:pPr>
-        <w:spacing w:after="120"/>
-      </w:pPr>
-      <w:r>
-        <w:rPr>
-          <w:rFonts w:ascii="Arial" w:hAnsi="Arial" w:eastAsia="Arial"/>
-          <w:b w:val="0"/>
-          <w:i/>
-          <w:sz w:val="22"/>
-        </w:rPr>
-        <w:t>A trust check. Always be honest about the discovery path. Never say "our algorithm found you" or anything that sounds automated.</w:t>
-      </w:r>
-    </w:p>
-    <w:p>
-      <w:pPr>
-        <w:spacing w:after="160"/>
-        <w:ind w:left="120" w:right="120"/>
-        <w:shd w:val="clear" w:color="auto" w:fill="EBF3FB"/>
-      </w:pPr>
-      <w:r>
-        <w:rPr>
-          <w:rFonts w:ascii="Arial" w:hAnsi="Arial" w:eastAsia="Arial"/>
-          <w:b w:val="0"/>
-          <w:i w:val="0"/>
-          <w:sz w:val="22"/>
-        </w:rPr>
-        <w:t>I run Dev8X — a small development studio building web platforms and automation systems, mostly for businesses in the speaking and education space.</w:t>
-      </w:r>
-      <w:r>
-        <w:br/>
-      </w:r>
-      <w:r>
-        <w:rPr>
-          <w:rFonts w:ascii="Arial" w:hAnsi="Arial" w:eastAsia="Arial"/>
-          <w:b w:val="0"/>
-          <w:i w:val="0"/>
-          <w:sz w:val="22"/>
-        </w:rPr>
-      </w:r>
-      <w:r>
-        <w:br/>
-      </w:r>
-      <w:r>
-        <w:rPr>
-          <w:rFonts w:ascii="Arial" w:hAnsi="Arial" w:eastAsia="Arial"/>
-          <w:b w:val="0"/>
-          <w:i w:val="0"/>
-          <w:sz w:val="22"/>
-        </w:rPr>
-        <w:t>I looked at UPstander International because I came across your YouTube channel: twenty-five thousand subscribers with a new video most days is a serious audience engine, and I got curious whether the course checkout could capture it. The video is what I found.</w:t>
-      </w:r>
-      <w:r>
-        <w:br/>
-      </w:r>
-      <w:r>
-        <w:rPr>
-          <w:rFonts w:ascii="Arial" w:hAnsi="Arial" w:eastAsia="Arial"/>
-          <w:b w:val="0"/>
-          <w:i w:val="0"/>
-          <w:sz w:val="22"/>
-        </w:rPr>
-      </w:r>
-      <w:r>
-        <w:br/>
-      </w:r>
-      <w:r>
-        <w:rPr>
-          <w:rFonts w:ascii="Arial" w:hAnsi="Arial" w:eastAsia="Arial"/>
-          <w:b w:val="0"/>
-          <w:i w:val="0"/>
-          <w:sz w:val="22"/>
-        </w:rPr>
-        <w:t>I don't do mass outreach — I research one business at a time, and only reach out if I find something worth flagging.</w:t>
-      </w:r>
-    </w:p>
-    <w:p>
-      <w:pPr>
-        <w:shd w:val="clear" w:color="auto" w:fill="FFF3CC"/>
-      </w:pPr>
-      <w:r>
-        <w:rPr>
-          <w:rFonts w:ascii="Arial" w:hAnsi="Arial" w:eastAsia="Arial"/>
-          <w:b/>
-          <w:i w:val="0"/>
-          <w:color w:val="1A3A5C"/>
-          <w:sz w:val="22"/>
-        </w:rPr>
-        <w:t xml:space="preserve">📌  </w:t>
-      </w:r>
-      <w:r>
-        <w:rPr>
-          <w:rFonts w:ascii="Arial" w:hAnsi="Arial" w:eastAsia="Arial"/>
-          <w:b w:val="0"/>
-          <w:i/>
-          <w:sz w:val="22"/>
-        </w:rPr>
-        <w:t>The YouTube channel is verified L1 (p1f, 2026-07-09) and is the honest discovery path — it is also the single most flattering true thing you can say to him. This is the one place the channel is discussed as a reason for reaching out rather than as a problem.</w:t>
-      </w:r>
-    </w:p>
-    <w:p>
-      <w:pPr>
-        <w:spacing w:before="240" w:after="80"/>
-      </w:pPr>
-      <w:r>
-        <w:rPr>
-          <w:rFonts w:ascii="Arial" w:hAnsi="Arial" w:eastAsia="Arial"/>
-          <w:b/>
-          <w:i w:val="0"/>
-          <w:color w:val="2A7AAA"/>
-          <w:sz w:val="36"/>
-        </w:rPr>
-        <w:t>Branch O — "Actually, our real problem is [something different]"</w:t>
-      </w:r>
-    </w:p>
-    <w:p>
-      <w:pPr>
-        <w:spacing w:after="120"/>
-      </w:pPr>
-      <w:r>
-        <w:rPr>
-          <w:rFonts w:ascii="Arial" w:hAnsi="Arial" w:eastAsia="Arial"/>
-          <w:b w:val="0"/>
-          <w:i/>
-          <w:sz w:val="22"/>
-        </w:rPr>
-        <w:t>Valuable — it means he is thinking about his business with you. Do NOT defend the original diagnosis. Absorb the new problem and ask one follow-up question.</w:t>
-      </w:r>
-    </w:p>
-    <w:p>
-      <w:pPr>
-        <w:spacing w:after="160"/>
-        <w:ind w:left="120" w:right="120"/>
-        <w:shd w:val="clear" w:color="auto" w:fill="EBF3FB"/>
-      </w:pPr>
-      <w:r>
-        <w:rPr>
-          <w:rFonts w:ascii="Arial" w:hAnsi="Arial" w:eastAsia="Arial"/>
-          <w:b w:val="0"/>
-          <w:i w:val="0"/>
-          <w:sz w:val="22"/>
-        </w:rPr>
-        <w:t>That's really useful to know — from outside, the broken checkout looked like the main bottleneck, but if [their stated problem] is what's actually costing you, that changes the picture. Can you tell me more about how it's affecting things day to day?</w:t>
-      </w:r>
-    </w:p>
-    <w:p>
-      <w:pPr>
-        <w:spacing w:after="160"/>
-        <w:ind w:left="120" w:right="120"/>
-        <w:shd w:val="clear" w:color="auto" w:fill="EBF3FB"/>
-      </w:pPr>
-      <w:r>
-        <w:rPr>
-          <w:rFonts w:ascii="Arial" w:hAnsi="Arial" w:eastAsia="Arial"/>
-          <w:b w:val="0"/>
-          <w:i w:val="0"/>
-          <w:sz w:val="22"/>
-        </w:rPr>
-        <w:t>That sounds more like a [hiring / operations / management] challenge than a systems one. I don't want to force a tech solution where it doesn't fit. If there's a web or automation angle to it I'd love to explore that — but if not, I'd rather be straight about it.</w:t>
-      </w:r>
-    </w:p>
-    <w:p>
-      <w:pPr>
-        <w:shd w:val="clear" w:color="auto" w:fill="FFF3CC"/>
-      </w:pPr>
-      <w:r>
-        <w:rPr>
-          <w:rFonts w:ascii="Arial" w:hAnsi="Arial" w:eastAsia="Arial"/>
-          <w:b/>
-          <w:i w:val="0"/>
-          <w:color w:val="1A3A5C"/>
-          <w:sz w:val="22"/>
-        </w:rPr>
-        <w:t xml:space="preserve">📌  </w:t>
-      </w:r>
-      <w:r>
-        <w:rPr>
-          <w:rFonts w:ascii="Arial" w:hAnsi="Arial" w:eastAsia="Arial"/>
-          <w:b w:val="0"/>
-          <w:i/>
-          <w:sz w:val="22"/>
-        </w:rPr>
-        <w:t>If it is solvable with web or automation: bridge to the consultation with the updated framing. If it is not (hiring, management, compliance): send the second block and mean it.</w:t>
-      </w:r>
-    </w:p>
-    <w:p>
-      <w:pPr>
-        <w:shd w:val="clear" w:color="auto" w:fill="FFF3CC"/>
-      </w:pPr>
-      <w:r>
-        <w:rPr>
-          <w:rFonts w:ascii="Arial" w:hAnsi="Arial" w:eastAsia="Arial"/>
-          <w:b/>
-          <w:i w:val="0"/>
-          <w:color w:val="1A3A5C"/>
-          <w:sz w:val="22"/>
-        </w:rPr>
-        <w:t xml:space="preserve">📌  </w:t>
-      </w:r>
-      <w:r>
-        <w:rPr>
-          <w:rFonts w:ascii="Arial" w:hAnsi="Arial" w:eastAsia="Arial"/>
-          <w:b w:val="0"/>
-          <w:i/>
-          <w:sz w:val="22"/>
-        </w:rPr>
-        <w:t>Problems documented but deliberately NOT used in the video, available here if he raises them: the two disconnected domains, upstanderonline.com and omekongo.com, with separate navigation and no cross-linking (Problem 8); book sales routing straight to Amazon with no email capture or course cross-sell (Problem 6); the recurring freelancer dependency for routine site updates (Problem 3); whether the YouTube channel links anywhere at all (Problem 9). Problems 6 and 8 are discovery questions, not lead claims — raise them only if he does.</w:t>
-      </w:r>
-    </w:p>
-    <w:p>
-      <w:pPr>
-        <w:spacing w:before="240" w:after="80"/>
-      </w:pPr>
-      <w:r>
-        <w:rPr>
-          <w:rFonts w:ascii="Arial" w:hAnsi="Arial" w:eastAsia="Arial"/>
-          <w:b/>
-          <w:i w:val="0"/>
-          <w:color w:val="2A7AAA"/>
-          <w:sz w:val="36"/>
-        </w:rPr>
-        <w:t>Branch P — "I need to check with my partner / board"</w:t>
-      </w:r>
-    </w:p>
-    <w:p>
-      <w:pPr>
-        <w:spacing w:after="120"/>
-      </w:pPr>
-      <w:r>
-        <w:rPr>
-          <w:rFonts w:ascii="Arial" w:hAnsi="Arial" w:eastAsia="Arial"/>
-          <w:b w:val="0"/>
-          <w:i/>
-          <w:sz w:val="22"/>
-        </w:rPr>
-        <w:t>Dr. Dibinga is the confirmed sole decision-maker (Decision Card §4), so this branch is unlikely. It becomes possible if he loops in a technical advisor or one of the two active Upwork freelancers.</w:t>
-      </w:r>
-    </w:p>
-    <w:p>
-      <w:pPr>
-        <w:spacing w:after="160"/>
-        <w:ind w:left="120" w:right="120"/>
-        <w:shd w:val="clear" w:color="auto" w:fill="EBF3FB"/>
-      </w:pPr>
-      <w:r>
-        <w:rPr>
-          <w:rFonts w:ascii="Arial" w:hAnsi="Arial" w:eastAsia="Arial"/>
-          <w:b w:val="0"/>
-          <w:i w:val="0"/>
-          <w:sz w:val="22"/>
-        </w:rPr>
-        <w:t>Of course — that makes sense. Would it help if I put together a short summary they can review? One page covering what I found, the four problems, and what the session would cover, so they have context before you discuss it.</w:t>
-      </w:r>
-    </w:p>
-    <w:p>
-      <w:pPr>
-        <w:shd w:val="clear" w:color="auto" w:fill="FFF3CC"/>
-      </w:pPr>
-      <w:r>
-        <w:rPr>
-          <w:rFonts w:ascii="Arial" w:hAnsi="Arial" w:eastAsia="Arial"/>
-          <w:b/>
-          <w:i w:val="0"/>
-          <w:color w:val="1A3A5C"/>
-          <w:sz w:val="22"/>
-        </w:rPr>
-        <w:t xml:space="preserve">📌  </w:t>
-      </w:r>
-      <w:r>
-        <w:rPr>
-          <w:rFonts w:ascii="Arial" w:hAnsi="Arial" w:eastAsia="Arial"/>
-          <w:b w:val="0"/>
-          <w:i/>
-          <w:sz w:val="22"/>
-        </w:rPr>
-        <w:t>If yes: send a one-page summary — headline, the four Beat 2 problems, the $49,750 figure labelled [Estimated], and what the consultation delivers. Keep it forwardable. Do NOT forward the Engagement Journey one-pager (p3e) to a still-cold contact; it is a post-payment artifact. Follow up in 5–7 days. Never pressure — if the advisor says no, exit gracefully and re-engage in 90 days.</w:t>
-      </w:r>
-    </w:p>
-    <w:p>
-      <w:pPr>
-        <w:spacing w:before="240" w:after="80"/>
-      </w:pPr>
-      <w:r>
-        <w:rPr>
-          <w:rFonts w:ascii="Arial" w:hAnsi="Arial" w:eastAsia="Arial"/>
-          <w:b/>
-          <w:i w:val="0"/>
-          <w:color w:val="2A7AAA"/>
-          <w:sz w:val="36"/>
-        </w:rPr>
-        <w:t>Branch Q — "We're already in a contract with someone until [date]"</w:t>
-      </w:r>
-    </w:p>
-    <w:p>
-      <w:pPr>
-        <w:spacing w:after="120"/>
-      </w:pPr>
-      <w:r>
-        <w:rPr>
-          <w:rFonts w:ascii="Arial" w:hAnsi="Arial" w:eastAsia="Arial"/>
-          <w:b w:val="0"/>
-          <w:i/>
-          <w:sz w:val="22"/>
-        </w:rPr>
-        <w:t>Two Upwork freelancers are active on this project right now. This is the most likely objection of them all.</w:t>
-      </w:r>
-    </w:p>
-    <w:p>
-      <w:pPr>
-        <w:spacing w:after="160"/>
-        <w:ind w:left="120" w:right="120"/>
-        <w:shd w:val="clear" w:color="auto" w:fill="EBF3FB"/>
-      </w:pPr>
-      <w:r>
-        <w:rPr>
-          <w:rFonts w:ascii="Arial" w:hAnsi="Arial" w:eastAsia="Arial"/>
-          <w:b w:val="0"/>
-          <w:i w:val="0"/>
-          <w:sz w:val="22"/>
-        </w:rPr>
-        <w:t>That's totally fair — no point doubling up. When does the current work wrap? Happy to reconnect closer to that point. The research I've done stays valid, and we can pick up right where we left off.</w:t>
-      </w:r>
-    </w:p>
-    <w:p>
-      <w:pPr>
-        <w:shd w:val="clear" w:color="auto" w:fill="FFF3CC"/>
-      </w:pPr>
-      <w:r>
-        <w:rPr>
-          <w:rFonts w:ascii="Arial" w:hAnsi="Arial" w:eastAsia="Arial"/>
-          <w:b/>
-          <w:i w:val="0"/>
-          <w:color w:val="1A3A5C"/>
-          <w:sz w:val="22"/>
-        </w:rPr>
-        <w:t xml:space="preserve">📌  </w:t>
-      </w:r>
-      <w:r>
-        <w:rPr>
-          <w:rFonts w:ascii="Arial" w:hAnsi="Arial" w:eastAsia="Arial"/>
-          <w:b w:val="0"/>
-          <w:i/>
-          <w:sz w:val="22"/>
-        </w:rPr>
-        <w:t>Note the end date and set a reminder for 30 days before it. Re-engage then with a fresh insight, never with "your contract is ending." Prospects who were interested but locked in are among the highest-conversion re-engagement segments. Do not disparage the incumbent work — see Branch H.</w:t>
-      </w:r>
-    </w:p>
-    <w:p>
-      <w:pPr>
-        <w:spacing w:before="240" w:after="80"/>
-      </w:pPr>
-      <w:r>
-        <w:rPr>
-          <w:rFonts w:ascii="Arial" w:hAnsi="Arial" w:eastAsia="Arial"/>
-          <w:b/>
-          <w:i w:val="0"/>
-          <w:color w:val="2A7AAA"/>
-          <w:sz w:val="36"/>
-        </w:rPr>
-        <w:t>Branch R — Prospect forwards to someone else</w:t>
-      </w:r>
-    </w:p>
-    <w:p>
-      <w:pPr>
-        <w:spacing w:after="120"/>
-      </w:pPr>
-      <w:r>
-        <w:rPr>
-          <w:rFonts w:ascii="Arial" w:hAnsi="Arial" w:eastAsia="Arial"/>
-          <w:b w:val="0"/>
-          <w:i/>
-          <w:sz w:val="22"/>
-        </w:rPr>
-        <w:t>A positive signal — he is bringing others in.</w:t>
-      </w:r>
-    </w:p>
-    <w:p>
-      <w:pPr>
-        <w:spacing w:after="160"/>
-        <w:ind w:left="120" w:right="120"/>
-        <w:shd w:val="clear" w:color="auto" w:fill="EBF3FB"/>
-      </w:pPr>
-      <w:r>
-        <w:rPr>
-          <w:rFonts w:ascii="Arial" w:hAnsi="Arial" w:eastAsia="Arial"/>
-          <w:b w:val="0"/>
-          <w:i w:val="0"/>
-          <w:sz w:val="22"/>
-        </w:rPr>
-        <w:t>Absolutely — please do. If it helps, I can send them a short summary that gives context without needing the full video. And if they have questions, happy to jump on a quick call with both of you.</w:t>
-      </w:r>
-    </w:p>
-    <w:p>
-      <w:pPr>
-        <w:shd w:val="clear" w:color="auto" w:fill="FFF3CC"/>
-      </w:pPr>
-      <w:r>
-        <w:rPr>
-          <w:rFonts w:ascii="Arial" w:hAnsi="Arial" w:eastAsia="Arial"/>
-          <w:b/>
-          <w:i w:val="0"/>
-          <w:color w:val="1A3A5C"/>
-          <w:sz w:val="22"/>
-        </w:rPr>
-        <w:t xml:space="preserve">📌  </w:t>
-      </w:r>
-      <w:r>
-        <w:rPr>
-          <w:rFonts w:ascii="Arial" w:hAnsi="Arial" w:eastAsia="Arial"/>
-          <w:b w:val="0"/>
-          <w:i/>
-          <w:sz w:val="22"/>
-        </w:rPr>
-        <w:t>Always encourage forwarding, and offer to engage the new person directly — never make Dr. Dibinga your salesperson. Treat anyone who reaches out as a warm lead. Pre-payment: send the light summary. Post-payment: swap it for the Engagement Journey one-pager (p3e).</w:t>
-      </w:r>
-    </w:p>
-    <w:p>
-      <w:pPr>
-        <w:spacing w:before="240" w:after="80"/>
-      </w:pPr>
-      <w:r>
-        <w:rPr>
-          <w:rFonts w:ascii="Arial" w:hAnsi="Arial" w:eastAsia="Arial"/>
-          <w:b/>
-          <w:i w:val="0"/>
-          <w:color w:val="2A7AAA"/>
-          <w:sz w:val="36"/>
-        </w:rPr>
-        <w:t>Branch S — Free-consulting extraction</w:t>
-      </w:r>
-    </w:p>
-    <w:p>
-      <w:pPr>
-        <w:spacing w:after="120"/>
-      </w:pPr>
-      <w:r>
-        <w:rPr>
-          <w:rFonts w:ascii="Arial" w:hAnsi="Arial" w:eastAsia="Arial"/>
-          <w:b w:val="0"/>
-          <w:i/>
-          <w:sz w:val="22"/>
-        </w:rPr>
-        <w:t>Detection signals: multiple detailed questions after Message 1 with no movement toward Message 2; questions asking for the consultation's deliverables; a "just one more question" pattern.</w:t>
-      </w:r>
-    </w:p>
-    <w:p>
-      <w:pPr>
-        <w:spacing w:after="160"/>
-        <w:ind w:left="120" w:right="120"/>
-        <w:shd w:val="clear" w:color="auto" w:fill="EBF3FB"/>
-      </w:pPr>
-      <w:r>
-        <w:rPr>
-          <w:rFonts w:ascii="Arial" w:hAnsi="Arial" w:eastAsia="Arial"/>
-          <w:b w:val="0"/>
-          <w:i w:val="0"/>
-          <w:sz w:val="22"/>
-        </w:rPr>
-        <w:t>Great question — that's exactly the kind of thing the session is built to answer properly. I could give you a quick take here, but the honest answer is that it depends on your numbers, and I'd rather give you the right answer than a fast one. That's what the session is for.</w:t>
-      </w:r>
-    </w:p>
-    <w:p>
-      <w:pPr>
-        <w:shd w:val="clear" w:color="auto" w:fill="FFF3CC"/>
-      </w:pPr>
-      <w:r>
-        <w:rPr>
-          <w:rFonts w:ascii="Arial" w:hAnsi="Arial" w:eastAsia="Arial"/>
-          <w:b/>
-          <w:i w:val="0"/>
-          <w:color w:val="1A3A5C"/>
-          <w:sz w:val="22"/>
-        </w:rPr>
-        <w:t xml:space="preserve">📌  </w:t>
-      </w:r>
-      <w:r>
-        <w:rPr>
-          <w:rFonts w:ascii="Arial" w:hAnsi="Arial" w:eastAsia="Arial"/>
-          <w:b w:val="0"/>
-          <w:i/>
-          <w:sz w:val="22"/>
-        </w:rPr>
-        <w:t>Never be rude or accusatory — most people don't realise they're doing it. The line: factual observations about his problem are free; specific recommendations, solutions, or architecture are paid. If it continues: "I want to give you a proper answer, not a corridor one. The session is where I can do that." Then stop answering substantive questions.</w:t>
-      </w:r>
-    </w:p>
-    <w:p>
-      <w:r>
-        <w:br w:type="page"/>
-      </w:r>
-    </w:p>
-    <w:p>
-      <w:pPr>
-        <w:spacing w:before="320" w:after="120"/>
-      </w:pPr>
-      <w:r>
-        <w:rPr>
-          <w:rFonts w:ascii="Arial" w:hAnsi="Arial" w:eastAsia="Arial"/>
-          <w:b/>
-          <w:i w:val="0"/>
-          <w:color w:val="1A5C8A"/>
-          <w:sz w:val="56"/>
-        </w:rPr>
-        <w:t>Part B.3 — Timing &amp; Exit Criteria</w:t>
-      </w:r>
-    </w:p>
-    <w:p>
-      <w:pPr>
-        <w:spacing w:before="240" w:after="80"/>
-      </w:pPr>
-      <w:r>
-        <w:rPr>
-          <w:rFonts w:ascii="Arial" w:hAnsi="Arial" w:eastAsia="Arial"/>
-          <w:b/>
-          <w:i w:val="0"/>
-          <w:color w:val="2A7AAA"/>
-          <w:sz w:val="36"/>
-        </w:rPr>
-        <w:t>Message Timing</w:t>
-      </w:r>
-    </w:p>
-    <w:tbl>
-      <w:tblPr>
-        <w:tblStyle w:val="TableGrid"/>
-        <w:tblW w:type="auto" w:w="0"/>
+        <w:jc w:val="center"/>
         <w:tblLook w:firstColumn="1" w:firstRow="1" w:lastColumn="0" w:lastRow="0" w:noHBand="0" w:noVBand="1" w:val="04A0"/>
       </w:tblPr>
       <w:tblGrid>
@@ -4022,64 +691,61 @@
       <w:tr>
         <w:tc>
           <w:tcPr>
-            <w:tcW w:type="dxa" w:w="3024"/>
+            <w:tcW w:type="dxa" w:w="1512"/>
           </w:tcPr>
           <w:p>
             <w:pPr>
-              <w:spacing w:after="40"/>
-              <w:shd w:val="clear" w:color="auto" w:fill="E8EEF4"/>
+              <w:shd w:val="clear" w:color="auto" w:fill="0f1c2e"/>
             </w:pPr>
             <w:r/>
             <w:r>
               <w:rPr>
-                <w:rFonts w:ascii="Arial" w:hAnsi="Arial" w:eastAsia="Arial"/>
+                <w:rFonts w:ascii="Arial" w:hAnsi="Arial"/>
                 <w:b/>
-                <w:i w:val="0"/>
-                <w:sz w:val="20"/>
+                <w:color w:val="FFFFFF"/>
+                <w:sz w:val="18"/>
               </w:rPr>
-              <w:t>Message</w:t>
+              <w:t>Step</w:t>
             </w:r>
           </w:p>
         </w:tc>
         <w:tc>
           <w:tcPr>
-            <w:tcW w:type="dxa" w:w="3456"/>
+            <w:tcW w:type="dxa" w:w="6264"/>
           </w:tcPr>
           <w:p>
             <w:pPr>
-              <w:spacing w:after="40"/>
-              <w:shd w:val="clear" w:color="auto" w:fill="E8EEF4"/>
+              <w:shd w:val="clear" w:color="auto" w:fill="0f1c2e"/>
             </w:pPr>
             <w:r/>
             <w:r>
               <w:rPr>
-                <w:rFonts w:ascii="Arial" w:hAnsi="Arial" w:eastAsia="Arial"/>
+                <w:rFonts w:ascii="Arial" w:hAnsi="Arial"/>
                 <w:b/>
-                <w:i w:val="0"/>
-                <w:sz w:val="20"/>
+                <w:color w:val="FFFFFF"/>
+                <w:sz w:val="18"/>
               </w:rPr>
-              <w:t>Trigger</w:t>
+              <w:t>Finding for UPstander International</w:t>
             </w:r>
           </w:p>
         </w:tc>
         <w:tc>
           <w:tcPr>
-            <w:tcW w:type="dxa" w:w="2880"/>
+            <w:tcW w:type="dxa" w:w="1224"/>
           </w:tcPr>
           <w:p>
             <w:pPr>
-              <w:spacing w:after="40"/>
-              <w:shd w:val="clear" w:color="auto" w:fill="E8EEF4"/>
+              <w:shd w:val="clear" w:color="auto" w:fill="0f1c2e"/>
             </w:pPr>
             <w:r/>
             <w:r>
               <w:rPr>
-                <w:rFonts w:ascii="Arial" w:hAnsi="Arial" w:eastAsia="Arial"/>
+                <w:rFonts w:ascii="Arial" w:hAnsi="Arial"/>
                 <w:b/>
-                <w:i w:val="0"/>
-                <w:sz w:val="20"/>
+                <w:color w:val="FFFFFF"/>
+                <w:sz w:val="18"/>
               </w:rPr>
-              <w:t>Timing</w:t>
+              <w:t>Status</w:t>
             </w:r>
           </w:p>
         </w:tc>
@@ -4087,61 +753,46 @@
       <w:tr>
         <w:tc>
           <w:tcPr>
-            <w:tcW w:type="dxa" w:w="3024"/>
+            <w:tcW w:type="dxa" w:w="1512"/>
           </w:tcPr>
           <w:p>
-            <w:pPr>
-              <w:spacing w:after="40"/>
-            </w:pPr>
             <w:r/>
             <w:r>
               <w:rPr>
-                <w:rFonts w:ascii="Arial" w:hAnsi="Arial" w:eastAsia="Arial"/>
-                <w:b w:val="0"/>
-                <w:i w:val="0"/>
-                <w:sz w:val="20"/>
+                <w:rFonts w:ascii="Arial" w:hAnsi="Arial"/>
+                <w:sz w:val="17"/>
               </w:rPr>
-              <w:t>Message 1</w:t>
+              <w:t>1 — Reference class</w:t>
             </w:r>
           </w:p>
         </w:tc>
         <w:tc>
           <w:tcPr>
-            <w:tcW w:type="dxa" w:w="3456"/>
+            <w:tcW w:type="dxa" w:w="6264"/>
           </w:tcPr>
           <w:p>
-            <w:pPr>
-              <w:spacing w:after="40"/>
-            </w:pPr>
             <w:r/>
             <w:r>
               <w:rPr>
-                <w:rFonts w:ascii="Arial" w:hAnsi="Arial" w:eastAsia="Arial"/>
-                <w:b w:val="0"/>
-                <w:i w:val="0"/>
-                <w:sz w:val="20"/>
+                <w:rFonts w:ascii="Arial" w:hAnsi="Arial"/>
+                <w:sz w:val="17"/>
               </w:rPr>
-              <w:t>Prospect replies to the video</w:t>
+              <w:t>PROBLEM: the research shows NO purchased advisory work. The only paid-services evidence is Upwork — 24 hires, $19,900 lifetime, $11.57/hr average — which is developer time, the one class §B.1a forbids. Best available class: the strategic-planning / professional-development facilitation engagement HE HIMSELF SELLS (Washington Episcopal School, contract Aug 2019–May 2023: “strategic planning sessions with leadership team,” schoolwide resource guide). He cannot dismiss that category as commodity dev time — he prices it. Anchor there, or the category is surrendered.</w:t>
             </w:r>
           </w:p>
         </w:tc>
         <w:tc>
           <w:tcPr>
-            <w:tcW w:type="dxa" w:w="2880"/>
+            <w:tcW w:type="dxa" w:w="1224"/>
           </w:tcPr>
           <w:p>
-            <w:pPr>
-              <w:spacing w:after="40"/>
-            </w:pPr>
             <w:r/>
             <w:r>
               <w:rPr>
-                <w:rFonts w:ascii="Arial" w:hAnsi="Arial" w:eastAsia="Arial"/>
-                <w:b w:val="0"/>
-                <w:i w:val="0"/>
-                <w:sz w:val="20"/>
+                <w:rFonts w:ascii="Arial" w:hAnsi="Arial"/>
+                <w:sz w:val="17"/>
               </w:rPr>
-              <w:t>Immediately</w:t>
+              <w:t>⚠ thin, but resolved</w:t>
             </w:r>
           </w:p>
         </w:tc>
@@ -4149,61 +800,46 @@
       <w:tr>
         <w:tc>
           <w:tcPr>
-            <w:tcW w:type="dxa" w:w="3024"/>
+            <w:tcW w:type="dxa" w:w="1512"/>
           </w:tcPr>
           <w:p>
-            <w:pPr>
-              <w:spacing w:after="40"/>
-            </w:pPr>
             <w:r/>
             <w:r>
               <w:rPr>
-                <w:rFonts w:ascii="Arial" w:hAnsi="Arial" w:eastAsia="Arial"/>
-                <w:b w:val="0"/>
-                <w:i w:val="0"/>
-                <w:sz w:val="20"/>
+                <w:rFonts w:ascii="Arial" w:hAnsi="Arial"/>
+                <w:sz w:val="17"/>
               </w:rPr>
-              <w:t>Message 2</w:t>
+              <w:t>2 — Price at/just below one unit</w:t>
             </w:r>
           </w:p>
         </w:tc>
         <w:tc>
           <w:tcPr>
-            <w:tcW w:type="dxa" w:w="3456"/>
+            <w:tcW w:type="dxa" w:w="6264"/>
           </w:tcPr>
           <w:p>
-            <w:pPr>
-              <w:spacing w:after="40"/>
-            </w:pPr>
             <w:r/>
             <w:r>
               <w:rPr>
-                <w:rFonts w:ascii="Arial" w:hAnsi="Arial" w:eastAsia="Arial"/>
-                <w:b w:val="0"/>
-                <w:i w:val="0"/>
-                <w:sz w:val="20"/>
+                <w:rFonts w:ascii="Arial" w:hAnsi="Arial"/>
+                <w:sz w:val="17"/>
               </w:rPr>
-              <w:t>Prospect answers Message 1</w:t>
+              <w:t>One unit of that class, for him, is a corporate facilitation or keynote engagement. p0b Future Problem 2 puts these at $5,000–$25,000 per event but explicitly marks them L2 (“no quantifiable floor from research”). Use for internal reasoning only; never quote to him.</w:t>
             </w:r>
           </w:p>
         </w:tc>
         <w:tc>
           <w:tcPr>
-            <w:tcW w:type="dxa" w:w="2880"/>
+            <w:tcW w:type="dxa" w:w="1224"/>
           </w:tcPr>
           <w:p>
-            <w:pPr>
-              <w:spacing w:after="40"/>
-            </w:pPr>
             <w:r/>
             <w:r>
               <w:rPr>
-                <w:rFonts w:ascii="Arial" w:hAnsi="Arial" w:eastAsia="Arial"/>
-                <w:b w:val="0"/>
-                <w:i w:val="0"/>
-                <w:sz w:val="20"/>
+                <w:rFonts w:ascii="Arial" w:hAnsi="Arial"/>
+                <w:sz w:val="17"/>
               </w:rPr>
-              <w:t>Immediately</w:t>
+              <w:t>L2 — internal only</w:t>
             </w:r>
           </w:p>
         </w:tc>
@@ -4211,61 +847,46 @@
       <w:tr>
         <w:tc>
           <w:tcPr>
-            <w:tcW w:type="dxa" w:w="3024"/>
+            <w:tcW w:type="dxa" w:w="1512"/>
           </w:tcPr>
           <w:p>
-            <w:pPr>
-              <w:spacing w:after="40"/>
-            </w:pPr>
             <w:r/>
             <w:r>
               <w:rPr>
-                <w:rFonts w:ascii="Arial" w:hAnsi="Arial" w:eastAsia="Arial"/>
-                <w:b w:val="0"/>
-                <w:i w:val="0"/>
-                <w:sz w:val="20"/>
+                <w:rFonts w:ascii="Arial" w:hAnsi="Arial"/>
+                <w:sz w:val="17"/>
               </w:rPr>
-              <w:t>Message 3</w:t>
+              <w:t>3 — Band</w:t>
             </w:r>
           </w:p>
         </w:tc>
         <w:tc>
           <w:tcPr>
-            <w:tcW w:type="dxa" w:w="3456"/>
+            <w:tcW w:type="dxa" w:w="6264"/>
           </w:tcPr>
           <w:p>
-            <w:pPr>
-              <w:spacing w:after="40"/>
-            </w:pPr>
             <w:r/>
             <w:r>
               <w:rPr>
-                <w:rFonts w:ascii="Arial" w:hAnsi="Arial" w:eastAsia="Arial"/>
-                <w:b w:val="0"/>
-                <w:i w:val="0"/>
-                <w:sz w:val="20"/>
+                <w:rFonts w:ascii="Arial" w:hAnsi="Arial"/>
+                <w:sz w:val="17"/>
               </w:rPr>
-              <w:t>No reply to Message 2</w:t>
+              <w:t>Genuine judgement call. Band A reading: a one-person organisation, one decision-maker, one system in question (the purchase path). Band B reading: two domains (upstanderonline.com + omekongo.com), Masteriyo LMS, WooCommerce, MailPoet, YouTube, Amazon — and three open architecture questions in p0b (dual domain, book/Amazon, YouTube→course). Both defensible.</w:t>
             </w:r>
           </w:p>
         </w:tc>
         <w:tc>
           <w:tcPr>
-            <w:tcW w:type="dxa" w:w="2880"/>
+            <w:tcW w:type="dxa" w:w="1224"/>
           </w:tcPr>
           <w:p>
-            <w:pPr>
-              <w:spacing w:after="40"/>
-            </w:pPr>
             <w:r/>
             <w:r>
               <w:rPr>
-                <w:rFonts w:ascii="Arial" w:hAnsi="Arial" w:eastAsia="Arial"/>
-                <w:b w:val="0"/>
-                <w:i w:val="0"/>
-                <w:sz w:val="20"/>
+                <w:rFonts w:ascii="Arial" w:hAnsi="Arial"/>
+                <w:sz w:val="17"/>
               </w:rPr>
-              <w:t>3–4 days after Message 2</w:t>
+              <w:t>⛔ NOT SET</w:t>
             </w:r>
           </w:p>
         </w:tc>
@@ -4273,61 +894,46 @@
       <w:tr>
         <w:tc>
           <w:tcPr>
-            <w:tcW w:type="dxa" w:w="3024"/>
+            <w:tcW w:type="dxa" w:w="1512"/>
           </w:tcPr>
           <w:p>
-            <w:pPr>
-              <w:spacing w:after="40"/>
-            </w:pPr>
             <w:r/>
             <w:r>
               <w:rPr>
-                <w:rFonts w:ascii="Arial" w:hAnsi="Arial" w:eastAsia="Arial"/>
-                <w:b w:val="0"/>
-                <w:i w:val="0"/>
-                <w:sz w:val="20"/>
+                <w:rFonts w:ascii="Arial" w:hAnsi="Arial"/>
+                <w:sz w:val="17"/>
               </w:rPr>
-              <w:t>Silent-Watcher Touch (Branch B)</w:t>
+              <w:t>4 — Floor</w:t>
             </w:r>
           </w:p>
         </w:tc>
         <w:tc>
           <w:tcPr>
-            <w:tcW w:type="dxa" w:w="3456"/>
+            <w:tcW w:type="dxa" w:w="6264"/>
           </w:tcPr>
           <w:p>
-            <w:pPr>
-              <w:spacing w:after="40"/>
-            </w:pPr>
             <w:r/>
             <w:r>
               <w:rPr>
-                <w:rFonts w:ascii="Arial" w:hAnsi="Arial" w:eastAsia="Arial"/>
-                <w:b w:val="0"/>
-                <w:i w:val="0"/>
-                <w:sz w:val="20"/>
+                <w:rFonts w:ascii="Arial" w:hAnsi="Arial"/>
+                <w:sz w:val="17"/>
               </w:rPr>
-              <w:t>Watched, no reply to the video</w:t>
+              <w:t>MEMORY.md §6: $200–560 in tokens per ACQUIRED consultation, before Abdul’s ~2.5 hours. “Works if ≥$500” is break-even, not a price. Practical floor ≈ $900.</w:t>
             </w:r>
           </w:p>
         </w:tc>
         <w:tc>
           <w:tcPr>
-            <w:tcW w:type="dxa" w:w="2880"/>
+            <w:tcW w:type="dxa" w:w="1224"/>
           </w:tcPr>
           <w:p>
-            <w:pPr>
-              <w:spacing w:after="40"/>
-            </w:pPr>
             <w:r/>
             <w:r>
               <w:rPr>
-                <w:rFonts w:ascii="Arial" w:hAnsi="Arial" w:eastAsia="Arial"/>
-                <w:b w:val="0"/>
-                <w:i w:val="0"/>
-                <w:sz w:val="20"/>
+                <w:rFonts w:ascii="Arial" w:hAnsi="Arial"/>
+                <w:sz w:val="17"/>
               </w:rPr>
-              <w:t>4–6 days after the video was sent</w:t>
+              <w:t>✅ resolved</w:t>
             </w:r>
           </w:p>
         </w:tc>
@@ -4335,61 +941,46 @@
       <w:tr>
         <w:tc>
           <w:tcPr>
-            <w:tcW w:type="dxa" w:w="3024"/>
+            <w:tcW w:type="dxa" w:w="1512"/>
           </w:tcPr>
           <w:p>
-            <w:pPr>
-              <w:spacing w:after="40"/>
-            </w:pPr>
             <w:r/>
             <w:r>
               <w:rPr>
-                <w:rFonts w:ascii="Arial" w:hAnsi="Arial" w:eastAsia="Arial"/>
-                <w:b w:val="0"/>
-                <w:i w:val="0"/>
-                <w:sz w:val="20"/>
+                <w:rFonts w:ascii="Arial" w:hAnsi="Arial"/>
+                <w:sz w:val="17"/>
               </w:rPr>
-              <w:t>Second Wrapper (Branch C)</w:t>
+              <w:t>4 — Discretionary threshold</w:t>
             </w:r>
           </w:p>
         </w:tc>
         <w:tc>
           <w:tcPr>
-            <w:tcW w:type="dxa" w:w="3456"/>
+            <w:tcW w:type="dxa" w:w="6264"/>
           </w:tcPr>
           <w:p>
-            <w:pPr>
-              <w:spacing w:after="40"/>
-            </w:pPr>
             <w:r/>
             <w:r>
               <w:rPr>
-                <w:rFonts w:ascii="Arial" w:hAnsi="Arial" w:eastAsia="Arial"/>
-                <w:b w:val="0"/>
-                <w:i w:val="0"/>
-                <w:sz w:val="20"/>
+                <w:rFonts w:ascii="Arial" w:hAnsi="Arial"/>
+                <w:sz w:val="17"/>
               </w:rPr>
-              <w:t>Video never opened</w:t>
+              <w:t>He is sole budget holder with no approval chain (p0a §4, §9), so the LEGAL threshold is high. The PSYCHOLOGICAL one is what binds: demonstrated digital spend is $50 fixed on the live job, $11.57/hr average, ~$830 per hire across 24 hires. p0a §4 records “Budget is very tight” as Confirmed. Estimated threshold ≈ $1,000–1,500.</w:t>
             </w:r>
           </w:p>
         </w:tc>
         <w:tc>
           <w:tcPr>
-            <w:tcW w:type="dxa" w:w="2880"/>
+            <w:tcW w:type="dxa" w:w="1224"/>
           </w:tcPr>
           <w:p>
-            <w:pPr>
-              <w:spacing w:after="40"/>
-            </w:pPr>
             <w:r/>
             <w:r>
               <w:rPr>
-                <w:rFonts w:ascii="Arial" w:hAnsi="Arial" w:eastAsia="Arial"/>
-                <w:b w:val="0"/>
-                <w:i w:val="0"/>
-                <w:sz w:val="20"/>
+                <w:rFonts w:ascii="Arial" w:hAnsi="Arial"/>
+                <w:sz w:val="17"/>
               </w:rPr>
-              <w:t>5–7 days after the video was sent</w:t>
+              <w:t>✅ resolved</w:t>
             </w:r>
           </w:p>
         </w:tc>
@@ -4397,99 +988,2964 @@
       <w:tr>
         <w:tc>
           <w:tcPr>
-            <w:tcW w:type="dxa" w:w="3024"/>
+            <w:tcW w:type="dxa" w:w="1512"/>
           </w:tcPr>
           <w:p>
-            <w:pPr>
-              <w:spacing w:after="40"/>
-            </w:pPr>
             <w:r/>
             <w:r>
               <w:rPr>
-                <w:rFonts w:ascii="Arial" w:hAnsi="Arial" w:eastAsia="Arial"/>
-                <w:b w:val="0"/>
-                <w:i w:val="0"/>
-                <w:sz w:val="20"/>
+                <w:rFonts w:ascii="Arial" w:hAnsi="Arial"/>
+                <w:sz w:val="17"/>
               </w:rPr>
-              <w:t>90-Day Re-engagement</w:t>
+              <w:t>5 — Digits</w:t>
             </w:r>
           </w:p>
         </w:tc>
         <w:tc>
           <w:tcPr>
-            <w:tcW w:type="dxa" w:w="3456"/>
+            <w:tcW w:type="dxa" w:w="6264"/>
           </w:tcPr>
           <w:p>
-            <w:pPr>
-              <w:spacing w:after="40"/>
-            </w:pPr>
             <w:r/>
             <w:r>
               <w:rPr>
-                <w:rFonts w:ascii="Arial" w:hAnsi="Arial" w:eastAsia="Arial"/>
-                <w:b w:val="0"/>
-                <w:i w:val="0"/>
-                <w:sz w:val="20"/>
+                <w:rFonts w:ascii="Arial" w:hAnsi="Arial"/>
+                <w:sz w:val="17"/>
               </w:rPr>
-              <w:t>Every path that ended without a yes</w:t>
+              <w:t>Precise to the hundred (e.g. $1,200), never a round thousand ($2,000 reads arbitrary and invites a counter-offer), never finer than the hundred.</w:t>
             </w:r>
           </w:p>
         </w:tc>
         <w:tc>
           <w:tcPr>
-            <w:tcW w:type="dxa" w:w="2880"/>
+            <w:tcW w:type="dxa" w:w="1224"/>
           </w:tcPr>
           <w:p>
-            <w:pPr>
-              <w:spacing w:after="40"/>
-            </w:pPr>
             <w:r/>
             <w:r>
               <w:rPr>
-                <w:rFonts w:ascii="Arial" w:hAnsi="Arial" w:eastAsia="Arial"/>
-                <w:b w:val="0"/>
-                <w:i w:val="0"/>
-                <w:sz w:val="20"/>
+                <w:rFonts w:ascii="Arial" w:hAnsi="Arial"/>
+                <w:sz w:val="17"/>
               </w:rPr>
-              <w:t>90 days, fresh industry insight only</w:t>
+              <w:t>⛔ NOT SET</w:t>
+            </w:r>
+          </w:p>
+        </w:tc>
+      </w:tr>
+      <w:tr>
+        <w:tc>
+          <w:tcPr>
+            <w:tcW w:type="dxa" w:w="1512"/>
+          </w:tcPr>
+          <w:p>
+            <w:r/>
+            <w:r>
+              <w:rPr>
+                <w:rFonts w:ascii="Arial" w:hAnsi="Arial"/>
+                <w:sz w:val="17"/>
+              </w:rPr>
+              <w:t>6 — Written to tracking row</w:t>
+            </w:r>
+          </w:p>
+        </w:tc>
+        <w:tc>
+          <w:tcPr>
+            <w:tcW w:type="dxa" w:w="6264"/>
+          </w:tcPr>
+          <w:p>
+            <w:r/>
+            <w:r>
+              <w:rPr>
+                <w:rFonts w:ascii="Arial" w:hAnsi="Arial"/>
+                <w:sz w:val="17"/>
+              </w:rPr>
+              <w:t>Not done. Until it is, Message 2 cannot be sent and Branch F cannot be answered.</w:t>
+            </w:r>
+          </w:p>
+        </w:tc>
+        <w:tc>
+          <w:tcPr>
+            <w:tcW w:type="dxa" w:w="1224"/>
+          </w:tcPr>
+          <w:p>
+            <w:r/>
+            <w:r>
+              <w:rPr>
+                <w:rFonts w:ascii="Arial" w:hAnsi="Arial"/>
+                <w:sz w:val="17"/>
+              </w:rPr>
+              <w:t>⛔ NOT SET</w:t>
             </w:r>
           </w:p>
         </w:tc>
       </w:tr>
     </w:tbl>
+    <w:p/>
     <w:p>
       <w:pPr>
-        <w:spacing w:before="240" w:after="80"/>
+        <w:spacing w:after="60"/>
+        <w:shd w:val="clear" w:color="auto" w:fill="FDE2E2"/>
       </w:pPr>
       <w:r>
         <w:rPr>
           <w:rFonts w:ascii="Arial" w:hAnsi="Arial" w:eastAsia="Arial"/>
           <w:b/>
           <w:i w:val="0"/>
-          <w:color w:val="2A7AAA"/>
-          <w:sz w:val="36"/>
+          <w:sz w:val="22"/>
         </w:rPr>
-        <w:t>Message Length Limits</w:t>
+        <w:t>⚠  THE SQUEEZE — read before choosing the number.</w:t>
       </w:r>
     </w:p>
     <w:p>
       <w:pPr>
         <w:spacing w:after="120"/>
+      </w:pPr>
+      <w:r>
+        <w:rPr>
+          <w:rFonts w:ascii="Arial" w:hAnsi="Arial" w:eastAsia="Arial"/>
+          <w:b w:val="0"/>
+          <w:i w:val="0"/>
+          <w:sz w:val="21"/>
+        </w:rPr>
+        <w:t>Floor ≈ $900. Psychological ceiling ≈ $1,000–1,500. That is a narrow band, and it is narrow because of a genuine conflict in the evidence: §B.1a’s method assumes a buyer with a respected advisory reference class, while p0a §4 records a Confirmed tight-budget signal. Per §B.1a rule 10, if the number must move, MOVE SCOPE, NOT RATE — drop a session and drop the band, hold the rate. Never discount, and never price this at $500: that is break-even and it means the entire front end runs at a loss on Abdul’s labour.</w:t>
+      </w:r>
+    </w:p>
+    <w:p>
+      <w:pPr>
+        <w:spacing w:after="80"/>
+        <w:shd w:val="clear" w:color="auto" w:fill="FFF3CC"/>
+      </w:pPr>
+      <w:r>
+        <w:rPr>
+          <w:rFonts w:ascii="Arial" w:hAnsi="Arial" w:eastAsia="Arial"/>
+          <w:b w:val="0"/>
+          <w:i w:val="0"/>
+          <w:sz w:val="20"/>
+        </w:rPr>
+        <w:t>📌 NOTE  A second, subtler risk specific to this prospect: he sees a four-figure fee beside a course that has earned roughly three thousand dollars in its lifetime. Expect the objection “you want that much to fix a course that made three thousand?” It is handled in Branch I — do not improvise it.</w:t>
+      </w:r>
+    </w:p>
+    <w:p>
+      <w:pPr>
+        <w:spacing w:after="80"/>
+        <w:shd w:val="clear" w:color="auto" w:fill="FFF3CC"/>
+      </w:pPr>
+      <w:r>
+        <w:rPr>
+          <w:rFonts w:ascii="Arial" w:hAnsi="Arial" w:eastAsia="Arial"/>
+          <w:b w:val="0"/>
+          <w:i w:val="0"/>
+          <w:sz w:val="20"/>
+        </w:rPr>
+        <w:t>📌 NOTE  Pricing rules that govern every money sentence below: ceiling frame always (“the most it can cost you is X”); price and guarantee in ONE sentence; the number said exactly ONCE; never the last line; never justified; never the words “fee,” “charge,” or “investment”; price the package, never the session; never discount.</w:t>
+      </w:r>
+    </w:p>
+    <w:p>
+      <w:r>
+        <w:br w:type="page"/>
+      </w:r>
+    </w:p>
+    <w:p>
+      <w:pPr>
+        <w:pStyle w:val="Heading1"/>
+        <w:spacing w:before="260" w:after="100"/>
+      </w:pPr>
+      <w:r>
+        <w:rPr>
+          <w:rFonts w:ascii="Arial" w:hAnsi="Arial"/>
+          <w:b/>
+          <w:color w:val="0F1C2E"/>
+          <w:sz w:val="48"/>
+        </w:rPr>
+        <w:t>B.1 — The Linear Path (Happy Path)</w:t>
+      </w:r>
+    </w:p>
+    <w:p>
+      <w:pPr>
+        <w:spacing w:after="160"/>
       </w:pPr>
       <w:r>
         <w:rPr>
           <w:rFonts w:ascii="Arial" w:hAnsi="Arial" w:eastAsia="Arial"/>
           <w:b w:val="0"/>
           <w:i/>
+          <w:sz w:val="21"/>
+        </w:rPr>
+        <w:t>Video reply arrives → Message 1 (qualitative question, no pitch) → Message 2 (consultation offer) → schedule → p3d. NO payment is collected at any point here.</w:t>
+      </w:r>
+    </w:p>
+    <w:p>
+      <w:pPr>
+        <w:pStyle w:val="Heading2"/>
+        <w:spacing w:before="260" w:after="100"/>
+      </w:pPr>
+      <w:r>
+        <w:rPr>
+          <w:rFonts w:ascii="Arial" w:hAnsi="Arial"/>
+          <w:b/>
+          <w:color w:val="0F1C2E"/>
+          <w:sz w:val="32"/>
+        </w:rPr>
+        <w:t>MESSAGE 1 — sent immediately when he replies</w:t>
+      </w:r>
+    </w:p>
+    <w:p>
+      <w:pPr>
+        <w:spacing w:after="80"/>
+      </w:pPr>
+      <w:r>
+        <w:rPr>
+          <w:rFonts w:ascii="Arial" w:hAnsi="Arial" w:eastAsia="Arial"/>
+          <w:b w:val="0"/>
+          <w:i/>
+          <w:sz w:val="20"/>
+        </w:rPr>
+        <w:t>Purpose: reward the reply, deepen rapport, qualify. Do NOT pitch. Do NOT ask for internal numbers — capturing those is exactly what the paid session sells.</w:t>
+      </w:r>
+    </w:p>
+    <w:p>
+      <w:pPr>
+        <w:spacing w:after="80"/>
+        <w:shd w:val="clear" w:color="auto" w:fill="FFF3CC"/>
+      </w:pPr>
+      <w:r>
+        <w:rPr>
+          <w:rFonts w:ascii="Arial" w:hAnsi="Arial" w:eastAsia="Arial"/>
+          <w:b w:val="0"/>
+          <w:i w:val="0"/>
+          <w:sz w:val="20"/>
+        </w:rPr>
+        <w:t>📌 NOTE  Beat 5 asked a forced choice, so his reply will usually SELECT one. Do not re-ask it. Take the next step down: “What have you already tried on it?” — the highest-value question available, because it surfaces the two freelancers already working on the site (Branch H) without you having to raise them.</w:t>
+      </w:r>
+    </w:p>
+    <w:p>
+      <w:pPr>
+        <w:spacing w:after="60"/>
+      </w:pPr>
+      <w:r>
+        <w:rPr>
+          <w:rFonts w:ascii="Arial" w:hAnsi="Arial" w:eastAsia="Arial"/>
+          <w:b/>
+          <w:i w:val="0"/>
+          <w:sz w:val="21"/>
+        </w:rPr>
+        <w:t>Variant 1 — he picked the broken checkout (the likely case):</w:t>
+      </w:r>
+    </w:p>
+    <w:p>
+      <w:pPr>
+        <w:spacing w:after="120"/>
+        <w:ind w:left="240"/>
+        <w:shd w:val="clear" w:color="auto" w:fill="EBF3FB"/>
+      </w:pPr>
+      <w:r>
+        <w:rPr>
+          <w:rFonts w:ascii="Arial" w:hAnsi="Arial" w:eastAsia="Arial"/>
+          <w:b w:val="0"/>
+          <w:i w:val="0"/>
+          <w:sz w:val="23"/>
+        </w:rPr>
+        <w:t>“That tracks — and it’s the one I’d have guessed you’d pick. A broken checkout takes the sale at the exact moment someone had already decided to buy. What have you already tried on it?”</w:t>
+      </w:r>
+    </w:p>
+    <w:p>
+      <w:pPr>
+        <w:spacing w:after="160"/>
+      </w:pPr>
+      <w:r>
+        <w:rPr>
+          <w:rFonts w:ascii="Arial" w:hAnsi="Arial" w:eastAsia="Arial"/>
+          <w:b w:val="0"/>
+          <w:i/>
+          <w:color w:val="475569"/>
+          <w:sz w:val="17"/>
+        </w:rPr>
+        <w:t xml:space="preserve">    [3 sentences · 35 words · caps 3/65] ✅</w:t>
+      </w:r>
+    </w:p>
+    <w:p>
+      <w:pPr>
+        <w:spacing w:after="60"/>
+      </w:pPr>
+      <w:r>
+        <w:rPr>
+          <w:rFonts w:ascii="Arial" w:hAnsi="Arial" w:eastAsia="Arial"/>
+          <w:b/>
+          <w:i w:val="0"/>
+          <w:sz w:val="21"/>
+        </w:rPr>
+        <w:t>Variant 2 — he picked the channel-to-course gap:</w:t>
+      </w:r>
+    </w:p>
+    <w:p>
+      <w:pPr>
+        <w:spacing w:after="120"/>
+        <w:ind w:left="240"/>
+        <w:shd w:val="clear" w:color="auto" w:fill="EBF3FB"/>
+      </w:pPr>
+      <w:r>
+        <w:rPr>
+          <w:rFonts w:ascii="Arial" w:hAnsi="Arial" w:eastAsia="Arial"/>
+          <w:b w:val="0"/>
+          <w:i w:val="0"/>
+          <w:sz w:val="23"/>
+        </w:rPr>
+        <w:t>“That’s the more interesting answer, and the harder one. A checkout is a fix; a channel that doesn’t point anywhere is a habit, and you’ve built that habit around a page that couldn’t receive people anyway. What have you already tried on it?”</w:t>
+      </w:r>
+    </w:p>
+    <w:p>
+      <w:pPr>
+        <w:spacing w:after="160"/>
+      </w:pPr>
+      <w:r>
+        <w:rPr>
+          <w:rFonts w:ascii="Arial" w:hAnsi="Arial" w:eastAsia="Arial"/>
+          <w:b w:val="0"/>
+          <w:i/>
+          <w:color w:val="475569"/>
+          <w:sz w:val="17"/>
+        </w:rPr>
+        <w:t xml:space="preserve">    [3 sentences · 43 words · caps 3/65] ✅</w:t>
+      </w:r>
+    </w:p>
+    <w:p>
+      <w:pPr>
+        <w:spacing w:after="60"/>
+      </w:pPr>
+      <w:r>
+        <w:rPr>
+          <w:rFonts w:ascii="Arial" w:hAnsi="Arial" w:eastAsia="Arial"/>
+          <w:b/>
+          <w:i w:val="0"/>
+          <w:sz w:val="21"/>
+        </w:rPr>
+        <w:t>Variant 3 — his reply selected nothing (“interesting,” a bare emoji):</w:t>
+      </w:r>
+    </w:p>
+    <w:p>
+      <w:pPr>
+        <w:spacing w:after="120"/>
+        <w:ind w:left="240"/>
+        <w:shd w:val="clear" w:color="auto" w:fill="EBF3FB"/>
+      </w:pPr>
+      <w:r>
+        <w:rPr>
+          <w:rFonts w:ascii="Arial" w:hAnsi="Arial" w:eastAsia="Arial"/>
+          <w:b w:val="0"/>
+          <w:i w:val="0"/>
+          <w:sz w:val="23"/>
+        </w:rPr>
+        <w:t>“Appreciate the reply. Of the two I flagged — the broken checkout, or nothing on your channel pointing to the course — which one is actually costing you more day to day?”</w:t>
+      </w:r>
+    </w:p>
+    <w:p>
+      <w:pPr>
+        <w:spacing w:after="160"/>
+      </w:pPr>
+      <w:r>
+        <w:rPr>
+          <w:rFonts w:ascii="Arial" w:hAnsi="Arial" w:eastAsia="Arial"/>
+          <w:b w:val="0"/>
+          <w:i/>
+          <w:color w:val="475569"/>
+          <w:sz w:val="17"/>
+        </w:rPr>
+        <w:t xml:space="preserve">    [2 sentences · 32 words · caps 2/65] ✅</w:t>
+      </w:r>
+    </w:p>
+    <w:p>
+      <w:pPr>
+        <w:spacing w:after="60"/>
+      </w:pPr>
+      <w:r>
+        <w:rPr>
+          <w:rFonts w:ascii="Arial" w:hAnsi="Arial" w:eastAsia="Arial"/>
+          <w:b/>
+          <w:i w:val="0"/>
+          <w:sz w:val="21"/>
+        </w:rPr>
+        <w:t>Variant 4 — he corrected me:</w:t>
+      </w:r>
+    </w:p>
+    <w:p>
+      <w:pPr>
+        <w:spacing w:after="160"/>
+      </w:pPr>
+      <w:r>
+        <w:rPr>
+          <w:rFonts w:ascii="Arial" w:hAnsi="Arial" w:eastAsia="Arial"/>
+          <w:b w:val="0"/>
+          <w:i w:val="0"/>
+          <w:sz w:val="21"/>
+        </w:rPr>
+        <w:t>→ Do not use Message 1. Go straight to Branch A. A correction is not an objection; it is him accepting the invitation Beat 5 made.</w:t>
+      </w:r>
+    </w:p>
+    <w:p>
+      <w:pPr>
+        <w:pStyle w:val="Heading2"/>
+        <w:spacing w:before="260" w:after="100"/>
+      </w:pPr>
+      <w:r>
+        <w:rPr>
+          <w:rFonts w:ascii="Arial" w:hAnsi="Arial"/>
+          <w:b/>
+          <w:color w:val="0F1C2E"/>
+          <w:sz w:val="32"/>
+        </w:rPr>
+        <w:t>MESSAGE 2 — the consultation offer (after he answers Message 1)</w:t>
+      </w:r>
+    </w:p>
+    <w:p>
+      <w:pPr>
+        <w:spacing w:after="80"/>
+        <w:shd w:val="clear" w:color="auto" w:fill="FFF3CC"/>
+      </w:pPr>
+      <w:r>
+        <w:rPr>
+          <w:rFonts w:ascii="Arial" w:hAnsi="Arial" w:eastAsia="Arial"/>
+          <w:b w:val="0"/>
+          <w:i w:val="0"/>
+          <w:sz w:val="20"/>
+        </w:rPr>
+        <w:t>📌 NOTE  Six elements, not seven — element 4 (proof of competence) is DROPPED because the video carried none (Trap 3). Hard caps: 6–8 sentences, ≤210 words, 3–4 paragraphs, longest sentence ≤45 words. Counted below.</w:t>
+      </w:r>
+    </w:p>
+    <w:p>
+      <w:pPr>
+        <w:spacing w:after="80"/>
+        <w:shd w:val="clear" w:color="auto" w:fill="FFF3CC"/>
+      </w:pPr>
+      <w:r>
+        <w:rPr>
+          <w:rFonts w:ascii="Arial" w:hAnsi="Arial" w:eastAsia="Arial"/>
+          <w:b w:val="0"/>
+          <w:i w:val="0"/>
+          <w:sz w:val="20"/>
+        </w:rPr>
+        <w:t>📌 NOTE  The stakes tie-back quotes the video verbatim, but the ANCHOR is structural (Trap 2): 25,000 subscribers, three announced books, and the unknown itself. Do not anchor the fee to the ~$3,000 figure — it is a lifetime revenue total and it would make the fee look enormous.</w:t>
+      </w:r>
+    </w:p>
+    <w:p>
+      <w:pPr>
+        <w:spacing w:after="120"/>
+        <w:ind w:left="240"/>
+        <w:shd w:val="clear" w:color="auto" w:fill="EBF3FB"/>
+      </w:pPr>
+      <w:r>
+        <w:rPr>
+          <w:rFonts w:ascii="Arial" w:hAnsi="Arial" w:eastAsia="Arial"/>
+          <w:b w:val="0"/>
+          <w:i w:val="0"/>
+          <w:sz w:val="23"/>
+        </w:rPr>
+        <w:t>“What I’d normally do next is a working session — everything I found, put beside the three numbers only you have: monthly traffic to that course page, whether any video description has ever pointed at it, and whether an email list exists anywhere. You’d walk out with a written Operational Diagnosis, yours whatever happens after; if it lands, a working demo and then the build are the natural next steps, but that’s not what you’re deciding today.</w:t>
+        <w:br/>
+        <w:br/>
+        <w:t>Sixteen students across both courses since June of last year — roughly three thousand dollars, lifetime — against twenty-five thousand subscribers and three books you’ve said are coming this year. What you’d be deciding is whether it’s worth an hour to find out how much of that gap the site explains.</w:t>
+        <w:br/>
+        <w:br/>
+        <w:t>The most it can cost you is [CONSULTATION_FEE] — and only if, at the end, you tell me it was worth more than that. Nothing up front, no deposit, you keep the diagnosis either way, and you’re the one who decides; Dev8X is a registered studio, so if there’s something to pay it goes through a proper invoice in USD.</w:t>
+        <w:br/>
+        <w:br/>
+        <w:t>Worth a look? Reply and I’ll send a couple of times.”</w:t>
+      </w:r>
+    </w:p>
+    <w:p>
+      <w:pPr>
+        <w:spacing w:after="160"/>
+      </w:pPr>
+      <w:r>
+        <w:rPr>
+          <w:rFonts w:ascii="Arial" w:hAnsi="Arial" w:eastAsia="Arial"/>
+          <w:b w:val="0"/>
+          <w:i/>
+          <w:color w:val="475569"/>
+          <w:sz w:val="17"/>
+        </w:rPr>
+        <w:t xml:space="preserve">    [8 sentences · 199 words · 4 paragraphs · caps 6–8 / ≤210] ✅   Price stated once ✅ · fused to guarantee ✅ · not the last line ✅ · no proof-of-competence line ✅</w:t>
+      </w:r>
+    </w:p>
+    <w:p>
+      <w:pPr>
+        <w:pStyle w:val="Heading2"/>
+        <w:spacing w:before="260" w:after="100"/>
+      </w:pPr>
+      <w:r>
+        <w:rPr>
+          <w:rFonts w:ascii="Arial" w:hAnsi="Arial"/>
+          <w:b/>
+          <w:color w:val="0F1C2E"/>
+          <w:sz w:val="32"/>
+        </w:rPr>
+        <w:t>MESSAGE 3 — soft follow-up, 3–4 days after Message 2, if no reply</w:t>
+      </w:r>
+    </w:p>
+    <w:p>
+      <w:pPr>
+        <w:spacing w:after="80"/>
+        <w:shd w:val="clear" w:color="auto" w:fill="FFF3CC"/>
+      </w:pPr>
+      <w:r>
+        <w:rPr>
+          <w:rFonts w:ascii="Arial" w:hAnsi="Arial" w:eastAsia="Arial"/>
+          <w:b w:val="0"/>
+          <w:i w:val="0"/>
+          <w:sz w:val="20"/>
+        </w:rPr>
+        <w:t>📌 NOTE  Do NOT restate the number. He has it. Repeating a price is the tell of someone who thinks the price was the problem. Restate the CEILING CONDITION instead, and end on the exit, not the ask.</w:t>
+      </w:r>
+    </w:p>
+    <w:p>
+      <w:pPr>
+        <w:spacing w:after="120"/>
+        <w:ind w:left="240"/>
+        <w:shd w:val="clear" w:color="auto" w:fill="EBF3FB"/>
+      </w:pPr>
+      <w:r>
+        <w:rPr>
+          <w:rFonts w:ascii="Arial" w:hAnsi="Arial" w:eastAsia="Arial"/>
+          <w:b w:val="0"/>
+          <w:i w:val="0"/>
+          <w:sz w:val="23"/>
+        </w:rPr>
+        <w:t>“No pressure at all — circling back once. The checkout doesn’t fix itself, and nothing’s owed unless you finish the session and tell me it was worth it. If the timing’s off, say so and I’ll leave it there.”</w:t>
+      </w:r>
+    </w:p>
+    <w:p>
+      <w:pPr>
+        <w:spacing w:after="160"/>
+      </w:pPr>
+      <w:r>
+        <w:rPr>
+          <w:rFonts w:ascii="Arial" w:hAnsi="Arial" w:eastAsia="Arial"/>
+          <w:b w:val="0"/>
+          <w:i/>
+          <w:color w:val="475569"/>
+          <w:sz w:val="17"/>
+        </w:rPr>
+        <w:t xml:space="preserve">    [3 sentences · 39 words · caps 3/60] ✅</w:t>
+      </w:r>
+    </w:p>
+    <w:p>
+      <w:pPr>
+        <w:spacing w:after="160"/>
+      </w:pPr>
+      <w:r>
+        <w:rPr>
+          <w:rFonts w:ascii="Arial" w:hAnsi="Arial" w:eastAsia="Arial"/>
+          <w:b w:val="0"/>
+          <w:i/>
+          <w:sz w:val="21"/>
+        </w:rPr>
+        <w:t>Maximum ONE Message 3. If no reply, STOP. Re-engage in 90 days with a fresh industry insight — not about him.</w:t>
+      </w:r>
+    </w:p>
+    <w:p>
+      <w:r>
+        <w:br w:type="page"/>
+      </w:r>
+    </w:p>
+    <w:p>
+      <w:pPr>
+        <w:pStyle w:val="Heading1"/>
+        <w:spacing w:before="260" w:after="100"/>
+      </w:pPr>
+      <w:r>
+        <w:rPr>
+          <w:rFonts w:ascii="Arial" w:hAnsi="Arial"/>
+          <w:b/>
+          <w:color w:val="0F1C2E"/>
+          <w:sz w:val="48"/>
+        </w:rPr>
+        <w:t>B.2 — The War-Game Matrix</w:t>
+      </w:r>
+    </w:p>
+    <w:p>
+      <w:pPr>
+        <w:spacing w:after="160"/>
+      </w:pPr>
+      <w:r>
+        <w:rPr>
+          <w:rFonts w:ascii="Arial" w:hAnsi="Arial" w:eastAsia="Arial"/>
+          <w:b w:val="0"/>
+          <w:i/>
+          <w:sz w:val="21"/>
+        </w:rPr>
+        <w:t>Every branch below is ready to send, personalised to Dr. Dibinga. Where a branch references the video, it quotes what the finalized script actually said.</w:t>
+      </w:r>
+    </w:p>
+    <w:p>
+      <w:pPr>
+        <w:pStyle w:val="Heading2"/>
+        <w:spacing w:before="260" w:after="100"/>
+      </w:pPr>
+      <w:r>
+        <w:rPr>
+          <w:rFonts w:ascii="Arial" w:hAnsi="Arial"/>
+          <w:b/>
+          <w:color w:val="0F1C2E"/>
+          <w:sz w:val="30"/>
+        </w:rPr>
+        <w:t>BRANCH A — Correction: “You got it wrong”</w:t>
+      </w:r>
+    </w:p>
+    <w:p>
+      <w:pPr>
+        <w:spacing w:after="80"/>
+        <w:shd w:val="clear" w:color="auto" w:fill="FFF3CC"/>
+      </w:pPr>
+      <w:r>
+        <w:rPr>
+          <w:rFonts w:ascii="Arial" w:hAnsi="Arial" w:eastAsia="Arial"/>
+          <w:b w:val="0"/>
+          <w:i w:val="0"/>
+          <w:sz w:val="20"/>
+        </w:rPr>
+        <w:t>📌 NOTE  Beat 5 invited this. A correction is him accepting the invitation, not objecting. THE RULE: do not bridge to the offer in the same message as the correction. “That’s exactly why the session matters” converts his correction into your sales argument in the breath he gave it.</w:t>
+      </w:r>
+    </w:p>
+    <w:p>
+      <w:pPr>
+        <w:spacing w:after="80"/>
+        <w:shd w:val="clear" w:color="auto" w:fill="FFF3CC"/>
+      </w:pPr>
+      <w:r>
+        <w:rPr>
+          <w:rFonts w:ascii="Arial" w:hAnsi="Arial" w:eastAsia="Arial"/>
+          <w:b w:val="0"/>
+          <w:i w:val="0"/>
+          <w:sz w:val="20"/>
+        </w:rPr>
+        <w:t>📌 NOTE  HIGHEST-PROBABILITY CORRECTION FOR THIS PROSPECT: “the checkout was fixed weeks ago.” p1a was captured 2026-05-21; two freelancers have been active on the site since March. If he says this and it is true, the diagnosis is GUTTED — do not push the offer, do not send a second message. Acknowledge, ask one genuine question, exit as Branch D.</w:t>
+      </w:r>
+    </w:p>
+    <w:p>
+      <w:pPr>
+        <w:spacing w:after="60"/>
+      </w:pPr>
+      <w:r>
+        <w:rPr>
+          <w:rFonts w:ascii="Arial" w:hAnsi="Arial" w:eastAsia="Arial"/>
+          <w:b/>
+          <w:i w:val="0"/>
+          <w:sz w:val="21"/>
+        </w:rPr>
+        <w:t>Message 1 of 2 — absorb, and nothing else:</w:t>
+      </w:r>
+    </w:p>
+    <w:p>
+      <w:pPr>
+        <w:spacing w:after="120"/>
+        <w:ind w:left="240"/>
+        <w:shd w:val="clear" w:color="auto" w:fill="EBF3FB"/>
+      </w:pPr>
+      <w:r>
+        <w:rPr>
+          <w:rFonts w:ascii="Arial" w:hAnsi="Arial" w:eastAsia="Arial"/>
+          <w:b w:val="0"/>
+          <w:i w:val="0"/>
+          <w:sz w:val="23"/>
+        </w:rPr>
+        <w:t>“Then I had that backwards — thank you. If the checkout has been working since [what he said], then the thing I built the whole read on isn’t there. What is the thing that actually costs you, then?”</w:t>
+      </w:r>
+    </w:p>
+    <w:p>
+      <w:pPr>
+        <w:spacing w:after="160"/>
+      </w:pPr>
+      <w:r>
+        <w:rPr>
+          <w:rFonts w:ascii="Arial" w:hAnsi="Arial" w:eastAsia="Arial"/>
+          <w:b w:val="0"/>
+          <w:i/>
+          <w:color w:val="475569"/>
+          <w:sz w:val="17"/>
+        </w:rPr>
+        <w:t xml:space="preserve">    [3 sentences · 38 words · caps 3/90] ✅</w:t>
+      </w:r>
+    </w:p>
+    <w:p>
+      <w:pPr>
+        <w:spacing w:after="60"/>
+      </w:pPr>
+      <w:r>
+        <w:rPr>
+          <w:rFonts w:ascii="Arial" w:hAnsi="Arial" w:eastAsia="Arial"/>
+          <w:b/>
+          <w:i w:val="0"/>
+          <w:sz w:val="21"/>
+        </w:rPr>
+        <w:t>Message 2 of 2 — only after he responds, and only if he engaged:</w:t>
+      </w:r>
+    </w:p>
+    <w:p>
+      <w:pPr>
+        <w:spacing w:after="120"/>
+        <w:ind w:left="240"/>
+        <w:shd w:val="clear" w:color="auto" w:fill="EBF3FB"/>
+      </w:pPr>
+      <w:r>
+        <w:rPr>
+          <w:rFonts w:ascii="Arial" w:hAnsi="Arial" w:eastAsia="Arial"/>
+          <w:b w:val="0"/>
+          <w:i w:val="0"/>
+          <w:sz w:val="23"/>
+        </w:rPr>
+        <w:t>“That’s a different problem than the one I flagged, and a more expensive one. From outside I’ll always have blind spots — I couldn’t see [the specific one he just exposed]. The session is where my guesses get replaced with your numbers.”</w:t>
+      </w:r>
+    </w:p>
+    <w:p>
+      <w:pPr>
+        <w:spacing w:after="160"/>
+      </w:pPr>
+      <w:r>
+        <w:rPr>
+          <w:rFonts w:ascii="Arial" w:hAnsi="Arial" w:eastAsia="Arial"/>
+          <w:b w:val="0"/>
+          <w:i/>
+          <w:color w:val="475569"/>
+          <w:sz w:val="17"/>
+        </w:rPr>
+        <w:t xml:space="preserve">    [3 sentences · 42 words · caps 3/90] ✅</w:t>
+      </w:r>
+    </w:p>
+    <w:p>
+      <w:pPr>
+        <w:spacing w:after="80"/>
+        <w:shd w:val="clear" w:color="auto" w:fill="FFF3CC"/>
+      </w:pPr>
+      <w:r>
+        <w:rPr>
+          <w:rFonts w:ascii="Arial" w:hAnsi="Arial" w:eastAsia="Arial"/>
+          <w:b w:val="0"/>
+          <w:i w:val="0"/>
+          <w:sz w:val="20"/>
+        </w:rPr>
+        <w:t>📌 NOTE  Handling the number: if the correction invalidates the stakes figure, RETIRE IT OUT LOUD — “then that number is wrong, and I’m dropping it” — and never quote it again in any later message or branch. Never silently substitute a new one. A replacement figure comes from him (Branch U), never from you.</w:t>
+      </w:r>
+    </w:p>
+    <w:p>
+      <w:pPr>
+        <w:spacing w:after="80"/>
+        <w:shd w:val="clear" w:color="auto" w:fill="FFF3CC"/>
+      </w:pPr>
+      <w:r>
+        <w:rPr>
+          <w:rFonts w:ascii="Arial" w:hAnsi="Arial" w:eastAsia="Arial"/>
+          <w:b w:val="0"/>
+          <w:i w:val="0"/>
+          <w:sz w:val="20"/>
+        </w:rPr>
+        <w:t>📌 NOTE  Capture the correction verbatim with attribution for p3d. It is an L1 upgrade and worth more than anything the research produced, because it is confirmed.</w:t>
+      </w:r>
+    </w:p>
+    <w:p>
+      <w:pPr>
+        <w:pStyle w:val="Heading2"/>
+        <w:spacing w:before="260" w:after="100"/>
+      </w:pPr>
+      <w:r>
+        <w:rPr>
+          <w:rFonts w:ascii="Arial" w:hAnsi="Arial"/>
+          <w:b/>
+          <w:color w:val="0F1C2E"/>
+          <w:sz w:val="30"/>
+        </w:rPr>
+        <w:t>BRANCH B — Silent Watcher: watched, no reply (the modal outcome)</w:t>
+      </w:r>
+    </w:p>
+    <w:p>
+      <w:pPr>
+        <w:spacing w:after="80"/>
+        <w:shd w:val="clear" w:color="auto" w:fill="FFF3CC"/>
+      </w:pPr>
+      <w:r>
+        <w:rPr>
+          <w:rFonts w:ascii="Arial" w:hAnsi="Arial" w:eastAsia="Arial"/>
+          <w:b w:val="0"/>
+          <w:i w:val="0"/>
+          <w:sz w:val="20"/>
+        </w:rPr>
+        <w:t>📌 NOTE  ONE touch only, 4–6 days after the video. Lead with the hook — the first ~7 words are all LinkedIn shows in the preview. Never open on reply-bar mechanics.</w:t>
+      </w:r>
+    </w:p>
+    <w:p>
+      <w:pPr>
+        <w:spacing w:after="120"/>
+        <w:ind w:left="240"/>
+        <w:shd w:val="clear" w:color="auto" w:fill="EBF3FB"/>
+      </w:pPr>
+      <w:r>
+        <w:rPr>
+          <w:rFonts w:ascii="Arial" w:hAnsi="Arial" w:eastAsia="Arial"/>
+          <w:b w:val="0"/>
+          <w:i w:val="0"/>
+          <w:sz w:val="23"/>
+        </w:rPr>
+        <w:t>“Is the broken checkout actually what’s capping the course, or is it something else? No need to reply to the video itself — just curious whether I’m off.”</w:t>
+      </w:r>
+    </w:p>
+    <w:p>
+      <w:pPr>
+        <w:spacing w:after="160"/>
+      </w:pPr>
+      <w:r>
+        <w:rPr>
+          <w:rFonts w:ascii="Arial" w:hAnsi="Arial" w:eastAsia="Arial"/>
+          <w:b w:val="0"/>
+          <w:i/>
+          <w:color w:val="475569"/>
+          <w:sz w:val="17"/>
+        </w:rPr>
+        <w:t xml:space="preserve">    [2 sentences · 28 words · caps 2/90] ✅</w:t>
+      </w:r>
+    </w:p>
+    <w:p>
+      <w:pPr>
+        <w:spacing w:after="80"/>
+        <w:shd w:val="clear" w:color="auto" w:fill="FFF3CC"/>
+      </w:pPr>
+      <w:r>
+        <w:rPr>
+          <w:rFonts w:ascii="Arial" w:hAnsi="Arial" w:eastAsia="Arial"/>
+          <w:b w:val="0"/>
+          <w:i w:val="0"/>
+          <w:sz w:val="20"/>
+        </w:rPr>
+        <w:t>📌 NOTE  When you cannot tell whether he watched, ASSUME HE DID and use this branch. Branch C’s “not sure if the video came through,” told to someone who watched and chose not to reply, is mildly insulting and reveals you are guessing.</w:t>
+      </w:r>
+    </w:p>
+    <w:p>
+      <w:pPr>
+        <w:pStyle w:val="Heading2"/>
+        <w:spacing w:before="260" w:after="100"/>
+      </w:pPr>
+      <w:r>
+        <w:rPr>
+          <w:rFonts w:ascii="Arial" w:hAnsi="Arial"/>
+          <w:b/>
+          <w:color w:val="0F1C2E"/>
+          <w:sz w:val="30"/>
+        </w:rPr>
+        <w:t>BRANCH C — Didn’t Watch (documentation only — NOT an extra send)</w:t>
+      </w:r>
+    </w:p>
+    <w:p>
+      <w:pPr>
+        <w:spacing w:after="80"/>
+        <w:shd w:val="clear" w:color="auto" w:fill="FFF3CC"/>
+      </w:pPr>
+      <w:r>
+        <w:rPr>
+          <w:rFonts w:ascii="Arial" w:hAnsi="Arial" w:eastAsia="Arial"/>
+          <w:b w:val="0"/>
+          <w:i w:val="0"/>
+          <w:sz w:val="20"/>
+        </w:rPr>
+        <w:t>📌 NOTE  p3b owns everything up to the first watch. Its second wrapper is the ONLY permitted not-watched touch. If that wrapper has gone out, this branch is spent — stop, and go to 90-day re-engagement.</w:t>
+      </w:r>
+    </w:p>
+    <w:p>
+      <w:pPr>
+        <w:spacing w:after="120"/>
+        <w:ind w:left="240"/>
+        <w:shd w:val="clear" w:color="auto" w:fill="EBF3FB"/>
+      </w:pPr>
+      <w:r>
+        <w:rPr>
+          <w:rFonts w:ascii="Arial" w:hAnsi="Arial" w:eastAsia="Arial"/>
+          <w:b w:val="0"/>
+          <w:i w:val="0"/>
+          <w:sz w:val="23"/>
+        </w:rPr>
+        <w:t>“Not sure if the video came through — it’s a three-minute look at where your Add to Cart button actually lands. Thought it was worth flagging. Either way, no pressure.”</w:t>
+      </w:r>
+    </w:p>
+    <w:p>
+      <w:pPr>
+        <w:spacing w:after="160"/>
+      </w:pPr>
+      <w:r>
+        <w:rPr>
+          <w:rFonts w:ascii="Arial" w:hAnsi="Arial" w:eastAsia="Arial"/>
+          <w:b w:val="0"/>
+          <w:i/>
+          <w:color w:val="475569"/>
+          <w:sz w:val="17"/>
+        </w:rPr>
+        <w:t xml:space="preserve">    [3 sentences · 30 words · caps 3/90] ✅</w:t>
+      </w:r>
+    </w:p>
+    <w:p>
+      <w:pPr>
+        <w:pStyle w:val="Heading2"/>
+        <w:spacing w:before="260" w:after="100"/>
+      </w:pPr>
+      <w:r>
+        <w:rPr>
+          <w:rFonts w:ascii="Arial" w:hAnsi="Arial"/>
+          <w:b/>
+          <w:color w:val="0F1C2E"/>
+          <w:sz w:val="30"/>
+        </w:rPr>
+        <w:t>BRANCH D — “Not Interested”</w:t>
+      </w:r>
+    </w:p>
+    <w:p>
+      <w:pPr>
+        <w:spacing w:after="120"/>
+        <w:ind w:left="240"/>
+        <w:shd w:val="clear" w:color="auto" w:fill="EBF3FB"/>
+      </w:pPr>
+      <w:r>
+        <w:rPr>
+          <w:rFonts w:ascii="Arial" w:hAnsi="Arial" w:eastAsia="Arial"/>
+          <w:b w:val="0"/>
+          <w:i w:val="0"/>
+          <w:sz w:val="23"/>
+        </w:rPr>
+        <w:t>“Completely fair. If anything changes, I’m easy to find. Wishing you well with UPstander.”</w:t>
+      </w:r>
+    </w:p>
+    <w:p>
+      <w:pPr>
+        <w:spacing w:after="160"/>
+      </w:pPr>
+      <w:r>
+        <w:rPr>
+          <w:rFonts w:ascii="Arial" w:hAnsi="Arial" w:eastAsia="Arial"/>
+          <w:b w:val="0"/>
+          <w:i/>
+          <w:color w:val="475569"/>
+          <w:sz w:val="17"/>
+        </w:rPr>
+        <w:t xml:space="preserve">    [3 sentences · 14 words · caps 3/90] ✅</w:t>
+      </w:r>
+    </w:p>
+    <w:p>
+      <w:pPr>
+        <w:spacing w:after="80"/>
+        <w:shd w:val="clear" w:color="auto" w:fill="FFF3CC"/>
+      </w:pPr>
+      <w:r>
+        <w:rPr>
+          <w:rFonts w:ascii="Arial" w:hAnsi="Arial" w:eastAsia="Arial"/>
+          <w:b w:val="0"/>
+          <w:i w:val="0"/>
+          <w:sz w:val="20"/>
+        </w:rPr>
+        <w:t>📌 NOTE  Do NOT say “the research I did is still valid.” At the moment he declines, that sentence lands as a small bill (p3b Rule 11) and converts a clean exit into faint resentment. The shorter this message, the more likely he comes back.</w:t>
+      </w:r>
+    </w:p>
+    <w:p>
+      <w:pPr>
+        <w:pStyle w:val="Heading2"/>
+        <w:spacing w:before="260" w:after="100"/>
+      </w:pPr>
+      <w:r>
+        <w:rPr>
+          <w:rFonts w:ascii="Arial" w:hAnsi="Arial"/>
+          <w:b/>
+          <w:color w:val="0F1C2E"/>
+          <w:sz w:val="30"/>
+        </w:rPr>
+        <w:t>BRANCH E — “Too Busy Right Now”</w:t>
+      </w:r>
+    </w:p>
+    <w:p>
+      <w:pPr>
+        <w:spacing w:after="80"/>
+        <w:shd w:val="clear" w:color="auto" w:fill="FFF3CC"/>
+      </w:pPr>
+      <w:r>
+        <w:rPr>
+          <w:rFonts w:ascii="Arial" w:hAnsi="Arial" w:eastAsia="Arial"/>
+          <w:b w:val="0"/>
+          <w:i w:val="0"/>
+          <w:sz w:val="20"/>
+        </w:rPr>
+        <w:t>📌 NOTE  Almost always true and almost always also a soft no. Do not hand a man who just said he has no time a scheduling task. Propose the date yourself; make the reply one word.</w:t>
+      </w:r>
+    </w:p>
+    <w:p>
+      <w:pPr>
+        <w:spacing w:after="120"/>
+        <w:ind w:left="240"/>
+        <w:shd w:val="clear" w:color="auto" w:fill="EBF3FB"/>
+      </w:pPr>
+      <w:r>
+        <w:rPr>
+          <w:rFonts w:ascii="Arial" w:hAnsi="Arial" w:eastAsia="Arial"/>
+          <w:b w:val="0"/>
+          <w:i w:val="0"/>
+          <w:sz w:val="23"/>
+        </w:rPr>
+        <w:t>“Makes sense — this isn’t urgent. I’ll check back in September. If that’s wrong, tell me when.”</w:t>
+      </w:r>
+    </w:p>
+    <w:p>
+      <w:pPr>
+        <w:spacing w:after="160"/>
+      </w:pPr>
+      <w:r>
+        <w:rPr>
+          <w:rFonts w:ascii="Arial" w:hAnsi="Arial" w:eastAsia="Arial"/>
+          <w:b w:val="0"/>
+          <w:i/>
+          <w:color w:val="475569"/>
+          <w:sz w:val="17"/>
+        </w:rPr>
+        <w:t xml:space="preserve">    [3 sentences · 17 words · caps 3/90] ✅</w:t>
+      </w:r>
+    </w:p>
+    <w:p>
+      <w:pPr>
+        <w:spacing w:after="80"/>
+        <w:shd w:val="clear" w:color="auto" w:fill="FFF3CC"/>
+      </w:pPr>
+      <w:r>
+        <w:rPr>
+          <w:rFonts w:ascii="Arial" w:hAnsi="Arial" w:eastAsia="Arial"/>
+          <w:b w:val="0"/>
+          <w:i w:val="0"/>
+          <w:sz w:val="20"/>
+        </w:rPr>
+        <w:t>📌 NOTE  Then actually check back, exactly then, referencing this message. A follow-up that arrives precisely when it said it would is itself a proof of competence — and it is one of the very few available without a portfolio.</w:t>
+      </w:r>
+    </w:p>
+    <w:p>
+      <w:pPr>
+        <w:pStyle w:val="Heading2"/>
+        <w:spacing w:before="260" w:after="100"/>
+      </w:pPr>
+      <w:r>
+        <w:rPr>
+          <w:rFonts w:ascii="Arial" w:hAnsi="Arial"/>
+          <w:b/>
+          <w:color w:val="0F1C2E"/>
+          <w:sz w:val="30"/>
+        </w:rPr>
+        <w:t>BRANCH F — “What’s this going to cost me?”</w:t>
+      </w:r>
+    </w:p>
+    <w:p>
+      <w:pPr>
+        <w:spacing w:after="80"/>
+        <w:shd w:val="clear" w:color="auto" w:fill="FDE2E2"/>
+      </w:pPr>
+      <w:r>
+        <w:rPr>
+          <w:rFonts w:ascii="Arial" w:hAnsi="Arial" w:eastAsia="Arial"/>
+          <w:b/>
+          <w:i w:val="0"/>
           <w:sz w:val="22"/>
         </w:rPr>
-        <w:t>These are read on a phone, in a thread, between meetings. Length is not thoroughness — in a DM it is friction. If an element will not fit, merge it into an adjacent sentence; never add a paragraph.</w:t>
+        <w:t>⛔ THIS BRANCH CANNOT FIRE. The fee is not set. See §B.1a.</w:t>
+      </w:r>
+    </w:p>
+    <w:p>
+      <w:pPr>
+        <w:spacing w:after="80"/>
+        <w:shd w:val="clear" w:color="auto" w:fill="FFF3CC"/>
+      </w:pPr>
+      <w:r>
+        <w:rPr>
+          <w:rFonts w:ascii="Arial" w:hAnsi="Arial" w:eastAsia="Arial"/>
+          <w:b w:val="0"/>
+          <w:i w:val="0"/>
+          <w:sz w:val="20"/>
+        </w:rPr>
+        <w:t>📌 NOTE  A buying signal disguised as an objection. Answer the question — do not bridge, do not defer. A direct price question deflected is the single most recognisable salesman move there is. Once the fee exists, send exactly this and then LET IT SIT — do not stack the stakes anchor and the ask on top of a question that asked for one fact.</w:t>
+      </w:r>
+    </w:p>
+    <w:p>
+      <w:pPr>
+        <w:spacing w:after="120"/>
+        <w:ind w:left="240"/>
+        <w:shd w:val="clear" w:color="auto" w:fill="EBF3FB"/>
+      </w:pPr>
+      <w:r>
+        <w:rPr>
+          <w:rFonts w:ascii="Arial" w:hAnsi="Arial" w:eastAsia="Arial"/>
+          <w:b w:val="0"/>
+          <w:i w:val="0"/>
+          <w:sz w:val="23"/>
+        </w:rPr>
+        <w:t>“Nothing for what you’ve already had. If we do the working session, the most it can cost you is [CONSULTATION_FEE] — and only if, at the end, you tell me it was worth more than that. Nothing up front, and you keep the written Operational Diagnosis either way.”</w:t>
+      </w:r>
+    </w:p>
+    <w:p>
+      <w:pPr>
+        <w:spacing w:after="160"/>
+      </w:pPr>
+      <w:r>
+        <w:rPr>
+          <w:rFonts w:ascii="Arial" w:hAnsi="Arial" w:eastAsia="Arial"/>
+          <w:b w:val="0"/>
+          <w:i/>
+          <w:color w:val="475569"/>
+          <w:sz w:val="17"/>
+        </w:rPr>
+        <w:t xml:space="preserve">    [3 sentences · 48 words · caps 4/90] ✅</w:t>
+      </w:r>
+    </w:p>
+    <w:p>
+      <w:pPr>
+        <w:spacing w:after="80"/>
+        <w:shd w:val="clear" w:color="auto" w:fill="FFF3CC"/>
+      </w:pPr>
+      <w:r>
+        <w:rPr>
+          <w:rFonts w:ascii="Arial" w:hAnsi="Arial" w:eastAsia="Arial"/>
+          <w:b w:val="0"/>
+          <w:i w:val="0"/>
+          <w:sz w:val="20"/>
+        </w:rPr>
+        <w:t>📌 NOTE  Never say the research was “free” or otherwise price your own effort. “Nothing for what you’ve already had” states the fact without invoicing him for it.</w:t>
+      </w:r>
+    </w:p>
+    <w:p>
+      <w:pPr>
+        <w:pStyle w:val="Heading2"/>
+        <w:spacing w:before="260" w:after="100"/>
+      </w:pPr>
+      <w:r>
+        <w:rPr>
+          <w:rFonts w:ascii="Arial" w:hAnsi="Arial"/>
+          <w:b/>
+          <w:color w:val="0F1C2E"/>
+          <w:sz w:val="30"/>
+        </w:rPr>
+        <w:t>BRANCH G — “Send me more info”</w:t>
+      </w:r>
+    </w:p>
+    <w:p>
+      <w:pPr>
+        <w:spacing w:after="80"/>
+        <w:shd w:val="clear" w:color="auto" w:fill="FFF3CC"/>
+      </w:pPr>
+      <w:r>
+        <w:rPr>
+          <w:rFonts w:ascii="Arial" w:hAnsi="Arial" w:eastAsia="Arial"/>
+          <w:b w:val="0"/>
+          <w:i w:val="0"/>
+          <w:sz w:val="20"/>
+        </w:rPr>
+        <w:t>📌 NOTE  Two entirely different meanings. Genuine interest names a specific thing. Polite deflection is vague — and answering a deflection with an attachment buries the thread in an unopened PDF.</w:t>
+      </w:r>
+    </w:p>
+    <w:p>
+      <w:pPr>
+        <w:spacing w:after="60"/>
+      </w:pPr>
+      <w:r>
+        <w:rPr>
+          <w:rFonts w:ascii="Arial" w:hAnsi="Arial" w:eastAsia="Arial"/>
+          <w:b/>
+          <w:i w:val="0"/>
+          <w:sz w:val="21"/>
+        </w:rPr>
+        <w:t>If vague — send nothing, ask what he wants:</w:t>
+      </w:r>
+    </w:p>
+    <w:p>
+      <w:pPr>
+        <w:spacing w:after="120"/>
+        <w:ind w:left="240"/>
+        <w:shd w:val="clear" w:color="auto" w:fill="EBF3FB"/>
+      </w:pPr>
+      <w:r>
+        <w:rPr>
+          <w:rFonts w:ascii="Arial" w:hAnsi="Arial" w:eastAsia="Arial"/>
+          <w:b w:val="0"/>
+          <w:i w:val="0"/>
+          <w:sz w:val="23"/>
+        </w:rPr>
+        <w:t>“Happy to — what would be most useful? The detail behind one of those problems, or how the session itself works?”</w:t>
+      </w:r>
+    </w:p>
+    <w:p>
+      <w:pPr>
+        <w:spacing w:after="160"/>
+      </w:pPr>
+      <w:r>
+        <w:rPr>
+          <w:rFonts w:ascii="Arial" w:hAnsi="Arial" w:eastAsia="Arial"/>
+          <w:b w:val="0"/>
+          <w:i/>
+          <w:color w:val="475569"/>
+          <w:sz w:val="17"/>
+        </w:rPr>
+        <w:t xml:space="preserve">    [2 sentences · 21 words · caps 2/90] ✅</w:t>
+      </w:r>
+    </w:p>
+    <w:p>
+      <w:pPr>
+        <w:spacing w:after="60"/>
+      </w:pPr>
+      <w:r>
+        <w:rPr>
+          <w:rFonts w:ascii="Arial" w:hAnsi="Arial" w:eastAsia="Arial"/>
+          <w:b/>
+          <w:i w:val="0"/>
+          <w:sz w:val="21"/>
+        </w:rPr>
+        <w:t>If specific — send the Decision Safety Brief (p3a) plus one paragraph, nothing else:</w:t>
+      </w:r>
+    </w:p>
+    <w:p>
+      <w:pPr>
+        <w:spacing w:after="120"/>
+        <w:ind w:left="240"/>
+        <w:shd w:val="clear" w:color="auto" w:fill="EBF3FB"/>
+      </w:pPr>
+      <w:r>
+        <w:rPr>
+          <w:rFonts w:ascii="Arial" w:hAnsi="Arial" w:eastAsia="Arial"/>
+          <w:b w:val="0"/>
+          <w:i w:val="0"/>
+          <w:sz w:val="23"/>
+        </w:rPr>
+        <w:t>“Here’s the brief itself, so you can read it properly rather than watch me scroll it. The row I’d look at first is what happens after someone clicks Add to Cart.”</w:t>
+      </w:r>
+    </w:p>
+    <w:p>
+      <w:pPr>
+        <w:spacing w:after="160"/>
+      </w:pPr>
+      <w:r>
+        <w:rPr>
+          <w:rFonts w:ascii="Arial" w:hAnsi="Arial" w:eastAsia="Arial"/>
+          <w:b w:val="0"/>
+          <w:i/>
+          <w:color w:val="475569"/>
+          <w:sz w:val="17"/>
+        </w:rPr>
+        <w:t xml:space="preserve">    [2 sentences · 31 words · caps 2/90] ✅</w:t>
+      </w:r>
+    </w:p>
+    <w:p>
+      <w:pPr>
+        <w:spacing w:after="80"/>
+        <w:shd w:val="clear" w:color="auto" w:fill="FFF3CC"/>
+      </w:pPr>
+      <w:r>
+        <w:rPr>
+          <w:rFonts w:ascii="Arial" w:hAnsi="Arial" w:eastAsia="Arial"/>
+          <w:b w:val="0"/>
+          <w:i w:val="0"/>
+          <w:sz w:val="20"/>
+        </w:rPr>
+        <w:t>📌 NOTE  Do not call it “a one-page summary.” It is a dense research dashboard, and promising a summary then delivering a dashboard is a small broken promise at the exact moment credibility is being assessed. Follow up once, in 3–4 days: “Did anything in there surprise you, or did it match what you’re already seeing?”</w:t>
+      </w:r>
+    </w:p>
+    <w:p>
+      <w:pPr>
+        <w:pStyle w:val="Heading2"/>
+        <w:spacing w:before="260" w:after="100"/>
+      </w:pPr>
+      <w:r>
+        <w:rPr>
+          <w:rFonts w:ascii="Arial" w:hAnsi="Arial"/>
+          <w:b/>
+          <w:color w:val="0F1C2E"/>
+          <w:sz w:val="30"/>
+        </w:rPr>
+        <w:t>BRANCH H — “I already have a developer” (THE MOST LIKELY OBJECTION HERE)</w:t>
+      </w:r>
+    </w:p>
+    <w:p>
+      <w:pPr>
+        <w:spacing w:after="80"/>
+        <w:shd w:val="clear" w:color="auto" w:fill="FFF3CC"/>
+      </w:pPr>
+      <w:r>
+        <w:rPr>
+          <w:rFonts w:ascii="Arial" w:hAnsi="Arial" w:eastAsia="Arial"/>
+          <w:b w:val="0"/>
+          <w:i w:val="0"/>
+          <w:sz w:val="20"/>
+        </w:rPr>
+        <w:t>📌 NOTE  p0a §5 names this the primary decision risk: he has TWO freelancers already hired on this exact website job, with three contracts active. p0b’s Stakeholder Map is explicit — do not attempt to displace them. Position Dev8X as the conversion specialist layering on top of, or succeeding, the current build.</w:t>
+      </w:r>
+    </w:p>
+    <w:p>
+      <w:pPr>
+        <w:spacing w:after="80"/>
+        <w:shd w:val="clear" w:color="auto" w:fill="FFF3CC"/>
+      </w:pPr>
+      <w:r>
+        <w:rPr>
+          <w:rFonts w:ascii="Arial" w:hAnsi="Arial" w:eastAsia="Arial"/>
+          <w:b w:val="0"/>
+          <w:i w:val="0"/>
+          <w:sz w:val="20"/>
+        </w:rPr>
+        <w:t>📌 NOTE  NEVER mention Upwork, the $50 fixed fee, the $19,900 lifetime spend, or the hourly rate. p0a §10: criticism of his existing investment is the single emotional risk that sinks this deal. He must never learn you catalogued his hiring history.</w:t>
+      </w:r>
+    </w:p>
+    <w:p>
+      <w:pPr>
+        <w:spacing w:after="120"/>
+        <w:ind w:left="240"/>
+        <w:shd w:val="clear" w:color="auto" w:fill="EBF3FB"/>
+      </w:pPr>
+      <w:r>
+        <w:rPr>
+          <w:rFonts w:ascii="Arial" w:hAnsi="Arial" w:eastAsia="Arial"/>
+          <w:b w:val="0"/>
+          <w:i w:val="0"/>
+          <w:sz w:val="23"/>
+        </w:rPr>
+        <w:t>“Good — you’ll need one, and I’m not trying to take that work. What I do before it is different: working out what’s actually worth building, and what it’s costing you not to have it. Plenty of people take that diagnosis to the developer they already have. If yours is the right person to build it, that’s a good outcome, not a lost one.”</w:t>
+      </w:r>
+    </w:p>
+    <w:p>
+      <w:pPr>
+        <w:spacing w:after="160"/>
+      </w:pPr>
+      <w:r>
+        <w:rPr>
+          <w:rFonts w:ascii="Arial" w:hAnsi="Arial" w:eastAsia="Arial"/>
+          <w:b w:val="0"/>
+          <w:i/>
+          <w:color w:val="475569"/>
+          <w:sz w:val="17"/>
+        </w:rPr>
+        <w:t xml:space="preserve">    [4 sentences · 64 words · caps 5/90] ✅</w:t>
+      </w:r>
+    </w:p>
+    <w:p>
+      <w:pPr>
+        <w:spacing w:after="80"/>
+        <w:shd w:val="clear" w:color="auto" w:fill="FFF3CC"/>
+      </w:pPr>
+      <w:r>
+        <w:rPr>
+          <w:rFonts w:ascii="Arial" w:hAnsi="Arial" w:eastAsia="Arial"/>
+          <w:b w:val="0"/>
+          <w:i w:val="0"/>
+          <w:sz w:val="20"/>
+        </w:rPr>
+        <w:t>📌 NOTE  That last sentence is load-bearing. It is true, it costs nothing at this stage, and it removes the only reason he had to end the conversation. If he still declines, exit as Branch D — this seed converts 3–6 months later when the current build disappoints, and it converts to you, because you were the one who didn’t try to displace them.</w:t>
+      </w:r>
+    </w:p>
+    <w:p>
+      <w:pPr>
+        <w:spacing w:after="80"/>
+        <w:shd w:val="clear" w:color="auto" w:fill="FFF3CC"/>
+      </w:pPr>
+      <w:r>
+        <w:rPr>
+          <w:rFonts w:ascii="Arial" w:hAnsi="Arial" w:eastAsia="Arial"/>
+          <w:b w:val="0"/>
+          <w:i w:val="0"/>
+          <w:sz w:val="20"/>
+        </w:rPr>
+        <w:t>📌 NOTE  Do NOT offer to send the brief to his freelancers. It is your research, it names his bottleneck, and handing it to a competing vendor is a gift to them, not to him.</w:t>
+      </w:r>
+    </w:p>
+    <w:p>
+      <w:pPr>
+        <w:pStyle w:val="Heading2"/>
+        <w:spacing w:before="260" w:after="100"/>
+      </w:pPr>
+      <w:r>
+        <w:rPr>
+          <w:rFonts w:ascii="Arial" w:hAnsi="Arial"/>
+          <w:b/>
+          <w:color w:val="0F1C2E"/>
+          <w:sz w:val="30"/>
+        </w:rPr>
+        <w:t>BRANCH I — “Too expensive” (after Message 2)</w:t>
+      </w:r>
+    </w:p>
+    <w:p>
+      <w:pPr>
+        <w:spacing w:after="80"/>
+        <w:shd w:val="clear" w:color="auto" w:fill="FFF3CC"/>
+      </w:pPr>
+      <w:r>
+        <w:rPr>
+          <w:rFonts w:ascii="Arial" w:hAnsi="Arial" w:eastAsia="Arial"/>
+          <w:b w:val="0"/>
+          <w:i w:val="0"/>
+          <w:sz w:val="20"/>
+        </w:rPr>
+        <w:t>📌 NOTE  Almost never about money. From a founder who just watched a three-minute diagnosis of his own operation, it means “I don’t yet believe it will be worth it.” Answer the belief, not the sentence.</w:t>
+      </w:r>
+    </w:p>
+    <w:p>
+      <w:pPr>
+        <w:spacing w:after="80"/>
+        <w:shd w:val="clear" w:color="auto" w:fill="FFF3CC"/>
+      </w:pPr>
+      <w:r>
+        <w:rPr>
+          <w:rFonts w:ascii="Arial" w:hAnsi="Arial" w:eastAsia="Arial"/>
+          <w:b w:val="0"/>
+          <w:i w:val="0"/>
+          <w:sz w:val="20"/>
+        </w:rPr>
+        <w:t>📌 NOTE  DO NOT restate the figure he just called expensive (§B.1a rule 3). He knows it. Naming it again is arguing about price — the one argument you cannot win and do not need to have.</w:t>
+      </w:r>
+    </w:p>
+    <w:p>
+      <w:pPr>
+        <w:spacing w:after="80"/>
+        <w:shd w:val="clear" w:color="auto" w:fill="FFF3CC"/>
+      </w:pPr>
+      <w:r>
+        <w:rPr>
+          <w:rFonts w:ascii="Arial" w:hAnsi="Arial" w:eastAsia="Arial"/>
+          <w:b w:val="0"/>
+          <w:i w:val="0"/>
+          <w:sz w:val="20"/>
+        </w:rPr>
+        <w:t>📌 NOTE  FROZEN-UNIT GUARD: you may NOT write “the bottleneck costs you [X] for as long as it stays.” The video’s figure is a lifetime total, not a rate. Use the video’s own ceiling line instead, indexed to the three books.</w:t>
+      </w:r>
+    </w:p>
+    <w:p>
+      <w:pPr>
+        <w:spacing w:after="120"/>
+        <w:ind w:left="240"/>
+        <w:shd w:val="clear" w:color="auto" w:fill="EBF3FB"/>
+      </w:pPr>
+      <w:r>
+        <w:rPr>
+          <w:rFonts w:ascii="Arial" w:hAnsi="Arial" w:eastAsia="Arial"/>
+          <w:b w:val="0"/>
+          <w:i w:val="0"/>
+          <w:sz w:val="23"/>
+        </w:rPr>
+        <w:t>“Fair. Though the part I’d push back on gently: you don’t decide whether to pay until after it’s done, and you decide it, not me. If it isn’t worth more than that to you, you say so and you keep the written diagnosis anyway. Three books are coming this year — that gap doesn’t shrink as they land, it scales with them.”</w:t>
+      </w:r>
+    </w:p>
+    <w:p>
+      <w:pPr>
+        <w:spacing w:after="160"/>
+      </w:pPr>
+      <w:r>
+        <w:rPr>
+          <w:rFonts w:ascii="Arial" w:hAnsi="Arial" w:eastAsia="Arial"/>
+          <w:b w:val="0"/>
+          <w:i/>
+          <w:color w:val="475569"/>
+          <w:sz w:val="17"/>
+        </w:rPr>
+        <w:t xml:space="preserve">    [4 sentences · 62 words · caps 4/90] ✅</w:t>
+      </w:r>
+    </w:p>
+    <w:p>
+      <w:pPr>
+        <w:spacing w:after="60"/>
+      </w:pPr>
+      <w:r>
+        <w:rPr>
+          <w:rFonts w:ascii="Arial" w:hAnsi="Arial" w:eastAsia="Arial"/>
+          <w:b/>
+          <w:i w:val="0"/>
+          <w:sz w:val="21"/>
+        </w:rPr>
+        <w:t>Sub-branch I.1 — “You want that much to fix a course that made three thousand dollars?”</w:t>
+      </w:r>
+    </w:p>
+    <w:p>
+      <w:pPr>
+        <w:spacing w:after="80"/>
+        <w:shd w:val="clear" w:color="auto" w:fill="FFF3CC"/>
+      </w:pPr>
+      <w:r>
+        <w:rPr>
+          <w:rFonts w:ascii="Arial" w:hAnsi="Arial" w:eastAsia="Arial"/>
+          <w:b w:val="0"/>
+          <w:i w:val="0"/>
+          <w:sz w:val="20"/>
+        </w:rPr>
+        <w:t>📌 NOTE  PREDICTED, and specific to this prospect. It arises directly from Trap 2: the stakes figure is a lifetime revenue total, so the fee looks large beside it. Do not concede, do not discount, and do not dispute his arithmetic — re-point the anchor at the asset, which is the audience, not the course.</w:t>
+      </w:r>
+    </w:p>
+    <w:p>
+      <w:pPr>
+        <w:spacing w:after="120"/>
+        <w:ind w:left="240"/>
+        <w:shd w:val="clear" w:color="auto" w:fill="EBF3FB"/>
+      </w:pPr>
+      <w:r>
+        <w:rPr>
+          <w:rFonts w:ascii="Arial" w:hAnsi="Arial" w:eastAsia="Arial"/>
+          <w:b w:val="0"/>
+          <w:i w:val="0"/>
+          <w:sz w:val="23"/>
+        </w:rPr>
+        <w:t>“The three thousand is the symptom, not the asset. The asset is twenty-five thousand people who already chose to hear from you, and three books landing on top of them this year. What we’d be pricing is whether that audience has anywhere to go — not whether the course was worth building.”</w:t>
+      </w:r>
+    </w:p>
+    <w:p>
+      <w:pPr>
+        <w:spacing w:after="160"/>
+      </w:pPr>
+      <w:r>
+        <w:rPr>
+          <w:rFonts w:ascii="Arial" w:hAnsi="Arial" w:eastAsia="Arial"/>
+          <w:b w:val="0"/>
+          <w:i/>
+          <w:color w:val="475569"/>
+          <w:sz w:val="17"/>
+        </w:rPr>
+        <w:t xml:space="preserve">    [3 sentences · 52 words · caps 4/90] ✅</w:t>
+      </w:r>
+    </w:p>
+    <w:p>
+      <w:pPr>
+        <w:spacing w:after="80"/>
+        <w:shd w:val="clear" w:color="auto" w:fill="FFF3CC"/>
+      </w:pPr>
+      <w:r>
+        <w:rPr>
+          <w:rFonts w:ascii="Arial" w:hAnsi="Arial" w:eastAsia="Arial"/>
+          <w:b w:val="0"/>
+          <w:i w:val="0"/>
+          <w:sz w:val="20"/>
+        </w:rPr>
+        <w:t>📌 NOTE  Never discount and never offer a smaller package as a reflex to the word “expensive” — that teaches him pushing moves your prices, and it re-prices every future gate downward, including the build. If scope must move, it moves in a later, calmer message.</w:t>
+      </w:r>
+    </w:p>
+    <w:p>
+      <w:pPr>
+        <w:pStyle w:val="Heading2"/>
+        <w:spacing w:before="260" w:after="100"/>
+      </w:pPr>
+      <w:r>
+        <w:rPr>
+          <w:rFonts w:ascii="Arial" w:hAnsi="Arial"/>
+          <w:b/>
+          <w:color w:val="0F1C2E"/>
+          <w:sz w:val="30"/>
+        </w:rPr>
+        <w:t>BRANCH J — “I want a free call instead”</w:t>
+      </w:r>
+    </w:p>
+    <w:p>
+      <w:pPr>
+        <w:spacing w:after="80"/>
+        <w:shd w:val="clear" w:color="auto" w:fill="FFF3CC"/>
+      </w:pPr>
+      <w:r>
+        <w:rPr>
+          <w:rFonts w:ascii="Arial" w:hAnsi="Arial" w:eastAsia="Arial"/>
+          <w:b w:val="0"/>
+          <w:i w:val="0"/>
+          <w:sz w:val="20"/>
+        </w:rPr>
+        <w:t>📌 NOTE  Two turns. Collapsing them destroys the paid gate — every prospect who says “free” would get one. Under post-paid the request is usually answered by a fact, not a concession.</w:t>
+      </w:r>
+    </w:p>
+    <w:p>
+      <w:pPr>
+        <w:spacing w:after="60"/>
+      </w:pPr>
+      <w:r>
+        <w:rPr>
+          <w:rFonts w:ascii="Arial" w:hAnsi="Arial" w:eastAsia="Arial"/>
+          <w:b/>
+          <w:i w:val="0"/>
+          <w:sz w:val="21"/>
+        </w:rPr>
+        <w:t>Turn 1 — answer the fear, offer nothing. Do NOT mention the fit check:</w:t>
+      </w:r>
+    </w:p>
+    <w:p>
+      <w:pPr>
+        <w:spacing w:after="120"/>
+        <w:ind w:left="240"/>
+        <w:shd w:val="clear" w:color="auto" w:fill="EBF3FB"/>
+      </w:pPr>
+      <w:r>
+        <w:rPr>
+          <w:rFonts w:ascii="Arial" w:hAnsi="Arial" w:eastAsia="Arial"/>
+          <w:b w:val="0"/>
+          <w:i w:val="0"/>
+          <w:sz w:val="23"/>
+        </w:rPr>
+        <w:t>“I get it — paying a stranger feels like a risk. Here’s the thing though: you don’t pay anything up front. We do the session, and at the end you tell me whether it was worth it. If it wasn’t, you keep the written diagnosis and pay nothing. There’s no deposit and nothing to get back.”</w:t>
+      </w:r>
+    </w:p>
+    <w:p>
+      <w:pPr>
+        <w:spacing w:after="160"/>
+      </w:pPr>
+      <w:r>
+        <w:rPr>
+          <w:rFonts w:ascii="Arial" w:hAnsi="Arial" w:eastAsia="Arial"/>
+          <w:b w:val="0"/>
+          <w:i/>
+          <w:color w:val="475569"/>
+          <w:sz w:val="17"/>
+        </w:rPr>
+        <w:t xml:space="preserve">    [5 sentences · 56 words · caps 5/90] ✅</w:t>
+      </w:r>
+    </w:p>
+    <w:p>
+      <w:pPr>
+        <w:spacing w:after="60"/>
+      </w:pPr>
+      <w:r>
+        <w:rPr>
+          <w:rFonts w:ascii="Arial" w:hAnsi="Arial" w:eastAsia="Arial"/>
+          <w:b/>
+          <w:i w:val="0"/>
+          <w:sz w:val="21"/>
+        </w:rPr>
+        <w:t>Turn 2 — ONLY if he pushes a second time, and only if he is stuck on trust, not value:</w:t>
+      </w:r>
+    </w:p>
+    <w:p>
+      <w:pPr>
+        <w:spacing w:after="120"/>
+        <w:ind w:left="240"/>
+        <w:shd w:val="clear" w:color="auto" w:fill="EBF3FB"/>
+      </w:pPr>
+      <w:r>
+        <w:rPr>
+          <w:rFonts w:ascii="Arial" w:hAnsi="Arial" w:eastAsia="Arial"/>
+          <w:b w:val="0"/>
+          <w:i w:val="0"/>
+          <w:sz w:val="23"/>
+        </w:rPr>
+        <w:t>“If it’d help to hear my voice before you commit to anything, I’ll do fifteen minutes — a fit check, not a diagnosis. If it’s not a fit, I’ll say so.”</w:t>
+      </w:r>
+    </w:p>
+    <w:p>
+      <w:pPr>
+        <w:spacing w:after="160"/>
+      </w:pPr>
+      <w:r>
+        <w:rPr>
+          <w:rFonts w:ascii="Arial" w:hAnsi="Arial" w:eastAsia="Arial"/>
+          <w:b w:val="0"/>
+          <w:i/>
+          <w:color w:val="475569"/>
+          <w:sz w:val="17"/>
+        </w:rPr>
+        <w:t xml:space="preserve">    [2 sentences · 31 words · caps 3/90] ✅</w:t>
+      </w:r>
+    </w:p>
+    <w:p>
+      <w:pPr>
+        <w:spacing w:after="80"/>
+        <w:shd w:val="clear" w:color="auto" w:fill="FFF3CC"/>
+      </w:pPr>
+      <w:r>
+        <w:rPr>
+          <w:rFonts w:ascii="Arial" w:hAnsi="Arial" w:eastAsia="Arial"/>
+          <w:b w:val="0"/>
+          <w:i w:val="0"/>
+          <w:sz w:val="20"/>
+        </w:rPr>
+        <w:t>📌 NOTE  If he is stuck on VALUE (“I’m not sure this is worth anything”), a free call will not fix it and will burn an Abdul-hour. Route to Branch D and exit gracefully.</w:t>
+      </w:r>
+    </w:p>
+    <w:p>
+      <w:pPr>
+        <w:pStyle w:val="Heading2"/>
+        <w:spacing w:before="260" w:after="100"/>
+      </w:pPr>
+      <w:r>
+        <w:rPr>
+          <w:rFonts w:ascii="Arial" w:hAnsi="Arial"/>
+          <w:b/>
+          <w:color w:val="0F1C2E"/>
+          <w:sz w:val="30"/>
+        </w:rPr>
+        <w:t>BRANCH K — “Let me think about it”</w:t>
+      </w:r>
+    </w:p>
+    <w:p>
+      <w:pPr>
+        <w:spacing w:after="80"/>
+        <w:shd w:val="clear" w:color="auto" w:fill="FFF3CC"/>
+      </w:pPr>
+      <w:r>
+        <w:rPr>
+          <w:rFonts w:ascii="Arial" w:hAnsi="Arial" w:eastAsia="Arial"/>
+          <w:b w:val="0"/>
+          <w:i w:val="0"/>
+          <w:sz w:val="20"/>
+        </w:rPr>
+        <w:t>📌 NOTE  Same frozen-unit guard as Branch I. No rate language.</w:t>
+      </w:r>
+    </w:p>
+    <w:p>
+      <w:pPr>
+        <w:spacing w:after="120"/>
+        <w:ind w:left="240"/>
+        <w:shd w:val="clear" w:color="auto" w:fill="EBF3FB"/>
+      </w:pPr>
+      <w:r>
+        <w:rPr>
+          <w:rFonts w:ascii="Arial" w:hAnsi="Arial" w:eastAsia="Arial"/>
+          <w:b w:val="0"/>
+          <w:i w:val="0"/>
+          <w:sz w:val="23"/>
+        </w:rPr>
+        <w:t>“Of course — it’s a real decision. One thing to sit with: three books are coming this year, and the gap between who’s watching and who can buy doesn’t shrink as they land — it scales with them. The session is where that stops being my guess. Either way, no rush.”</w:t>
+      </w:r>
+    </w:p>
+    <w:p>
+      <w:pPr>
+        <w:spacing w:after="160"/>
+      </w:pPr>
+      <w:r>
+        <w:rPr>
+          <w:rFonts w:ascii="Arial" w:hAnsi="Arial" w:eastAsia="Arial"/>
+          <w:b w:val="0"/>
+          <w:i/>
+          <w:color w:val="475569"/>
+          <w:sz w:val="17"/>
+        </w:rPr>
+        <w:t xml:space="preserve">    [4 sentences · 51 words · caps 5/90] ✅</w:t>
+      </w:r>
+    </w:p>
+    <w:p>
+      <w:pPr>
+        <w:spacing w:after="160"/>
+      </w:pPr>
+      <w:r>
+        <w:rPr>
+          <w:rFonts w:ascii="Arial" w:hAnsi="Arial" w:eastAsia="Arial"/>
+          <w:b w:val="0"/>
+          <w:i/>
+          <w:sz w:val="21"/>
+        </w:rPr>
+        <w:t>Follow up in 5–7 days: “Hey — just checking in. Any questions I can answer?” If still no reply: stop. 90-day re-engagement.</w:t>
+      </w:r>
+    </w:p>
+    <w:p>
+      <w:pPr>
+        <w:pStyle w:val="Heading2"/>
+        <w:spacing w:before="260" w:after="100"/>
+      </w:pPr>
+      <w:r>
+        <w:rPr>
+          <w:rFonts w:ascii="Arial" w:hAnsi="Arial"/>
+          <w:b/>
+          <w:color w:val="0F1C2E"/>
+          <w:sz w:val="30"/>
+        </w:rPr>
+        <w:t>BRANCH L — “Can you send references?”</w:t>
+      </w:r>
+    </w:p>
+    <w:p>
+      <w:pPr>
+        <w:spacing w:after="80"/>
+        <w:shd w:val="clear" w:color="auto" w:fill="FFF3CC"/>
+      </w:pPr>
+      <w:r>
+        <w:rPr>
+          <w:rFonts w:ascii="Arial" w:hAnsi="Arial" w:eastAsia="Arial"/>
+          <w:b w:val="0"/>
+          <w:i w:val="0"/>
+          <w:sz w:val="20"/>
+        </w:rPr>
+        <w:t>📌 NOTE  There are none. Say so. Do not deflect, do not reach for “we’re a focused studio,” and above all do not manufacture a client. This is the same rule that removed the proof-of-competence line from the video.</w:t>
+      </w:r>
+    </w:p>
+    <w:p>
+      <w:pPr>
+        <w:spacing w:after="120"/>
+        <w:ind w:left="240"/>
+        <w:shd w:val="clear" w:color="auto" w:fill="EBF3FB"/>
+      </w:pPr>
+      <w:r>
+        <w:rPr>
+          <w:rFonts w:ascii="Arial" w:hAnsi="Arial" w:eastAsia="Arial"/>
+          <w:b w:val="0"/>
+          <w:i w:val="0"/>
+          <w:sz w:val="23"/>
+        </w:rPr>
+        <w:t>“Not the kind you’d want — I’d rather tell you that than dress something up. What I can point at is the work you’ve already seen: I spent real time on your operation before asking you for anything. And you don’t pay unless you tell me the session was worth it, so you’re not taking my word for any of this.”</w:t>
+      </w:r>
+    </w:p>
+    <w:p>
+      <w:pPr>
+        <w:spacing w:after="160"/>
+      </w:pPr>
+      <w:r>
+        <w:rPr>
+          <w:rFonts w:ascii="Arial" w:hAnsi="Arial" w:eastAsia="Arial"/>
+          <w:b w:val="0"/>
+          <w:i/>
+          <w:color w:val="475569"/>
+          <w:sz w:val="17"/>
+        </w:rPr>
+        <w:t xml:space="preserve">    [3 sentences · 61 words · caps 4/90] ✅</w:t>
+      </w:r>
+    </w:p>
+    <w:p>
+      <w:pPr>
+        <w:spacing w:after="80"/>
+        <w:shd w:val="clear" w:color="auto" w:fill="FFF3CC"/>
+      </w:pPr>
+      <w:r>
+        <w:rPr>
+          <w:rFonts w:ascii="Arial" w:hAnsi="Arial" w:eastAsia="Arial"/>
+          <w:b w:val="0"/>
+          <w:i w:val="0"/>
+          <w:sz w:val="20"/>
+        </w:rPr>
+        <w:t>📌 NOTE  A candid “no” here is worth more than a weak “yes.” It is the first independent confirmation that the video’s Beat 3 honesty was not a technique.</w:t>
+      </w:r>
+    </w:p>
+    <w:p>
+      <w:pPr>
+        <w:pStyle w:val="Heading2"/>
+        <w:spacing w:before="260" w:after="100"/>
+      </w:pPr>
+      <w:r>
+        <w:rPr>
+          <w:rFonts w:ascii="Arial" w:hAnsi="Arial"/>
+          <w:b/>
+          <w:color w:val="0F1C2E"/>
+          <w:sz w:val="30"/>
+        </w:rPr>
+        <w:t>BRANCH M — “Can you show me examples of your work?”</w:t>
+      </w:r>
+    </w:p>
+    <w:p>
+      <w:pPr>
+        <w:spacing w:after="80"/>
+        <w:shd w:val="clear" w:color="auto" w:fill="FFF3CC"/>
+      </w:pPr>
+      <w:r>
+        <w:rPr>
+          <w:rFonts w:ascii="Arial" w:hAnsi="Arial" w:eastAsia="Arial"/>
+          <w:b w:val="0"/>
+          <w:i w:val="0"/>
+          <w:sz w:val="20"/>
+        </w:rPr>
+        <w:t>📌 NOTE  Do NOT say “we’re selective about what we take on.” It is a dodge, it sounds exactly like a dodge, and a man who has made 24 hires has heard it.</w:t>
+      </w:r>
+    </w:p>
+    <w:p>
+      <w:pPr>
+        <w:spacing w:after="120"/>
+        <w:ind w:left="240"/>
+        <w:shd w:val="clear" w:color="auto" w:fill="EBF3FB"/>
+      </w:pPr>
+      <w:r>
+        <w:rPr>
+          <w:rFonts w:ascii="Arial" w:hAnsi="Arial" w:eastAsia="Arial"/>
+          <w:b w:val="0"/>
+          <w:i w:val="0"/>
+          <w:sz w:val="23"/>
+        </w:rPr>
+        <w:t>“Honestly, not much I can show you yet that would mean anything for your situation. The brief is the real sample — that’s how we work before we build anything. If that’s not enough to go on, I’d completely understand.”</w:t>
+      </w:r>
+    </w:p>
+    <w:p>
+      <w:pPr>
+        <w:spacing w:after="160"/>
+      </w:pPr>
+      <w:r>
+        <w:rPr>
+          <w:rFonts w:ascii="Arial" w:hAnsi="Arial" w:eastAsia="Arial"/>
+          <w:b w:val="0"/>
+          <w:i/>
+          <w:color w:val="475569"/>
+          <w:sz w:val="17"/>
+        </w:rPr>
+        <w:t xml:space="preserve">    [3 sentences · 40 words · caps 3/90] ✅</w:t>
+      </w:r>
+    </w:p>
+    <w:p>
+      <w:pPr>
+        <w:spacing w:after="80"/>
+        <w:shd w:val="clear" w:color="auto" w:fill="FFF3CC"/>
+      </w:pPr>
+      <w:r>
+        <w:rPr>
+          <w:rFonts w:ascii="Arial" w:hAnsi="Arial" w:eastAsia="Arial"/>
+          <w:b w:val="0"/>
+          <w:i w:val="0"/>
+          <w:sz w:val="20"/>
+        </w:rPr>
+        <w:t>📌 NOTE  That last clause is the permission to dismiss (p3b Rule 5), and it belongs here more than anywhere else in this document.</w:t>
+      </w:r>
+    </w:p>
+    <w:p>
+      <w:pPr>
+        <w:pStyle w:val="Heading2"/>
+        <w:spacing w:before="260" w:after="100"/>
+      </w:pPr>
+      <w:r>
+        <w:rPr>
+          <w:rFonts w:ascii="Arial" w:hAnsi="Arial"/>
+          <w:b/>
+          <w:color w:val="0F1C2E"/>
+          <w:sz w:val="30"/>
+        </w:rPr>
+        <w:t>BRANCH N — “Who are you?” / “How did you find me?”</w:t>
+      </w:r>
+    </w:p>
+    <w:p>
+      <w:pPr>
+        <w:spacing w:after="80"/>
+        <w:shd w:val="clear" w:color="auto" w:fill="FFF3CC"/>
+      </w:pPr>
+      <w:r>
+        <w:rPr>
+          <w:rFonts w:ascii="Arial" w:hAnsi="Arial" w:eastAsia="Arial"/>
+          <w:b w:val="0"/>
+          <w:i w:val="0"/>
+          <w:sz w:val="20"/>
+        </w:rPr>
+        <w:t>📌 NOTE  Name the warming, don’t hide it. He has seen Abdul’s name on his own posts and accepted a connection request. An answer that omits that reads as evasive the moment he scrolls back and finds the comments.</w:t>
+      </w:r>
+    </w:p>
+    <w:p>
+      <w:pPr>
+        <w:spacing w:after="120"/>
+        <w:ind w:left="240"/>
+        <w:shd w:val="clear" w:color="auto" w:fill="EBF3FB"/>
+      </w:pPr>
+      <w:r>
+        <w:rPr>
+          <w:rFonts w:ascii="Arial" w:hAnsi="Arial" w:eastAsia="Arial"/>
+          <w:b w:val="0"/>
+          <w:i w:val="0"/>
+          <w:sz w:val="23"/>
+        </w:rPr>
+        <w:t>“I run Dev8X — a small development studio that builds web platforms and automation systems. I’d been reading your posts for a few weeks and commenting on some of them before I ever sent the connection request. The post where you mentioned three books coming this year is what made me actually go look at how UPstander runs. The video is the result of that.”</w:t>
+      </w:r>
+    </w:p>
+    <w:p>
+      <w:pPr>
+        <w:spacing w:after="160"/>
+      </w:pPr>
+      <w:r>
+        <w:rPr>
+          <w:rFonts w:ascii="Arial" w:hAnsi="Arial" w:eastAsia="Arial"/>
+          <w:b w:val="0"/>
+          <w:i/>
+          <w:color w:val="475569"/>
+          <w:sz w:val="17"/>
+        </w:rPr>
+        <w:t xml:space="preserve">    [4 sentences · 65 words · caps 4/90] ✅</w:t>
+      </w:r>
+    </w:p>
+    <w:p>
+      <w:pPr>
+        <w:spacing w:after="80"/>
+        <w:shd w:val="clear" w:color="auto" w:fill="FFF3CC"/>
+      </w:pPr>
+      <w:r>
+        <w:rPr>
+          <w:rFonts w:ascii="Arial" w:hAnsi="Arial" w:eastAsia="Arial"/>
+          <w:b w:val="0"/>
+          <w:i w:val="0"/>
+          <w:sz w:val="20"/>
+        </w:rPr>
+        <w:t>📌 NOTE  Never say “our algorithm found you” or anything that sounds automated. This is a trust-check, and it is the only question in this document where a vague answer is worse than an unflattering one. Never open with “I don’t do mass outreach” — defending against an accusation he has not made plants it.</w:t>
+      </w:r>
+    </w:p>
+    <w:p>
+      <w:pPr>
+        <w:pStyle w:val="Heading2"/>
+        <w:spacing w:before="260" w:after="100"/>
+      </w:pPr>
+      <w:r>
+        <w:rPr>
+          <w:rFonts w:ascii="Arial" w:hAnsi="Arial"/>
+          <w:b/>
+          <w:color w:val="0F1C2E"/>
+          <w:sz w:val="30"/>
+        </w:rPr>
+        <w:t>BRANCH O — “Actually, our real problem is [something different]”</w:t>
+      </w:r>
+    </w:p>
+    <w:p>
+      <w:pPr>
+        <w:spacing w:after="80"/>
+        <w:shd w:val="clear" w:color="auto" w:fill="FFF3CC"/>
+      </w:pPr>
+      <w:r>
+        <w:rPr>
+          <w:rFonts w:ascii="Arial" w:hAnsi="Arial" w:eastAsia="Arial"/>
+          <w:b w:val="0"/>
+          <w:i w:val="0"/>
+          <w:sz w:val="20"/>
+        </w:rPr>
+        <w:t>📌 NOTE  Better than Branch A, not worse. Never defend the original diagnosis. Absorb, ask one follow-up.</w:t>
+      </w:r>
+    </w:p>
+    <w:p>
+      <w:pPr>
+        <w:spacing w:after="120"/>
+        <w:ind w:left="240"/>
+        <w:shd w:val="clear" w:color="auto" w:fill="EBF3FB"/>
+      </w:pPr>
+      <w:r>
+        <w:rPr>
+          <w:rFonts w:ascii="Arial" w:hAnsi="Arial" w:eastAsia="Arial"/>
+          <w:b w:val="0"/>
+          <w:i w:val="0"/>
+          <w:sz w:val="23"/>
+        </w:rPr>
+        <w:t>“That’s really useful — from outside, the checkout looked like the main bottleneck, but if that’s what’s actually costing you, it changes the picture. Can you tell me more about how it’s affecting things day to day?”</w:t>
+      </w:r>
+    </w:p>
+    <w:p>
+      <w:pPr>
+        <w:spacing w:after="160"/>
+      </w:pPr>
+      <w:r>
+        <w:rPr>
+          <w:rFonts w:ascii="Arial" w:hAnsi="Arial" w:eastAsia="Arial"/>
+          <w:b w:val="0"/>
+          <w:i/>
+          <w:color w:val="475569"/>
+          <w:sz w:val="17"/>
+        </w:rPr>
+        <w:t xml:space="preserve">    [2 sentences · 37 words · caps 3/90] ✅</w:t>
+      </w:r>
+    </w:p>
+    <w:p>
+      <w:pPr>
+        <w:spacing w:after="80"/>
+        <w:shd w:val="clear" w:color="auto" w:fill="FFF3CC"/>
+      </w:pPr>
+      <w:r>
+        <w:rPr>
+          <w:rFonts w:ascii="Arial" w:hAnsi="Arial" w:eastAsia="Arial"/>
+          <w:b w:val="0"/>
+          <w:i w:val="0"/>
+          <w:sz w:val="20"/>
+        </w:rPr>
+        <w:t>📌 NOTE  LIKELY LANDING SPOTS, all real and all documented in p0b but deliberately NOT used in the video — so none of these is a contradiction: (4) course modules invisible to buyers; (5) no corporate/B2B pathway for the L.E.A.D. course; (6) book sales route to Amazon with no email capture; (8) two disconnected domains. If he raises one of these, he is confirming the research, not refuting it. Do not say so out loud.</w:t>
+      </w:r>
+    </w:p>
+    <w:p>
+      <w:pPr>
+        <w:spacing w:after="60"/>
+      </w:pPr>
+      <w:r>
+        <w:rPr>
+          <w:rFonts w:ascii="Arial" w:hAnsi="Arial" w:eastAsia="Arial"/>
+          <w:b/>
+          <w:i w:val="0"/>
+          <w:sz w:val="21"/>
+        </w:rPr>
+        <w:t>If the real problem is NOT a web/automation problem (hiring, publishing, speaking-bureau representation):</w:t>
+      </w:r>
+    </w:p>
+    <w:p>
+      <w:pPr>
+        <w:spacing w:after="120"/>
+        <w:ind w:left="240"/>
+        <w:shd w:val="clear" w:color="auto" w:fill="EBF3FB"/>
+      </w:pPr>
+      <w:r>
+        <w:rPr>
+          <w:rFonts w:ascii="Arial" w:hAnsi="Arial" w:eastAsia="Arial"/>
+          <w:b w:val="0"/>
+          <w:i w:val="0"/>
+          <w:sz w:val="23"/>
+        </w:rPr>
+        <w:t>“That sounds more like a publishing and representation challenge than a systems one. I don’t want to force a tech solution where it doesn’t fit. If there’s a web or automation angle to it, I’d like to explore that — but if not, I’d rather be straight about it.”</w:t>
+      </w:r>
+    </w:p>
+    <w:p>
+      <w:pPr>
+        <w:spacing w:after="160"/>
+      </w:pPr>
+      <w:r>
+        <w:rPr>
+          <w:rFonts w:ascii="Arial" w:hAnsi="Arial" w:eastAsia="Arial"/>
+          <w:b w:val="0"/>
+          <w:i/>
+          <w:color w:val="475569"/>
+          <w:sz w:val="17"/>
+        </w:rPr>
+        <w:t xml:space="preserve">    [3 sentences · 49 words · caps 4/90] ✅</w:t>
+      </w:r>
+    </w:p>
+    <w:p>
+      <w:pPr>
+        <w:pStyle w:val="Heading2"/>
+        <w:spacing w:before="260" w:after="100"/>
+      </w:pPr>
+      <w:r>
+        <w:rPr>
+          <w:rFonts w:ascii="Arial" w:hAnsi="Arial"/>
+          <w:b/>
+          <w:color w:val="0F1C2E"/>
+          <w:sz w:val="30"/>
+        </w:rPr>
+        <w:t>BRANCH P — “I need to check with someone”</w:t>
+      </w:r>
+    </w:p>
+    <w:p>
+      <w:pPr>
+        <w:spacing w:after="80"/>
+        <w:shd w:val="clear" w:color="auto" w:fill="FFF3CC"/>
+      </w:pPr>
+      <w:r>
+        <w:rPr>
+          <w:rFonts w:ascii="Arial" w:hAnsi="Arial" w:eastAsia="Arial"/>
+          <w:b w:val="0"/>
+          <w:i w:val="0"/>
+          <w:sz w:val="20"/>
+        </w:rPr>
+        <w:t>📌 NOTE  READ AS PRICING FEEDBACK FIRST. p0a §4 and §9 state he is the sole decision-maker and budget holder with no approval chain. If he nonetheless needs to check with someone, THE FEE HAS CROSSED HIS DISCRETIONARY THRESHOLD (§B.1a Step 4). You did not raise your price; you added a stakeholder, a meeting, and three weeks. Record it — this recalibrates the band for every future solo-operator client, and it is the most valuable pricing signal the pipeline can produce. Do NOT rescue it by discounting.</w:t>
+      </w:r>
+    </w:p>
+    <w:p>
+      <w:pPr>
+        <w:spacing w:after="120"/>
+        <w:ind w:left="240"/>
+        <w:shd w:val="clear" w:color="auto" w:fill="EBF3FB"/>
+      </w:pPr>
+      <w:r>
+        <w:rPr>
+          <w:rFonts w:ascii="Arial" w:hAnsi="Arial" w:eastAsia="Arial"/>
+          <w:b w:val="0"/>
+          <w:i w:val="0"/>
+          <w:sz w:val="23"/>
+        </w:rPr>
+        <w:t>“Of course — that makes sense. Would it help if I put together a short summary they can review? One page covering what I found and what the session would cover, so they have context before you discuss it.”</w:t>
+      </w:r>
+    </w:p>
+    <w:p>
+      <w:pPr>
+        <w:spacing w:after="160"/>
+      </w:pPr>
+      <w:r>
+        <w:rPr>
+          <w:rFonts w:ascii="Arial" w:hAnsi="Arial" w:eastAsia="Arial"/>
+          <w:b w:val="0"/>
+          <w:i/>
+          <w:color w:val="475569"/>
+          <w:sz w:val="17"/>
+        </w:rPr>
+        <w:t xml:space="preserve">    [3 sentences · 39 words · caps 3/90] ✅</w:t>
+      </w:r>
+    </w:p>
+    <w:p>
+      <w:pPr>
+        <w:spacing w:after="80"/>
+        <w:shd w:val="clear" w:color="auto" w:fill="FFF3CC"/>
+      </w:pPr>
+      <w:r>
+        <w:rPr>
+          <w:rFonts w:ascii="Arial" w:hAnsi="Arial" w:eastAsia="Arial"/>
+          <w:b w:val="0"/>
+          <w:i w:val="0"/>
+          <w:sz w:val="20"/>
+        </w:rPr>
+        <w:t>📌 NOTE  If yes, send a light one-page summary. Do NOT send the p3e Engagement Journey one-pager to a still-cold prospect — p3e’s timing rule forbids it until he has confirmed a first session was worth it.</w:t>
+      </w:r>
+    </w:p>
+    <w:p>
+      <w:pPr>
+        <w:pStyle w:val="Heading2"/>
+        <w:spacing w:before="260" w:after="100"/>
+      </w:pPr>
+      <w:r>
+        <w:rPr>
+          <w:rFonts w:ascii="Arial" w:hAnsi="Arial"/>
+          <w:b/>
+          <w:color w:val="0F1C2E"/>
+          <w:sz w:val="30"/>
+        </w:rPr>
+        <w:t>BRANCH Q — “We’re already in a contract with someone until [date]”</w:t>
+      </w:r>
+    </w:p>
+    <w:p>
+      <w:pPr>
+        <w:spacing w:after="120"/>
+        <w:ind w:left="240"/>
+        <w:shd w:val="clear" w:color="auto" w:fill="EBF3FB"/>
+      </w:pPr>
+      <w:r>
+        <w:rPr>
+          <w:rFonts w:ascii="Arial" w:hAnsi="Arial" w:eastAsia="Arial"/>
+          <w:b w:val="0"/>
+          <w:i w:val="0"/>
+          <w:sz w:val="23"/>
+        </w:rPr>
+        <w:t>“That’s totally fair — no point doubling up. When does it wrap up? Happy to reconnect closer to that date and pick up right where we left off.”</w:t>
+      </w:r>
+    </w:p>
+    <w:p>
+      <w:pPr>
+        <w:spacing w:after="160"/>
+      </w:pPr>
+      <w:r>
+        <w:rPr>
+          <w:rFonts w:ascii="Arial" w:hAnsi="Arial" w:eastAsia="Arial"/>
+          <w:b w:val="0"/>
+          <w:i/>
+          <w:color w:val="475569"/>
+          <w:sz w:val="17"/>
+        </w:rPr>
+        <w:t xml:space="preserve">    [3 sentences · 28 words · caps 3/90] ✅</w:t>
+      </w:r>
+    </w:p>
+    <w:p>
+      <w:pPr>
+        <w:spacing w:after="80"/>
+        <w:shd w:val="clear" w:color="auto" w:fill="FFF3CC"/>
+      </w:pPr>
+      <w:r>
+        <w:rPr>
+          <w:rFonts w:ascii="Arial" w:hAnsi="Arial" w:eastAsia="Arial"/>
+          <w:b w:val="0"/>
+          <w:i w:val="0"/>
+          <w:sz w:val="20"/>
+        </w:rPr>
+        <w:t>📌 NOTE  The source template offers “the research I’ve done stays valid.” It is CUT here: it prices Abdul’s effort at the exact moment the prospect is declining, which p3b Rule 11 forbids. Note the contract end date; set a reminder for 30 days before; re-engage with a fresh insight, not with “your contract is ending.”</w:t>
+      </w:r>
+    </w:p>
+    <w:p>
+      <w:pPr>
+        <w:pStyle w:val="Heading2"/>
+        <w:spacing w:before="260" w:after="100"/>
+      </w:pPr>
+      <w:r>
+        <w:rPr>
+          <w:rFonts w:ascii="Arial" w:hAnsi="Arial"/>
+          <w:b/>
+          <w:color w:val="0F1C2E"/>
+          <w:sz w:val="30"/>
+        </w:rPr>
+        <w:t>BRANCH R — Prospect forwards to someone else</w:t>
+      </w:r>
+    </w:p>
+    <w:p>
+      <w:pPr>
+        <w:spacing w:after="120"/>
+        <w:ind w:left="240"/>
+        <w:shd w:val="clear" w:color="auto" w:fill="EBF3FB"/>
+      </w:pPr>
+      <w:r>
+        <w:rPr>
+          <w:rFonts w:ascii="Arial" w:hAnsi="Arial" w:eastAsia="Arial"/>
+          <w:b w:val="0"/>
+          <w:i w:val="0"/>
+          <w:sz w:val="23"/>
+        </w:rPr>
+        <w:t>“Absolutely — please do. If it’s helpful, I can send them a short summary that gives context without needing the full video. And if they have questions, I’m happy to jump on a quick call with both of you.”</w:t>
+      </w:r>
+    </w:p>
+    <w:p>
+      <w:pPr>
+        <w:spacing w:after="160"/>
+      </w:pPr>
+      <w:r>
+        <w:rPr>
+          <w:rFonts w:ascii="Arial" w:hAnsi="Arial" w:eastAsia="Arial"/>
+          <w:b w:val="0"/>
+          <w:i/>
+          <w:color w:val="475569"/>
+          <w:sz w:val="17"/>
+        </w:rPr>
+        <w:t xml:space="preserve">    [3 sentences · 39 words · caps 3/90] ✅</w:t>
+      </w:r>
+    </w:p>
+    <w:p>
+      <w:pPr>
+        <w:spacing w:after="80"/>
+        <w:shd w:val="clear" w:color="auto" w:fill="FFF3CC"/>
+      </w:pPr>
+      <w:r>
+        <w:rPr>
+          <w:rFonts w:ascii="Arial" w:hAnsi="Arial" w:eastAsia="Arial"/>
+          <w:b w:val="0"/>
+          <w:i w:val="0"/>
+          <w:sz w:val="20"/>
+        </w:rPr>
+        <w:t>📌 NOTE  A positive signal. Always encourage forwarding, and engage the new person directly — never make the original prospect your salesperson. Pre-payment, send the light summary only; p3e is never forwarded to a still-cold contact.</w:t>
+      </w:r>
+    </w:p>
+    <w:p>
+      <w:pPr>
+        <w:pStyle w:val="Heading2"/>
+        <w:spacing w:before="260" w:after="100"/>
+      </w:pPr>
+      <w:r>
+        <w:rPr>
+          <w:rFonts w:ascii="Arial" w:hAnsi="Arial"/>
+          <w:b/>
+          <w:color w:val="0F1C2E"/>
+          <w:sz w:val="30"/>
+        </w:rPr>
+        <w:t>BRANCH S — Free consulting extraction</w:t>
+      </w:r>
+    </w:p>
+    <w:p>
+      <w:pPr>
+        <w:spacing w:after="80"/>
+        <w:shd w:val="clear" w:color="auto" w:fill="FFF3CC"/>
+      </w:pPr>
+      <w:r>
+        <w:rPr>
+          <w:rFonts w:ascii="Arial" w:hAnsi="Arial" w:eastAsia="Arial"/>
+          <w:b w:val="0"/>
+          <w:i w:val="0"/>
+          <w:sz w:val="20"/>
+        </w:rPr>
+        <w:t>📌 NOTE  Do NOT fire on the first question. A prospect asking “so what would you build?” once is BUYING — he is imagining the thing. One substantive question gets one generous, non-specific answer. The branch begins at the second.</w:t>
+      </w:r>
+    </w:p>
+    <w:p>
+      <w:pPr>
+        <w:spacing w:after="80"/>
+        <w:shd w:val="clear" w:color="auto" w:fill="FFF3CC"/>
+      </w:pPr>
+      <w:r>
+        <w:rPr>
+          <w:rFonts w:ascii="Arial" w:hAnsi="Arial" w:eastAsia="Arial"/>
+          <w:b w:val="0"/>
+          <w:i w:val="0"/>
+          <w:sz w:val="20"/>
+        </w:rPr>
+        <w:t>📌 NOTE  Most likely extraction attempt here, straight out of p0b Discovery Question 6: “Should I use Webflow or Kajabi?” It is a real question and he genuinely wants the answer for free.</w:t>
+      </w:r>
+    </w:p>
+    <w:p>
+      <w:pPr>
+        <w:spacing w:after="120"/>
+        <w:ind w:left="240"/>
+        <w:shd w:val="clear" w:color="auto" w:fill="EBF3FB"/>
+      </w:pPr>
+      <w:r>
+        <w:rPr>
+          <w:rFonts w:ascii="Arial" w:hAnsi="Arial" w:eastAsia="Arial"/>
+          <w:b w:val="0"/>
+          <w:i w:val="0"/>
+          <w:sz w:val="23"/>
+        </w:rPr>
+        <w:t>“Great question — that’s exactly what the session is built to answer properly. I could give you a quick take on Webflow versus Kajabi here, but the honest answer depends on where your traffic actually comes from and how much of the site you want to keep editing yourself. I’d rather give you the right answer than a fast one.”</w:t>
+      </w:r>
+    </w:p>
+    <w:p>
+      <w:pPr>
+        <w:spacing w:after="160"/>
+      </w:pPr>
+      <w:r>
+        <w:rPr>
+          <w:rFonts w:ascii="Arial" w:hAnsi="Arial" w:eastAsia="Arial"/>
+          <w:b w:val="0"/>
+          <w:i/>
+          <w:color w:val="475569"/>
+          <w:sz w:val="17"/>
+        </w:rPr>
+        <w:t xml:space="preserve">    [3 sentences · 60 words · caps 4/90] ✅</w:t>
+      </w:r>
+    </w:p>
+    <w:p>
+      <w:pPr>
+        <w:spacing w:after="80"/>
+        <w:shd w:val="clear" w:color="auto" w:fill="FFF3CC"/>
+      </w:pPr>
+      <w:r>
+        <w:rPr>
+          <w:rFonts w:ascii="Arial" w:hAnsi="Arial" w:eastAsia="Arial"/>
+          <w:b w:val="0"/>
+          <w:i w:val="0"/>
+          <w:sz w:val="20"/>
+        </w:rPr>
+        <w:t>📌 NOTE  The line: factual observations about his problem = free. Specific recommendations, platform choices, or architecture = paid. Never be rude or accusatory — most people don’t realise they’re doing it.</w:t>
+      </w:r>
+    </w:p>
+    <w:p>
+      <w:pPr>
+        <w:pStyle w:val="Heading2"/>
+        <w:spacing w:before="260" w:after="100"/>
+      </w:pPr>
+      <w:r>
+        <w:rPr>
+          <w:rFonts w:ascii="Arial" w:hAnsi="Arial"/>
+          <w:b/>
+          <w:color w:val="0F1C2E"/>
+          <w:sz w:val="30"/>
+        </w:rPr>
+        <w:t>BRANCH T — “We’re already building this ourselves”</w:t>
+      </w:r>
+    </w:p>
+    <w:p>
+      <w:pPr>
+        <w:spacing w:after="80"/>
+        <w:shd w:val="clear" w:color="auto" w:fill="FFF3CC"/>
+      </w:pPr>
+      <w:r>
+        <w:rPr>
+          <w:rFonts w:ascii="Arial" w:hAnsi="Arial" w:eastAsia="Arial"/>
+          <w:b w:val="0"/>
+          <w:i w:val="0"/>
+          <w:sz w:val="20"/>
+        </w:rPr>
+        <w:t>📌 NOTE  Distinct from Branch H. H is a rival vendor; T is his own pride, competence, and sunk effort. Arguing against those loses. Agree completely, never suggest what he built is wrong, and aim at the cost of doing it himself.</w:t>
+      </w:r>
+    </w:p>
+    <w:p>
+      <w:pPr>
+        <w:spacing w:after="120"/>
+        <w:ind w:left="240"/>
+        <w:shd w:val="clear" w:color="auto" w:fill="EBF3FB"/>
+      </w:pPr>
+      <w:r>
+        <w:rPr>
+          <w:rFonts w:ascii="Arial" w:hAnsi="Arial" w:eastAsia="Arial"/>
+          <w:b w:val="0"/>
+          <w:i w:val="0"/>
+          <w:sz w:val="23"/>
+        </w:rPr>
+        <w:t>“You should be building it — nobody outside knows how it ought to work. The part I’d push on is that the audience is already built and the thing meant to receive it isn’t, and every day that’s true costs you a day of it. The session isn’t me proposing a replacement for your work — it’s putting real numbers under it so you know which part to fix first.”</w:t>
+      </w:r>
+    </w:p>
+    <w:p>
+      <w:pPr>
+        <w:spacing w:after="160"/>
+      </w:pPr>
+      <w:r>
+        <w:rPr>
+          <w:rFonts w:ascii="Arial" w:hAnsi="Arial" w:eastAsia="Arial"/>
+          <w:b w:val="0"/>
+          <w:i/>
+          <w:color w:val="475569"/>
+          <w:sz w:val="17"/>
+        </w:rPr>
+        <w:t xml:space="preserve">    [3 sentences · 70 words · caps 4/90] ✅</w:t>
+      </w:r>
+    </w:p>
+    <w:p>
+      <w:pPr>
+        <w:spacing w:after="80"/>
+        <w:shd w:val="clear" w:color="auto" w:fill="FFF3CC"/>
+      </w:pPr>
+      <w:r>
+        <w:rPr>
+          <w:rFonts w:ascii="Arial" w:hAnsi="Arial" w:eastAsia="Arial"/>
+          <w:b w:val="0"/>
+          <w:i w:val="0"/>
+          <w:sz w:val="20"/>
+        </w:rPr>
+        <w:t>📌 NOTE  If he holds, do not push. Exit like Branch D. This objection frequently converts months later, when the internal build stalls exactly where you said it would — and it converts to you, because you predicted it without gloating.</w:t>
+      </w:r>
+    </w:p>
+    <w:p>
+      <w:pPr>
+        <w:pStyle w:val="Heading2"/>
+        <w:spacing w:before="260" w:after="100"/>
+      </w:pPr>
+      <w:r>
+        <w:rPr>
+          <w:rFonts w:ascii="Arial" w:hAnsi="Arial"/>
+          <w:b/>
+          <w:color w:val="0F1C2E"/>
+          <w:sz w:val="30"/>
+        </w:rPr>
+        <w:t>BRANCH U — He volunteers internal numbers (the L1 upgrade — do not fumble this)</w:t>
+      </w:r>
+    </w:p>
+    <w:p>
+      <w:pPr>
+        <w:spacing w:after="80"/>
+        <w:shd w:val="clear" w:color="auto" w:fill="FFF3CC"/>
+      </w:pPr>
+      <w:r>
+        <w:rPr>
+          <w:rFonts w:ascii="Arial" w:hAnsi="Arial" w:eastAsia="Arial"/>
+          <w:b w:val="0"/>
+          <w:i w:val="0"/>
+          <w:sz w:val="20"/>
+        </w:rPr>
+        <w:t>📌 NOTE  The single highest-value event in the pipeline. DO NOT compute. The moment you multiply his number into an annual figure and hand it over, you have delivered the consultation’s headline deliverable in a DM and the gate is gone. Reflect it back UNMULTIPLIED and let him do the arithmetic himself — his number, his conclusion, no claim of yours he can dispute.</w:t>
+      </w:r>
+    </w:p>
+    <w:p>
+      <w:pPr>
+        <w:spacing w:after="120"/>
+        <w:ind w:left="240"/>
+        <w:shd w:val="clear" w:color="auto" w:fill="EBF3FB"/>
+      </w:pPr>
+      <w:r>
+        <w:rPr>
+          <w:rFonts w:ascii="Arial" w:hAnsi="Arial" w:eastAsia="Arial"/>
+          <w:b w:val="0"/>
+          <w:i w:val="0"/>
+          <w:sz w:val="23"/>
+        </w:rPr>
+        <w:t>“Eleven hundred people on a list you’d half forgotten — that’s the first number I couldn’t see from outside, and it’s bigger than I’d assumed. I’m not going to do that multiplication in a DM. Doing it properly, with the rest of your numbers beside it, is exactly what the session is.”</w:t>
+      </w:r>
+    </w:p>
+    <w:p>
+      <w:pPr>
+        <w:spacing w:after="160"/>
+      </w:pPr>
+      <w:r>
+        <w:rPr>
+          <w:rFonts w:ascii="Arial" w:hAnsi="Arial" w:eastAsia="Arial"/>
+          <w:b w:val="0"/>
+          <w:i/>
+          <w:color w:val="475569"/>
+          <w:sz w:val="17"/>
+        </w:rPr>
+        <w:t xml:space="preserve">    [3 sentences · 52 words · caps 4/90] ✅</w:t>
+      </w:r>
+    </w:p>
+    <w:p>
+      <w:pPr>
+        <w:spacing w:after="80"/>
+        <w:shd w:val="clear" w:color="auto" w:fill="FFF3CC"/>
+      </w:pPr>
+      <w:r>
+        <w:rPr>
+          <w:rFonts w:ascii="Arial" w:hAnsi="Arial" w:eastAsia="Arial"/>
+          <w:b w:val="0"/>
+          <w:i w:val="0"/>
+          <w:sz w:val="20"/>
+        </w:rPr>
+        <w:t>📌 NOTE  Template — substitute his actual figure. NEVER use “three thousand” as the placeholder here: the video’s stakes figure is “roughly three thousand dollars,” and a second three-thousand in the same thread meaning a different thing reads as a number you are recycling rather than one you found.</w:t>
+      </w:r>
+    </w:p>
+    <w:p>
+      <w:pPr>
+        <w:spacing w:after="80"/>
+        <w:shd w:val="clear" w:color="auto" w:fill="FFF3CC"/>
+      </w:pPr>
+      <w:r>
+        <w:rPr>
+          <w:rFonts w:ascii="Arial" w:hAnsi="Arial" w:eastAsia="Arial"/>
+          <w:b w:val="0"/>
+          <w:i w:val="0"/>
+          <w:sz w:val="20"/>
+        </w:rPr>
+        <w:t>📌 NOTE  Capture it verbatim with attribution for p3d. Do NOT retroactively update the video’s stakes figure in any message: the video said what it said. His new number is the reason for the session, not a correction of the past.</w:t>
+      </w:r>
+    </w:p>
+    <w:p>
+      <w:pPr>
+        <w:spacing w:after="80"/>
+        <w:shd w:val="clear" w:color="auto" w:fill="FFF3CC"/>
+      </w:pPr>
+      <w:r>
+        <w:rPr>
+          <w:rFonts w:ascii="Arial" w:hAnsi="Arial" w:eastAsia="Arial"/>
+          <w:b w:val="0"/>
+          <w:i w:val="0"/>
+          <w:sz w:val="20"/>
+        </w:rPr>
+        <w:t>📌 NOTE  This is also the strongest possible transition into Message 2, because the anchor is now HIS figure, not yours — which is worth more than anything the research could have produced.</w:t>
+      </w:r>
+    </w:p>
+    <w:p>
+      <w:pPr>
+        <w:pStyle w:val="Heading2"/>
+        <w:spacing w:before="260" w:after="100"/>
+      </w:pPr>
+      <w:r>
+        <w:rPr>
+          <w:rFonts w:ascii="Arial" w:hAnsi="Arial"/>
+          <w:b/>
+          <w:color w:val="0F1C2E"/>
+          <w:sz w:val="30"/>
+        </w:rPr>
+        <w:t>BRANCH V — “This feels invasive” / “How do you know all this?”</w:t>
+      </w:r>
+    </w:p>
+    <w:p>
+      <w:pPr>
+        <w:spacing w:after="80"/>
+        <w:shd w:val="clear" w:color="auto" w:fill="FFF3CC"/>
+      </w:pPr>
+      <w:r>
+        <w:rPr>
+          <w:rFonts w:ascii="Arial" w:hAnsi="Arial" w:eastAsia="Arial"/>
+          <w:b w:val="0"/>
+          <w:i w:val="0"/>
+          <w:sz w:val="20"/>
+        </w:rPr>
+        <w:t>📌 NOTE  ELEVATED RISK FOR THIS PROSPECT. The video quotes the brief he posted looking for a designer. If he reacts, this is a threat response, not curiosity. Warmth loses; only facts and a real exit restore safety. Do not apologise profusely and do not explain your methodology at length — both read as guilt.</w:t>
+      </w:r>
+    </w:p>
+    <w:p>
+      <w:pPr>
+        <w:spacing w:after="120"/>
+        <w:ind w:left="240"/>
+        <w:shd w:val="clear" w:color="auto" w:fill="EBF3FB"/>
+      </w:pPr>
+      <w:r>
+        <w:rPr>
+          <w:rFonts w:ascii="Arial" w:hAnsi="Arial" w:eastAsia="Arial"/>
+          <w:b w:val="0"/>
+          <w:i w:val="0"/>
+          <w:sz w:val="23"/>
+        </w:rPr>
+        <w:t>“Everything in that video came from things you published — your site, your posts, your channel, and the brief you posted when you went looking for a designer. No tools, no data brokers, nothing private. I read carefully and took it seriously. If it landed wrong, say the word and I’ll delete the research and not contact you again.”</w:t>
+      </w:r>
+    </w:p>
+    <w:p>
+      <w:pPr>
+        <w:spacing w:after="160"/>
+      </w:pPr>
+      <w:r>
+        <w:rPr>
+          <w:rFonts w:ascii="Arial" w:hAnsi="Arial" w:eastAsia="Arial"/>
+          <w:b w:val="0"/>
+          <w:i/>
+          <w:color w:val="475569"/>
+          <w:sz w:val="17"/>
+        </w:rPr>
+        <w:t xml:space="preserve">    [4 sentences · 59 words · caps 5/90] ✅</w:t>
+      </w:r>
+    </w:p>
+    <w:p>
+      <w:pPr>
+        <w:spacing w:after="80"/>
+        <w:shd w:val="clear" w:color="auto" w:fill="FFF3CC"/>
+      </w:pPr>
+      <w:r>
+        <w:rPr>
+          <w:rFonts w:ascii="Arial" w:hAnsi="Arial" w:eastAsia="Arial"/>
+          <w:b w:val="0"/>
+          <w:i w:val="0"/>
+          <w:sz w:val="20"/>
+        </w:rPr>
+        <w:t>📌 NOTE  Then STOP. Do not attach the offer, do not pivot to the bottleneck, do not follow up in five days. If he replies, he has forgiven it and you may continue. If he asked you to delete the research, actually delete it.</w:t>
+      </w:r>
+    </w:p>
+    <w:p>
+      <w:pPr>
+        <w:pStyle w:val="Heading2"/>
+        <w:spacing w:before="260" w:after="100"/>
+      </w:pPr>
+      <w:r>
+        <w:rPr>
+          <w:rFonts w:ascii="Arial" w:hAnsi="Arial"/>
+          <w:b/>
+          <w:color w:val="0F1C2E"/>
+          <w:sz w:val="30"/>
+        </w:rPr>
+        <w:t>BRANCH W — “How would I even pay you?”</w:t>
+      </w:r>
+    </w:p>
+    <w:p>
+      <w:pPr>
+        <w:spacing w:after="80"/>
+        <w:shd w:val="clear" w:color="auto" w:fill="FFF3CC"/>
+      </w:pPr>
+      <w:r>
+        <w:rPr>
+          <w:rFonts w:ascii="Arial" w:hAnsi="Arial" w:eastAsia="Arial"/>
+          <w:b w:val="0"/>
+          <w:i w:val="0"/>
+          <w:sz w:val="20"/>
+        </w:rPr>
+        <w:t>📌 NOTE  Never treated as an objection, and it quietly kills deals. Have this answer ready BEFORE Message 2 goes out. A US owner-operator paying an overseas studio has real unspoken questions, and silence reads as amateurism at the precise moment professionalism is being assessed.</w:t>
+      </w:r>
+    </w:p>
+    <w:p>
+      <w:pPr>
+        <w:spacing w:after="120"/>
+        <w:ind w:left="240"/>
+        <w:shd w:val="clear" w:color="auto" w:fill="EBF3FB"/>
+      </w:pPr>
+      <w:r>
+        <w:rPr>
+          <w:rFonts w:ascii="Arial" w:hAnsi="Arial" w:eastAsia="Arial"/>
+          <w:b w:val="0"/>
+          <w:i w:val="0"/>
+          <w:sz w:val="23"/>
+        </w:rPr>
+        <w:t>“Invoice from Dev8X, payable by bank transfer or card, in USD. You’ll get a proper receipt for your books. And to be clear about the order of things — the invoice only exists after the session, and only if you tell me it was worth it.”</w:t>
+      </w:r>
+    </w:p>
+    <w:p>
+      <w:pPr>
+        <w:spacing w:after="160"/>
+      </w:pPr>
+      <w:r>
+        <w:rPr>
+          <w:rFonts w:ascii="Arial" w:hAnsi="Arial" w:eastAsia="Arial"/>
+          <w:b w:val="0"/>
+          <w:i/>
+          <w:color w:val="475569"/>
+          <w:sz w:val="17"/>
+        </w:rPr>
+        <w:t xml:space="preserve">    [3 sentences · 46 words · caps 4/90] ✅</w:t>
+      </w:r>
+    </w:p>
+    <w:p>
+      <w:pPr>
+        <w:spacing w:after="80"/>
+        <w:shd w:val="clear" w:color="auto" w:fill="FFF3CC"/>
+      </w:pPr>
+      <w:r>
+        <w:rPr>
+          <w:rFonts w:ascii="Arial" w:hAnsi="Arial" w:eastAsia="Arial"/>
+          <w:b w:val="0"/>
+          <w:i w:val="0"/>
+          <w:sz w:val="20"/>
+        </w:rPr>
+        <w:t>📌 NOTE  If he raises payment mechanics BEFORE the session, he has already decided to do the session. Under post-paid this is a logistics question, not a risk question — answer it that way.</w:t>
+      </w:r>
+    </w:p>
+    <w:p>
+      <w:pPr>
+        <w:pStyle w:val="Heading2"/>
+        <w:spacing w:before="260" w:after="100"/>
+      </w:pPr>
+      <w:r>
+        <w:rPr>
+          <w:rFonts w:ascii="Arial" w:hAnsi="Arial"/>
+          <w:b/>
+          <w:color w:val="0F1C2E"/>
+          <w:sz w:val="30"/>
+        </w:rPr>
+        <w:t>BRANCH X — “If you’re guaranteeing it, why does it cost anything at all?”</w:t>
+      </w:r>
+    </w:p>
+    <w:p>
+      <w:pPr>
+        <w:spacing w:after="80"/>
+        <w:shd w:val="clear" w:color="auto" w:fill="FFF3CC"/>
+      </w:pPr>
+      <w:r>
+        <w:rPr>
+          <w:rFonts w:ascii="Arial" w:hAnsi="Arial" w:eastAsia="Arial"/>
+          <w:b w:val="0"/>
+          <w:i w:val="0"/>
+          <w:sz w:val="20"/>
+        </w:rPr>
+        <w:t>📌 NOTE  A sharp buyer’s question deserving a straight answer. Do not smile through it, do not soften it, and NEVER answer by lowering the price — that concedes the question.</w:t>
+      </w:r>
+    </w:p>
+    <w:p>
+      <w:pPr>
+        <w:spacing w:after="120"/>
+        <w:ind w:left="240"/>
+        <w:shd w:val="clear" w:color="auto" w:fill="EBF3FB"/>
+      </w:pPr>
+      <w:r>
+        <w:rPr>
+          <w:rFonts w:ascii="Arial" w:hAnsi="Arial" w:eastAsia="Arial"/>
+          <w:b w:val="0"/>
+          <w:i w:val="0"/>
+          <w:sz w:val="23"/>
+        </w:rPr>
+        <w:t>“Because free advice gets treated like free advice. If you’re not paying anything, you’ll take the call between two other things and the diagnosis will sit in your inbox. What you pay is what makes us both show up properly. If it turns out I didn’t earn it, you don’t pay it.”</w:t>
+      </w:r>
+    </w:p>
+    <w:p>
+      <w:pPr>
+        <w:spacing w:after="160"/>
+      </w:pPr>
+      <w:r>
+        <w:rPr>
+          <w:rFonts w:ascii="Arial" w:hAnsi="Arial" w:eastAsia="Arial"/>
+          <w:b w:val="0"/>
+          <w:i/>
+          <w:color w:val="475569"/>
+          <w:sz w:val="17"/>
+        </w:rPr>
+        <w:t xml:space="preserve">    [4 sentences · 52 words · caps 4/90] ✅</w:t>
+      </w:r>
+    </w:p>
+    <w:p>
+      <w:pPr>
+        <w:pStyle w:val="Heading2"/>
+        <w:spacing w:before="260" w:after="100"/>
+      </w:pPr>
+      <w:r>
+        <w:rPr>
+          <w:rFonts w:ascii="Arial" w:hAnsi="Arial"/>
+          <w:b/>
+          <w:color w:val="0F1C2E"/>
+          <w:sz w:val="30"/>
+        </w:rPr>
+        <w:t>BRANCH Y — “Yes” (the branch that leaks)</w:t>
+      </w:r>
+    </w:p>
+    <w:p>
+      <w:pPr>
+        <w:spacing w:after="80"/>
+        <w:shd w:val="clear" w:color="auto" w:fill="FFF3CC"/>
+      </w:pPr>
+      <w:r>
+        <w:rPr>
+          <w:rFonts w:ascii="Arial" w:hAnsi="Arial" w:eastAsia="Arial"/>
+          <w:b w:val="0"/>
+          <w:i w:val="0"/>
+          <w:sz w:val="20"/>
+        </w:rPr>
+        <w:t>📌 NOTE  Between the yes and the session, nothing has been paid and nothing delivered. His enthusiasm is at its peak and decaying; his calendar is not. Reply WITHIN THE HOUR — latency here reads as disorganisation to someone who has just decided to trust you.</w:t>
+      </w:r>
+    </w:p>
+    <w:p>
+      <w:pPr>
+        <w:spacing w:after="120"/>
+        <w:ind w:left="240"/>
+        <w:shd w:val="clear" w:color="auto" w:fill="EBF3FB"/>
+      </w:pPr>
+      <w:r>
+        <w:rPr>
+          <w:rFonts w:ascii="Arial" w:hAnsi="Arial" w:eastAsia="Arial"/>
+          <w:b w:val="0"/>
+          <w:i w:val="0"/>
+          <w:sz w:val="23"/>
+        </w:rPr>
+        <w:t>“Good — Tuesday 9am or Wednesday 2pm your time, whichever suits. It’ll take about 45 minutes and you’ll leave with the written Operational Diagnosis. If you can, have three things roughly to hand, even ballpark: how many people reach the course page in a month, whether any video description links to it, and whether an email list exists anywhere. Nothing’s owed until the end, and only if you say it was worth it.”</w:t>
+      </w:r>
+    </w:p>
+    <w:p>
+      <w:pPr>
+        <w:spacing w:after="160"/>
+      </w:pPr>
+      <w:r>
+        <w:rPr>
+          <w:rFonts w:ascii="Arial" w:hAnsi="Arial" w:eastAsia="Arial"/>
+          <w:b w:val="0"/>
+          <w:i/>
+          <w:color w:val="475569"/>
+          <w:sz w:val="17"/>
+        </w:rPr>
+        <w:t xml:space="preserve">    [4 sentences · 73 words · caps 5/95] ✅</w:t>
+      </w:r>
+    </w:p>
+    <w:p>
+      <w:pPr>
+        <w:spacing w:after="80"/>
+        <w:shd w:val="clear" w:color="auto" w:fill="FFF3CC"/>
+      </w:pPr>
+      <w:r>
+        <w:rPr>
+          <w:rFonts w:ascii="Arial" w:hAnsi="Arial" w:eastAsia="Arial"/>
+          <w:b w:val="0"/>
+          <w:i w:val="0"/>
+          <w:sz w:val="20"/>
+        </w:rPr>
+        <w:t>📌 NOTE  “YOUR TIME” IS LOAD-BEARING. Dr. Dibinga is in Washington, DC (Eastern). Abdul is not. Two bare clock times across a timezone gap produce either a missed session or a clarifying exchange that spends the momentum this message exists to protect. State his zone, offer his working hours, and convert on your side.</w:t>
+      </w:r>
+    </w:p>
+    <w:p>
+      <w:pPr>
+        <w:spacing w:after="80"/>
+        <w:shd w:val="clear" w:color="auto" w:fill="FFF3CC"/>
+      </w:pPr>
+      <w:r>
+        <w:rPr>
+          <w:rFonts w:ascii="Arial" w:hAnsi="Arial" w:eastAsia="Arial"/>
+          <w:b w:val="0"/>
+          <w:i w:val="0"/>
+          <w:sz w:val="20"/>
+        </w:rPr>
+        <w:t>📌 NOTE  Two concrete time options, NOT a calendar link — a link is a small delegation of work that converts a warm yes into a task. The “bring three numbers” sentence is the highest-leverage line in the message: it makes the session work, it makes him invest before it starts, and it quietly proves Beat 3 was not a performance.</w:t>
+      </w:r>
+    </w:p>
+    <w:p>
+      <w:pPr>
+        <w:spacing w:after="80"/>
+        <w:shd w:val="clear" w:color="auto" w:fill="FFF3CC"/>
+      </w:pPr>
+      <w:r>
+        <w:rPr>
+          <w:rFonts w:ascii="Arial" w:hAnsi="Arial" w:eastAsia="Arial"/>
+          <w:b w:val="0"/>
+          <w:i w:val="0"/>
+          <w:sz w:val="20"/>
+        </w:rPr>
+        <w:t>📌 NOTE  Do NOT send an invoice, a contract, a deposit request, or an intake form. All four are prepayment behaviours in disguise and all four contradict the guarantee he just accepted. Do not send a long pre-read — he agreed to a session, not homework.</w:t>
+      </w:r>
+    </w:p>
+    <w:p>
+      <w:pPr>
+        <w:spacing w:after="60"/>
+      </w:pPr>
+      <w:r>
+        <w:rPr>
+          <w:rFonts w:ascii="Arial" w:hAnsi="Arial" w:eastAsia="Arial"/>
+          <w:b/>
+          <w:i w:val="0"/>
+          <w:sz w:val="21"/>
+        </w:rPr>
+        <w:t>If he goes quiet after saying yes — ONE message, seven days later, no pressure and no offer:</w:t>
+      </w:r>
+    </w:p>
+    <w:p>
+      <w:pPr>
+        <w:spacing w:after="120"/>
+        <w:ind w:left="240"/>
+        <w:shd w:val="clear" w:color="auto" w:fill="EBF3FB"/>
+      </w:pPr>
+      <w:r>
+        <w:rPr>
+          <w:rFonts w:ascii="Arial" w:hAnsi="Arial" w:eastAsia="Arial"/>
+          <w:b w:val="0"/>
+          <w:i w:val="0"/>
+          <w:sz w:val="23"/>
+        </w:rPr>
+        <w:t>“Still happy to do this whenever it suits — just say the word.”</w:t>
+      </w:r>
+    </w:p>
+    <w:p>
+      <w:pPr>
+        <w:spacing w:after="160"/>
+      </w:pPr>
+      <w:r>
+        <w:rPr>
+          <w:rFonts w:ascii="Arial" w:hAnsi="Arial" w:eastAsia="Arial"/>
+          <w:b w:val="0"/>
+          <w:i/>
+          <w:color w:val="475569"/>
+          <w:sz w:val="17"/>
+        </w:rPr>
+        <w:t xml:space="preserve">    [1 sentences · 13 words · caps 1/90] ✅</w:t>
+      </w:r>
+    </w:p>
+    <w:p>
+      <w:pPr>
+        <w:spacing w:after="80"/>
+        <w:shd w:val="clear" w:color="auto" w:fill="FFF3CC"/>
+      </w:pPr>
+      <w:r>
+        <w:rPr>
+          <w:rFonts w:ascii="Arial" w:hAnsi="Arial" w:eastAsia="Arial"/>
+          <w:b w:val="0"/>
+          <w:i w:val="0"/>
+          <w:sz w:val="20"/>
+        </w:rPr>
+        <w:t>📌 NOTE  Then stop. A yes that decays is not a no; it is a busy person. It re-opens far more often than a chased one does. Hand off to p3d_Consultation_Playbook.md the moment a time is agreed.</w:t>
+      </w:r>
+    </w:p>
+    <w:p>
+      <w:r>
+        <w:br w:type="page"/>
+      </w:r>
+    </w:p>
+    <w:p>
+      <w:pPr>
+        <w:pStyle w:val="Heading1"/>
+        <w:spacing w:before="260" w:after="100"/>
+      </w:pPr>
+      <w:r>
+        <w:rPr>
+          <w:rFonts w:ascii="Arial" w:hAnsi="Arial"/>
+          <w:b/>
+          <w:color w:val="0F1C2E"/>
+          <w:sz w:val="48"/>
+        </w:rPr>
+        <w:t>B.3 — Timing Summary &amp; Exit Criteria</w:t>
       </w:r>
     </w:p>
     <w:tbl>
       <w:tblPr>
         <w:tblStyle w:val="TableGrid"/>
         <w:tblW w:type="auto" w:w="0"/>
+        <w:jc w:val="center"/>
         <w:tblLook w:firstColumn="1" w:firstRow="1" w:lastColumn="0" w:lastRow="0" w:noHBand="0" w:noVBand="1" w:val="04A0"/>
       </w:tblPr>
       <w:tblGrid>
@@ -4500,20 +3956,19 @@
       <w:tr>
         <w:tc>
           <w:tcPr>
-            <w:tcW w:type="dxa" w:w="4464"/>
+            <w:tcW w:type="dxa" w:w="2304"/>
           </w:tcPr>
           <w:p>
             <w:pPr>
-              <w:spacing w:after="40"/>
-              <w:shd w:val="clear" w:color="auto" w:fill="E8EEF4"/>
+              <w:shd w:val="clear" w:color="auto" w:fill="0f1c2e"/>
             </w:pPr>
             <w:r/>
             <w:r>
               <w:rPr>
-                <w:rFonts w:ascii="Arial" w:hAnsi="Arial" w:eastAsia="Arial"/>
+                <w:rFonts w:ascii="Arial" w:hAnsi="Arial"/>
                 <w:b/>
-                <w:i w:val="0"/>
-                <w:sz w:val="20"/>
+                <w:color w:val="FFFFFF"/>
+                <w:sz w:val="18"/>
               </w:rPr>
               <w:t>Message</w:t>
             </w:r>
@@ -4521,43 +3976,41 @@
         </w:tc>
         <w:tc>
           <w:tcPr>
-            <w:tcW w:type="dxa" w:w="2448"/>
+            <w:tcW w:type="dxa" w:w="3312"/>
           </w:tcPr>
           <w:p>
             <w:pPr>
-              <w:spacing w:after="40"/>
-              <w:shd w:val="clear" w:color="auto" w:fill="E8EEF4"/>
+              <w:shd w:val="clear" w:color="auto" w:fill="0f1c2e"/>
             </w:pPr>
             <w:r/>
             <w:r>
               <w:rPr>
-                <w:rFonts w:ascii="Arial" w:hAnsi="Arial" w:eastAsia="Arial"/>
+                <w:rFonts w:ascii="Arial" w:hAnsi="Arial"/>
                 <w:b/>
-                <w:i w:val="0"/>
-                <w:sz w:val="20"/>
+                <w:color w:val="FFFFFF"/>
+                <w:sz w:val="18"/>
               </w:rPr>
-              <w:t>Sentences</w:t>
+              <w:t>Trigger</w:t>
             </w:r>
           </w:p>
         </w:tc>
         <w:tc>
           <w:tcPr>
-            <w:tcW w:type="dxa" w:w="2448"/>
+            <w:tcW w:type="dxa" w:w="3456"/>
           </w:tcPr>
           <w:p>
             <w:pPr>
-              <w:spacing w:after="40"/>
-              <w:shd w:val="clear" w:color="auto" w:fill="E8EEF4"/>
+              <w:shd w:val="clear" w:color="auto" w:fill="0f1c2e"/>
             </w:pPr>
             <w:r/>
             <w:r>
               <w:rPr>
-                <w:rFonts w:ascii="Arial" w:hAnsi="Arial" w:eastAsia="Arial"/>
+                <w:rFonts w:ascii="Arial" w:hAnsi="Arial"/>
                 <w:b/>
-                <w:i w:val="0"/>
-                <w:sz w:val="20"/>
+                <w:color w:val="FFFFFF"/>
+                <w:sz w:val="18"/>
               </w:rPr>
-              <w:t>Words</w:t>
+              <w:t>Timing</w:t>
             </w:r>
           </w:p>
         </w:tc>
@@ -4565,19 +4018,14 @@
       <w:tr>
         <w:tc>
           <w:tcPr>
-            <w:tcW w:type="dxa" w:w="4464"/>
+            <w:tcW w:type="dxa" w:w="2304"/>
           </w:tcPr>
           <w:p>
-            <w:pPr>
-              <w:spacing w:after="40"/>
-            </w:pPr>
             <w:r/>
             <w:r>
               <w:rPr>
-                <w:rFonts w:ascii="Arial" w:hAnsi="Arial" w:eastAsia="Arial"/>
-                <w:b w:val="0"/>
-                <w:i w:val="0"/>
-                <w:sz w:val="20"/>
+                <w:rFonts w:ascii="Arial" w:hAnsi="Arial"/>
+                <w:sz w:val="17"/>
               </w:rPr>
               <w:t>Message 1</w:t>
             </w:r>
@@ -4585,41 +4033,31 @@
         </w:tc>
         <w:tc>
           <w:tcPr>
-            <w:tcW w:type="dxa" w:w="2448"/>
+            <w:tcW w:type="dxa" w:w="3312"/>
           </w:tcPr>
           <w:p>
-            <w:pPr>
-              <w:spacing w:after="40"/>
-            </w:pPr>
             <w:r/>
             <w:r>
               <w:rPr>
-                <w:rFonts w:ascii="Arial" w:hAnsi="Arial" w:eastAsia="Arial"/>
-                <w:b w:val="0"/>
-                <w:i w:val="0"/>
-                <w:sz w:val="20"/>
+                <w:rFonts w:ascii="Arial" w:hAnsi="Arial"/>
+                <w:sz w:val="17"/>
               </w:rPr>
-              <w:t>2–3</w:t>
+              <w:t>He replies to the video</w:t>
             </w:r>
           </w:p>
         </w:tc>
         <w:tc>
           <w:tcPr>
-            <w:tcW w:type="dxa" w:w="2448"/>
+            <w:tcW w:type="dxa" w:w="3456"/>
           </w:tcPr>
           <w:p>
-            <w:pPr>
-              <w:spacing w:after="40"/>
-            </w:pPr>
             <w:r/>
             <w:r>
               <w:rPr>
-                <w:rFonts w:ascii="Arial" w:hAnsi="Arial" w:eastAsia="Arial"/>
-                <w:b w:val="0"/>
-                <w:i w:val="0"/>
-                <w:sz w:val="20"/>
+                <w:rFonts w:ascii="Arial" w:hAnsi="Arial"/>
+                <w:sz w:val="17"/>
               </w:rPr>
-              <w:t>≤ 65</w:t>
+              <w:t>Immediate</w:t>
             </w:r>
           </w:p>
         </w:tc>
@@ -4627,61 +4065,46 @@
       <w:tr>
         <w:tc>
           <w:tcPr>
-            <w:tcW w:type="dxa" w:w="4464"/>
+            <w:tcW w:type="dxa" w:w="2304"/>
           </w:tcPr>
           <w:p>
-            <w:pPr>
-              <w:spacing w:after="40"/>
-            </w:pPr>
             <w:r/>
             <w:r>
               <w:rPr>
-                <w:rFonts w:ascii="Arial" w:hAnsi="Arial" w:eastAsia="Arial"/>
-                <w:b w:val="0"/>
-                <w:i w:val="0"/>
-                <w:sz w:val="20"/>
+                <w:rFonts w:ascii="Arial" w:hAnsi="Arial"/>
+                <w:sz w:val="17"/>
               </w:rPr>
-              <w:t>Message 2 — consultation offer</w:t>
+              <w:t>Message 2</w:t>
             </w:r>
           </w:p>
         </w:tc>
         <w:tc>
           <w:tcPr>
-            <w:tcW w:type="dxa" w:w="2448"/>
+            <w:tcW w:type="dxa" w:w="3312"/>
           </w:tcPr>
           <w:p>
-            <w:pPr>
-              <w:spacing w:after="40"/>
-            </w:pPr>
             <w:r/>
             <w:r>
               <w:rPr>
-                <w:rFonts w:ascii="Arial" w:hAnsi="Arial" w:eastAsia="Arial"/>
-                <w:b w:val="0"/>
-                <w:i w:val="0"/>
-                <w:sz w:val="20"/>
+                <w:rFonts w:ascii="Arial" w:hAnsi="Arial"/>
+                <w:sz w:val="17"/>
               </w:rPr>
-              <w:t>6–8</w:t>
+              <w:t>He answers Message 1</w:t>
             </w:r>
           </w:p>
         </w:tc>
         <w:tc>
           <w:tcPr>
-            <w:tcW w:type="dxa" w:w="2448"/>
+            <w:tcW w:type="dxa" w:w="3456"/>
           </w:tcPr>
           <w:p>
-            <w:pPr>
-              <w:spacing w:after="40"/>
-            </w:pPr>
             <w:r/>
             <w:r>
               <w:rPr>
-                <w:rFonts w:ascii="Arial" w:hAnsi="Arial" w:eastAsia="Arial"/>
-                <w:b w:val="0"/>
-                <w:i w:val="0"/>
-                <w:sz w:val="20"/>
+                <w:rFonts w:ascii="Arial" w:hAnsi="Arial"/>
+                <w:sz w:val="17"/>
               </w:rPr>
-              <w:t>≤ 210</w:t>
+              <w:t>Immediate — but BLOCKED until the fee is set</w:t>
             </w:r>
           </w:p>
         </w:tc>
@@ -4689,19 +4112,14 @@
       <w:tr>
         <w:tc>
           <w:tcPr>
-            <w:tcW w:type="dxa" w:w="4464"/>
+            <w:tcW w:type="dxa" w:w="2304"/>
           </w:tcPr>
           <w:p>
-            <w:pPr>
-              <w:spacing w:after="40"/>
-            </w:pPr>
             <w:r/>
             <w:r>
               <w:rPr>
-                <w:rFonts w:ascii="Arial" w:hAnsi="Arial" w:eastAsia="Arial"/>
-                <w:b w:val="0"/>
-                <w:i w:val="0"/>
-                <w:sz w:val="20"/>
+                <w:rFonts w:ascii="Arial" w:hAnsi="Arial"/>
+                <w:sz w:val="17"/>
               </w:rPr>
               <w:t>Message 3</w:t>
             </w:r>
@@ -4709,41 +4127,31 @@
         </w:tc>
         <w:tc>
           <w:tcPr>
-            <w:tcW w:type="dxa" w:w="2448"/>
+            <w:tcW w:type="dxa" w:w="3312"/>
           </w:tcPr>
           <w:p>
-            <w:pPr>
-              <w:spacing w:after="40"/>
-            </w:pPr>
             <w:r/>
             <w:r>
               <w:rPr>
-                <w:rFonts w:ascii="Arial" w:hAnsi="Arial" w:eastAsia="Arial"/>
-                <w:b w:val="0"/>
-                <w:i w:val="0"/>
-                <w:sz w:val="20"/>
+                <w:rFonts w:ascii="Arial" w:hAnsi="Arial"/>
+                <w:sz w:val="17"/>
               </w:rPr>
-              <w:t>2–3</w:t>
+              <w:t>No reply to Message 2</w:t>
             </w:r>
           </w:p>
         </w:tc>
         <w:tc>
           <w:tcPr>
-            <w:tcW w:type="dxa" w:w="2448"/>
+            <w:tcW w:type="dxa" w:w="3456"/>
           </w:tcPr>
           <w:p>
-            <w:pPr>
-              <w:spacing w:after="40"/>
-            </w:pPr>
             <w:r/>
             <w:r>
               <w:rPr>
-                <w:rFonts w:ascii="Arial" w:hAnsi="Arial" w:eastAsia="Arial"/>
-                <w:b w:val="0"/>
-                <w:i w:val="0"/>
-                <w:sz w:val="20"/>
+                <w:rFonts w:ascii="Arial" w:hAnsi="Arial"/>
+                <w:sz w:val="17"/>
               </w:rPr>
-              <w:t>≤ 60</w:t>
+              <w:t>3–4 days after Message 2</w:t>
             </w:r>
           </w:p>
         </w:tc>
@@ -4751,85 +4159,104 @@
       <w:tr>
         <w:tc>
           <w:tcPr>
-            <w:tcW w:type="dxa" w:w="4464"/>
+            <w:tcW w:type="dxa" w:w="2304"/>
           </w:tcPr>
           <w:p>
-            <w:pPr>
-              <w:spacing w:after="40"/>
-            </w:pPr>
             <w:r/>
             <w:r>
               <w:rPr>
-                <w:rFonts w:ascii="Arial" w:hAnsi="Arial" w:eastAsia="Arial"/>
-                <w:b w:val="0"/>
-                <w:i w:val="0"/>
-                <w:sz w:val="20"/>
+                <w:rFonts w:ascii="Arial" w:hAnsi="Arial"/>
+                <w:sz w:val="17"/>
               </w:rPr>
-              <w:t>Every war-game branch reply</w:t>
+              <w:t>Silent-Watcher touch (Branch B)</w:t>
             </w:r>
           </w:p>
         </w:tc>
         <w:tc>
           <w:tcPr>
-            <w:tcW w:type="dxa" w:w="2448"/>
+            <w:tcW w:type="dxa" w:w="3312"/>
           </w:tcPr>
           <w:p>
-            <w:pPr>
-              <w:spacing w:after="40"/>
-            </w:pPr>
             <w:r/>
             <w:r>
               <w:rPr>
-                <w:rFonts w:ascii="Arial" w:hAnsi="Arial" w:eastAsia="Arial"/>
-                <w:b w:val="0"/>
-                <w:i w:val="0"/>
-                <w:sz w:val="20"/>
+                <w:rFonts w:ascii="Arial" w:hAnsi="Arial"/>
+                <w:sz w:val="17"/>
               </w:rPr>
-              <w:t>2–5</w:t>
+              <w:t>Watched, no reply</w:t>
             </w:r>
           </w:p>
         </w:tc>
         <w:tc>
           <w:tcPr>
-            <w:tcW w:type="dxa" w:w="2448"/>
+            <w:tcW w:type="dxa" w:w="3456"/>
           </w:tcPr>
           <w:p>
-            <w:pPr>
-              <w:spacing w:after="40"/>
-            </w:pPr>
             <w:r/>
             <w:r>
               <w:rPr>
-                <w:rFonts w:ascii="Arial" w:hAnsi="Arial" w:eastAsia="Arial"/>
-                <w:b w:val="0"/>
-                <w:i w:val="0"/>
-                <w:sz w:val="20"/>
+                <w:rFonts w:ascii="Arial" w:hAnsi="Arial"/>
+                <w:sz w:val="17"/>
               </w:rPr>
-              <w:t>≤ 90</w:t>
+              <w:t>4–6 days after the video</w:t>
+            </w:r>
+          </w:p>
+        </w:tc>
+      </w:tr>
+      <w:tr>
+        <w:tc>
+          <w:tcPr>
+            <w:tcW w:type="dxa" w:w="2304"/>
+          </w:tcPr>
+          <w:p>
+            <w:r/>
+            <w:r>
+              <w:rPr>
+                <w:rFonts w:ascii="Arial" w:hAnsi="Arial"/>
+                <w:sz w:val="17"/>
+              </w:rPr>
+              <w:t>90-day re-engagement</w:t>
+            </w:r>
+          </w:p>
+        </w:tc>
+        <w:tc>
+          <w:tcPr>
+            <w:tcW w:type="dxa" w:w="3312"/>
+          </w:tcPr>
+          <w:p>
+            <w:r/>
+            <w:r>
+              <w:rPr>
+                <w:rFonts w:ascii="Arial" w:hAnsi="Arial"/>
+                <w:sz w:val="17"/>
+              </w:rPr>
+              <w:t>All paths that ended</w:t>
+            </w:r>
+          </w:p>
+        </w:tc>
+        <w:tc>
+          <w:tcPr>
+            <w:tcW w:type="dxa" w:w="3456"/>
+          </w:tcPr>
+          <w:p>
+            <w:r/>
+            <w:r>
+              <w:rPr>
+                <w:rFonts w:ascii="Arial" w:hAnsi="Arial"/>
+                <w:sz w:val="17"/>
+              </w:rPr>
+              <w:t>90 days, fresh industry insight (never about him)</w:t>
             </w:r>
           </w:p>
         </w:tc>
       </w:tr>
     </w:tbl>
-    <w:p>
-      <w:pPr>
-        <w:spacing w:before="240" w:after="80"/>
-      </w:pPr>
-      <w:r>
-        <w:rPr>
-          <w:rFonts w:ascii="Arial" w:hAnsi="Arial" w:eastAsia="Arial"/>
-          <w:b/>
-          <w:i w:val="0"/>
-          <w:color w:val="2A7AAA"/>
-          <w:sz w:val="36"/>
-        </w:rPr>
-        <w:t>Exit Criteria</w:t>
-      </w:r>
-    </w:p>
+    <w:p/>
     <w:tbl>
       <w:tblPr>
         <w:tblStyle w:val="TableGrid"/>
         <w:tblW w:type="auto" w:w="0"/>
+        <w:jc w:val="center"/>
         <w:tblLook w:firstColumn="1" w:firstRow="1" w:lastColumn="0" w:lastRow="0" w:noHBand="0" w:noVBand="1" w:val="04A0"/>
       </w:tblPr>
       <w:tblGrid>
@@ -4843,16 +4270,15 @@
           </w:tcPr>
           <w:p>
             <w:pPr>
-              <w:spacing w:after="40"/>
-              <w:shd w:val="clear" w:color="auto" w:fill="E8EEF4"/>
+              <w:shd w:val="clear" w:color="auto" w:fill="0f1c2e"/>
             </w:pPr>
             <w:r/>
             <w:r>
               <w:rPr>
-                <w:rFonts w:ascii="Arial" w:hAnsi="Arial" w:eastAsia="Arial"/>
+                <w:rFonts w:ascii="Arial" w:hAnsi="Arial"/>
                 <w:b/>
-                <w:i w:val="0"/>
-                <w:sz w:val="20"/>
+                <w:color w:val="FFFFFF"/>
+                <w:sz w:val="18"/>
               </w:rPr>
               <w:t>Situation</w:t>
             </w:r>
@@ -4860,20 +4286,19 @@
         </w:tc>
         <w:tc>
           <w:tcPr>
-            <w:tcW w:type="dxa" w:w="5616"/>
+            <w:tcW w:type="dxa" w:w="5328"/>
           </w:tcPr>
           <w:p>
             <w:pPr>
-              <w:spacing w:after="40"/>
-              <w:shd w:val="clear" w:color="auto" w:fill="E8EEF4"/>
+              <w:shd w:val="clear" w:color="auto" w:fill="0f1c2e"/>
             </w:pPr>
             <w:r/>
             <w:r>
               <w:rPr>
-                <w:rFonts w:ascii="Arial" w:hAnsi="Arial" w:eastAsia="Arial"/>
+                <w:rFonts w:ascii="Arial" w:hAnsi="Arial"/>
                 <w:b/>
-                <w:i w:val="0"/>
-                <w:sz w:val="20"/>
+                <w:color w:val="FFFFFF"/>
+                <w:sz w:val="18"/>
               </w:rPr>
               <w:t>Action</w:t>
             </w:r>
@@ -4886,16 +4311,11 @@
             <w:tcW w:type="dxa" w:w="3744"/>
           </w:tcPr>
           <w:p>
-            <w:pPr>
-              <w:spacing w:after="40"/>
-            </w:pPr>
             <w:r/>
             <w:r>
               <w:rPr>
-                <w:rFonts w:ascii="Arial" w:hAnsi="Arial" w:eastAsia="Arial"/>
-                <w:b w:val="0"/>
-                <w:i w:val="0"/>
-                <w:sz w:val="20"/>
+                <w:rFonts w:ascii="Arial" w:hAnsi="Arial"/>
+                <w:sz w:val="17"/>
               </w:rPr>
               <w:t>One silent-watcher touch, no reply</w:t>
             </w:r>
@@ -4903,19 +4323,14 @@
         </w:tc>
         <w:tc>
           <w:tcPr>
-            <w:tcW w:type="dxa" w:w="5616"/>
+            <w:tcW w:type="dxa" w:w="5328"/>
           </w:tcPr>
           <w:p>
-            <w:pPr>
-              <w:spacing w:after="40"/>
-            </w:pPr>
             <w:r/>
             <w:r>
               <w:rPr>
-                <w:rFonts w:ascii="Arial" w:hAnsi="Arial" w:eastAsia="Arial"/>
-                <w:b w:val="0"/>
-                <w:i w:val="0"/>
-                <w:sz w:val="20"/>
+                <w:rFonts w:ascii="Arial" w:hAnsi="Arial"/>
+                <w:sz w:val="17"/>
               </w:rPr>
               <w:t>Stop. 90-day re-engagement.</w:t>
             </w:r>
@@ -4928,16 +4343,11 @@
             <w:tcW w:type="dxa" w:w="3744"/>
           </w:tcPr>
           <w:p>
-            <w:pPr>
-              <w:spacing w:after="40"/>
-            </w:pPr>
             <w:r/>
             <w:r>
               <w:rPr>
-                <w:rFonts w:ascii="Arial" w:hAnsi="Arial" w:eastAsia="Arial"/>
-                <w:b w:val="0"/>
-                <w:i w:val="0"/>
-                <w:sz w:val="20"/>
+                <w:rFonts w:ascii="Arial" w:hAnsi="Arial"/>
+                <w:sz w:val="17"/>
               </w:rPr>
               <w:t>Message 3 sent, no reply</w:t>
             </w:r>
@@ -4945,19 +4355,14 @@
         </w:tc>
         <w:tc>
           <w:tcPr>
-            <w:tcW w:type="dxa" w:w="5616"/>
+            <w:tcW w:type="dxa" w:w="5328"/>
           </w:tcPr>
           <w:p>
-            <w:pPr>
-              <w:spacing w:after="40"/>
-            </w:pPr>
             <w:r/>
             <w:r>
               <w:rPr>
-                <w:rFonts w:ascii="Arial" w:hAnsi="Arial" w:eastAsia="Arial"/>
-                <w:b w:val="0"/>
-                <w:i w:val="0"/>
-                <w:sz w:val="20"/>
+                <w:rFonts w:ascii="Arial" w:hAnsi="Arial"/>
+                <w:sz w:val="17"/>
               </w:rPr>
               <w:t>Stop. 90-day re-engagement.</w:t>
             </w:r>
@@ -4970,38 +4375,28 @@
             <w:tcW w:type="dxa" w:w="3744"/>
           </w:tcPr>
           <w:p>
-            <w:pPr>
-              <w:spacing w:after="40"/>
-            </w:pPr>
             <w:r/>
             <w:r>
               <w:rPr>
-                <w:rFonts w:ascii="Arial" w:hAnsi="Arial" w:eastAsia="Arial"/>
-                <w:b w:val="0"/>
-                <w:i w:val="0"/>
-                <w:sz w:val="20"/>
+                <w:rFonts w:ascii="Arial" w:hAnsi="Arial"/>
+                <w:sz w:val="17"/>
               </w:rPr>
-              <w:t>Explicit "not interested"</w:t>
+              <w:t>Explicit “not interested”</w:t>
             </w:r>
           </w:p>
         </w:tc>
         <w:tc>
           <w:tcPr>
-            <w:tcW w:type="dxa" w:w="5616"/>
+            <w:tcW w:type="dxa" w:w="5328"/>
           </w:tcPr>
           <w:p>
-            <w:pPr>
-              <w:spacing w:after="40"/>
-            </w:pPr>
             <w:r/>
             <w:r>
               <w:rPr>
-                <w:rFonts w:ascii="Arial" w:hAnsi="Arial" w:eastAsia="Arial"/>
-                <w:b w:val="0"/>
-                <w:i w:val="0"/>
-                <w:sz w:val="20"/>
+                <w:rFonts w:ascii="Arial" w:hAnsi="Arial"/>
+                <w:sz w:val="17"/>
               </w:rPr>
-              <w:t>Stop immediately. 90-day re-engagement.</w:t>
+              <w:t>Stop immediately. Branch D. 90-day re-engagement.</w:t>
             </w:r>
           </w:p>
         </w:tc>
@@ -5012,38 +4407,28 @@
             <w:tcW w:type="dxa" w:w="3744"/>
           </w:tcPr>
           <w:p>
-            <w:pPr>
-              <w:spacing w:after="40"/>
-            </w:pPr>
             <w:r/>
             <w:r>
               <w:rPr>
-                <w:rFonts w:ascii="Arial" w:hAnsi="Arial" w:eastAsia="Arial"/>
-                <w:b w:val="0"/>
-                <w:i w:val="0"/>
-                <w:sz w:val="20"/>
+                <w:rFonts w:ascii="Arial" w:hAnsi="Arial"/>
+                <w:sz w:val="17"/>
               </w:rPr>
-              <w:t>A correction that guts the entire diagnosis</w:t>
+              <w:t>“The checkout was fixed weeks ago” (correction that guts the diagnosis)</w:t>
             </w:r>
           </w:p>
         </w:tc>
         <w:tc>
           <w:tcPr>
-            <w:tcW w:type="dxa" w:w="5616"/>
+            <w:tcW w:type="dxa" w:w="5328"/>
           </w:tcPr>
           <w:p>
-            <w:pPr>
-              <w:spacing w:after="40"/>
-            </w:pPr>
             <w:r/>
             <w:r>
               <w:rPr>
-                <w:rFonts w:ascii="Arial" w:hAnsi="Arial" w:eastAsia="Arial"/>
-                <w:b w:val="0"/>
-                <w:i w:val="0"/>
-                <w:sz w:val="20"/>
+                <w:rFonts w:ascii="Arial" w:hAnsi="Arial"/>
+                <w:sz w:val="17"/>
               </w:rPr>
-              <w:t>Acknowledge, ask one question, stop. Do NOT push the offer.</w:t>
+              <w:t>Branch A message 1 only. Acknowledge, ask one question, stop. Exit as Branch D. Do not push the offer.</w:t>
             </w:r>
           </w:p>
         </w:tc>
@@ -5054,16 +4439,11 @@
             <w:tcW w:type="dxa" w:w="3744"/>
           </w:tcPr>
           <w:p>
-            <w:pPr>
-              <w:spacing w:after="40"/>
-            </w:pPr>
             <w:r/>
             <w:r>
               <w:rPr>
-                <w:rFonts w:ascii="Arial" w:hAnsi="Arial" w:eastAsia="Arial"/>
-                <w:b w:val="0"/>
-                <w:i w:val="0"/>
-                <w:sz w:val="20"/>
+                <w:rFonts w:ascii="Arial" w:hAnsi="Arial"/>
+                <w:sz w:val="17"/>
               </w:rPr>
               <w:t>Three total unanswered messages across all branches</w:t>
             </w:r>
@@ -5071,21 +4451,16 @@
         </w:tc>
         <w:tc>
           <w:tcPr>
-            <w:tcW w:type="dxa" w:w="5616"/>
+            <w:tcW w:type="dxa" w:w="5328"/>
           </w:tcPr>
           <w:p>
-            <w:pPr>
-              <w:spacing w:after="40"/>
-            </w:pPr>
             <w:r/>
             <w:r>
               <w:rPr>
-                <w:rFonts w:ascii="Arial" w:hAnsi="Arial" w:eastAsia="Arial"/>
-                <w:b w:val="0"/>
-                <w:i w:val="0"/>
-                <w:sz w:val="20"/>
+                <w:rFonts w:ascii="Arial" w:hAnsi="Arial"/>
+                <w:sz w:val="17"/>
               </w:rPr>
-              <w:t>Stop.</w:t>
+              <w:t>Stop, regardless of branch or how promising the last message felt.</w:t>
             </w:r>
           </w:p>
         </w:tc>
@@ -5096,132 +4471,28 @@
             <w:tcW w:type="dxa" w:w="3744"/>
           </w:tcPr>
           <w:p>
-            <w:pPr>
-              <w:spacing w:after="40"/>
-            </w:pPr>
             <w:r/>
             <w:r>
               <w:rPr>
-                <w:rFonts w:ascii="Arial" w:hAnsi="Arial" w:eastAsia="Arial"/>
-                <w:b w:val="0"/>
-                <w:i w:val="0"/>
-                <w:sz w:val="20"/>
+                <w:rFonts w:ascii="Arial" w:hAnsi="Arial"/>
+                <w:sz w:val="17"/>
               </w:rPr>
-              <w:t>Prospect agrees to the consultation</w:t>
+              <w:t>He agrees to the consultation</w:t>
             </w:r>
           </w:p>
         </w:tc>
         <w:tc>
           <w:tcPr>
-            <w:tcW w:type="dxa" w:w="5616"/>
+            <w:tcW w:type="dxa" w:w="5328"/>
           </w:tcPr>
           <w:p>
-            <w:pPr>
-              <w:spacing w:after="40"/>
-            </w:pPr>
             <w:r/>
             <w:r>
               <w:rPr>
-                <w:rFonts w:ascii="Arial" w:hAnsi="Arial" w:eastAsia="Arial"/>
-                <w:b w:val="0"/>
-                <w:i w:val="0"/>
-                <w:sz w:val="20"/>
+                <w:rFonts w:ascii="Arial" w:hAnsi="Arial"/>
+                <w:sz w:val="17"/>
               </w:rPr>
-              <w:t>Hand off to p3d_Consultation_Playbook.md. Do NOT generate it before this point.</w:t>
-            </w:r>
-          </w:p>
-        </w:tc>
-      </w:tr>
-    </w:tbl>
-    <w:p>
-      <w:pPr>
-        <w:shd w:val="clear" w:color="auto" w:fill="FFF3CC"/>
-      </w:pPr>
-      <w:r>
-        <w:rPr>
-          <w:rFonts w:ascii="Arial" w:hAnsi="Arial" w:eastAsia="Arial"/>
-          <w:b/>
-          <w:i w:val="0"/>
-          <w:color w:val="1A3A5C"/>
-          <w:sz w:val="22"/>
-        </w:rPr>
-        <w:t xml:space="preserve">⚠  Universal rule:  </w:t>
-      </w:r>
-      <w:r>
-        <w:rPr>
-          <w:rFonts w:ascii="Arial" w:hAnsi="Arial" w:eastAsia="Arial"/>
-          <w:b w:val="0"/>
-          <w:i/>
-          <w:sz w:val="22"/>
-        </w:rPr>
-        <w:t>if continuing feels like chasing, stop. Pressure destroys the relationship for any future contact. Dev8X's edge is depth and trust — not persistence and volume.</w:t>
-      </w:r>
-    </w:p>
-    <w:p>
-      <w:pPr>
-        <w:spacing w:before="240" w:after="80"/>
-      </w:pPr>
-      <w:r>
-        <w:rPr>
-          <w:rFonts w:ascii="Arial" w:hAnsi="Arial" w:eastAsia="Arial"/>
-          <w:b/>
-          <w:i w:val="0"/>
-          <w:color w:val="2A7AAA"/>
-          <w:sz w:val="36"/>
-        </w:rPr>
-        <w:t>Confidence Signal Adjustments</w:t>
-      </w:r>
-    </w:p>
-    <w:tbl>
-      <w:tblPr>
-        <w:tblStyle w:val="TableGrid"/>
-        <w:tblW w:type="auto" w:w="0"/>
-        <w:tblLook w:firstColumn="1" w:firstRow="1" w:lastColumn="0" w:lastRow="0" w:noHBand="0" w:noVBand="1" w:val="04A0"/>
-      </w:tblPr>
-      <w:tblGrid>
-        <w:gridCol w:w="4680"/>
-        <w:gridCol w:w="4680"/>
-      </w:tblGrid>
-      <w:tr>
-        <w:tc>
-          <w:tcPr>
-            <w:tcW w:type="dxa" w:w="2448"/>
-          </w:tcPr>
-          <w:p>
-            <w:pPr>
-              <w:spacing w:after="40"/>
-              <w:shd w:val="clear" w:color="auto" w:fill="E8EEF4"/>
-            </w:pPr>
-            <w:r/>
-            <w:r>
-              <w:rPr>
-                <w:rFonts w:ascii="Arial" w:hAnsi="Arial" w:eastAsia="Arial"/>
-                <w:b/>
-                <w:i w:val="0"/>
-                <w:sz w:val="20"/>
-              </w:rPr>
-              <w:t>Signal</w:t>
-            </w:r>
-          </w:p>
-        </w:tc>
-        <w:tc>
-          <w:tcPr>
-            <w:tcW w:type="dxa" w:w="6912"/>
-          </w:tcPr>
-          <w:p>
-            <w:pPr>
-              <w:spacing w:after="40"/>
-              <w:shd w:val="clear" w:color="auto" w:fill="E8EEF4"/>
-            </w:pPr>
-            <w:r/>
-            <w:r>
-              <w:rPr>
-                <w:rFonts w:ascii="Arial" w:hAnsi="Arial" w:eastAsia="Arial"/>
-                <w:b/>
-                <w:i w:val="0"/>
-                <w:sz w:val="20"/>
-              </w:rPr>
-              <w:t>Message 2 fee approach</w:t>
+              <w:t>Branch Y — confirm within the hour, two time options, hand off to p3d.</w:t>
             </w:r>
           </w:p>
         </w:tc>
@@ -5229,41 +4500,31 @@
       <w:tr>
         <w:tc>
           <w:tcPr>
-            <w:tcW w:type="dxa" w:w="2448"/>
+            <w:tcW w:type="dxa" w:w="3744"/>
           </w:tcPr>
           <w:p>
-            <w:pPr>
-              <w:spacing w:after="40"/>
-            </w:pPr>
             <w:r/>
             <w:r>
               <w:rPr>
-                <w:rFonts w:ascii="Arial" w:hAnsi="Arial" w:eastAsia="Arial"/>
-                <w:b w:val="0"/>
-                <w:i w:val="0"/>
-                <w:sz w:val="20"/>
+                <w:rFonts w:ascii="Arial" w:hAnsi="Arial"/>
+                <w:sz w:val="17"/>
               </w:rPr>
-              <w:t>HIGH (this engagement)</w:t>
+              <w:t>Agreed, then went quiet before the session</w:t>
             </w:r>
           </w:p>
         </w:tc>
         <w:tc>
           <w:tcPr>
-            <w:tcW w:type="dxa" w:w="6912"/>
+            <w:tcW w:type="dxa" w:w="5328"/>
           </w:tcPr>
           <w:p>
-            <w:pPr>
-              <w:spacing w:after="40"/>
-            </w:pPr>
             <w:r/>
             <w:r>
               <w:rPr>
-                <w:rFonts w:ascii="Arial" w:hAnsi="Arial" w:eastAsia="Arial"/>
-                <w:b w:val="0"/>
-                <w:i w:val="0"/>
-                <w:sz w:val="20"/>
+                <w:rFonts w:ascii="Arial" w:hAnsi="Arial"/>
+                <w:sz w:val="17"/>
               </w:rPr>
-              <w:t>State the fee confidently, no softening. Lead with the guarantee rather than hedging the price. Stakes number stated plainly.</w:t>
+              <w:t>Branch Y final paragraph. ONE message at 7 days. Then stop.</w:t>
             </w:r>
           </w:p>
         </w:tc>
@@ -5271,41 +4532,31 @@
       <w:tr>
         <w:tc>
           <w:tcPr>
-            <w:tcW w:type="dxa" w:w="2448"/>
+            <w:tcW w:type="dxa" w:w="3744"/>
           </w:tcPr>
           <w:p>
-            <w:pPr>
-              <w:spacing w:after="40"/>
-            </w:pPr>
             <w:r/>
             <w:r>
               <w:rPr>
-                <w:rFonts w:ascii="Arial" w:hAnsi="Arial" w:eastAsia="Arial"/>
-                <w:b w:val="0"/>
-                <w:i w:val="0"/>
-                <w:sz w:val="20"/>
+                <w:rFonts w:ascii="Arial" w:hAnsi="Arial"/>
+                <w:sz w:val="17"/>
               </w:rPr>
-              <w:t>MEDIUM</w:t>
+              <w:t>Sole decision-maker suddenly needs approval</w:t>
             </w:r>
           </w:p>
         </w:tc>
         <w:tc>
           <w:tcPr>
-            <w:tcW w:type="dxa" w:w="6912"/>
+            <w:tcW w:type="dxa" w:w="5328"/>
           </w:tcPr>
           <w:p>
-            <w:pPr>
-              <w:spacing w:after="40"/>
-            </w:pPr>
             <w:r/>
             <w:r>
               <w:rPr>
-                <w:rFonts w:ascii="Arial" w:hAnsi="Arial" w:eastAsia="Arial"/>
-                <w:b w:val="0"/>
-                <w:i w:val="0"/>
-                <w:sz w:val="20"/>
+                <w:rFonts w:ascii="Arial" w:hAnsi="Arial"/>
+                <w:sz w:val="17"/>
               </w:rPr>
-              <w:t>Note that the diagnosis will firm up the estimate together. More weight on the guarantee.</w:t>
+              <w:t>Branch P. Treat as pricing feedback: the fee crossed the discretionary threshold.</w:t>
             </w:r>
           </w:p>
         </w:tc>
@@ -5313,46 +4564,116 @@
       <w:tr>
         <w:tc>
           <w:tcPr>
-            <w:tcW w:type="dxa" w:w="2448"/>
+            <w:tcW w:type="dxa" w:w="3744"/>
           </w:tcPr>
           <w:p>
-            <w:pPr>
-              <w:spacing w:after="40"/>
-            </w:pPr>
             <w:r/>
             <w:r>
               <w:rPr>
-                <w:rFonts w:ascii="Arial" w:hAnsi="Arial" w:eastAsia="Arial"/>
-                <w:b w:val="0"/>
-                <w:i w:val="0"/>
-                <w:sz w:val="20"/>
+                <w:rFonts w:ascii="Arial" w:hAnsi="Arial"/>
+                <w:sz w:val="17"/>
               </w:rPr>
-              <w:t>LOW</w:t>
+              <w:t>He volunteers real internal numbers</w:t>
             </w:r>
           </w:p>
         </w:tc>
         <w:tc>
           <w:tcPr>
-            <w:tcW w:type="dxa" w:w="6912"/>
+            <w:tcW w:type="dxa" w:w="5328"/>
           </w:tcPr>
           <w:p>
-            <w:pPr>
-              <w:spacing w:after="40"/>
-            </w:pPr>
             <w:r/>
             <w:r>
               <w:rPr>
-                <w:rFonts w:ascii="Arial" w:hAnsi="Arial" w:eastAsia="Arial"/>
-                <w:b w:val="0"/>
-                <w:i w:val="0"/>
-                <w:sz w:val="20"/>
+                <w:rFonts w:ascii="Arial" w:hAnsi="Arial"/>
+                <w:sz w:val="17"/>
               </w:rPr>
-              <w:t>Do NOT push the full paid ask. Message 1 does more qualification; Message 2, if reached, leads with method rigor and the guarantee rather than a confident diagnosis.</w:t>
+              <w:t>Branch U. Capture, do not compute, move to Message 2.</w:t>
+            </w:r>
+          </w:p>
+        </w:tc>
+      </w:tr>
+      <w:tr>
+        <w:tc>
+          <w:tcPr>
+            <w:tcW w:type="dxa" w:w="3744"/>
+          </w:tcPr>
+          <w:p>
+            <w:r/>
+            <w:r>
+              <w:rPr>
+                <w:rFonts w:ascii="Arial" w:hAnsi="Arial"/>
+                <w:sz w:val="17"/>
+              </w:rPr>
+              <w:t>“I already have someone working on it”</w:t>
+            </w:r>
+          </w:p>
+        </w:tc>
+        <w:tc>
+          <w:tcPr>
+            <w:tcW w:type="dxa" w:w="5328"/>
+          </w:tcPr>
+          <w:p>
+            <w:r/>
+            <w:r>
+              <w:rPr>
+                <w:rFonts w:ascii="Arial" w:hAnsi="Arial"/>
+                <w:sz w:val="17"/>
+              </w:rPr>
+              <w:t>Branch H — the most likely objection. Never mention Upwork, the $50, or the spend.</w:t>
+            </w:r>
+          </w:p>
+        </w:tc>
+      </w:tr>
+      <w:tr>
+        <w:tc>
+          <w:tcPr>
+            <w:tcW w:type="dxa" w:w="3744"/>
+          </w:tcPr>
+          <w:p>
+            <w:r/>
+            <w:r>
+              <w:rPr>
+                <w:rFonts w:ascii="Arial" w:hAnsi="Arial"/>
+                <w:sz w:val="17"/>
+              </w:rPr>
+              <w:t>“This feels invasive”</w:t>
+            </w:r>
+          </w:p>
+        </w:tc>
+        <w:tc>
+          <w:tcPr>
+            <w:tcW w:type="dxa" w:w="5328"/>
+          </w:tcPr>
+          <w:p>
+            <w:r/>
+            <w:r>
+              <w:rPr>
+                <w:rFonts w:ascii="Arial" w:hAnsi="Arial"/>
+                <w:sz w:val="17"/>
+              </w:rPr>
+              <w:t>Branch V. Offer the exit, honour it, no follow-up.</w:t>
             </w:r>
           </w:p>
         </w:tc>
       </w:tr>
     </w:tbl>
+    <w:p/>
+    <w:p>
+      <w:pPr>
+        <w:pStyle w:val="Heading2"/>
+        <w:spacing w:before="260" w:after="100"/>
+      </w:pPr>
+      <w:r>
+        <w:rPr>
+          <w:rFonts w:ascii="Arial" w:hAnsi="Arial"/>
+          <w:b/>
+          <w:color w:val="0F1C2E"/>
+          <w:sz w:val="30"/>
+        </w:rPr>
+        <w:t>The unanswered-message counter</w:t>
+      </w:r>
+    </w:p>
     <w:p>
       <w:pPr>
         <w:spacing w:after="120"/>
@@ -5362,44 +4683,152 @@
           <w:rFonts w:ascii="Arial" w:hAnsi="Arial" w:eastAsia="Arial"/>
           <w:b w:val="0"/>
           <w:i w:val="0"/>
-          <w:sz w:val="22"/>
+          <w:sz w:val="21"/>
         </w:rPr>
+        <w:t>“Three total unanswered messages” cannot be enforced without a tally, and branch follow-ups (K, P, Message 3, Branch B) each add one without knowing about the others. Maintain an explicit count in Dr. Dibinga’s tracking row and increment it for every message sent that receives no reply. At three, stop. Reset to zero on any reply.</w:t>
       </w:r>
     </w:p>
     <w:p>
+      <w:pPr>
+        <w:pStyle w:val="Heading2"/>
+        <w:spacing w:before="260" w:after="100"/>
+      </w:pPr>
+      <w:r>
+        <w:rPr>
+          <w:rFonts w:ascii="Arial" w:hAnsi="Arial"/>
+          <w:b/>
+          <w:color w:val="0F1C2E"/>
+          <w:sz w:val="30"/>
+        </w:rPr>
+        <w:t>Ownership of the not-watched path</w:t>
+      </w:r>
+    </w:p>
+    <w:p>
+      <w:pPr>
+        <w:spacing w:after="120"/>
+      </w:pPr>
       <w:r>
         <w:rPr>
           <w:rFonts w:ascii="Arial" w:hAnsi="Arial" w:eastAsia="Arial"/>
           <w:b w:val="0"/>
           <w:i w:val="0"/>
-          <w:color w:val="888888"/>
-          <w:sz w:val="18"/>
+          <w:sz w:val="21"/>
         </w:rPr>
-        <w:t>Dev8X · Decision-Led Proof Framework V2 · Stage 2 — Messaging</w:t>
+        <w:t>p3b owns everything up to the first watch. Its second wrapper is the only permitted not-watched touch. Branch C exists here solely to document the wording — it is not an additional send. p3c owns the thread only from the moment the video is watched or replied to.</w:t>
       </w:r>
     </w:p>
     <w:p>
+      <w:pPr>
+        <w:spacing w:after="160"/>
+        <w:shd w:val="clear" w:color="auto" w:fill="FFF3CC"/>
+      </w:pPr>
+      <w:r>
+        <w:rPr>
+          <w:rFonts w:ascii="Arial" w:hAnsi="Arial" w:eastAsia="Arial"/>
+          <w:b/>
+          <w:i/>
+          <w:sz w:val="22"/>
+        </w:rPr>
+        <w:t>The universal rule: if continuing feels like chasing, stop. Pressure destroys the relationship for any future contact. Dev8X’s edge is depth and trust — not persistence and volume.</w:t>
+      </w:r>
+    </w:p>
+    <w:p>
+      <w:pPr>
+        <w:pStyle w:val="Heading2"/>
+        <w:spacing w:before="260" w:after="100"/>
+      </w:pPr>
+      <w:r>
+        <w:rPr>
+          <w:rFonts w:ascii="Arial" w:hAnsi="Arial"/>
+          <w:b/>
+          <w:color w:val="0F1C2E"/>
+          <w:sz w:val="30"/>
+        </w:rPr>
+        <w:t>Outstanding blockers before this playbook can be used</w:t>
+      </w:r>
+    </w:p>
+    <w:p>
+      <w:pPr>
+        <w:spacing w:after="80"/>
+      </w:pPr>
       <w:r>
         <w:rPr>
           <w:rFonts w:ascii="Arial" w:hAnsi="Arial" w:eastAsia="Arial"/>
           <w:b w:val="0"/>
           <w:i w:val="0"/>
-          <w:color w:val="888888"/>
-          <w:sz w:val="18"/>
+          <w:sz w:val="21"/>
         </w:rPr>
-        <w:t>UPstander International · Dr. Omékongo Dibinga · July 2026</w:t>
+        <w:t>1.  The consultation fee is not set (§B.1a Steps 3, 5, 6). Message 2 cannot be sent and Branch F cannot be answered until it is. Band A vs Band B is a live judgement call — floor ≈ $900, psychological ceiling ≈ $1,000–1,500.</w:t>
       </w:r>
     </w:p>
     <w:p>
+      <w:pPr>
+        <w:spacing w:after="80"/>
+      </w:pPr>
       <w:r>
         <w:rPr>
           <w:rFonts w:ascii="Arial" w:hAnsi="Arial" w:eastAsia="Arial"/>
           <w:b w:val="0"/>
           <w:i w:val="0"/>
-          <w:color w:val="888888"/>
-          <w:sz w:val="18"/>
+          <w:sz w:val="21"/>
         </w:rPr>
-        <w:t>Handoff once the prospect agrees to the consultation → p3d_Consultation_Playbook.md</w:t>
+        <w:t>2.  The video has not been recorded or sent. p3c only runs after the video actually goes out — these messages quote what was said on camera, not what is planned.</w:t>
+      </w:r>
+    </w:p>
+    <w:p>
+      <w:pPr>
+        <w:spacing w:after="80"/>
+      </w:pPr>
+      <w:r>
+        <w:rPr>
+          <w:rFonts w:ascii="Arial" w:hAnsi="Arial" w:eastAsia="Arial"/>
+          <w:b w:val="0"/>
+          <w:i w:val="0"/>
+          <w:sz w:val="21"/>
+        </w:rPr>
+        <w:t>3.  p3b’s blocking pre-record action is still open: the Add-to-Cart 404 and the contact-page error must be re-verified live on the day of recording. If they have been fixed, the video changes and so does every message in this document.</w:t>
+      </w:r>
+    </w:p>
+    <w:p>
+      <w:pPr>
+        <w:spacing w:after="80"/>
+      </w:pPr>
+      <w:r>
+        <w:rPr>
+          <w:rFonts w:ascii="Arial" w:hAnsi="Arial" w:eastAsia="Arial"/>
+          <w:b w:val="0"/>
+          <w:i w:val="0"/>
+          <w:sz w:val="21"/>
+        </w:rPr>
+        <w:t>4.  Branch W names bank transfer or card in USD. Confirm the actual Dev8X invoicing mechanism before Message 2 goes out — the answer must exist before the question is asked.</w:t>
+      </w:r>
+    </w:p>
+    <w:p>
+      <w:pPr>
+        <w:spacing w:after="80"/>
+      </w:pPr>
+      <w:r>
+        <w:rPr>
+          <w:rFonts w:ascii="Arial" w:hAnsi="Arial" w:eastAsia="Arial"/>
+          <w:b w:val="0"/>
+          <w:i w:val="0"/>
+          <w:sz w:val="21"/>
+        </w:rPr>
+        <w:t>5.  Message 2 and Branch W both assert “Dev8X is a registered studio.” Confirm this is literally true, and that an invoice can be issued to a US client in USD, before either goes out. It sits one sentence from the price; if it is not exactly true it is the most expensive sentence in the document.</w:t>
+      </w:r>
+    </w:p>
+    <w:p>
+      <w:pPr>
+        <w:spacing w:after="80"/>
+      </w:pPr>
+      <w:r>
+        <w:rPr>
+          <w:rFonts w:ascii="Arial" w:hAnsi="Arial" w:eastAsia="Arial"/>
+          <w:b w:val="0"/>
+          <w:i w:val="0"/>
+          <w:sz w:val="21"/>
+        </w:rPr>
+        <w:t>6.  The wrapper DM and Beat 1 form a relay — the DM asks “Where does a new subscriber go to buy your course?” and says the path didn’t end where expected; the video reveals where it ends. If Abdul changes the wrapper, Beat 1 loses its payoff and must be re-cut with it. Neither may ever say “I clicked Add to Cart” or “I tried to buy your course”: casting Abdul as a customer and then revealing an outreach is a bait-and-switch the rest of the pipeline cannot recover from.</w:t>
       </w:r>
     </w:p>
     <w:sectPr>
@@ -5777,7 +5206,7 @@
     <w:rsid w:val="00FC693F"/>
     <w:rPr>
       <w:rFonts w:ascii="Arial" w:hAnsi="Arial" w:eastAsia="Arial"/>
-      <w:sz w:val="24"/>
+      <w:sz w:val="22"/>
     </w:rPr>
   </w:style>
   <w:style w:type="paragraph" w:styleId="Header">

--- a/microfrontend/upstander_international/artifacts/p3c_Messaging_Playbook_UpstanderInternational.docx
+++ b/microfrontend/upstander_international/artifacts/p3c_Messaging_Playbook_UpstanderInternational.docx
@@ -508,7 +508,7 @@
                 <w:rFonts w:ascii="Arial" w:hAnsi="Arial"/>
                 <w:sz w:val="17"/>
               </w:rPr>
-              <w:t>The join: 25,000 subscribers, posts almost daily, told to “go subscribe” — feeding a receiver that errors.</w:t>
+              <w:t>The join: 25,000 subscribers, posts almost daily, told on LinkedIn to subscribe — feeding a receiver that errors.</w:t>
             </w:r>
           </w:p>
         </w:tc>
@@ -532,7 +532,7 @@
     <w:p/>
     <w:p>
       <w:pPr>
-        <w:spacing w:after="120"/>
+        <w:spacing w:after="80"/>
         <w:shd w:val="clear" w:color="auto" w:fill="FFF3CC"/>
       </w:pPr>
       <w:r>
@@ -542,7 +542,22 @@
           <w:i w:val="0"/>
           <w:sz w:val="20"/>
         </w:rPr>
-        <w:t>REPLY ASK (verbatim, Beat 5): "So tell me which one is really the bottleneck — the broken checkout, or the fact that nothing on your channel points to the course. If I've read this wrong, say so and I'll leave it there."</w:t>
+        <w:t>REPLY ASK (verbatim, Beat 5): “So tell me which one is really the bottleneck — the broken checkout, or the path from your channel to the course. If I’ve read this wrong, say so and I’ll leave it there.”</w:t>
+      </w:r>
+    </w:p>
+    <w:p>
+      <w:pPr>
+        <w:spacing w:after="80"/>
+        <w:shd w:val="clear" w:color="auto" w:fill="FFF3CC"/>
+      </w:pPr>
+      <w:r>
+        <w:rPr>
+          <w:rFonts w:ascii="Arial" w:hAnsi="Arial" w:eastAsia="Arial"/>
+          <w:b w:val="0"/>
+          <w:i w:val="0"/>
+          <w:sz w:val="20"/>
+        </w:rPr>
+        <w:t>📌 NOTE  The reply ask deliberately does NOT assert that nothing on his channel points to the course. Beat 3 confessed that exact unknown, and p0b marks it OPEN. No message in this document may claim it either — if he tells you the answer, that is a Branch U capture, not a fact you already had.</w:t>
       </w:r>
     </w:p>
     <w:p>
@@ -1290,7 +1305,7 @@
           <w:i w:val="0"/>
           <w:sz w:val="23"/>
         </w:rPr>
-        <w:t>“That’s the more interesting answer, and the harder one. A checkout is a fix; a channel that doesn’t point anywhere is a habit, and you’ve built that habit around a page that couldn’t receive people anyway. What have you already tried on it?”</w:t>
+        <w:t>“That’s the more interesting answer, and the harder one. A checkout is a fix; the route from a video to a course is a habit — and the habit was built around a page that couldn’t receive anyone anyway. What have you already tried on it?”</w:t>
       </w:r>
     </w:p>
     <w:p>
@@ -1305,7 +1320,7 @@
           <w:color w:val="475569"/>
           <w:sz w:val="17"/>
         </w:rPr>
-        <w:t xml:space="preserve">    [3 sentences · 43 words · caps 3/65] ✅</w:t>
+        <w:t xml:space="preserve">    [3 sentences · 46 words · caps 3/65] ✅</w:t>
       </w:r>
     </w:p>
     <w:p>
@@ -1335,7 +1350,7 @@
           <w:i w:val="0"/>
           <w:sz w:val="23"/>
         </w:rPr>
-        <w:t>“Appreciate the reply. Of the two I flagged — the broken checkout, or nothing on your channel pointing to the course — which one is actually costing you more day to day?”</w:t>
+        <w:t>“Appreciate the reply. Of the two I flagged — the broken checkout, or the path from your channel to the course — which one is actually costing you more day to day?”</w:t>
       </w:r>
     </w:p>
     <w:p>
@@ -1859,7 +1874,7 @@
           <w:i w:val="0"/>
           <w:sz w:val="23"/>
         </w:rPr>
-        <w:t>“Not sure if the video came through — it’s a three-minute look at where your Add to Cart button actually lands. Thought it was worth flagging. Either way, no pressure.”</w:t>
+        <w:t>“Not sure if the video came through — it’s a three-minute look at where the path to your course actually ends. Thought it was worth flagging. Either way, no pressure.”</w:t>
       </w:r>
     </w:p>
     <w:p>
